--- a/WebContent/docx/Claudin18.2报告.docx
+++ b/WebContent/docx/Claudin18.2报告.docx
@@ -99,7 +99,7 @@
           </w:tcPr>
           <w:p>
             <w:pPr>
-              <w:pStyle w:val="214"/>
+              <w:pStyle w:val="215"/>
             </w:pPr>
             <w:r>
               <w:t xml:space="preserve">患者姓名： </w:t>
@@ -122,7 +122,7 @@
           </w:tcPr>
           <w:p>
             <w:pPr>
-              <w:pStyle w:val="214"/>
+              <w:pStyle w:val="215"/>
             </w:pPr>
             <w:r>
               <w:t>性别：</w:t>
@@ -145,7 +145,7 @@
           </w:tcPr>
           <w:p>
             <w:pPr>
-              <w:pStyle w:val="214"/>
+              <w:pStyle w:val="215"/>
             </w:pPr>
             <w:r>
               <w:t>年龄：</w:t>
@@ -171,7 +171,7 @@
           </w:tcPr>
           <w:p>
             <w:pPr>
-              <w:pStyle w:val="214"/>
+              <w:pStyle w:val="215"/>
               <w:rPr>
                 <w:rFonts w:hint="default" w:eastAsia="微软雅黑"/>
                 <w:lang w:val="en-US" w:eastAsia="zh-CN"/>
@@ -218,7 +218,7 @@
           </w:tcPr>
           <w:p>
             <w:pPr>
-              <w:pStyle w:val="214"/>
+              <w:pStyle w:val="215"/>
             </w:pPr>
             <w:r>
               <w:t>原样本编号：</w:t>
@@ -238,7 +238,7 @@
           </w:tcPr>
           <w:p>
             <w:pPr>
-              <w:pStyle w:val="214"/>
+              <w:pStyle w:val="215"/>
             </w:pPr>
             <w:r>
               <w:t>病人ID：</w:t>
@@ -276,7 +276,7 @@
           </w:tcPr>
           <w:p>
             <w:pPr>
-              <w:pStyle w:val="214"/>
+              <w:pStyle w:val="215"/>
             </w:pPr>
             <w:r>
               <w:t>采样日期：</w:t>
@@ -296,7 +296,7 @@
           </w:tcPr>
           <w:p>
             <w:pPr>
-              <w:pStyle w:val="214"/>
+              <w:pStyle w:val="215"/>
             </w:pPr>
             <w:r>
               <w:t>送检单位：</w:t>
@@ -351,7 +351,7 @@
           </w:tcPr>
           <w:p>
             <w:pPr>
-              <w:pStyle w:val="214"/>
+              <w:pStyle w:val="215"/>
             </w:pPr>
             <w:r>
               <w:t>原病理/临床诊断：</w:t>
@@ -374,7 +374,7 @@
           </w:tcPr>
           <w:p>
             <w:pPr>
-              <w:pStyle w:val="214"/>
+              <w:pStyle w:val="215"/>
             </w:pPr>
             <w:r>
               <w:t>接收日期：</w:t>
@@ -490,7 +490,7 @@
           </w:tcPr>
           <w:p>
             <w:pPr>
-              <w:pStyle w:val="215"/>
+              <w:pStyle w:val="216"/>
               <w:ind w:firstLine="180" w:firstLineChars="100"/>
               <w:rPr>
                 <w:rFonts w:hint="eastAsia"/>
@@ -605,7 +605,7 @@
           </w:tcPr>
           <w:p>
             <w:pPr>
-              <w:pStyle w:val="215"/>
+              <w:pStyle w:val="216"/>
             </w:pPr>
             <w:r>
               <w:rPr>
@@ -661,7 +661,7 @@
           </w:tcPr>
           <w:p>
             <w:pPr>
-              <w:pStyle w:val="228"/>
+              <w:pStyle w:val="229"/>
             </w:pPr>
             <w:r>
               <w:t>镜下描述：</w:t>
@@ -1112,7 +1112,6 @@
                 <w:szCs w:val="18"/>
               </w:rPr>
             </w:pPr>
-            <w:bookmarkStart w:id="0" w:name="_GoBack" w:colFirst="4" w:colLast="4"/>
             <w:r>
               <w:rPr>
                 <w:rFonts w:hint="default" w:ascii="Times New Roman" w:hAnsi="Times New Roman" w:eastAsia="微软雅黑" w:cs="Times New Roman"/>
@@ -1249,7 +1248,7 @@
           </w:tcPr>
           <w:p>
             <w:pPr>
-              <w:pStyle w:val="217"/>
+              <w:pStyle w:val="218"/>
               <w:rPr>
                 <w:rFonts w:hint="default" w:ascii="Times New Roman" w:hAnsi="Times New Roman" w:eastAsia="微软雅黑" w:cs="Times New Roman"/>
                 <w:lang w:val="en-US" w:eastAsia="zh-CN"/>
@@ -1271,7 +1270,7 @@
           </w:tcPr>
           <w:p>
             <w:pPr>
-              <w:pStyle w:val="217"/>
+              <w:pStyle w:val="218"/>
               <w:rPr>
                 <w:rFonts w:hint="default" w:ascii="Times New Roman" w:hAnsi="Times New Roman" w:cs="Times New Roman"/>
               </w:rPr>
@@ -1367,7 +1366,7 @@
           </w:tcPr>
           <w:p>
             <w:pPr>
-              <w:pStyle w:val="217"/>
+              <w:pStyle w:val="218"/>
               <w:rPr>
                 <w:rFonts w:hint="default" w:ascii="Times New Roman" w:hAnsi="Times New Roman" w:eastAsia="微软雅黑" w:cs="Times New Roman"/>
                 <w:lang w:val="en-US" w:eastAsia="zh-CN"/>
@@ -1389,7 +1388,7 @@
           </w:tcPr>
           <w:p>
             <w:pPr>
-              <w:pStyle w:val="217"/>
+              <w:pStyle w:val="218"/>
               <w:rPr>
                 <w:rFonts w:hint="default" w:ascii="Times New Roman" w:hAnsi="Times New Roman" w:cs="Times New Roman"/>
               </w:rPr>
@@ -1485,7 +1484,7 @@
           </w:tcPr>
           <w:p>
             <w:pPr>
-              <w:pStyle w:val="217"/>
+              <w:pStyle w:val="218"/>
               <w:rPr>
                 <w:rFonts w:hint="default" w:ascii="Times New Roman" w:hAnsi="Times New Roman" w:cs="Times New Roman"/>
                 <w:lang w:val="en-US" w:eastAsia="zh-CN"/>
@@ -1507,7 +1506,7 @@
           </w:tcPr>
           <w:p>
             <w:pPr>
-              <w:pStyle w:val="217"/>
+              <w:pStyle w:val="218"/>
               <w:rPr>
                 <w:rFonts w:hint="default" w:ascii="Times New Roman" w:hAnsi="Times New Roman" w:cs="Times New Roman"/>
                 <w:lang w:val="en-US" w:eastAsia="zh-CN"/>
@@ -1606,7 +1605,7 @@
           </w:tcPr>
           <w:p>
             <w:pPr>
-              <w:pStyle w:val="217"/>
+              <w:pStyle w:val="218"/>
               <w:rPr>
                 <w:rFonts w:hint="default" w:ascii="Times New Roman" w:hAnsi="Times New Roman" w:cs="Times New Roman"/>
                 <w:lang w:val="en-US" w:eastAsia="zh-CN"/>
@@ -1628,7 +1627,7 @@
           </w:tcPr>
           <w:p>
             <w:pPr>
-              <w:pStyle w:val="217"/>
+              <w:pStyle w:val="218"/>
               <w:rPr>
                 <w:rFonts w:hint="default" w:ascii="Times New Roman" w:hAnsi="Times New Roman" w:cs="Times New Roman"/>
                 <w:lang w:val="en-US" w:eastAsia="zh-CN"/>
@@ -1644,7 +1643,6 @@
           </w:p>
         </w:tc>
       </w:tr>
-      <w:bookmarkEnd w:id="0"/>
       <w:tr>
         <w:tblPrEx>
           <w:tblBorders>
@@ -1710,7 +1708,7 @@
           </w:p>
           <w:p>
             <w:pPr>
-              <w:pStyle w:val="217"/>
+              <w:pStyle w:val="218"/>
               <w:rPr>
                 <w:rFonts w:hint="eastAsia"/>
                 <w:lang w:val="en-US" w:eastAsia="zh-CN"/>
@@ -2223,7 +2221,7 @@
     </w:p>
     <w:tbl>
       <w:tblPr>
-        <w:tblStyle w:val="230"/>
+        <w:tblStyle w:val="231"/>
         <w:tblpPr w:leftFromText="113" w:rightFromText="113" w:vertAnchor="page" w:tblpXSpec="center" w:tblpY="15027"/>
         <w:tblW w:w="0" w:type="auto"/>
         <w:tblInd w:w="0" w:type="dxa"/>
@@ -2471,7 +2469,7 @@
           </w:tcPr>
           <w:p>
             <w:pPr>
-              <w:pStyle w:val="231"/>
+              <w:pStyle w:val="232"/>
               <w:framePr w:hSpace="0" w:wrap="auto" w:vAnchor="margin" w:hAnchor="text" w:xAlign="left" w:yAlign="inline"/>
             </w:pPr>
             <w:r>
@@ -2678,7 +2676,7 @@
               <mc:AlternateContent>
                 <mc:Choice Requires="wps">
                   <w:drawing>
-                    <wp:anchor distT="45720" distB="45720" distL="114300" distR="114300" simplePos="0" relativeHeight="251662336" behindDoc="0" locked="0" layoutInCell="1" allowOverlap="1">
+                    <wp:anchor distT="45720" distB="45720" distL="114300" distR="114300" simplePos="0" relativeHeight="251661312" behindDoc="0" locked="0" layoutInCell="1" allowOverlap="1">
                       <wp:simplePos x="0" y="0"/>
                       <wp:positionH relativeFrom="margin">
                         <wp:align>center</wp:align>
@@ -2733,7 +2731,7 @@
                 </mc:Choice>
                 <mc:Fallback>
                   <w:pict>
-                    <v:shape id="文本框 2" o:spid="_x0000_s1026" o:spt="202" type="#_x0000_t202" style="position:absolute;left:0pt;margin-top:765.7pt;height:31.5pt;width:473.25pt;mso-position-horizontal:center;mso-position-horizontal-relative:margin;mso-position-vertical-relative:page;z-index:251662336;v-text-anchor:middle;mso-width-relative:page;mso-height-relative:page;" fillcolor="#FFFFFF" filled="t" stroked="f" coordsize="21600,21600" o:gfxdata="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">
+                    <v:shape id="文本框 2" o:spid="_x0000_s1026" o:spt="202" type="#_x0000_t202" style="position:absolute;left:0pt;margin-top:765.7pt;height:31.5pt;width:473.25pt;mso-position-horizontal:center;mso-position-horizontal-relative:margin;mso-position-vertical-relative:page;z-index:251661312;v-text-anchor:middle;mso-width-relative:page;mso-height-relative:page;" fillcolor="#FFFFFF" filled="t" stroked="f" coordsize="21600,21600" o:gfxdata="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">
                       <v:fill on="t" focussize="0,0"/>
                       <v:stroke on="f" miterlimit="8" joinstyle="miter"/>
                       <v:imagedata o:title=""/>
@@ -2773,29 +2771,28 @@
     </w:tbl>
     <w:p>
       <w:pPr>
-        <w:pStyle w:val="25"/>
-        <w:spacing w:line="440" w:lineRule="exact"/>
-        <w:ind w:right="288" w:rightChars="137" w:firstLine="0" w:firstLineChars="0"/>
-        <w:jc w:val="center"/>
-        <w:rPr>
-          <w:rFonts w:hint="default" w:ascii="Times New Roman" w:hAnsi="Times New Roman" w:eastAsia="微软雅黑" w:cs="Times New Roman"/>
-          <w:b/>
-          <w:kern w:val="0"/>
-          <w:sz w:val="15"/>
-          <w:szCs w:val="15"/>
-        </w:rPr>
-      </w:pPr>
-    </w:p>
-    <w:p>
-      <w:pPr>
         <w:pStyle w:val="2"/>
+        <w:keepNext/>
+        <w:keepLines/>
+        <w:pageBreakBefore w:val="0"/>
+        <w:widowControl w:val="0"/>
         <w:numPr>
           <w:ilvl w:val="0"/>
           <w:numId w:val="0"/>
         </w:numPr>
-        <w:spacing w:line="440" w:lineRule="exact"/>
-        <w:ind w:left="432" w:right="288" w:rightChars="137" w:hanging="432"/>
+        <w:kinsoku/>
+        <w:wordWrap/>
+        <w:overflowPunct/>
+        <w:topLinePunct w:val="0"/>
+        <w:autoSpaceDE/>
+        <w:autoSpaceDN/>
+        <w:bidi w:val="0"/>
+        <w:adjustRightInd/>
+        <w:snapToGrid/>
+        <w:spacing w:before="0" w:after="0" w:line="240" w:lineRule="auto"/>
+        <w:ind w:left="431" w:right="288" w:rightChars="137" w:hanging="431"/>
         <w:jc w:val="both"/>
+        <w:textAlignment w:val="auto"/>
         <w:rPr>
           <w:rFonts w:hint="default" w:ascii="Times New Roman" w:hAnsi="Times New Roman" w:eastAsia="微软雅黑" w:cs="Times New Roman"/>
           <w:color w:val="2EB1C9"/>
@@ -2831,6 +2828,188 @@
           <w:szCs w:val="24"/>
         </w:rPr>
         <w:t>关于Claudin 18.2</w:t>
+      </w:r>
+    </w:p>
+    <w:p>
+      <w:pPr>
+        <w:adjustRightInd w:val="0"/>
+        <w:snapToGrid w:val="0"/>
+        <w:spacing w:line="360" w:lineRule="auto"/>
+        <w:ind w:firstLine="360" w:firstLineChars="200"/>
+        <w:rPr>
+          <w:rFonts w:hint="default" w:ascii="Times New Roman" w:hAnsi="Times New Roman" w:eastAsia="微软雅黑" w:cs="Times New Roman"/>
+          <w:color w:val="auto"/>
+          <w:sz w:val="18"/>
+        </w:rPr>
+      </w:pPr>
+      <w:r>
+        <w:rPr>
+          <w:rFonts w:hint="default" w:ascii="Times New Roman" w:hAnsi="Times New Roman" w:eastAsia="微软雅黑" w:cs="Times New Roman"/>
+          <w:color w:val="auto"/>
+          <w:sz w:val="18"/>
+        </w:rPr>
+        <w:t>Claudin（CLDN）蛋白家族是构成紧密连接重要的组成及功能结构，包括至少27个家族成员，均是定位于细胞膜表面的跨膜蛋白。Claudin 18.2是Claudin 18两种亚型之一，与Claudin 18.1的氨基酸序列有高度同源性</w:t>
+      </w:r>
+      <w:r>
+        <w:rPr>
+          <w:rFonts w:hint="default" w:ascii="Times New Roman" w:hAnsi="Times New Roman" w:eastAsia="微软雅黑" w:cs="Times New Roman"/>
+          <w:color w:val="auto"/>
+          <w:sz w:val="18"/>
+          <w:lang w:eastAsia="zh-CN"/>
+        </w:rPr>
+        <w:t>（</w:t>
+      </w:r>
+      <w:r>
+        <w:rPr>
+          <w:rFonts w:hint="default" w:ascii="Times New Roman" w:hAnsi="Times New Roman" w:eastAsia="微软雅黑" w:cs="Times New Roman"/>
+          <w:color w:val="auto"/>
+          <w:sz w:val="18"/>
+        </w:rPr>
+        <w:t>图1</w:t>
+      </w:r>
+      <w:r>
+        <w:rPr>
+          <w:rFonts w:hint="default" w:ascii="Times New Roman" w:hAnsi="Times New Roman" w:eastAsia="微软雅黑" w:cs="Times New Roman"/>
+          <w:color w:val="auto"/>
+          <w:sz w:val="18"/>
+          <w:lang w:eastAsia="zh-CN"/>
+        </w:rPr>
+        <w:t>）</w:t>
+      </w:r>
+      <w:r>
+        <w:rPr>
+          <w:rFonts w:hint="default" w:ascii="Times New Roman" w:hAnsi="Times New Roman" w:eastAsia="微软雅黑" w:cs="Times New Roman"/>
+          <w:color w:val="auto"/>
+          <w:sz w:val="18"/>
+        </w:rPr>
+        <w:t>。目前普遍认为CLDN18.2参与调节H</w:t>
+      </w:r>
+      <w:r>
+        <w:rPr>
+          <w:rFonts w:hint="default" w:ascii="Times New Roman" w:hAnsi="Times New Roman" w:eastAsia="微软雅黑" w:cs="Times New Roman"/>
+          <w:color w:val="auto"/>
+          <w:sz w:val="18"/>
+          <w:vertAlign w:val="superscript"/>
+        </w:rPr>
+        <w:t>+</w:t>
+      </w:r>
+      <w:r>
+        <w:rPr>
+          <w:rFonts w:hint="default" w:ascii="Times New Roman" w:hAnsi="Times New Roman" w:eastAsia="微软雅黑" w:cs="Times New Roman"/>
+          <w:color w:val="auto"/>
+          <w:sz w:val="18"/>
+        </w:rPr>
+        <w:t>、Na</w:t>
+      </w:r>
+      <w:r>
+        <w:rPr>
+          <w:rFonts w:hint="default" w:ascii="Times New Roman" w:hAnsi="Times New Roman" w:eastAsia="微软雅黑" w:cs="Times New Roman"/>
+          <w:color w:val="auto"/>
+          <w:sz w:val="18"/>
+          <w:vertAlign w:val="superscript"/>
+        </w:rPr>
+        <w:t>+</w:t>
+      </w:r>
+      <w:r>
+        <w:rPr>
+          <w:rFonts w:hint="default" w:ascii="Times New Roman" w:hAnsi="Times New Roman" w:eastAsia="微软雅黑" w:cs="Times New Roman"/>
+          <w:color w:val="auto"/>
+          <w:sz w:val="18"/>
+        </w:rPr>
+        <w:t>等阳离子的通透性，CLDN18.2的缺失可引发胃黏膜下中性粒细胞聚集以及炎症反应发生</w:t>
+      </w:r>
+      <w:r>
+        <w:rPr>
+          <w:rFonts w:hint="default" w:ascii="Times New Roman" w:hAnsi="Times New Roman" w:eastAsia="微软雅黑" w:cs="Times New Roman"/>
+          <w:color w:val="auto"/>
+          <w:sz w:val="18"/>
+          <w:vertAlign w:val="superscript"/>
+          <w:lang w:val="en-US" w:eastAsia="zh-CN"/>
+        </w:rPr>
+        <w:t>[1]</w:t>
+      </w:r>
+      <w:r>
+        <w:rPr>
+          <w:rFonts w:hint="default" w:ascii="Times New Roman" w:hAnsi="Times New Roman" w:eastAsia="微软雅黑" w:cs="Times New Roman"/>
+          <w:color w:val="auto"/>
+          <w:sz w:val="18"/>
+        </w:rPr>
+        <w:t>。在正常情况下，Claudin 18.2特异地表达在分化的胃黏膜上皮细胞，但在胃干细胞区不表达，且在其它正常组织中基本不表达</w:t>
+      </w:r>
+      <w:r>
+        <w:rPr>
+          <w:rFonts w:hint="default" w:ascii="Times New Roman" w:hAnsi="Times New Roman" w:eastAsia="微软雅黑" w:cs="Times New Roman"/>
+          <w:color w:val="auto"/>
+          <w:sz w:val="18"/>
+          <w:vertAlign w:val="superscript"/>
+          <w:lang w:val="en-US" w:eastAsia="zh-CN"/>
+        </w:rPr>
+        <w:t>[2,3]</w:t>
+      </w:r>
+      <w:r>
+        <w:rPr>
+          <w:rFonts w:hint="default" w:ascii="Times New Roman" w:hAnsi="Times New Roman" w:eastAsia="微软雅黑" w:cs="Times New Roman"/>
+          <w:color w:val="auto"/>
+          <w:sz w:val="18"/>
+        </w:rPr>
+        <w:t>。</w:t>
+      </w:r>
+    </w:p>
+    <w:p>
+      <w:pPr>
+        <w:adjustRightInd w:val="0"/>
+        <w:snapToGrid w:val="0"/>
+        <w:spacing w:line="360" w:lineRule="auto"/>
+        <w:ind w:firstLine="360" w:firstLineChars="200"/>
+        <w:rPr>
+          <w:rFonts w:hint="default" w:ascii="Times New Roman" w:hAnsi="Times New Roman" w:eastAsia="微软雅黑" w:cs="Times New Roman"/>
+          <w:color w:val="auto"/>
+          <w:sz w:val="18"/>
+        </w:rPr>
+      </w:pPr>
+      <w:r>
+        <w:rPr>
+          <w:rFonts w:hint="default" w:ascii="Times New Roman" w:hAnsi="Times New Roman" w:eastAsia="微软雅黑" w:cs="Times New Roman"/>
+          <w:color w:val="auto"/>
+          <w:sz w:val="18"/>
+        </w:rPr>
+        <w:t>CLDN18.2可特异性表达于胃上皮，在胃粘膜中调节细胞的通透性、维持细胞屏障、参与信号传导等，其表达情况可随胃癌的发展进程改变，研究显示CLDN18.2在胃癌患者中的表达率为40%-87%，尤其多见于弥漫型胃癌</w:t>
+      </w:r>
+      <w:r>
+        <w:rPr>
+          <w:rFonts w:hint="default" w:ascii="Times New Roman" w:hAnsi="Times New Roman" w:eastAsia="微软雅黑" w:cs="Times New Roman"/>
+          <w:color w:val="auto"/>
+          <w:sz w:val="18"/>
+          <w:vertAlign w:val="superscript"/>
+        </w:rPr>
+        <w:t>[</w:t>
+      </w:r>
+      <w:r>
+        <w:rPr>
+          <w:rFonts w:hint="default" w:ascii="Times New Roman" w:hAnsi="Times New Roman" w:eastAsia="微软雅黑" w:cs="Times New Roman"/>
+          <w:color w:val="auto"/>
+          <w:sz w:val="18"/>
+          <w:vertAlign w:val="superscript"/>
+          <w:lang w:val="en-US" w:eastAsia="zh-CN"/>
+        </w:rPr>
+        <w:t>4</w:t>
+      </w:r>
+      <w:r>
+        <w:rPr>
+          <w:rFonts w:hint="default" w:ascii="Times New Roman" w:hAnsi="Times New Roman" w:eastAsia="微软雅黑" w:cs="Times New Roman"/>
+          <w:color w:val="auto"/>
+          <w:sz w:val="18"/>
+          <w:vertAlign w:val="superscript"/>
+        </w:rPr>
+        <w:t>]</w:t>
+      </w:r>
+      <w:r>
+        <w:rPr>
+          <w:rFonts w:hint="default" w:ascii="Times New Roman" w:hAnsi="Times New Roman" w:eastAsia="微软雅黑" w:cs="Times New Roman"/>
+          <w:color w:val="auto"/>
+          <w:sz w:val="18"/>
+        </w:rPr>
+        <w:t>。</w:t>
       </w:r>
     </w:p>
     <w:p>
@@ -2848,93 +3027,45 @@
       <w:r>
         <w:rPr>
           <w:rFonts w:hint="default" w:ascii="Times New Roman" w:hAnsi="Times New Roman" w:eastAsia="微软雅黑" w:cs="Times New Roman"/>
-          <w:sz w:val="18"/>
-        </w:rPr>
-        <w:t>Claudin（CLDN）蛋白家族是构成紧密连接重要的组成及功能结构，包括至少27个家族成员，均是定位于细胞膜表面的跨膜蛋白。Claudin 18.2是Claudin 18两种亚型之一，与Claudin 18.1的氨基酸序列有高度同源性（图1）。目前普遍认为CLDN18.2参与调节H</w:t>
-      </w:r>
-      <w:r>
-        <w:rPr>
-          <w:rFonts w:hint="default" w:ascii="Times New Roman" w:hAnsi="Times New Roman" w:eastAsia="微软雅黑" w:cs="Times New Roman"/>
+          <w:color w:val="auto"/>
+          <w:sz w:val="18"/>
+        </w:rPr>
+        <w:t>目前CLDN18.2可用的蛋白表达检测手段主要是免疫组织化学法，比较成熟的检测抗体来源主要有两种：FAST研究中使用的CLAUDE</w:t>
+      </w:r>
+      <w:r>
+        <w:rPr>
+          <w:rFonts w:hint="default" w:ascii="Times New Roman" w:hAnsi="Times New Roman" w:eastAsia="微软雅黑" w:cs="Times New Roman"/>
+          <w:color w:val="auto"/>
+          <w:sz w:val="18"/>
+          <w:lang w:val="en-US" w:eastAsia="zh-CN"/>
+        </w:rPr>
+        <w:t>-</w:t>
+      </w:r>
+      <w:r>
+        <w:rPr>
+          <w:rFonts w:hint="default" w:ascii="Times New Roman" w:hAnsi="Times New Roman" w:eastAsia="微软雅黑" w:cs="Times New Roman"/>
+          <w:color w:val="auto"/>
+          <w:sz w:val="18"/>
+        </w:rPr>
+        <w:t>TECT（德国Ganymed公司），以及Abcam Cambridge（美国Abcam公司）</w:t>
+      </w:r>
+      <w:r>
+        <w:rPr>
+          <w:rFonts w:hint="default" w:ascii="Times New Roman" w:hAnsi="Times New Roman" w:eastAsia="微软雅黑" w:cs="Times New Roman"/>
+          <w:color w:val="auto"/>
           <w:sz w:val="18"/>
           <w:vertAlign w:val="superscript"/>
-        </w:rPr>
-        <w:t>+</w:t>
-      </w:r>
-      <w:r>
-        <w:rPr>
-          <w:rFonts w:hint="default" w:ascii="Times New Roman" w:hAnsi="Times New Roman" w:eastAsia="微软雅黑" w:cs="Times New Roman"/>
-          <w:sz w:val="18"/>
-        </w:rPr>
-        <w:t>、Na</w:t>
-      </w:r>
-      <w:r>
-        <w:rPr>
-          <w:rFonts w:hint="default" w:ascii="Times New Roman" w:hAnsi="Times New Roman" w:eastAsia="微软雅黑" w:cs="Times New Roman"/>
-          <w:sz w:val="18"/>
-          <w:vertAlign w:val="superscript"/>
-        </w:rPr>
-        <w:t>+</w:t>
-      </w:r>
-      <w:r>
-        <w:rPr>
-          <w:rFonts w:hint="default" w:ascii="Times New Roman" w:hAnsi="Times New Roman" w:eastAsia="微软雅黑" w:cs="Times New Roman"/>
-          <w:sz w:val="18"/>
-        </w:rPr>
-        <w:t>等阳离子的通透性，CLDN18.2的缺失可引发胃黏膜下中性粒细胞聚集以及炎症反应发生。在正常情况下，Claudin 18.2特异地表达在分化的胃黏膜上皮细胞，但在胃干细胞区不表达，且在其它正常组织中基本不表达。</w:t>
-      </w:r>
-    </w:p>
-    <w:p>
-      <w:pPr>
-        <w:adjustRightInd w:val="0"/>
-        <w:snapToGrid w:val="0"/>
-        <w:spacing w:line="360" w:lineRule="auto"/>
-        <w:ind w:firstLine="360" w:firstLineChars="200"/>
-        <w:jc w:val="both"/>
-        <w:rPr>
-          <w:rFonts w:hint="default" w:ascii="Times New Roman" w:hAnsi="Times New Roman" w:eastAsia="微软雅黑" w:cs="Times New Roman"/>
-          <w:sz w:val="18"/>
-        </w:rPr>
-      </w:pPr>
-      <w:r>
-        <w:rPr>
-          <w:rFonts w:hint="default" w:ascii="Times New Roman" w:hAnsi="Times New Roman" w:eastAsia="微软雅黑" w:cs="Times New Roman"/>
-          <w:sz w:val="18"/>
-        </w:rPr>
-        <w:t>Claudin18.2 蛋白在胰腺导管腺癌、胰腺神经内分泌瘤、胰腺腺泡细胞癌、胆管癌、肺腺癌、肺大细胞癌、食管腺癌、食管胃结合部腺癌和卵巢癌的部分患者中异常表达，阳性率因肿瘤类型不同在3.7%-87.0%，比如胃癌(60%~80%)、胰腺癌(50%)、食管癌(30%~50%)和肺癌(40%~60%)等。特别是亚裔人群的胃癌阳性率最高，因此，Claudin18.2成为了一个颇具潜力的靶向治疗与免疫治疗新靶标。</w:t>
-      </w:r>
-    </w:p>
-    <w:p>
-      <w:pPr>
-        <w:adjustRightInd w:val="0"/>
-        <w:snapToGrid w:val="0"/>
-        <w:spacing w:line="360" w:lineRule="auto"/>
-        <w:ind w:firstLine="360" w:firstLineChars="200"/>
-        <w:jc w:val="both"/>
-        <w:rPr>
-          <w:rFonts w:hint="default" w:ascii="Times New Roman" w:hAnsi="Times New Roman" w:eastAsia="微软雅黑" w:cs="Times New Roman"/>
-          <w:sz w:val="18"/>
-        </w:rPr>
-      </w:pPr>
-      <w:r>
-        <w:rPr>
-          <w:rFonts w:hint="default" w:ascii="Times New Roman" w:hAnsi="Times New Roman" w:eastAsia="微软雅黑" w:cs="Times New Roman"/>
-          <w:sz w:val="18"/>
-        </w:rPr>
-        <w:t>目前CLDN18.2可用的蛋白表达检测手段主要是免疫组织化学法，比较成熟的检测抗体来源主要有两种：FAST 研究中使用的CLAUDE</w:t>
-      </w:r>
-      <w:r>
-        <w:rPr>
-          <w:rFonts w:hint="default" w:ascii="Times New Roman" w:hAnsi="Times New Roman" w:eastAsia="MS Gothic" w:cs="Times New Roman"/>
-          <w:sz w:val="18"/>
-        </w:rPr>
-        <w:t>⁃</w:t>
-      </w:r>
-      <w:r>
-        <w:rPr>
-          <w:rFonts w:hint="default" w:ascii="Times New Roman" w:hAnsi="Times New Roman" w:eastAsia="微软雅黑" w:cs="Times New Roman"/>
-          <w:sz w:val="18"/>
-        </w:rPr>
-        <w:t>TECT（德国Ganymed 公司），以及Abcam Cambridge（美国Abcam公司）。</w:t>
+          <w:lang w:val="en-US" w:eastAsia="zh-CN"/>
+        </w:rPr>
+        <w:t>[5-7]</w:t>
+      </w:r>
+      <w:r>
+        <w:rPr>
+          <w:rFonts w:hint="default" w:ascii="Times New Roman" w:hAnsi="Times New Roman" w:eastAsia="微软雅黑" w:cs="Times New Roman"/>
+          <w:color w:val="auto"/>
+          <w:sz w:val="18"/>
+        </w:rPr>
+        <w:t>。</w:t>
       </w:r>
     </w:p>
     <w:p>
@@ -3034,7 +3165,63 @@
           <w:rFonts w:hint="default" w:ascii="Times New Roman" w:hAnsi="Times New Roman" w:eastAsia="微软雅黑" w:cs="Times New Roman"/>
           <w:sz w:val="16"/>
         </w:rPr>
-        <w:t>Claudin 18.2序列及Claudin蛋白结构示意图</w:t>
+        <w:t>Claudin 18.2</w:t>
+      </w:r>
+      <w:r>
+        <w:rPr>
+          <w:rFonts w:hint="eastAsia" w:ascii="Times New Roman" w:hAnsi="Times New Roman" w:eastAsia="微软雅黑" w:cs="Times New Roman"/>
+          <w:sz w:val="16"/>
+          <w:lang w:val="en-US" w:eastAsia="zh-CN"/>
+        </w:rPr>
+        <w:t>部分</w:t>
+      </w:r>
+      <w:r>
+        <w:rPr>
+          <w:rFonts w:hint="default" w:ascii="Times New Roman" w:hAnsi="Times New Roman" w:eastAsia="微软雅黑" w:cs="Times New Roman"/>
+          <w:sz w:val="16"/>
+        </w:rPr>
+        <w:t>序列及Claudin蛋白结构示意图</w:t>
+      </w:r>
+    </w:p>
+    <w:p>
+      <w:pPr>
+        <w:pStyle w:val="2"/>
+        <w:keepNext/>
+        <w:keepLines/>
+        <w:pageBreakBefore w:val="0"/>
+        <w:widowControl w:val="0"/>
+        <w:numPr>
+          <w:ilvl w:val="0"/>
+          <w:numId w:val="0"/>
+        </w:numPr>
+        <w:kinsoku/>
+        <w:wordWrap/>
+        <w:overflowPunct/>
+        <w:topLinePunct w:val="0"/>
+        <w:autoSpaceDE/>
+        <w:autoSpaceDN/>
+        <w:bidi w:val="0"/>
+        <w:adjustRightInd/>
+        <w:snapToGrid/>
+        <w:spacing w:before="0" w:after="0" w:line="240" w:lineRule="auto"/>
+        <w:ind w:left="431" w:right="288" w:rightChars="137" w:hanging="431"/>
+        <w:jc w:val="left"/>
+        <w:textAlignment w:val="auto"/>
+        <w:rPr>
+          <w:rFonts w:hint="default" w:ascii="Times New Roman" w:hAnsi="Times New Roman" w:eastAsia="微软雅黑" w:cs="Times New Roman"/>
+          <w:color w:val="2EB1C9"/>
+          <w:sz w:val="24"/>
+          <w:szCs w:val="24"/>
+        </w:rPr>
+      </w:pPr>
+      <w:r>
+        <w:rPr>
+          <w:rFonts w:hint="default" w:ascii="Times New Roman" w:hAnsi="Times New Roman" w:eastAsia="微软雅黑" w:cs="Times New Roman"/>
+          <w:color w:val="2EB1C9"/>
+          <w:sz w:val="24"/>
+          <w:szCs w:val="24"/>
+        </w:rPr>
+        <w:t>2. 已获批药物</w:t>
       </w:r>
     </w:p>
     <w:p>
@@ -3042,10 +3229,3544 @@
         <w:adjustRightInd w:val="0"/>
         <w:snapToGrid w:val="0"/>
         <w:spacing w:line="360" w:lineRule="auto"/>
-        <w:ind w:firstLine="400" w:firstLineChars="200"/>
+        <w:ind w:firstLine="360" w:firstLineChars="200"/>
         <w:rPr>
           <w:rFonts w:hint="default" w:ascii="Times New Roman" w:hAnsi="Times New Roman" w:eastAsia="微软雅黑" w:cs="Times New Roman"/>
           <w:sz w:val="20"/>
+        </w:rPr>
+      </w:pPr>
+      <w:r>
+        <w:rPr>
+          <w:rFonts w:hint="default" w:ascii="Times New Roman" w:hAnsi="Times New Roman" w:eastAsia="微软雅黑" w:cs="Times New Roman"/>
+          <w:color w:val="000000"/>
+          <w:sz w:val="18"/>
+          <w:szCs w:val="18"/>
+        </w:rPr>
+        <w:t>目前，进入临床试验阶段的CLDN18.2靶向药物包括单抗、嵌合抗原受体（CAR）-T、抗体偶联药物（ADC）和双抗四大类。</w:t>
+      </w:r>
+      <w:r>
+        <w:rPr>
+          <w:rFonts w:hint="default" w:ascii="Times New Roman" w:hAnsi="Times New Roman" w:eastAsia="微软雅黑" w:cs="Times New Roman"/>
+          <w:color w:val="000000"/>
+          <w:sz w:val="18"/>
+          <w:szCs w:val="18"/>
+          <w:lang w:val="en-US" w:eastAsia="zh-CN"/>
+        </w:rPr>
+        <w:t>2024年</w:t>
+      </w:r>
+      <w:r>
+        <w:rPr>
+          <w:rFonts w:hint="default" w:ascii="Times New Roman" w:hAnsi="Times New Roman" w:eastAsia="微软雅黑" w:cs="Times New Roman"/>
+          <w:color w:val="000000"/>
+          <w:sz w:val="18"/>
+          <w:szCs w:val="18"/>
+          <w:lang w:eastAsia="zh-CN"/>
+        </w:rPr>
+        <w:t>，</w:t>
+      </w:r>
+      <w:r>
+        <w:rPr>
+          <w:rFonts w:hint="default" w:ascii="Times New Roman" w:hAnsi="Times New Roman" w:eastAsia="微软雅黑" w:cs="Times New Roman"/>
+          <w:color w:val="000000"/>
+          <w:sz w:val="18"/>
+          <w:szCs w:val="18"/>
+          <w:lang w:val="en-US" w:eastAsia="zh-CN"/>
+        </w:rPr>
+        <w:t>中国、</w:t>
+      </w:r>
+      <w:r>
+        <w:rPr>
+          <w:rFonts w:hint="default" w:ascii="Times New Roman" w:hAnsi="Times New Roman" w:eastAsia="微软雅黑" w:cs="Times New Roman"/>
+          <w:i w:val="0"/>
+          <w:iCs w:val="0"/>
+          <w:caps w:val="0"/>
+          <w:spacing w:val="6"/>
+          <w:sz w:val="18"/>
+          <w:szCs w:val="18"/>
+          <w:shd w:val="clear" w:fill="FFFFFF"/>
+          <w:lang w:val="en-US" w:eastAsia="zh-CN"/>
+        </w:rPr>
+        <w:t>美国和日本</w:t>
+      </w:r>
+      <w:r>
+        <w:rPr>
+          <w:rFonts w:hint="default" w:ascii="Times New Roman" w:hAnsi="Times New Roman" w:eastAsia="微软雅黑" w:cs="Times New Roman"/>
+          <w:i w:val="0"/>
+          <w:iCs w:val="0"/>
+          <w:caps w:val="0"/>
+          <w:spacing w:val="6"/>
+          <w:sz w:val="18"/>
+          <w:szCs w:val="18"/>
+          <w:shd w:val="clear" w:fill="FFFFFF"/>
+        </w:rPr>
+        <w:t>已批准VYLOY</w:t>
+      </w:r>
+      <w:r>
+        <w:rPr>
+          <w:rFonts w:hint="default" w:ascii="Times New Roman" w:hAnsi="Times New Roman" w:eastAsia="微软雅黑" w:cs="Times New Roman"/>
+          <w:i w:val="0"/>
+          <w:iCs w:val="0"/>
+          <w:caps w:val="0"/>
+          <w:spacing w:val="6"/>
+          <w:sz w:val="18"/>
+          <w:szCs w:val="18"/>
+          <w:shd w:val="clear" w:fill="FFFFFF"/>
+          <w:vertAlign w:val="superscript"/>
+        </w:rPr>
+        <w:t>®</w:t>
+      </w:r>
+      <w:r>
+        <w:rPr>
+          <w:rFonts w:hint="default" w:ascii="Times New Roman" w:hAnsi="Times New Roman" w:eastAsia="微软雅黑" w:cs="Times New Roman"/>
+          <w:i w:val="0"/>
+          <w:iCs w:val="0"/>
+          <w:caps w:val="0"/>
+          <w:spacing w:val="6"/>
+          <w:sz w:val="18"/>
+          <w:szCs w:val="18"/>
+          <w:shd w:val="clear" w:fill="FFFFFF"/>
+          <w:lang w:eastAsia="zh-CN"/>
+        </w:rPr>
+        <w:t>（威络益</w:t>
+      </w:r>
+      <w:r>
+        <w:rPr>
+          <w:rFonts w:hint="eastAsia" w:ascii="Times New Roman" w:hAnsi="Times New Roman" w:eastAsia="微软雅黑" w:cs="Times New Roman"/>
+          <w:i w:val="0"/>
+          <w:iCs w:val="0"/>
+          <w:caps w:val="0"/>
+          <w:spacing w:val="6"/>
+          <w:sz w:val="18"/>
+          <w:szCs w:val="18"/>
+          <w:shd w:val="clear" w:fill="FFFFFF"/>
+          <w:lang w:eastAsia="zh-CN"/>
+        </w:rPr>
+        <w:t>，</w:t>
+      </w:r>
+      <w:r>
+        <w:rPr>
+          <w:rFonts w:hint="default" w:ascii="Times New Roman" w:hAnsi="Times New Roman" w:eastAsia="微软雅黑" w:cs="Times New Roman"/>
+          <w:i w:val="0"/>
+          <w:iCs w:val="0"/>
+          <w:caps w:val="0"/>
+          <w:spacing w:val="6"/>
+          <w:sz w:val="18"/>
+          <w:szCs w:val="18"/>
+          <w:shd w:val="clear" w:fill="FFFFFF"/>
+          <w:lang w:eastAsia="zh-CN"/>
+        </w:rPr>
+        <w:t>佐妥昔单抗</w:t>
+      </w:r>
+      <w:r>
+        <w:rPr>
+          <w:rFonts w:hint="eastAsia" w:ascii="Times New Roman" w:hAnsi="Times New Roman" w:eastAsia="微软雅黑" w:cs="Times New Roman"/>
+          <w:i w:val="0"/>
+          <w:iCs w:val="0"/>
+          <w:caps w:val="0"/>
+          <w:spacing w:val="6"/>
+          <w:sz w:val="18"/>
+          <w:szCs w:val="18"/>
+          <w:shd w:val="clear" w:fill="FFFFFF"/>
+          <w:lang w:eastAsia="zh-CN"/>
+        </w:rPr>
+        <w:t>，</w:t>
+      </w:r>
+      <w:r>
+        <w:rPr>
+          <w:rFonts w:hint="eastAsia" w:ascii="Times New Roman" w:hAnsi="Times New Roman" w:eastAsia="微软雅黑" w:cs="Times New Roman"/>
+          <w:i w:val="0"/>
+          <w:iCs w:val="0"/>
+          <w:caps w:val="0"/>
+          <w:spacing w:val="6"/>
+          <w:sz w:val="18"/>
+          <w:szCs w:val="18"/>
+          <w:shd w:val="clear" w:fill="FFFFFF"/>
+          <w:lang w:val="en-US" w:eastAsia="zh-CN"/>
+        </w:rPr>
+        <w:t>Z</w:t>
+      </w:r>
+      <w:r>
+        <w:rPr>
+          <w:rFonts w:hint="default" w:ascii="Times New Roman" w:hAnsi="Times New Roman" w:eastAsia="微软雅黑" w:cs="Times New Roman"/>
+          <w:i w:val="0"/>
+          <w:iCs w:val="0"/>
+          <w:caps w:val="0"/>
+          <w:spacing w:val="6"/>
+          <w:sz w:val="18"/>
+          <w:szCs w:val="18"/>
+          <w:shd w:val="clear" w:fill="FFFFFF"/>
+        </w:rPr>
+        <w:t>olbetuximab-clzb</w:t>
+      </w:r>
+      <w:r>
+        <w:rPr>
+          <w:rFonts w:hint="default" w:ascii="Times New Roman" w:hAnsi="Times New Roman" w:eastAsia="微软雅黑" w:cs="Times New Roman"/>
+          <w:i w:val="0"/>
+          <w:iCs w:val="0"/>
+          <w:caps w:val="0"/>
+          <w:spacing w:val="6"/>
+          <w:sz w:val="18"/>
+          <w:szCs w:val="18"/>
+          <w:shd w:val="clear" w:fill="FFFFFF"/>
+          <w:lang w:eastAsia="zh-CN"/>
+        </w:rPr>
+        <w:t>）</w:t>
+      </w:r>
+      <w:r>
+        <w:rPr>
+          <w:rFonts w:hint="default" w:ascii="Times New Roman" w:hAnsi="Times New Roman" w:eastAsia="微软雅黑" w:cs="Times New Roman"/>
+          <w:i w:val="0"/>
+          <w:iCs w:val="0"/>
+          <w:caps w:val="0"/>
+          <w:spacing w:val="6"/>
+          <w:sz w:val="18"/>
+          <w:szCs w:val="18"/>
+          <w:shd w:val="clear" w:fill="FFFFFF"/>
+        </w:rPr>
+        <w:t>与含氟尿嘧啶</w:t>
+      </w:r>
+      <w:r>
+        <w:rPr>
+          <w:rFonts w:hint="eastAsia" w:ascii="Times New Roman" w:hAnsi="Times New Roman" w:eastAsia="微软雅黑" w:cs="Times New Roman"/>
+          <w:i w:val="0"/>
+          <w:iCs w:val="0"/>
+          <w:caps w:val="0"/>
+          <w:spacing w:val="6"/>
+          <w:sz w:val="18"/>
+          <w:szCs w:val="18"/>
+          <w:shd w:val="clear" w:fill="FFFFFF"/>
+          <w:lang w:val="en-US" w:eastAsia="zh-CN"/>
+        </w:rPr>
+        <w:t>类</w:t>
+      </w:r>
+      <w:r>
+        <w:rPr>
+          <w:rFonts w:hint="default" w:ascii="Times New Roman" w:hAnsi="Times New Roman" w:eastAsia="微软雅黑" w:cs="Times New Roman"/>
+          <w:i w:val="0"/>
+          <w:iCs w:val="0"/>
+          <w:caps w:val="0"/>
+          <w:spacing w:val="6"/>
+          <w:sz w:val="18"/>
+          <w:szCs w:val="18"/>
+          <w:shd w:val="clear" w:fill="FFFFFF"/>
+        </w:rPr>
+        <w:t>和铂类化疗药物联合用于一线治疗患有局部晚期不可切除或转移性胃或胃食管交界处</w:t>
+      </w:r>
+      <w:r>
+        <w:rPr>
+          <w:rFonts w:hint="default" w:ascii="Times New Roman" w:hAnsi="Times New Roman" w:eastAsia="微软雅黑" w:cs="Times New Roman"/>
+          <w:i w:val="0"/>
+          <w:iCs w:val="0"/>
+          <w:caps w:val="0"/>
+          <w:spacing w:val="6"/>
+          <w:sz w:val="18"/>
+          <w:szCs w:val="18"/>
+          <w:shd w:val="clear" w:fill="FFFFFF"/>
+          <w:lang w:eastAsia="zh-CN"/>
+        </w:rPr>
+        <w:t>（</w:t>
+      </w:r>
+      <w:r>
+        <w:rPr>
+          <w:rFonts w:hint="default" w:ascii="Times New Roman" w:hAnsi="Times New Roman" w:eastAsia="微软雅黑" w:cs="Times New Roman"/>
+          <w:i w:val="0"/>
+          <w:iCs w:val="0"/>
+          <w:caps w:val="0"/>
+          <w:spacing w:val="6"/>
+          <w:sz w:val="18"/>
+          <w:szCs w:val="18"/>
+          <w:shd w:val="clear" w:fill="FFFFFF"/>
+        </w:rPr>
+        <w:t>GEJ</w:t>
+      </w:r>
+      <w:r>
+        <w:rPr>
+          <w:rFonts w:hint="default" w:ascii="Times New Roman" w:hAnsi="Times New Roman" w:eastAsia="微软雅黑" w:cs="Times New Roman"/>
+          <w:i w:val="0"/>
+          <w:iCs w:val="0"/>
+          <w:caps w:val="0"/>
+          <w:spacing w:val="6"/>
+          <w:sz w:val="18"/>
+          <w:szCs w:val="18"/>
+          <w:shd w:val="clear" w:fill="FFFFFF"/>
+          <w:lang w:eastAsia="zh-CN"/>
+        </w:rPr>
+        <w:t>）</w:t>
+      </w:r>
+      <w:r>
+        <w:rPr>
+          <w:rFonts w:hint="default" w:ascii="Times New Roman" w:hAnsi="Times New Roman" w:eastAsia="微软雅黑" w:cs="Times New Roman"/>
+          <w:i w:val="0"/>
+          <w:iCs w:val="0"/>
+          <w:caps w:val="0"/>
+          <w:spacing w:val="6"/>
+          <w:sz w:val="18"/>
+          <w:szCs w:val="18"/>
+          <w:shd w:val="clear" w:fill="FFFFFF"/>
+        </w:rPr>
+        <w:t>腺癌，且人表皮生长因子受体2</w:t>
+      </w:r>
+      <w:r>
+        <w:rPr>
+          <w:rFonts w:hint="default" w:ascii="Times New Roman" w:hAnsi="Times New Roman" w:eastAsia="微软雅黑" w:cs="Times New Roman"/>
+          <w:i w:val="0"/>
+          <w:iCs w:val="0"/>
+          <w:caps w:val="0"/>
+          <w:spacing w:val="6"/>
+          <w:sz w:val="18"/>
+          <w:szCs w:val="18"/>
+          <w:shd w:val="clear" w:fill="FFFFFF"/>
+          <w:lang w:eastAsia="zh-CN"/>
+        </w:rPr>
+        <w:t>（</w:t>
+      </w:r>
+      <w:r>
+        <w:rPr>
+          <w:rFonts w:hint="default" w:ascii="Times New Roman" w:hAnsi="Times New Roman" w:eastAsia="微软雅黑" w:cs="Times New Roman"/>
+          <w:i w:val="0"/>
+          <w:iCs w:val="0"/>
+          <w:caps w:val="0"/>
+          <w:spacing w:val="6"/>
+          <w:sz w:val="18"/>
+          <w:szCs w:val="18"/>
+          <w:shd w:val="clear" w:fill="FFFFFF"/>
+        </w:rPr>
+        <w:t>HER2</w:t>
+      </w:r>
+      <w:r>
+        <w:rPr>
+          <w:rFonts w:hint="default" w:ascii="Times New Roman" w:hAnsi="Times New Roman" w:eastAsia="微软雅黑" w:cs="Times New Roman"/>
+          <w:i w:val="0"/>
+          <w:iCs w:val="0"/>
+          <w:caps w:val="0"/>
+          <w:spacing w:val="6"/>
+          <w:sz w:val="18"/>
+          <w:szCs w:val="18"/>
+          <w:shd w:val="clear" w:fill="FFFFFF"/>
+          <w:lang w:eastAsia="zh-CN"/>
+        </w:rPr>
+        <w:t>）</w:t>
+      </w:r>
+      <w:r>
+        <w:rPr>
+          <w:rFonts w:hint="default" w:ascii="Times New Roman" w:hAnsi="Times New Roman" w:eastAsia="微软雅黑" w:cs="Times New Roman"/>
+          <w:i w:val="0"/>
+          <w:iCs w:val="0"/>
+          <w:caps w:val="0"/>
+          <w:spacing w:val="6"/>
+          <w:sz w:val="18"/>
+          <w:szCs w:val="18"/>
+          <w:shd w:val="clear" w:fill="FFFFFF"/>
+        </w:rPr>
+        <w:t>阴性、经FDA批准的检测确定其肿瘤为紧密连接蛋白</w:t>
+      </w:r>
+      <w:r>
+        <w:rPr>
+          <w:rFonts w:hint="default" w:ascii="Times New Roman" w:hAnsi="Times New Roman" w:eastAsia="微软雅黑" w:cs="Times New Roman"/>
+          <w:i w:val="0"/>
+          <w:iCs w:val="0"/>
+          <w:caps w:val="0"/>
+          <w:spacing w:val="6"/>
+          <w:sz w:val="18"/>
+          <w:szCs w:val="18"/>
+          <w:shd w:val="clear" w:fill="FFFFFF"/>
+          <w:lang w:eastAsia="zh-CN"/>
+        </w:rPr>
+        <w:t>（</w:t>
+      </w:r>
+      <w:r>
+        <w:rPr>
+          <w:rFonts w:hint="default" w:ascii="Times New Roman" w:hAnsi="Times New Roman" w:eastAsia="微软雅黑" w:cs="Times New Roman"/>
+          <w:i w:val="0"/>
+          <w:iCs w:val="0"/>
+          <w:caps w:val="0"/>
+          <w:spacing w:val="6"/>
+          <w:sz w:val="18"/>
+          <w:szCs w:val="18"/>
+          <w:shd w:val="clear" w:fill="FFFFFF"/>
+        </w:rPr>
+        <w:t>CLDN</w:t>
+      </w:r>
+      <w:r>
+        <w:rPr>
+          <w:rFonts w:hint="default" w:ascii="Times New Roman" w:hAnsi="Times New Roman" w:eastAsia="微软雅黑" w:cs="Times New Roman"/>
+          <w:i w:val="0"/>
+          <w:iCs w:val="0"/>
+          <w:caps w:val="0"/>
+          <w:spacing w:val="6"/>
+          <w:sz w:val="18"/>
+          <w:szCs w:val="18"/>
+          <w:shd w:val="clear" w:fill="FFFFFF"/>
+          <w:lang w:eastAsia="zh-CN"/>
+        </w:rPr>
+        <w:t>）</w:t>
+      </w:r>
+      <w:r>
+        <w:rPr>
+          <w:rFonts w:hint="default" w:ascii="Times New Roman" w:hAnsi="Times New Roman" w:eastAsia="微软雅黑" w:cs="Times New Roman"/>
+          <w:i w:val="0"/>
+          <w:iCs w:val="0"/>
+          <w:caps w:val="0"/>
+          <w:spacing w:val="6"/>
+          <w:sz w:val="18"/>
+          <w:szCs w:val="18"/>
+          <w:shd w:val="clear" w:fill="FFFFFF"/>
+        </w:rPr>
+        <w:t>18.2阳性的成年患者。CLDN18.2阳性定义为由罗氏VENTANA</w:t>
+      </w:r>
+      <w:r>
+        <w:rPr>
+          <w:rFonts w:hint="default" w:ascii="Times New Roman" w:hAnsi="Times New Roman" w:eastAsia="微软雅黑" w:cs="Times New Roman"/>
+          <w:i w:val="0"/>
+          <w:iCs w:val="0"/>
+          <w:caps w:val="0"/>
+          <w:spacing w:val="6"/>
+          <w:sz w:val="18"/>
+          <w:szCs w:val="18"/>
+          <w:shd w:val="clear" w:fill="FFFFFF"/>
+          <w:vertAlign w:val="superscript"/>
+        </w:rPr>
+        <w:t>®</w:t>
+      </w:r>
+      <w:r>
+        <w:rPr>
+          <w:rFonts w:hint="default" w:ascii="Times New Roman" w:hAnsi="Times New Roman" w:eastAsia="微软雅黑" w:cs="Times New Roman"/>
+          <w:i w:val="0"/>
+          <w:iCs w:val="0"/>
+          <w:caps w:val="0"/>
+          <w:spacing w:val="6"/>
+          <w:sz w:val="18"/>
+          <w:szCs w:val="18"/>
+          <w:shd w:val="clear" w:fill="FFFFFF"/>
+        </w:rPr>
+        <w:t>CLDN18</w:t>
+      </w:r>
+      <w:r>
+        <w:rPr>
+          <w:rFonts w:hint="default" w:ascii="Times New Roman" w:hAnsi="Times New Roman" w:eastAsia="微软雅黑" w:cs="Times New Roman"/>
+          <w:i w:val="0"/>
+          <w:iCs w:val="0"/>
+          <w:caps w:val="0"/>
+          <w:spacing w:val="6"/>
+          <w:sz w:val="18"/>
+          <w:szCs w:val="18"/>
+          <w:shd w:val="clear" w:fill="FFFFFF"/>
+          <w:lang w:eastAsia="zh-CN"/>
+        </w:rPr>
+        <w:t>（</w:t>
+      </w:r>
+      <w:r>
+        <w:rPr>
+          <w:rFonts w:hint="default" w:ascii="Times New Roman" w:hAnsi="Times New Roman" w:eastAsia="微软雅黑" w:cs="Times New Roman"/>
+          <w:i w:val="0"/>
+          <w:iCs w:val="0"/>
+          <w:caps w:val="0"/>
+          <w:spacing w:val="6"/>
+          <w:sz w:val="18"/>
+          <w:szCs w:val="18"/>
+          <w:shd w:val="clear" w:fill="FFFFFF"/>
+        </w:rPr>
+        <w:t>43-14A</w:t>
+      </w:r>
+      <w:r>
+        <w:rPr>
+          <w:rFonts w:hint="default" w:ascii="Times New Roman" w:hAnsi="Times New Roman" w:eastAsia="微软雅黑" w:cs="Times New Roman"/>
+          <w:i w:val="0"/>
+          <w:iCs w:val="0"/>
+          <w:caps w:val="0"/>
+          <w:spacing w:val="6"/>
+          <w:sz w:val="18"/>
+          <w:szCs w:val="18"/>
+          <w:shd w:val="clear" w:fill="FFFFFF"/>
+          <w:lang w:eastAsia="zh-CN"/>
+        </w:rPr>
+        <w:t>）</w:t>
+      </w:r>
+      <w:r>
+        <w:rPr>
+          <w:rFonts w:hint="default" w:ascii="Times New Roman" w:hAnsi="Times New Roman" w:eastAsia="微软雅黑" w:cs="Times New Roman"/>
+          <w:i w:val="0"/>
+          <w:iCs w:val="0"/>
+          <w:caps w:val="0"/>
+          <w:spacing w:val="6"/>
+          <w:sz w:val="18"/>
+          <w:szCs w:val="18"/>
+          <w:shd w:val="clear" w:fill="FFFFFF"/>
+        </w:rPr>
+        <w:t xml:space="preserve"> RxDx检测确定，≥75%的肿瘤细胞显示中至强的CLDN18膜染色。</w:t>
+      </w:r>
+      <w:r>
+        <w:rPr>
+          <w:rFonts w:hint="default" w:ascii="Times New Roman" w:hAnsi="Times New Roman" w:eastAsia="微软雅黑" w:cs="Times New Roman"/>
+          <w:color w:val="000000"/>
+          <w:sz w:val="18"/>
+          <w:szCs w:val="18"/>
+        </w:rPr>
+        <w:t>此次批准主要基于SPOTLIGHT和GLOW临床</w:t>
+      </w:r>
+      <w:r>
+        <w:rPr>
+          <w:rFonts w:hint="eastAsia" w:ascii="Times New Roman" w:hAnsi="Times New Roman" w:eastAsia="微软雅黑" w:cs="Times New Roman"/>
+          <w:color w:val="000000"/>
+          <w:sz w:val="18"/>
+          <w:szCs w:val="18"/>
+          <w:lang w:val="en-US" w:eastAsia="zh-CN"/>
+        </w:rPr>
+        <w:t>III</w:t>
+      </w:r>
+      <w:r>
+        <w:rPr>
+          <w:rFonts w:hint="default" w:ascii="Times New Roman" w:hAnsi="Times New Roman" w:eastAsia="微软雅黑" w:cs="Times New Roman"/>
+          <w:color w:val="000000"/>
+          <w:sz w:val="18"/>
+          <w:szCs w:val="18"/>
+        </w:rPr>
+        <w:t>期试验的积极结果。SPOTLIGHT试验结果显示，与安慰剂组相比，接受</w:t>
+      </w:r>
+      <w:r>
+        <w:rPr>
+          <w:rFonts w:hint="default" w:ascii="Times New Roman" w:hAnsi="Times New Roman" w:eastAsia="微软雅黑" w:cs="Times New Roman"/>
+          <w:i w:val="0"/>
+          <w:iCs w:val="0"/>
+          <w:caps w:val="0"/>
+          <w:spacing w:val="6"/>
+          <w:sz w:val="18"/>
+          <w:szCs w:val="18"/>
+          <w:shd w:val="clear" w:fill="FFFFFF"/>
+        </w:rPr>
+        <w:t>VYLOY</w:t>
+      </w:r>
+      <w:r>
+        <w:rPr>
+          <w:rFonts w:hint="default" w:ascii="Times New Roman" w:hAnsi="Times New Roman" w:eastAsia="微软雅黑" w:cs="Times New Roman"/>
+          <w:color w:val="000000"/>
+          <w:sz w:val="18"/>
+          <w:szCs w:val="18"/>
+        </w:rPr>
+        <w:t>与mFOLFOX6联合疗法患者的疾病进展与死亡风险显著降低24.9%，</w:t>
+      </w:r>
+      <w:r>
+        <w:rPr>
+          <w:rFonts w:hint="default" w:ascii="Times New Roman" w:hAnsi="Times New Roman" w:eastAsia="微软雅黑" w:cs="Times New Roman"/>
+          <w:i w:val="0"/>
+          <w:iCs w:val="0"/>
+          <w:caps w:val="0"/>
+          <w:spacing w:val="6"/>
+          <w:sz w:val="18"/>
+          <w:szCs w:val="18"/>
+          <w:shd w:val="clear" w:fill="FFFFFF"/>
+        </w:rPr>
+        <w:t>VYLOY</w:t>
+      </w:r>
+      <w:r>
+        <w:rPr>
+          <w:rFonts w:hint="default" w:ascii="Times New Roman" w:hAnsi="Times New Roman" w:eastAsia="微软雅黑" w:cs="Times New Roman"/>
+          <w:color w:val="000000"/>
+          <w:sz w:val="18"/>
+          <w:szCs w:val="18"/>
+        </w:rPr>
+        <w:t>联合疗法组患者的中位无进展生存期为10.61个月（vs8.67个月），中位总生存期为18.23个月（vs15.54个月）</w:t>
+      </w:r>
+      <w:r>
+        <w:rPr>
+          <w:rFonts w:hint="default" w:ascii="Times New Roman" w:hAnsi="Times New Roman" w:eastAsia="微软雅黑" w:cs="Times New Roman"/>
+          <w:color w:val="000000"/>
+          <w:sz w:val="18"/>
+          <w:szCs w:val="18"/>
+          <w:vertAlign w:val="superscript"/>
+        </w:rPr>
+        <w:t>[</w:t>
+      </w:r>
+      <w:r>
+        <w:rPr>
+          <w:rFonts w:hint="default" w:ascii="Times New Roman" w:hAnsi="Times New Roman" w:eastAsia="微软雅黑" w:cs="Times New Roman"/>
+          <w:color w:val="000000"/>
+          <w:sz w:val="18"/>
+          <w:szCs w:val="18"/>
+          <w:vertAlign w:val="superscript"/>
+          <w:lang w:val="en-US" w:eastAsia="zh-CN"/>
+        </w:rPr>
+        <w:t>8</w:t>
+      </w:r>
+      <w:r>
+        <w:rPr>
+          <w:rFonts w:hint="default" w:ascii="Times New Roman" w:hAnsi="Times New Roman" w:eastAsia="微软雅黑" w:cs="Times New Roman"/>
+          <w:color w:val="000000"/>
+          <w:sz w:val="18"/>
+          <w:szCs w:val="18"/>
+          <w:vertAlign w:val="superscript"/>
+        </w:rPr>
+        <w:t>]</w:t>
+      </w:r>
+      <w:r>
+        <w:rPr>
+          <w:rFonts w:hint="default" w:ascii="Times New Roman" w:hAnsi="Times New Roman" w:eastAsia="微软雅黑" w:cs="Times New Roman"/>
+          <w:color w:val="000000"/>
+          <w:sz w:val="18"/>
+          <w:szCs w:val="18"/>
+        </w:rPr>
+        <w:t>。GLOW试验结果显示，与安慰剂组相比，V</w:t>
+      </w:r>
+      <w:r>
+        <w:rPr>
+          <w:rFonts w:hint="default" w:ascii="Times New Roman" w:hAnsi="Times New Roman" w:eastAsia="微软雅黑" w:cs="Times New Roman"/>
+          <w:color w:val="000000"/>
+          <w:sz w:val="18"/>
+          <w:szCs w:val="18"/>
+          <w:lang w:val="en-US" w:eastAsia="zh-CN"/>
+        </w:rPr>
+        <w:t>YLOY</w:t>
+      </w:r>
+      <w:r>
+        <w:rPr>
+          <w:rFonts w:hint="default" w:ascii="Times New Roman" w:hAnsi="Times New Roman" w:eastAsia="微软雅黑" w:cs="Times New Roman"/>
+          <w:color w:val="000000"/>
+          <w:sz w:val="18"/>
+          <w:szCs w:val="18"/>
+        </w:rPr>
+        <w:t>与CAPOX联合疗法可降低患者疾病进展或死亡风险达31.3%</w:t>
+      </w:r>
+      <w:r>
+        <w:rPr>
+          <w:rFonts w:hint="default" w:ascii="Times New Roman" w:hAnsi="Times New Roman" w:eastAsia="微软雅黑" w:cs="Times New Roman"/>
+          <w:color w:val="000000"/>
+          <w:sz w:val="18"/>
+          <w:szCs w:val="18"/>
+          <w:lang w:eastAsia="zh-CN"/>
+        </w:rPr>
+        <w:t>，</w:t>
+      </w:r>
+      <w:r>
+        <w:rPr>
+          <w:rFonts w:hint="default" w:ascii="Times New Roman" w:hAnsi="Times New Roman" w:eastAsia="微软雅黑" w:cs="Times New Roman"/>
+          <w:i w:val="0"/>
+          <w:iCs w:val="0"/>
+          <w:caps w:val="0"/>
+          <w:spacing w:val="6"/>
+          <w:sz w:val="18"/>
+          <w:szCs w:val="18"/>
+          <w:shd w:val="clear" w:fill="FFFFFF"/>
+        </w:rPr>
+        <w:t>VYLOY</w:t>
+      </w:r>
+      <w:r>
+        <w:rPr>
+          <w:rFonts w:hint="default" w:ascii="Times New Roman" w:hAnsi="Times New Roman" w:eastAsia="微软雅黑" w:cs="Times New Roman"/>
+          <w:color w:val="000000"/>
+          <w:sz w:val="18"/>
+          <w:szCs w:val="18"/>
+        </w:rPr>
+        <w:t>联合疗法组患者的中位PFS为8.21个月（vs6.80个月），该组患者中位OS为14.39个月（vs12.16个月）</w:t>
+      </w:r>
+      <w:r>
+        <w:rPr>
+          <w:rFonts w:hint="default" w:ascii="Times New Roman" w:hAnsi="Times New Roman" w:eastAsia="微软雅黑" w:cs="Times New Roman"/>
+          <w:color w:val="000000"/>
+          <w:sz w:val="18"/>
+          <w:szCs w:val="18"/>
+          <w:vertAlign w:val="superscript"/>
+        </w:rPr>
+        <w:t>[</w:t>
+      </w:r>
+      <w:r>
+        <w:rPr>
+          <w:rFonts w:hint="default" w:ascii="Times New Roman" w:hAnsi="Times New Roman" w:eastAsia="微软雅黑" w:cs="Times New Roman"/>
+          <w:color w:val="000000"/>
+          <w:sz w:val="18"/>
+          <w:szCs w:val="18"/>
+          <w:vertAlign w:val="superscript"/>
+          <w:lang w:val="en-US" w:eastAsia="zh-CN"/>
+        </w:rPr>
+        <w:t>9</w:t>
+      </w:r>
+      <w:r>
+        <w:rPr>
+          <w:rFonts w:hint="default" w:ascii="Times New Roman" w:hAnsi="Times New Roman" w:eastAsia="微软雅黑" w:cs="Times New Roman"/>
+          <w:color w:val="000000"/>
+          <w:sz w:val="18"/>
+          <w:szCs w:val="18"/>
+          <w:vertAlign w:val="superscript"/>
+        </w:rPr>
+        <w:t>]</w:t>
+      </w:r>
+      <w:r>
+        <w:rPr>
+          <w:rFonts w:hint="default" w:ascii="Times New Roman" w:hAnsi="Times New Roman" w:eastAsia="微软雅黑" w:cs="Times New Roman"/>
+          <w:color w:val="000000"/>
+          <w:sz w:val="18"/>
+          <w:szCs w:val="18"/>
+        </w:rPr>
+        <w:t>。</w:t>
+      </w:r>
+    </w:p>
+    <w:tbl>
+      <w:tblPr>
+        <w:tblStyle w:val="17"/>
+        <w:tblW w:w="0" w:type="auto"/>
+        <w:tblInd w:w="119" w:type="dxa"/>
+        <w:tblBorders>
+          <w:top w:val="single" w:color="2EB1C9" w:sz="4" w:space="0"/>
+          <w:left w:val="single" w:color="2EB1C9" w:sz="4" w:space="0"/>
+          <w:bottom w:val="single" w:color="2EB1C9" w:sz="4" w:space="0"/>
+          <w:right w:val="single" w:color="2EB1C9" w:sz="4" w:space="0"/>
+          <w:insideH w:val="single" w:color="2EB1C9" w:sz="4" w:space="0"/>
+          <w:insideV w:val="single" w:color="2EB1C9" w:sz="4" w:space="0"/>
+        </w:tblBorders>
+        <w:tblLayout w:type="fixed"/>
+        <w:tblCellMar>
+          <w:top w:w="0" w:type="dxa"/>
+          <w:left w:w="0" w:type="dxa"/>
+          <w:bottom w:w="0" w:type="dxa"/>
+          <w:right w:w="0" w:type="dxa"/>
+        </w:tblCellMar>
+      </w:tblPr>
+      <w:tblGrid>
+        <w:gridCol w:w="1818"/>
+        <w:gridCol w:w="2353"/>
+        <w:gridCol w:w="5469"/>
+      </w:tblGrid>
+      <w:tr>
+        <w:tblPrEx>
+          <w:tblBorders>
+            <w:top w:val="single" w:color="2EB1C9" w:sz="4" w:space="0"/>
+            <w:left w:val="single" w:color="2EB1C9" w:sz="4" w:space="0"/>
+            <w:bottom w:val="single" w:color="2EB1C9" w:sz="4" w:space="0"/>
+            <w:right w:val="single" w:color="2EB1C9" w:sz="4" w:space="0"/>
+            <w:insideH w:val="single" w:color="2EB1C9" w:sz="4" w:space="0"/>
+            <w:insideV w:val="single" w:color="2EB1C9" w:sz="4" w:space="0"/>
+          </w:tblBorders>
+          <w:tblCellMar>
+            <w:top w:w="0" w:type="dxa"/>
+            <w:left w:w="0" w:type="dxa"/>
+            <w:bottom w:w="0" w:type="dxa"/>
+            <w:right w:w="0" w:type="dxa"/>
+          </w:tblCellMar>
+        </w:tblPrEx>
+        <w:trPr>
+          <w:trHeight w:val="625" w:hRule="atLeast"/>
+        </w:trPr>
+        <w:tc>
+          <w:tcPr>
+            <w:tcW w:w="1818" w:type="dxa"/>
+            <w:tcBorders>
+              <w:tl2br w:val="nil"/>
+              <w:tr2bl w:val="nil"/>
+            </w:tcBorders>
+            <w:shd w:val="clear" w:color="auto" w:fill="2EB1C9"/>
+          </w:tcPr>
+          <w:p>
+            <w:pPr>
+              <w:pStyle w:val="213"/>
+              <w:spacing w:before="110"/>
+              <w:ind w:right="165"/>
+              <w:rPr>
+                <w:b/>
+              </w:rPr>
+            </w:pPr>
+            <w:r>
+              <w:rPr>
+                <w:b/>
+                <w:color w:val="FFFFFF"/>
+              </w:rPr>
+              <w:t>癌种</w:t>
+            </w:r>
+          </w:p>
+        </w:tc>
+        <w:tc>
+          <w:tcPr>
+            <w:tcW w:w="2353" w:type="dxa"/>
+            <w:tcBorders>
+              <w:tl2br w:val="nil"/>
+              <w:tr2bl w:val="nil"/>
+            </w:tcBorders>
+            <w:shd w:val="clear" w:color="auto" w:fill="2EB1C9"/>
+          </w:tcPr>
+          <w:p>
+            <w:pPr>
+              <w:pStyle w:val="213"/>
+              <w:spacing w:before="110"/>
+              <w:ind w:right="115"/>
+              <w:rPr>
+                <w:b/>
+                <w:color w:val="FFFFFF"/>
+              </w:rPr>
+            </w:pPr>
+            <w:r>
+              <w:rPr>
+                <w:b/>
+                <w:color w:val="FFFFFF"/>
+              </w:rPr>
+              <w:t>判读标准</w:t>
+            </w:r>
+          </w:p>
+        </w:tc>
+        <w:tc>
+          <w:tcPr>
+            <w:tcW w:w="5469" w:type="dxa"/>
+            <w:tcBorders>
+              <w:tl2br w:val="nil"/>
+              <w:tr2bl w:val="nil"/>
+            </w:tcBorders>
+            <w:shd w:val="clear" w:color="auto" w:fill="2EB1C9"/>
+          </w:tcPr>
+          <w:p>
+            <w:pPr>
+              <w:pStyle w:val="213"/>
+              <w:spacing w:before="110"/>
+              <w:ind w:right="115"/>
+              <w:rPr>
+                <w:b/>
+                <w:color w:val="FFFFFF"/>
+              </w:rPr>
+            </w:pPr>
+            <w:r>
+              <w:rPr>
+                <w:rFonts w:hint="eastAsia"/>
+                <w:b/>
+                <w:color w:val="FFFFFF"/>
+              </w:rPr>
+              <w:t>临床意义</w:t>
+            </w:r>
+          </w:p>
+        </w:tc>
+      </w:tr>
+      <w:tr>
+        <w:tblPrEx>
+          <w:tblBorders>
+            <w:top w:val="single" w:color="2EB1C9" w:sz="4" w:space="0"/>
+            <w:left w:val="single" w:color="2EB1C9" w:sz="4" w:space="0"/>
+            <w:bottom w:val="single" w:color="2EB1C9" w:sz="4" w:space="0"/>
+            <w:right w:val="single" w:color="2EB1C9" w:sz="4" w:space="0"/>
+            <w:insideH w:val="single" w:color="2EB1C9" w:sz="4" w:space="0"/>
+            <w:insideV w:val="single" w:color="2EB1C9" w:sz="4" w:space="0"/>
+          </w:tblBorders>
+          <w:tblCellMar>
+            <w:top w:w="0" w:type="dxa"/>
+            <w:left w:w="0" w:type="dxa"/>
+            <w:bottom w:w="0" w:type="dxa"/>
+            <w:right w:w="0" w:type="dxa"/>
+          </w:tblCellMar>
+        </w:tblPrEx>
+        <w:trPr>
+          <w:trHeight w:val="0" w:hRule="atLeast"/>
+        </w:trPr>
+        <w:tc>
+          <w:tcPr>
+            <w:tcW w:w="1818" w:type="dxa"/>
+            <w:tcBorders>
+              <w:tl2br w:val="nil"/>
+              <w:tr2bl w:val="nil"/>
+            </w:tcBorders>
+            <w:vAlign w:val="center"/>
+          </w:tcPr>
+          <w:p>
+            <w:pPr>
+              <w:pStyle w:val="213"/>
+              <w:tabs>
+                <w:tab w:val="left" w:pos="2100"/>
+              </w:tabs>
+              <w:ind w:right="-46" w:rightChars="-22"/>
+              <w:rPr>
+                <w:rFonts w:hint="default" w:ascii="Times New Roman" w:hAnsi="Times New Roman" w:eastAsia="微软雅黑" w:cs="Times New Roman"/>
+                <w:i w:val="0"/>
+                <w:iCs w:val="0"/>
+                <w:caps w:val="0"/>
+                <w:spacing w:val="7"/>
+                <w:kern w:val="2"/>
+                <w:sz w:val="19"/>
+                <w:szCs w:val="19"/>
+                <w:shd w:val="clear" w:fill="FFFFFF"/>
+                <w:lang w:val="en-US" w:eastAsia="zh-CN" w:bidi="ar-SA"/>
+              </w:rPr>
+            </w:pPr>
+            <w:r>
+              <w:rPr>
+                <w:rFonts w:hint="default" w:ascii="Times New Roman" w:hAnsi="Times New Roman" w:eastAsia="微软雅黑" w:cs="Times New Roman"/>
+                <w:i w:val="0"/>
+                <w:iCs w:val="0"/>
+                <w:caps w:val="0"/>
+                <w:spacing w:val="7"/>
+                <w:kern w:val="2"/>
+                <w:sz w:val="19"/>
+                <w:szCs w:val="19"/>
+                <w:shd w:val="clear" w:fill="FFFFFF"/>
+                <w:lang w:val="en-US" w:eastAsia="zh-CN" w:bidi="ar-SA"/>
+              </w:rPr>
+              <w:t>胃癌</w:t>
+            </w:r>
+          </w:p>
+          <w:p>
+            <w:pPr>
+              <w:pStyle w:val="213"/>
+              <w:tabs>
+                <w:tab w:val="left" w:pos="2100"/>
+              </w:tabs>
+              <w:ind w:right="-46" w:rightChars="-22"/>
+              <w:rPr>
+                <w:rFonts w:hint="default" w:ascii="Times New Roman" w:hAnsi="Times New Roman" w:eastAsia="微软雅黑" w:cs="Times New Roman"/>
+                <w:i w:val="0"/>
+                <w:iCs w:val="0"/>
+                <w:caps w:val="0"/>
+                <w:spacing w:val="7"/>
+                <w:kern w:val="2"/>
+                <w:sz w:val="19"/>
+                <w:szCs w:val="19"/>
+                <w:shd w:val="clear" w:fill="FFFFFF"/>
+                <w:lang w:val="en-US" w:eastAsia="zh-CN" w:bidi="ar-SA"/>
+              </w:rPr>
+            </w:pPr>
+            <w:r>
+              <w:rPr>
+                <w:rFonts w:hint="default" w:ascii="Times New Roman" w:hAnsi="Times New Roman" w:cs="Times New Roman"/>
+                <w:i w:val="0"/>
+                <w:iCs w:val="0"/>
+                <w:caps w:val="0"/>
+                <w:spacing w:val="7"/>
+                <w:kern w:val="2"/>
+                <w:sz w:val="19"/>
+                <w:szCs w:val="19"/>
+                <w:shd w:val="clear" w:fill="FFFFFF"/>
+                <w:lang w:val="en-US" w:eastAsia="zh-CN" w:bidi="ar-SA"/>
+              </w:rPr>
+              <w:t>胃食管结合腺癌</w:t>
+            </w:r>
+          </w:p>
+        </w:tc>
+        <w:tc>
+          <w:tcPr>
+            <w:tcW w:w="2353" w:type="dxa"/>
+            <w:tcBorders>
+              <w:tl2br w:val="nil"/>
+              <w:tr2bl w:val="nil"/>
+            </w:tcBorders>
+            <w:vAlign w:val="center"/>
+          </w:tcPr>
+          <w:p>
+            <w:pPr>
+              <w:pStyle w:val="213"/>
+              <w:tabs>
+                <w:tab w:val="left" w:pos="2100"/>
+              </w:tabs>
+              <w:spacing w:before="1"/>
+              <w:ind w:right="-2"/>
+              <w:rPr>
+                <w:rFonts w:hint="default" w:ascii="Times New Roman" w:hAnsi="Times New Roman" w:eastAsia="微软雅黑" w:cs="Times New Roman"/>
+                <w:i w:val="0"/>
+                <w:iCs w:val="0"/>
+                <w:caps w:val="0"/>
+                <w:spacing w:val="7"/>
+                <w:kern w:val="2"/>
+                <w:sz w:val="19"/>
+                <w:szCs w:val="19"/>
+                <w:shd w:val="clear" w:fill="FFFFFF"/>
+                <w:lang w:val="en-US" w:eastAsia="zh-CN" w:bidi="ar-SA"/>
+              </w:rPr>
+            </w:pPr>
+            <w:r>
+              <w:rPr>
+                <w:rFonts w:hint="default" w:ascii="Times New Roman" w:hAnsi="Times New Roman" w:eastAsia="微软雅黑" w:cs="Times New Roman"/>
+                <w:i w:val="0"/>
+                <w:iCs w:val="0"/>
+                <w:caps w:val="0"/>
+                <w:spacing w:val="7"/>
+                <w:kern w:val="2"/>
+                <w:sz w:val="19"/>
+                <w:szCs w:val="19"/>
+                <w:shd w:val="clear" w:fill="FFFFFF"/>
+                <w:lang w:val="en-US" w:eastAsia="zh-CN" w:bidi="ar-SA"/>
+              </w:rPr>
+              <w:t>肿瘤细胞显示中度至强的CLDN18膜染色≥75%</w:t>
+            </w:r>
+          </w:p>
+        </w:tc>
+        <w:tc>
+          <w:tcPr>
+            <w:tcW w:w="5469" w:type="dxa"/>
+            <w:tcBorders>
+              <w:tl2br w:val="nil"/>
+              <w:tr2bl w:val="nil"/>
+            </w:tcBorders>
+            <w:vAlign w:val="center"/>
+          </w:tcPr>
+          <w:p>
+            <w:pPr>
+              <w:pStyle w:val="213"/>
+              <w:spacing w:before="1"/>
+              <w:ind w:left="63" w:leftChars="30"/>
+              <w:jc w:val="left"/>
+              <w:rPr>
+                <w:rFonts w:hint="default" w:ascii="Times New Roman" w:hAnsi="Times New Roman" w:eastAsia="微软雅黑" w:cs="Times New Roman"/>
+                <w:i w:val="0"/>
+                <w:iCs w:val="0"/>
+                <w:caps w:val="0"/>
+                <w:spacing w:val="7"/>
+                <w:kern w:val="2"/>
+                <w:sz w:val="19"/>
+                <w:szCs w:val="19"/>
+                <w:shd w:val="clear" w:fill="FFFFFF"/>
+                <w:lang w:val="en-US" w:eastAsia="zh-CN" w:bidi="ar-SA"/>
+              </w:rPr>
+            </w:pPr>
+            <w:r>
+              <w:rPr>
+                <w:rFonts w:hint="default" w:ascii="Times New Roman" w:hAnsi="Times New Roman" w:eastAsia="微软雅黑" w:cs="Times New Roman"/>
+                <w:i w:val="0"/>
+                <w:iCs w:val="0"/>
+                <w:caps w:val="0"/>
+                <w:spacing w:val="7"/>
+                <w:kern w:val="2"/>
+                <w:sz w:val="19"/>
+                <w:szCs w:val="19"/>
+                <w:shd w:val="clear" w:fill="FFFFFF"/>
+                <w:lang w:val="en-US" w:eastAsia="zh-CN" w:bidi="ar-SA"/>
+              </w:rPr>
+              <w:t>FDA</w:t>
+            </w:r>
+            <w:r>
+              <w:rPr>
+                <w:rFonts w:hint="default" w:ascii="Times New Roman" w:hAnsi="Times New Roman" w:cs="Times New Roman"/>
+                <w:i w:val="0"/>
+                <w:iCs w:val="0"/>
+                <w:caps w:val="0"/>
+                <w:spacing w:val="7"/>
+                <w:kern w:val="2"/>
+                <w:sz w:val="19"/>
+                <w:szCs w:val="19"/>
+                <w:shd w:val="clear" w:fill="FFFFFF"/>
+                <w:lang w:val="en-US" w:eastAsia="zh-CN" w:bidi="ar-SA"/>
+              </w:rPr>
+              <w:t>和NMPA</w:t>
+            </w:r>
+            <w:r>
+              <w:rPr>
+                <w:rFonts w:hint="default" w:ascii="Times New Roman" w:hAnsi="Times New Roman" w:eastAsia="微软雅黑" w:cs="Times New Roman"/>
+                <w:i w:val="0"/>
+                <w:iCs w:val="0"/>
+                <w:caps w:val="0"/>
+                <w:spacing w:val="7"/>
+                <w:kern w:val="2"/>
+                <w:sz w:val="19"/>
+                <w:szCs w:val="19"/>
+                <w:shd w:val="clear" w:fill="FFFFFF"/>
+                <w:lang w:val="en-US" w:eastAsia="zh-CN" w:bidi="ar-SA"/>
+              </w:rPr>
+              <w:t>已批准安斯泰来的佐妥昔单抗（Zolbetuximab</w:t>
+            </w:r>
+            <w:r>
+              <w:rPr>
+                <w:rFonts w:hint="default" w:ascii="Times New Roman" w:hAnsi="Times New Roman" w:cs="Times New Roman"/>
+                <w:i w:val="0"/>
+                <w:iCs w:val="0"/>
+                <w:caps w:val="0"/>
+                <w:spacing w:val="7"/>
+                <w:kern w:val="2"/>
+                <w:sz w:val="19"/>
+                <w:szCs w:val="19"/>
+                <w:shd w:val="clear" w:fill="FFFFFF"/>
+                <w:lang w:val="en-US" w:eastAsia="zh-CN" w:bidi="ar-SA"/>
+              </w:rPr>
+              <w:t>）</w:t>
+            </w:r>
+            <w:r>
+              <w:rPr>
+                <w:rFonts w:hint="default" w:ascii="Times New Roman" w:hAnsi="Times New Roman" w:eastAsia="微软雅黑" w:cs="Times New Roman"/>
+                <w:i w:val="0"/>
+                <w:iCs w:val="0"/>
+                <w:caps w:val="0"/>
+                <w:spacing w:val="7"/>
+                <w:kern w:val="2"/>
+                <w:sz w:val="19"/>
+                <w:szCs w:val="19"/>
+                <w:shd w:val="clear" w:fill="FFFFFF"/>
+                <w:lang w:val="en-US" w:eastAsia="zh-CN" w:bidi="ar-SA"/>
+              </w:rPr>
+              <w:t>与含</w:t>
+            </w:r>
+            <w:r>
+              <w:rPr>
+                <w:rFonts w:hint="default" w:ascii="Times New Roman" w:hAnsi="Times New Roman" w:cs="Times New Roman"/>
+                <w:i w:val="0"/>
+                <w:iCs w:val="0"/>
+                <w:caps w:val="0"/>
+                <w:spacing w:val="7"/>
+                <w:kern w:val="2"/>
+                <w:sz w:val="19"/>
+                <w:szCs w:val="19"/>
+                <w:shd w:val="clear" w:fill="FFFFFF"/>
+                <w:lang w:val="en-US" w:eastAsia="zh-CN" w:bidi="ar-SA"/>
+              </w:rPr>
+              <w:t>氟尿嘧啶</w:t>
+            </w:r>
+            <w:r>
+              <w:rPr>
+                <w:rFonts w:hint="eastAsia" w:ascii="Times New Roman" w:hAnsi="Times New Roman" w:cs="Times New Roman"/>
+                <w:i w:val="0"/>
+                <w:iCs w:val="0"/>
+                <w:caps w:val="0"/>
+                <w:spacing w:val="7"/>
+                <w:kern w:val="2"/>
+                <w:sz w:val="19"/>
+                <w:szCs w:val="19"/>
+                <w:shd w:val="clear" w:fill="FFFFFF"/>
+                <w:lang w:val="en-US" w:eastAsia="zh-CN" w:bidi="ar-SA"/>
+              </w:rPr>
+              <w:t>类</w:t>
+            </w:r>
+            <w:r>
+              <w:rPr>
+                <w:rFonts w:hint="default" w:ascii="Times New Roman" w:hAnsi="Times New Roman" w:eastAsia="微软雅黑" w:cs="Times New Roman"/>
+                <w:i w:val="0"/>
+                <w:iCs w:val="0"/>
+                <w:caps w:val="0"/>
+                <w:spacing w:val="7"/>
+                <w:kern w:val="2"/>
+                <w:sz w:val="19"/>
+                <w:szCs w:val="19"/>
+                <w:shd w:val="clear" w:fill="FFFFFF"/>
+                <w:lang w:val="en-US" w:eastAsia="zh-CN" w:bidi="ar-SA"/>
+              </w:rPr>
+              <w:t>和铂类化疗方案联合，用于局部晚期不可切除或转移性、CLDN18.2阳性、人表皮生长因子受体2（HER2）阴性的胃癌或胃食管交界处（GEJ）腺癌成人患者的一线治疗。</w:t>
+            </w:r>
+          </w:p>
+        </w:tc>
+      </w:tr>
+    </w:tbl>
+    <w:p>
+      <w:pPr>
+        <w:snapToGrid w:val="0"/>
+        <w:spacing w:line="360" w:lineRule="auto"/>
+        <w:ind w:left="372" w:leftChars="104" w:hanging="154" w:hangingChars="86"/>
+        <w:rPr>
+          <w:rFonts w:hint="default" w:ascii="微软雅黑" w:hAnsi="微软雅黑" w:eastAsia="微软雅黑" w:cs="微软雅黑"/>
+          <w:color w:val="000000"/>
+          <w:sz w:val="18"/>
+          <w:szCs w:val="18"/>
+          <w:lang w:val="en-US" w:eastAsia="zh-CN"/>
+        </w:rPr>
+      </w:pPr>
+    </w:p>
+    <w:p>
+      <w:pPr>
+        <w:pStyle w:val="2"/>
+        <w:keepNext/>
+        <w:keepLines/>
+        <w:pageBreakBefore w:val="0"/>
+        <w:widowControl w:val="0"/>
+        <w:numPr>
+          <w:ilvl w:val="0"/>
+          <w:numId w:val="0"/>
+        </w:numPr>
+        <w:kinsoku/>
+        <w:wordWrap/>
+        <w:overflowPunct/>
+        <w:topLinePunct w:val="0"/>
+        <w:autoSpaceDE/>
+        <w:autoSpaceDN/>
+        <w:bidi w:val="0"/>
+        <w:adjustRightInd/>
+        <w:snapToGrid/>
+        <w:spacing w:before="0" w:after="0" w:line="440" w:lineRule="exact"/>
+        <w:ind w:left="431" w:right="288" w:rightChars="137" w:hanging="431"/>
+        <w:jc w:val="left"/>
+        <w:textAlignment w:val="auto"/>
+        <w:rPr>
+          <w:rFonts w:hint="default" w:ascii="Times New Roman" w:hAnsi="Times New Roman" w:eastAsia="微软雅黑" w:cs="Times New Roman"/>
+          <w:color w:val="2EB1C9"/>
+          <w:sz w:val="24"/>
+          <w:szCs w:val="24"/>
+          <w:u w:val="none"/>
+        </w:rPr>
+      </w:pPr>
+      <w:r>
+        <w:rPr>
+          <w:rFonts w:hint="default" w:ascii="Times New Roman" w:hAnsi="Times New Roman" w:eastAsia="微软雅黑" w:cs="Times New Roman"/>
+          <w:color w:val="2EB1C9"/>
+          <w:sz w:val="24"/>
+          <w:szCs w:val="24"/>
+          <w:u w:val="none"/>
+          <w:lang w:val="en-US" w:eastAsia="zh-CN"/>
+        </w:rPr>
+        <w:t>3</w:t>
+      </w:r>
+      <w:r>
+        <w:rPr>
+          <w:rFonts w:hint="default" w:ascii="Times New Roman" w:hAnsi="Times New Roman" w:eastAsia="微软雅黑" w:cs="Times New Roman"/>
+          <w:color w:val="2EB1C9"/>
+          <w:sz w:val="24"/>
+          <w:szCs w:val="24"/>
+          <w:u w:val="none"/>
+        </w:rPr>
+        <w:t>. Claudin 18.2临床研究</w:t>
+      </w:r>
+    </w:p>
+    <w:p>
+      <w:pPr>
+        <w:adjustRightInd w:val="0"/>
+        <w:snapToGrid w:val="0"/>
+        <w:spacing w:line="360" w:lineRule="auto"/>
+        <w:ind w:firstLine="360" w:firstLineChars="200"/>
+        <w:rPr>
+          <w:rFonts w:hint="default" w:ascii="Times New Roman" w:hAnsi="Times New Roman" w:eastAsia="微软雅黑" w:cs="Times New Roman"/>
+          <w:sz w:val="18"/>
+          <w:lang w:val="en-US" w:eastAsia="zh-CN"/>
+        </w:rPr>
+      </w:pPr>
+      <w:r>
+        <w:rPr>
+          <w:rFonts w:hint="default" w:ascii="Times New Roman" w:hAnsi="Times New Roman" w:eastAsia="微软雅黑" w:cs="Times New Roman"/>
+          <w:sz w:val="18"/>
+        </w:rPr>
+        <w:t>目前，CLDN18.2在业界广泛关注，类型涉及单克隆抗体、双特异性抗体、CAR-T以及抗体药物偶联物（ADC），以单克隆抗体在研数量最多。</w:t>
+      </w:r>
+      <w:r>
+        <w:rPr>
+          <w:rFonts w:hint="default" w:ascii="Times New Roman" w:hAnsi="Times New Roman" w:eastAsia="微软雅黑" w:cs="Times New Roman"/>
+          <w:sz w:val="18"/>
+          <w:lang w:val="en-US" w:eastAsia="zh-CN"/>
+        </w:rPr>
+        <w:t>部分相关临床试验如下：</w:t>
+      </w:r>
+    </w:p>
+    <w:p>
+      <w:pPr>
+        <w:keepNext w:val="0"/>
+        <w:keepLines w:val="0"/>
+        <w:pageBreakBefore w:val="0"/>
+        <w:widowControl w:val="0"/>
+        <w:kinsoku/>
+        <w:wordWrap/>
+        <w:overflowPunct/>
+        <w:topLinePunct w:val="0"/>
+        <w:autoSpaceDE/>
+        <w:autoSpaceDN/>
+        <w:bidi w:val="0"/>
+        <w:adjustRightInd w:val="0"/>
+        <w:snapToGrid w:val="0"/>
+        <w:spacing w:line="240" w:lineRule="auto"/>
+        <w:ind w:firstLine="360" w:firstLineChars="200"/>
+        <w:jc w:val="center"/>
+        <w:textAlignment w:val="auto"/>
+        <w:rPr>
+          <w:rFonts w:hint="default" w:ascii="Times New Roman" w:hAnsi="Times New Roman" w:eastAsia="微软雅黑" w:cs="Times New Roman"/>
+          <w:sz w:val="18"/>
+          <w:szCs w:val="18"/>
+        </w:rPr>
+      </w:pPr>
+      <w:r>
+        <w:rPr>
+          <w:rFonts w:hint="default" w:ascii="Times New Roman" w:hAnsi="Times New Roman" w:eastAsia="微软雅黑" w:cs="Times New Roman"/>
+          <w:color w:val="000000"/>
+          <w:sz w:val="18"/>
+          <w:szCs w:val="18"/>
+        </w:rPr>
+        <w:t>表</w:t>
+      </w:r>
+      <w:r>
+        <w:rPr>
+          <w:rFonts w:hint="default" w:ascii="Times New Roman" w:hAnsi="Times New Roman" w:eastAsia="微软雅黑" w:cs="Times New Roman"/>
+          <w:color w:val="000000"/>
+          <w:sz w:val="18"/>
+          <w:szCs w:val="18"/>
+          <w:lang w:val="en-US" w:eastAsia="zh-CN"/>
+        </w:rPr>
+        <w:t>1.</w:t>
+      </w:r>
+      <w:r>
+        <w:rPr>
+          <w:rFonts w:hint="default" w:ascii="Times New Roman" w:hAnsi="Times New Roman" w:eastAsia="微软雅黑" w:cs="Times New Roman"/>
+          <w:color w:val="000000"/>
+          <w:sz w:val="18"/>
+          <w:szCs w:val="18"/>
+        </w:rPr>
+        <w:t xml:space="preserve"> CLDN18.2相关临床试验（部分）</w:t>
+      </w:r>
+    </w:p>
+    <w:tbl>
+      <w:tblPr>
+        <w:tblStyle w:val="235"/>
+        <w:tblW w:w="9543" w:type="dxa"/>
+        <w:jc w:val="center"/>
+        <w:tblBorders>
+          <w:top w:val="single" w:color="2EB1C9" w:sz="4" w:space="0"/>
+          <w:left w:val="single" w:color="2EB1C9" w:sz="4" w:space="0"/>
+          <w:bottom w:val="single" w:color="2EB1C9" w:sz="4" w:space="0"/>
+          <w:right w:val="single" w:color="2EB1C9" w:sz="4" w:space="0"/>
+          <w:insideH w:val="single" w:color="2EB1C9" w:sz="4" w:space="0"/>
+          <w:insideV w:val="single" w:color="2EB1C9" w:sz="4" w:space="0"/>
+        </w:tblBorders>
+        <w:tblLayout w:type="autofit"/>
+        <w:tblCellMar>
+          <w:top w:w="0" w:type="dxa"/>
+          <w:left w:w="108" w:type="dxa"/>
+          <w:bottom w:w="0" w:type="dxa"/>
+          <w:right w:w="108" w:type="dxa"/>
+        </w:tblCellMar>
+      </w:tblPr>
+      <w:tblGrid>
+        <w:gridCol w:w="1608"/>
+        <w:gridCol w:w="1630"/>
+        <w:gridCol w:w="2892"/>
+        <w:gridCol w:w="1164"/>
+        <w:gridCol w:w="2249"/>
+      </w:tblGrid>
+      <w:tr>
+        <w:tblPrEx>
+          <w:tblBorders>
+            <w:top w:val="single" w:color="2EB1C9" w:sz="4" w:space="0"/>
+            <w:left w:val="single" w:color="2EB1C9" w:sz="4" w:space="0"/>
+            <w:bottom w:val="single" w:color="2EB1C9" w:sz="4" w:space="0"/>
+            <w:right w:val="single" w:color="2EB1C9" w:sz="4" w:space="0"/>
+            <w:insideH w:val="single" w:color="2EB1C9" w:sz="4" w:space="0"/>
+            <w:insideV w:val="single" w:color="2EB1C9" w:sz="4" w:space="0"/>
+          </w:tblBorders>
+          <w:tblCellMar>
+            <w:top w:w="0" w:type="dxa"/>
+            <w:left w:w="108" w:type="dxa"/>
+            <w:bottom w:w="0" w:type="dxa"/>
+            <w:right w:w="108" w:type="dxa"/>
+          </w:tblCellMar>
+        </w:tblPrEx>
+        <w:trPr>
+          <w:trHeight w:val="539" w:hRule="atLeast"/>
+          <w:jc w:val="center"/>
+        </w:trPr>
+        <w:tc>
+          <w:tcPr>
+            <w:tcW w:w="1608" w:type="dxa"/>
+            <w:tcBorders>
+              <w:insideV w:val="nil"/>
+            </w:tcBorders>
+            <w:shd w:val="clear" w:color="auto" w:fill="2EB1C9"/>
+            <w:vAlign w:val="center"/>
+          </w:tcPr>
+          <w:p>
+            <w:pPr>
+              <w:adjustRightInd w:val="0"/>
+              <w:snapToGrid w:val="0"/>
+              <w:jc w:val="center"/>
+              <w:rPr>
+                <w:rFonts w:hint="default" w:ascii="微软雅黑" w:hAnsi="微软雅黑" w:eastAsia="微软雅黑" w:cs="微软雅黑"/>
+                <w:b/>
+                <w:bCs/>
+                <w:color w:val="FFFFFF" w:themeColor="background1"/>
+                <w:kern w:val="2"/>
+                <w:sz w:val="18"/>
+                <w:szCs w:val="18"/>
+                <w:lang w:val="en-US" w:eastAsia="zh-CN" w:bidi="ar-SA"/>
+                <w14:textFill>
+                  <w14:solidFill>
+                    <w14:schemeClr w14:val="bg1"/>
+                  </w14:solidFill>
+                </w14:textFill>
+              </w:rPr>
+            </w:pPr>
+            <w:bookmarkStart w:id="0" w:name="_GoBack"/>
+            <w:r>
+              <w:rPr>
+                <w:rFonts w:hint="eastAsia" w:ascii="微软雅黑" w:hAnsi="微软雅黑" w:eastAsia="微软雅黑" w:cs="微软雅黑"/>
+                <w:b/>
+                <w:bCs/>
+                <w:color w:val="FFFFFF" w:themeColor="background1"/>
+                <w:kern w:val="2"/>
+                <w:sz w:val="18"/>
+                <w:szCs w:val="18"/>
+                <w:lang w:val="en-US" w:eastAsia="zh-CN" w:bidi="ar-SA"/>
+                <w14:textFill>
+                  <w14:solidFill>
+                    <w14:schemeClr w14:val="bg1"/>
+                  </w14:solidFill>
+                </w14:textFill>
+              </w:rPr>
+              <w:t>临床实验编号</w:t>
+            </w:r>
+          </w:p>
+        </w:tc>
+        <w:tc>
+          <w:tcPr>
+            <w:tcW w:w="1630" w:type="dxa"/>
+            <w:tcBorders>
+              <w:insideV w:val="nil"/>
+            </w:tcBorders>
+            <w:shd w:val="clear" w:color="auto" w:fill="2EB1C9"/>
+            <w:vAlign w:val="center"/>
+          </w:tcPr>
+          <w:p>
+            <w:pPr>
+              <w:adjustRightInd w:val="0"/>
+              <w:snapToGrid w:val="0"/>
+              <w:jc w:val="center"/>
+              <w:rPr>
+                <w:rFonts w:hint="eastAsia" w:ascii="微软雅黑" w:hAnsi="微软雅黑" w:eastAsia="微软雅黑" w:cs="微软雅黑"/>
+                <w:b/>
+                <w:bCs/>
+                <w:color w:val="FFFFFF" w:themeColor="background1"/>
+                <w:kern w:val="2"/>
+                <w:sz w:val="18"/>
+                <w:szCs w:val="18"/>
+                <w:lang w:val="en-US" w:eastAsia="zh-CN" w:bidi="ar-SA"/>
+                <w14:textFill>
+                  <w14:solidFill>
+                    <w14:schemeClr w14:val="bg1"/>
+                  </w14:solidFill>
+                </w14:textFill>
+              </w:rPr>
+            </w:pPr>
+            <w:r>
+              <w:rPr>
+                <w:rFonts w:hint="eastAsia" w:ascii="微软雅黑" w:hAnsi="微软雅黑" w:eastAsia="微软雅黑" w:cs="微软雅黑"/>
+                <w:b/>
+                <w:bCs/>
+                <w:color w:val="FFFFFF" w:themeColor="background1"/>
+                <w:kern w:val="2"/>
+                <w:sz w:val="18"/>
+                <w:szCs w:val="18"/>
+                <w14:textFill>
+                  <w14:solidFill>
+                    <w14:schemeClr w14:val="bg1"/>
+                  </w14:solidFill>
+                </w14:textFill>
+              </w:rPr>
+              <w:t>药物</w:t>
+            </w:r>
+          </w:p>
+        </w:tc>
+        <w:tc>
+          <w:tcPr>
+            <w:tcW w:w="2892" w:type="dxa"/>
+            <w:tcBorders>
+              <w:insideV w:val="nil"/>
+            </w:tcBorders>
+            <w:shd w:val="clear" w:color="auto" w:fill="2EB1C9"/>
+            <w:vAlign w:val="center"/>
+          </w:tcPr>
+          <w:p>
+            <w:pPr>
+              <w:adjustRightInd w:val="0"/>
+              <w:snapToGrid w:val="0"/>
+              <w:jc w:val="center"/>
+              <w:rPr>
+                <w:rFonts w:hint="eastAsia" w:ascii="微软雅黑" w:hAnsi="微软雅黑" w:eastAsia="微软雅黑" w:cs="微软雅黑"/>
+                <w:b/>
+                <w:bCs/>
+                <w:color w:val="FFFFFF" w:themeColor="background1"/>
+                <w:kern w:val="2"/>
+                <w:sz w:val="18"/>
+                <w:szCs w:val="18"/>
+                <w:lang w:eastAsia="zh-CN"/>
+                <w14:textFill>
+                  <w14:solidFill>
+                    <w14:schemeClr w14:val="bg1"/>
+                  </w14:solidFill>
+                </w14:textFill>
+              </w:rPr>
+            </w:pPr>
+            <w:r>
+              <w:rPr>
+                <w:rFonts w:hint="eastAsia" w:ascii="微软雅黑" w:hAnsi="微软雅黑" w:eastAsia="微软雅黑" w:cs="微软雅黑"/>
+                <w:b/>
+                <w:bCs/>
+                <w:color w:val="FFFFFF" w:themeColor="background1"/>
+                <w:kern w:val="2"/>
+                <w:sz w:val="18"/>
+                <w:szCs w:val="18"/>
+                <w:lang w:val="en-US" w:eastAsia="zh-CN"/>
+                <w14:textFill>
+                  <w14:solidFill>
+                    <w14:schemeClr w14:val="bg1"/>
+                  </w14:solidFill>
+                </w14:textFill>
+              </w:rPr>
+              <w:t>适应症</w:t>
+            </w:r>
+          </w:p>
+        </w:tc>
+        <w:tc>
+          <w:tcPr>
+            <w:tcW w:w="1164" w:type="dxa"/>
+            <w:tcBorders>
+              <w:insideV w:val="nil"/>
+            </w:tcBorders>
+            <w:shd w:val="clear" w:color="auto" w:fill="2EB1C9"/>
+            <w:vAlign w:val="center"/>
+          </w:tcPr>
+          <w:p>
+            <w:pPr>
+              <w:adjustRightInd w:val="0"/>
+              <w:snapToGrid w:val="0"/>
+              <w:jc w:val="center"/>
+              <w:rPr>
+                <w:rFonts w:hint="eastAsia" w:ascii="微软雅黑" w:hAnsi="微软雅黑" w:eastAsia="微软雅黑" w:cs="微软雅黑"/>
+                <w:b/>
+                <w:bCs/>
+                <w:color w:val="FFFFFF" w:themeColor="background1"/>
+                <w:kern w:val="2"/>
+                <w:sz w:val="18"/>
+                <w:szCs w:val="18"/>
+                <w14:textFill>
+                  <w14:solidFill>
+                    <w14:schemeClr w14:val="bg1"/>
+                  </w14:solidFill>
+                </w14:textFill>
+              </w:rPr>
+            </w:pPr>
+            <w:r>
+              <w:rPr>
+                <w:rFonts w:hint="eastAsia" w:ascii="微软雅黑" w:hAnsi="微软雅黑" w:eastAsia="微软雅黑" w:cs="微软雅黑"/>
+                <w:b/>
+                <w:bCs/>
+                <w:color w:val="FFFFFF" w:themeColor="background1"/>
+                <w:kern w:val="2"/>
+                <w:sz w:val="18"/>
+                <w:szCs w:val="18"/>
+                <w14:textFill>
+                  <w14:solidFill>
+                    <w14:schemeClr w14:val="bg1"/>
+                  </w14:solidFill>
+                </w14:textFill>
+              </w:rPr>
+              <w:t>分期（期）</w:t>
+            </w:r>
+          </w:p>
+        </w:tc>
+        <w:tc>
+          <w:tcPr>
+            <w:tcW w:w="2249" w:type="dxa"/>
+            <w:tcBorders>
+              <w:insideV w:val="nil"/>
+            </w:tcBorders>
+            <w:shd w:val="clear" w:color="auto" w:fill="2EB1C9"/>
+            <w:vAlign w:val="center"/>
+          </w:tcPr>
+          <w:p>
+            <w:pPr>
+              <w:adjustRightInd w:val="0"/>
+              <w:snapToGrid w:val="0"/>
+              <w:jc w:val="center"/>
+              <w:rPr>
+                <w:rFonts w:hint="eastAsia" w:ascii="微软雅黑" w:hAnsi="微软雅黑" w:eastAsia="微软雅黑" w:cs="微软雅黑"/>
+                <w:b/>
+                <w:bCs/>
+                <w:color w:val="FFFFFF" w:themeColor="background1"/>
+                <w:kern w:val="2"/>
+                <w:sz w:val="18"/>
+                <w:szCs w:val="18"/>
+                <w:lang w:val="en-US" w:eastAsia="zh-CN"/>
+                <w14:textFill>
+                  <w14:solidFill>
+                    <w14:schemeClr w14:val="bg1"/>
+                  </w14:solidFill>
+                </w14:textFill>
+              </w:rPr>
+            </w:pPr>
+            <w:r>
+              <w:rPr>
+                <w:rFonts w:hint="eastAsia" w:ascii="微软雅黑" w:hAnsi="微软雅黑" w:eastAsia="微软雅黑" w:cs="微软雅黑"/>
+                <w:b/>
+                <w:bCs/>
+                <w:color w:val="FFFFFF" w:themeColor="background1"/>
+                <w:kern w:val="2"/>
+                <w:sz w:val="18"/>
+                <w:szCs w:val="18"/>
+                <w:lang w:val="en-US" w:eastAsia="zh-CN"/>
+                <w14:textFill>
+                  <w14:solidFill>
+                    <w14:schemeClr w14:val="bg1"/>
+                  </w14:solidFill>
+                </w14:textFill>
+              </w:rPr>
+              <w:t>入组标准</w:t>
+            </w:r>
+          </w:p>
+          <w:p>
+            <w:pPr>
+              <w:adjustRightInd w:val="0"/>
+              <w:snapToGrid w:val="0"/>
+              <w:jc w:val="center"/>
+              <w:rPr>
+                <w:rFonts w:hint="default" w:ascii="微软雅黑" w:hAnsi="微软雅黑" w:eastAsia="微软雅黑" w:cs="微软雅黑"/>
+                <w:b/>
+                <w:bCs/>
+                <w:color w:val="FFFFFF" w:themeColor="background1"/>
+                <w:kern w:val="2"/>
+                <w:sz w:val="18"/>
+                <w:szCs w:val="18"/>
+                <w:lang w:val="en-US" w:eastAsia="zh-CN"/>
+                <w14:textFill>
+                  <w14:solidFill>
+                    <w14:schemeClr w14:val="bg1"/>
+                  </w14:solidFill>
+                </w14:textFill>
+              </w:rPr>
+            </w:pPr>
+            <w:r>
+              <w:rPr>
+                <w:rFonts w:hint="default" w:ascii="微软雅黑" w:hAnsi="微软雅黑" w:eastAsia="微软雅黑" w:cs="微软雅黑"/>
+                <w:b/>
+                <w:bCs/>
+                <w:color w:val="FFFFFF" w:themeColor="background1"/>
+                <w:kern w:val="2"/>
+                <w:sz w:val="18"/>
+                <w:szCs w:val="18"/>
+                <w:lang w:val="en-US" w:eastAsia="zh-CN"/>
+                <w14:textFill>
+                  <w14:solidFill>
+                    <w14:schemeClr w14:val="bg1"/>
+                  </w14:solidFill>
+                </w14:textFill>
+              </w:rPr>
+              <w:t>(CLDN18.2 表达水平)</w:t>
+            </w:r>
+          </w:p>
+        </w:tc>
+      </w:tr>
+      <w:tr>
+        <w:tblPrEx>
+          <w:tblBorders>
+            <w:top w:val="single" w:color="2EB1C9" w:sz="4" w:space="0"/>
+            <w:left w:val="single" w:color="2EB1C9" w:sz="4" w:space="0"/>
+            <w:bottom w:val="single" w:color="2EB1C9" w:sz="4" w:space="0"/>
+            <w:right w:val="single" w:color="2EB1C9" w:sz="4" w:space="0"/>
+            <w:insideH w:val="single" w:color="2EB1C9" w:sz="4" w:space="0"/>
+            <w:insideV w:val="single" w:color="2EB1C9" w:sz="4" w:space="0"/>
+          </w:tblBorders>
+          <w:tblCellMar>
+            <w:top w:w="0" w:type="dxa"/>
+            <w:left w:w="108" w:type="dxa"/>
+            <w:bottom w:w="0" w:type="dxa"/>
+            <w:right w:w="108" w:type="dxa"/>
+          </w:tblCellMar>
+        </w:tblPrEx>
+        <w:trPr>
+          <w:trHeight w:val="637" w:hRule="atLeast"/>
+          <w:jc w:val="center"/>
+        </w:trPr>
+        <w:tc>
+          <w:tcPr>
+            <w:tcW w:w="1608" w:type="dxa"/>
+            <w:shd w:val="clear" w:color="auto" w:fill="auto"/>
+            <w:vAlign w:val="center"/>
+          </w:tcPr>
+          <w:p>
+            <w:pPr>
+              <w:adjustRightInd w:val="0"/>
+              <w:snapToGrid w:val="0"/>
+              <w:jc w:val="center"/>
+              <w:rPr>
+                <w:rFonts w:hint="default" w:ascii="Times New Roman" w:hAnsi="Times New Roman" w:eastAsia="微软雅黑" w:cs="Times New Roman"/>
+                <w:b w:val="0"/>
+                <w:color w:val="auto"/>
+                <w:kern w:val="2"/>
+                <w:sz w:val="18"/>
+                <w:szCs w:val="18"/>
+                <w:lang w:val="en-US" w:eastAsia="zh-CN" w:bidi="ar-SA"/>
+              </w:rPr>
+            </w:pPr>
+            <w:r>
+              <w:rPr>
+                <w:rFonts w:hint="default" w:ascii="Times New Roman" w:hAnsi="Times New Roman" w:eastAsia="微软雅黑" w:cs="Times New Roman"/>
+                <w:b w:val="0"/>
+                <w:color w:val="auto"/>
+                <w:kern w:val="2"/>
+                <w:sz w:val="18"/>
+                <w:szCs w:val="18"/>
+                <w:lang w:val="en-US" w:eastAsia="zh-CN" w:bidi="ar-SA"/>
+              </w:rPr>
+              <w:t>NCT06587425</w:t>
+            </w:r>
+          </w:p>
+        </w:tc>
+        <w:tc>
+          <w:tcPr>
+            <w:tcW w:w="1630" w:type="dxa"/>
+            <w:shd w:val="clear" w:color="auto" w:fill="auto"/>
+            <w:vAlign w:val="center"/>
+          </w:tcPr>
+          <w:p>
+            <w:pPr>
+              <w:adjustRightInd w:val="0"/>
+              <w:snapToGrid w:val="0"/>
+              <w:jc w:val="center"/>
+              <w:rPr>
+                <w:rFonts w:hint="default" w:ascii="Times New Roman" w:hAnsi="Times New Roman" w:eastAsia="微软雅黑" w:cs="Times New Roman"/>
+                <w:b w:val="0"/>
+                <w:color w:val="auto"/>
+                <w:kern w:val="2"/>
+                <w:sz w:val="18"/>
+                <w:szCs w:val="18"/>
+                <w:lang w:val="en-US" w:eastAsia="zh-CN" w:bidi="ar-SA"/>
+              </w:rPr>
+            </w:pPr>
+            <w:r>
+              <w:rPr>
+                <w:rFonts w:hint="default" w:ascii="Times New Roman" w:hAnsi="Times New Roman" w:eastAsia="微软雅黑" w:cs="Times New Roman"/>
+                <w:b w:val="0"/>
+                <w:color w:val="auto"/>
+                <w:kern w:val="2"/>
+                <w:sz w:val="18"/>
+                <w:szCs w:val="18"/>
+                <w:lang w:val="en-US" w:eastAsia="zh-CN" w:bidi="ar-SA"/>
+              </w:rPr>
+              <w:t>LM-302+</w:t>
+            </w:r>
+            <w:r>
+              <w:rPr>
+                <w:rFonts w:hint="default" w:ascii="Times New Roman" w:hAnsi="Times New Roman" w:eastAsia="微软雅黑" w:cs="Times New Roman"/>
+                <w:i w:val="0"/>
+                <w:iCs w:val="0"/>
+                <w:caps w:val="0"/>
+                <w:color w:val="auto"/>
+                <w:spacing w:val="0"/>
+                <w:sz w:val="18"/>
+                <w:szCs w:val="18"/>
+                <w:shd w:val="clear" w:fill="auto"/>
+              </w:rPr>
+              <w:t>卡度尼利单抗</w:t>
+            </w:r>
+          </w:p>
+        </w:tc>
+        <w:tc>
+          <w:tcPr>
+            <w:tcW w:w="2892" w:type="dxa"/>
+            <w:shd w:val="clear" w:color="auto" w:fill="auto"/>
+            <w:vAlign w:val="center"/>
+          </w:tcPr>
+          <w:p>
+            <w:pPr>
+              <w:adjustRightInd w:val="0"/>
+              <w:snapToGrid w:val="0"/>
+              <w:jc w:val="center"/>
+              <w:rPr>
+                <w:rFonts w:hint="default" w:ascii="Times New Roman" w:hAnsi="Times New Roman" w:eastAsia="微软雅黑" w:cs="Times New Roman"/>
+                <w:b w:val="0"/>
+                <w:color w:val="auto"/>
+                <w:kern w:val="2"/>
+                <w:sz w:val="18"/>
+                <w:szCs w:val="18"/>
+                <w:lang w:val="en-US" w:eastAsia="zh-CN" w:bidi="ar-SA"/>
+              </w:rPr>
+            </w:pPr>
+            <w:r>
+              <w:rPr>
+                <w:rFonts w:hint="default" w:ascii="Times New Roman" w:hAnsi="Times New Roman" w:eastAsia="微软雅黑" w:cs="Times New Roman"/>
+                <w:b w:val="0"/>
+                <w:color w:val="auto"/>
+                <w:kern w:val="2"/>
+                <w:sz w:val="18"/>
+                <w:szCs w:val="18"/>
+                <w:lang w:val="en-US" w:eastAsia="zh-CN" w:bidi="ar-SA"/>
+              </w:rPr>
+              <w:t>胃腺癌、胃食管结合腺癌</w:t>
+            </w:r>
+          </w:p>
+        </w:tc>
+        <w:tc>
+          <w:tcPr>
+            <w:tcW w:w="1164" w:type="dxa"/>
+            <w:shd w:val="clear" w:color="auto" w:fill="auto"/>
+            <w:vAlign w:val="center"/>
+          </w:tcPr>
+          <w:p>
+            <w:pPr>
+              <w:adjustRightInd w:val="0"/>
+              <w:snapToGrid w:val="0"/>
+              <w:jc w:val="center"/>
+              <w:rPr>
+                <w:rFonts w:hint="default" w:ascii="Times New Roman" w:hAnsi="Times New Roman" w:eastAsia="微软雅黑" w:cs="Times New Roman"/>
+                <w:b w:val="0"/>
+                <w:color w:val="auto"/>
+                <w:kern w:val="2"/>
+                <w:sz w:val="18"/>
+                <w:szCs w:val="18"/>
+                <w:lang w:val="en-US" w:eastAsia="zh-CN" w:bidi="ar-SA"/>
+              </w:rPr>
+            </w:pPr>
+            <w:r>
+              <w:rPr>
+                <w:rFonts w:hint="default" w:ascii="Times New Roman" w:hAnsi="Times New Roman" w:eastAsia="微软雅黑" w:cs="Times New Roman"/>
+                <w:b w:val="0"/>
+                <w:color w:val="auto"/>
+                <w:kern w:val="2"/>
+                <w:sz w:val="18"/>
+                <w:szCs w:val="18"/>
+              </w:rPr>
+              <w:t>II</w:t>
+            </w:r>
+          </w:p>
+        </w:tc>
+        <w:tc>
+          <w:tcPr>
+            <w:tcW w:w="2249" w:type="dxa"/>
+            <w:shd w:val="clear" w:color="auto" w:fill="auto"/>
+            <w:vAlign w:val="center"/>
+          </w:tcPr>
+          <w:p>
+            <w:pPr>
+              <w:adjustRightInd w:val="0"/>
+              <w:snapToGrid w:val="0"/>
+              <w:jc w:val="center"/>
+              <w:rPr>
+                <w:rFonts w:hint="default" w:ascii="Times New Roman" w:hAnsi="Times New Roman" w:eastAsia="微软雅黑" w:cs="Times New Roman"/>
+                <w:b w:val="0"/>
+                <w:color w:val="auto"/>
+                <w:kern w:val="2"/>
+                <w:sz w:val="18"/>
+                <w:szCs w:val="18"/>
+              </w:rPr>
+            </w:pPr>
+            <w:r>
+              <w:rPr>
+                <w:rFonts w:hint="default" w:ascii="Times New Roman" w:hAnsi="Times New Roman" w:eastAsia="微软雅黑" w:cs="Times New Roman"/>
+                <w:i w:val="0"/>
+                <w:iCs w:val="0"/>
+                <w:caps w:val="0"/>
+                <w:color w:val="auto"/>
+                <w:spacing w:val="0"/>
+                <w:sz w:val="18"/>
+                <w:szCs w:val="18"/>
+                <w:shd w:val="clear" w:fill="FFFFFF"/>
+              </w:rPr>
+              <w:t>≥10%</w:t>
+            </w:r>
+          </w:p>
+        </w:tc>
+      </w:tr>
+      <w:tr>
+        <w:tblPrEx>
+          <w:tblBorders>
+            <w:top w:val="single" w:color="2EB1C9" w:sz="4" w:space="0"/>
+            <w:left w:val="single" w:color="2EB1C9" w:sz="4" w:space="0"/>
+            <w:bottom w:val="single" w:color="2EB1C9" w:sz="4" w:space="0"/>
+            <w:right w:val="single" w:color="2EB1C9" w:sz="4" w:space="0"/>
+            <w:insideH w:val="single" w:color="2EB1C9" w:sz="4" w:space="0"/>
+            <w:insideV w:val="single" w:color="2EB1C9" w:sz="4" w:space="0"/>
+          </w:tblBorders>
+          <w:tblCellMar>
+            <w:top w:w="0" w:type="dxa"/>
+            <w:left w:w="108" w:type="dxa"/>
+            <w:bottom w:w="0" w:type="dxa"/>
+            <w:right w:w="108" w:type="dxa"/>
+          </w:tblCellMar>
+        </w:tblPrEx>
+        <w:trPr>
+          <w:trHeight w:val="662" w:hRule="atLeast"/>
+          <w:jc w:val="center"/>
+        </w:trPr>
+        <w:tc>
+          <w:tcPr>
+            <w:tcW w:w="1608" w:type="dxa"/>
+            <w:shd w:val="clear" w:color="auto" w:fill="auto"/>
+            <w:vAlign w:val="center"/>
+          </w:tcPr>
+          <w:p>
+            <w:pPr>
+              <w:adjustRightInd w:val="0"/>
+              <w:snapToGrid w:val="0"/>
+              <w:jc w:val="center"/>
+              <w:rPr>
+                <w:rFonts w:hint="default" w:ascii="Times New Roman" w:hAnsi="Times New Roman" w:eastAsia="微软雅黑" w:cs="Times New Roman"/>
+                <w:b w:val="0"/>
+                <w:color w:val="auto"/>
+                <w:kern w:val="2"/>
+                <w:sz w:val="18"/>
+                <w:szCs w:val="18"/>
+                <w:lang w:val="en-US" w:eastAsia="zh-CN" w:bidi="ar-SA"/>
+              </w:rPr>
+            </w:pPr>
+            <w:r>
+              <w:rPr>
+                <w:rFonts w:hint="default" w:ascii="Times New Roman" w:hAnsi="Times New Roman" w:eastAsia="微软雅黑" w:cs="Times New Roman"/>
+                <w:color w:val="auto"/>
+                <w:sz w:val="18"/>
+                <w:szCs w:val="18"/>
+              </w:rPr>
+              <w:t>NCT03816163</w:t>
+            </w:r>
+          </w:p>
+        </w:tc>
+        <w:tc>
+          <w:tcPr>
+            <w:tcW w:w="1630" w:type="dxa"/>
+            <w:shd w:val="clear" w:color="auto" w:fill="auto"/>
+            <w:vAlign w:val="center"/>
+          </w:tcPr>
+          <w:p>
+            <w:pPr>
+              <w:adjustRightInd w:val="0"/>
+              <w:snapToGrid w:val="0"/>
+              <w:jc w:val="center"/>
+              <w:rPr>
+                <w:rFonts w:hint="default" w:ascii="Times New Roman" w:hAnsi="Times New Roman" w:eastAsia="微软雅黑" w:cs="Times New Roman"/>
+                <w:b w:val="0"/>
+                <w:color w:val="auto"/>
+                <w:kern w:val="2"/>
+                <w:sz w:val="18"/>
+                <w:szCs w:val="18"/>
+                <w:lang w:val="en-US" w:eastAsia="zh-CN" w:bidi="ar-SA"/>
+              </w:rPr>
+            </w:pPr>
+            <w:r>
+              <w:rPr>
+                <w:rFonts w:hint="default" w:ascii="Times New Roman" w:hAnsi="Times New Roman" w:eastAsia="微软雅黑" w:cs="Times New Roman"/>
+                <w:i w:val="0"/>
+                <w:iCs w:val="0"/>
+                <w:caps w:val="0"/>
+                <w:color w:val="auto"/>
+                <w:spacing w:val="0"/>
+                <w:sz w:val="18"/>
+                <w:szCs w:val="18"/>
+                <w:shd w:val="clear" w:fill="FFFFFF"/>
+              </w:rPr>
+              <w:t>佐妥昔单抗</w:t>
+            </w:r>
+          </w:p>
+        </w:tc>
+        <w:tc>
+          <w:tcPr>
+            <w:tcW w:w="2892" w:type="dxa"/>
+            <w:shd w:val="clear" w:color="auto" w:fill="auto"/>
+            <w:vAlign w:val="center"/>
+          </w:tcPr>
+          <w:p>
+            <w:pPr>
+              <w:adjustRightInd w:val="0"/>
+              <w:snapToGrid w:val="0"/>
+              <w:jc w:val="center"/>
+              <w:rPr>
+                <w:rFonts w:hint="default" w:ascii="Times New Roman" w:hAnsi="Times New Roman" w:eastAsia="微软雅黑" w:cs="Times New Roman"/>
+                <w:b w:val="0"/>
+                <w:color w:val="auto"/>
+                <w:kern w:val="2"/>
+                <w:sz w:val="18"/>
+                <w:szCs w:val="18"/>
+                <w:lang w:val="en-US" w:eastAsia="zh-CN" w:bidi="ar-SA"/>
+              </w:rPr>
+            </w:pPr>
+            <w:r>
+              <w:rPr>
+                <w:rFonts w:hint="default" w:ascii="Times New Roman" w:hAnsi="Times New Roman" w:eastAsia="微软雅黑" w:cs="Times New Roman"/>
+                <w:b w:val="0"/>
+                <w:color w:val="auto"/>
+                <w:kern w:val="2"/>
+                <w:sz w:val="18"/>
+                <w:szCs w:val="18"/>
+                <w:lang w:val="en-US" w:eastAsia="zh-CN" w:bidi="ar-SA"/>
+              </w:rPr>
+              <w:t>胰腺腺癌</w:t>
+            </w:r>
+          </w:p>
+        </w:tc>
+        <w:tc>
+          <w:tcPr>
+            <w:tcW w:w="1164" w:type="dxa"/>
+            <w:shd w:val="clear" w:color="auto" w:fill="auto"/>
+            <w:vAlign w:val="center"/>
+          </w:tcPr>
+          <w:p>
+            <w:pPr>
+              <w:adjustRightInd w:val="0"/>
+              <w:snapToGrid w:val="0"/>
+              <w:jc w:val="center"/>
+              <w:rPr>
+                <w:rFonts w:hint="default" w:ascii="Times New Roman" w:hAnsi="Times New Roman" w:eastAsia="微软雅黑" w:cs="Times New Roman"/>
+                <w:b w:val="0"/>
+                <w:color w:val="auto"/>
+                <w:kern w:val="2"/>
+                <w:sz w:val="18"/>
+                <w:szCs w:val="18"/>
+                <w:lang w:val="en-US" w:eastAsia="zh-CN" w:bidi="ar-SA"/>
+              </w:rPr>
+            </w:pPr>
+            <w:r>
+              <w:rPr>
+                <w:rFonts w:hint="default" w:ascii="Times New Roman" w:hAnsi="Times New Roman" w:eastAsia="微软雅黑" w:cs="Times New Roman"/>
+                <w:b w:val="0"/>
+                <w:color w:val="auto"/>
+                <w:kern w:val="2"/>
+                <w:sz w:val="18"/>
+                <w:szCs w:val="18"/>
+              </w:rPr>
+              <w:t>II</w:t>
+            </w:r>
+          </w:p>
+        </w:tc>
+        <w:tc>
+          <w:tcPr>
+            <w:tcW w:w="2249" w:type="dxa"/>
+            <w:shd w:val="clear" w:color="auto" w:fill="auto"/>
+            <w:vAlign w:val="center"/>
+          </w:tcPr>
+          <w:p>
+            <w:pPr>
+              <w:adjustRightInd w:val="0"/>
+              <w:snapToGrid w:val="0"/>
+              <w:jc w:val="center"/>
+              <w:rPr>
+                <w:rFonts w:hint="default" w:ascii="Times New Roman" w:hAnsi="Times New Roman" w:eastAsia="微软雅黑" w:cs="Times New Roman"/>
+                <w:b w:val="0"/>
+                <w:color w:val="auto"/>
+                <w:kern w:val="2"/>
+                <w:sz w:val="18"/>
+                <w:szCs w:val="18"/>
+                <w:lang w:val="en-US" w:eastAsia="zh-CN"/>
+              </w:rPr>
+            </w:pPr>
+            <w:r>
+              <w:rPr>
+                <w:rFonts w:hint="default" w:ascii="Times New Roman" w:hAnsi="Times New Roman" w:eastAsia="微软雅黑" w:cs="Times New Roman"/>
+                <w:b w:val="0"/>
+                <w:color w:val="auto"/>
+                <w:kern w:val="2"/>
+                <w:sz w:val="18"/>
+                <w:szCs w:val="18"/>
+              </w:rPr>
+              <w:t>&gt;2+,and ≥</w:t>
+            </w:r>
+            <w:r>
+              <w:rPr>
+                <w:rFonts w:hint="default" w:ascii="Times New Roman" w:hAnsi="Times New Roman" w:eastAsia="微软雅黑" w:cs="Times New Roman"/>
+                <w:b w:val="0"/>
+                <w:color w:val="auto"/>
+                <w:kern w:val="2"/>
+                <w:sz w:val="18"/>
+                <w:szCs w:val="18"/>
+                <w:lang w:val="en-US" w:eastAsia="zh-CN"/>
+              </w:rPr>
+              <w:t>7</w:t>
+            </w:r>
+            <w:r>
+              <w:rPr>
+                <w:rFonts w:hint="default" w:ascii="Times New Roman" w:hAnsi="Times New Roman" w:eastAsia="微软雅黑" w:cs="Times New Roman"/>
+                <w:b w:val="0"/>
+                <w:color w:val="auto"/>
+                <w:kern w:val="2"/>
+                <w:sz w:val="18"/>
+                <w:szCs w:val="18"/>
+              </w:rPr>
+              <w:t>5%</w:t>
+            </w:r>
+          </w:p>
+        </w:tc>
+      </w:tr>
+      <w:tr>
+        <w:tblPrEx>
+          <w:tblBorders>
+            <w:top w:val="single" w:color="2EB1C9" w:sz="4" w:space="0"/>
+            <w:left w:val="single" w:color="2EB1C9" w:sz="4" w:space="0"/>
+            <w:bottom w:val="single" w:color="2EB1C9" w:sz="4" w:space="0"/>
+            <w:right w:val="single" w:color="2EB1C9" w:sz="4" w:space="0"/>
+            <w:insideH w:val="single" w:color="2EB1C9" w:sz="4" w:space="0"/>
+            <w:insideV w:val="single" w:color="2EB1C9" w:sz="4" w:space="0"/>
+          </w:tblBorders>
+          <w:tblCellMar>
+            <w:top w:w="0" w:type="dxa"/>
+            <w:left w:w="108" w:type="dxa"/>
+            <w:bottom w:w="0" w:type="dxa"/>
+            <w:right w:w="108" w:type="dxa"/>
+          </w:tblCellMar>
+        </w:tblPrEx>
+        <w:trPr>
+          <w:trHeight w:val="522" w:hRule="atLeast"/>
+          <w:jc w:val="center"/>
+        </w:trPr>
+        <w:tc>
+          <w:tcPr>
+            <w:tcW w:w="1608" w:type="dxa"/>
+            <w:shd w:val="clear" w:color="auto" w:fill="auto"/>
+            <w:vAlign w:val="center"/>
+          </w:tcPr>
+          <w:p>
+            <w:pPr>
+              <w:adjustRightInd w:val="0"/>
+              <w:snapToGrid w:val="0"/>
+              <w:jc w:val="center"/>
+              <w:rPr>
+                <w:rFonts w:hint="default" w:ascii="Times New Roman" w:hAnsi="Times New Roman" w:eastAsia="微软雅黑" w:cs="Times New Roman"/>
+                <w:b w:val="0"/>
+                <w:color w:val="auto"/>
+                <w:kern w:val="2"/>
+                <w:sz w:val="18"/>
+                <w:szCs w:val="18"/>
+                <w:lang w:val="en-US" w:eastAsia="zh-CN" w:bidi="ar-SA"/>
+              </w:rPr>
+            </w:pPr>
+            <w:r>
+              <w:rPr>
+                <w:rFonts w:hint="default" w:ascii="Times New Roman" w:hAnsi="Times New Roman" w:eastAsia="微软雅黑" w:cs="Times New Roman"/>
+                <w:b w:val="0"/>
+                <w:color w:val="auto"/>
+                <w:kern w:val="2"/>
+                <w:sz w:val="18"/>
+                <w:szCs w:val="18"/>
+                <w:lang w:val="en-US" w:eastAsia="zh-CN" w:bidi="ar-SA"/>
+              </w:rPr>
+              <w:t>NCT04495296</w:t>
+            </w:r>
+          </w:p>
+        </w:tc>
+        <w:tc>
+          <w:tcPr>
+            <w:tcW w:w="1630" w:type="dxa"/>
+            <w:shd w:val="clear" w:color="auto" w:fill="auto"/>
+            <w:vAlign w:val="center"/>
+          </w:tcPr>
+          <w:p>
+            <w:pPr>
+              <w:adjustRightInd w:val="0"/>
+              <w:snapToGrid w:val="0"/>
+              <w:jc w:val="center"/>
+              <w:rPr>
+                <w:rFonts w:hint="default" w:ascii="Times New Roman" w:hAnsi="Times New Roman" w:eastAsia="微软雅黑" w:cs="Times New Roman"/>
+                <w:b w:val="0"/>
+                <w:color w:val="auto"/>
+                <w:kern w:val="2"/>
+                <w:sz w:val="18"/>
+                <w:szCs w:val="18"/>
+                <w:lang w:val="en-US" w:eastAsia="zh-CN" w:bidi="ar-SA"/>
+              </w:rPr>
+            </w:pPr>
+            <w:r>
+              <w:rPr>
+                <w:rFonts w:hint="default" w:ascii="Times New Roman" w:hAnsi="Times New Roman" w:eastAsia="微软雅黑" w:cs="Times New Roman"/>
+                <w:b w:val="0"/>
+                <w:color w:val="auto"/>
+                <w:kern w:val="2"/>
+                <w:sz w:val="18"/>
+                <w:szCs w:val="18"/>
+                <w:lang w:val="en-US" w:eastAsia="zh-CN" w:bidi="ar-SA"/>
+              </w:rPr>
+              <w:t>TST001</w:t>
+            </w:r>
+          </w:p>
+        </w:tc>
+        <w:tc>
+          <w:tcPr>
+            <w:tcW w:w="2892" w:type="dxa"/>
+            <w:shd w:val="clear" w:color="auto" w:fill="auto"/>
+            <w:vAlign w:val="center"/>
+          </w:tcPr>
+          <w:p>
+            <w:pPr>
+              <w:adjustRightInd w:val="0"/>
+              <w:snapToGrid w:val="0"/>
+              <w:jc w:val="center"/>
+              <w:rPr>
+                <w:rFonts w:hint="default" w:ascii="Times New Roman" w:hAnsi="Times New Roman" w:eastAsia="微软雅黑" w:cs="Times New Roman"/>
+                <w:b w:val="0"/>
+                <w:color w:val="auto"/>
+                <w:kern w:val="2"/>
+                <w:sz w:val="18"/>
+                <w:szCs w:val="18"/>
+                <w:lang w:val="en-US" w:eastAsia="zh-CN" w:bidi="ar-SA"/>
+              </w:rPr>
+            </w:pPr>
+            <w:r>
+              <w:rPr>
+                <w:rFonts w:hint="default" w:ascii="Times New Roman" w:hAnsi="Times New Roman" w:eastAsia="微软雅黑" w:cs="Times New Roman"/>
+                <w:b w:val="0"/>
+                <w:color w:val="auto"/>
+                <w:kern w:val="2"/>
+                <w:sz w:val="18"/>
+                <w:szCs w:val="18"/>
+                <w:lang w:val="en-US" w:eastAsia="zh-CN" w:bidi="ar-SA"/>
+              </w:rPr>
+              <w:t>实体瘤</w:t>
+            </w:r>
+          </w:p>
+        </w:tc>
+        <w:tc>
+          <w:tcPr>
+            <w:tcW w:w="1164" w:type="dxa"/>
+            <w:shd w:val="clear" w:color="auto" w:fill="auto"/>
+            <w:vAlign w:val="center"/>
+          </w:tcPr>
+          <w:p>
+            <w:pPr>
+              <w:adjustRightInd w:val="0"/>
+              <w:snapToGrid w:val="0"/>
+              <w:jc w:val="center"/>
+              <w:rPr>
+                <w:rFonts w:hint="default" w:ascii="Times New Roman" w:hAnsi="Times New Roman" w:eastAsia="微软雅黑" w:cs="Times New Roman"/>
+                <w:b w:val="0"/>
+                <w:color w:val="auto"/>
+                <w:kern w:val="2"/>
+                <w:sz w:val="18"/>
+                <w:szCs w:val="18"/>
+                <w:lang w:val="en-US" w:eastAsia="zh-CN" w:bidi="ar-SA"/>
+              </w:rPr>
+            </w:pPr>
+            <w:r>
+              <w:rPr>
+                <w:rFonts w:hint="default" w:ascii="Times New Roman" w:hAnsi="Times New Roman" w:eastAsia="微软雅黑" w:cs="Times New Roman"/>
+                <w:b w:val="0"/>
+                <w:color w:val="auto"/>
+                <w:kern w:val="2"/>
+                <w:sz w:val="18"/>
+                <w:szCs w:val="18"/>
+              </w:rPr>
+              <w:t>I</w:t>
+            </w:r>
+            <w:r>
+              <w:rPr>
+                <w:rFonts w:hint="default" w:ascii="Times New Roman" w:hAnsi="Times New Roman" w:eastAsia="微软雅黑" w:cs="Times New Roman"/>
+                <w:b w:val="0"/>
+                <w:color w:val="auto"/>
+                <w:kern w:val="2"/>
+                <w:sz w:val="18"/>
+                <w:szCs w:val="18"/>
+                <w:lang w:val="en-US" w:eastAsia="zh-CN"/>
+              </w:rPr>
+              <w:t>/</w:t>
+            </w:r>
+            <w:r>
+              <w:rPr>
+                <w:rFonts w:hint="default" w:ascii="Times New Roman" w:hAnsi="Times New Roman" w:eastAsia="微软雅黑" w:cs="Times New Roman"/>
+                <w:b w:val="0"/>
+                <w:color w:val="auto"/>
+                <w:kern w:val="2"/>
+                <w:sz w:val="18"/>
+                <w:szCs w:val="18"/>
+              </w:rPr>
+              <w:t>II</w:t>
+            </w:r>
+          </w:p>
+        </w:tc>
+        <w:tc>
+          <w:tcPr>
+            <w:tcW w:w="2249" w:type="dxa"/>
+            <w:shd w:val="clear" w:color="auto" w:fill="auto"/>
+            <w:vAlign w:val="center"/>
+          </w:tcPr>
+          <w:p>
+            <w:pPr>
+              <w:adjustRightInd w:val="0"/>
+              <w:snapToGrid w:val="0"/>
+              <w:jc w:val="center"/>
+              <w:rPr>
+                <w:rFonts w:hint="default" w:ascii="Times New Roman" w:hAnsi="Times New Roman" w:eastAsia="微软雅黑" w:cs="Times New Roman"/>
+                <w:b w:val="0"/>
+                <w:color w:val="auto"/>
+                <w:kern w:val="2"/>
+                <w:sz w:val="18"/>
+                <w:szCs w:val="18"/>
+              </w:rPr>
+            </w:pPr>
+            <w:r>
+              <w:rPr>
+                <w:rFonts w:hint="default" w:ascii="Times New Roman" w:hAnsi="Times New Roman" w:eastAsia="微软雅黑" w:cs="Times New Roman"/>
+                <w:b w:val="0"/>
+                <w:color w:val="auto"/>
+                <w:kern w:val="2"/>
+                <w:sz w:val="18"/>
+                <w:szCs w:val="18"/>
+              </w:rPr>
+              <w:t>≥</w:t>
+            </w:r>
+            <w:r>
+              <w:rPr>
+                <w:rFonts w:hint="default" w:ascii="Times New Roman" w:hAnsi="Times New Roman" w:eastAsia="微软雅黑" w:cs="Times New Roman"/>
+                <w:b w:val="0"/>
+                <w:color w:val="auto"/>
+                <w:kern w:val="2"/>
+                <w:sz w:val="18"/>
+                <w:szCs w:val="18"/>
+                <w:lang w:val="en-US" w:eastAsia="zh-CN"/>
+              </w:rPr>
+              <w:t>1</w:t>
+            </w:r>
+            <w:r>
+              <w:rPr>
+                <w:rFonts w:hint="default" w:ascii="Times New Roman" w:hAnsi="Times New Roman" w:eastAsia="微软雅黑" w:cs="Times New Roman"/>
+                <w:b w:val="0"/>
+                <w:color w:val="auto"/>
+                <w:kern w:val="2"/>
+                <w:sz w:val="18"/>
+                <w:szCs w:val="18"/>
+              </w:rPr>
+              <w:t>+,and ≥</w:t>
+            </w:r>
+            <w:r>
+              <w:rPr>
+                <w:rFonts w:hint="default" w:ascii="Times New Roman" w:hAnsi="Times New Roman" w:eastAsia="微软雅黑" w:cs="Times New Roman"/>
+                <w:b w:val="0"/>
+                <w:color w:val="auto"/>
+                <w:kern w:val="2"/>
+                <w:sz w:val="18"/>
+                <w:szCs w:val="18"/>
+                <w:lang w:val="en-US" w:eastAsia="zh-CN"/>
+              </w:rPr>
+              <w:t>1</w:t>
+            </w:r>
+            <w:r>
+              <w:rPr>
+                <w:rFonts w:hint="default" w:ascii="Times New Roman" w:hAnsi="Times New Roman" w:eastAsia="微软雅黑" w:cs="Times New Roman"/>
+                <w:b w:val="0"/>
+                <w:color w:val="auto"/>
+                <w:kern w:val="2"/>
+                <w:sz w:val="18"/>
+                <w:szCs w:val="18"/>
+              </w:rPr>
+              <w:t>0%</w:t>
+            </w:r>
+          </w:p>
+        </w:tc>
+      </w:tr>
+      <w:tr>
+        <w:tblPrEx>
+          <w:tblBorders>
+            <w:top w:val="single" w:color="2EB1C9" w:sz="4" w:space="0"/>
+            <w:left w:val="single" w:color="2EB1C9" w:sz="4" w:space="0"/>
+            <w:bottom w:val="single" w:color="2EB1C9" w:sz="4" w:space="0"/>
+            <w:right w:val="single" w:color="2EB1C9" w:sz="4" w:space="0"/>
+            <w:insideH w:val="single" w:color="2EB1C9" w:sz="4" w:space="0"/>
+            <w:insideV w:val="single" w:color="2EB1C9" w:sz="4" w:space="0"/>
+          </w:tblBorders>
+          <w:tblCellMar>
+            <w:top w:w="0" w:type="dxa"/>
+            <w:left w:w="108" w:type="dxa"/>
+            <w:bottom w:w="0" w:type="dxa"/>
+            <w:right w:w="108" w:type="dxa"/>
+          </w:tblCellMar>
+        </w:tblPrEx>
+        <w:trPr>
+          <w:trHeight w:val="682" w:hRule="atLeast"/>
+          <w:jc w:val="center"/>
+        </w:trPr>
+        <w:tc>
+          <w:tcPr>
+            <w:tcW w:w="1608" w:type="dxa"/>
+            <w:shd w:val="clear" w:color="auto" w:fill="auto"/>
+            <w:vAlign w:val="center"/>
+          </w:tcPr>
+          <w:p>
+            <w:pPr>
+              <w:adjustRightInd w:val="0"/>
+              <w:snapToGrid w:val="0"/>
+              <w:jc w:val="center"/>
+              <w:rPr>
+                <w:rFonts w:hint="default" w:ascii="Times New Roman" w:hAnsi="Times New Roman" w:eastAsia="微软雅黑" w:cs="Times New Roman"/>
+                <w:b w:val="0"/>
+                <w:color w:val="auto"/>
+                <w:kern w:val="2"/>
+                <w:sz w:val="18"/>
+                <w:szCs w:val="18"/>
+                <w:lang w:val="en-US" w:eastAsia="zh-CN" w:bidi="ar-SA"/>
+              </w:rPr>
+            </w:pPr>
+            <w:r>
+              <w:rPr>
+                <w:rFonts w:hint="default" w:ascii="Times New Roman" w:hAnsi="Times New Roman" w:eastAsia="微软雅黑" w:cs="Times New Roman"/>
+                <w:b w:val="0"/>
+                <w:color w:val="auto"/>
+                <w:kern w:val="2"/>
+                <w:sz w:val="18"/>
+                <w:szCs w:val="18"/>
+                <w:lang w:val="en-US" w:eastAsia="zh-CN" w:bidi="ar-SA"/>
+              </w:rPr>
+              <w:t>NCT05994001</w:t>
+            </w:r>
+          </w:p>
+        </w:tc>
+        <w:tc>
+          <w:tcPr>
+            <w:tcW w:w="1630" w:type="dxa"/>
+            <w:shd w:val="clear" w:color="auto" w:fill="auto"/>
+            <w:vAlign w:val="center"/>
+          </w:tcPr>
+          <w:p>
+            <w:pPr>
+              <w:adjustRightInd w:val="0"/>
+              <w:snapToGrid w:val="0"/>
+              <w:jc w:val="center"/>
+              <w:rPr>
+                <w:rFonts w:hint="default" w:ascii="Times New Roman" w:hAnsi="Times New Roman" w:eastAsia="微软雅黑" w:cs="Times New Roman"/>
+                <w:b w:val="0"/>
+                <w:color w:val="auto"/>
+                <w:kern w:val="2"/>
+                <w:sz w:val="18"/>
+                <w:szCs w:val="18"/>
+                <w:lang w:val="en-US" w:eastAsia="zh-CN" w:bidi="ar-SA"/>
+              </w:rPr>
+            </w:pPr>
+            <w:r>
+              <w:rPr>
+                <w:rFonts w:hint="default" w:ascii="Times New Roman" w:hAnsi="Times New Roman" w:eastAsia="微软雅黑" w:cs="Times New Roman"/>
+                <w:b w:val="0"/>
+                <w:color w:val="auto"/>
+                <w:kern w:val="2"/>
+                <w:sz w:val="18"/>
+                <w:szCs w:val="18"/>
+                <w:lang w:val="en-US" w:eastAsia="zh-CN" w:bidi="ar-SA"/>
+              </w:rPr>
+              <w:t>LM-302、LM-302+</w:t>
+            </w:r>
+            <w:r>
+              <w:rPr>
+                <w:rFonts w:hint="default" w:ascii="Times New Roman" w:hAnsi="Times New Roman" w:eastAsia="微软雅黑" w:cs="Times New Roman"/>
+                <w:i w:val="0"/>
+                <w:iCs w:val="0"/>
+                <w:caps w:val="0"/>
+                <w:color w:val="auto"/>
+                <w:spacing w:val="0"/>
+                <w:sz w:val="18"/>
+                <w:szCs w:val="18"/>
+                <w:shd w:val="clear" w:fill="FFFFFF"/>
+              </w:rPr>
+              <w:t>卡度尼利单抗</w:t>
+            </w:r>
+            <w:r>
+              <w:rPr>
+                <w:rFonts w:hint="default" w:ascii="Times New Roman" w:hAnsi="Times New Roman" w:eastAsia="微软雅黑" w:cs="Times New Roman"/>
+                <w:i w:val="0"/>
+                <w:iCs w:val="0"/>
+                <w:caps w:val="0"/>
+                <w:color w:val="auto"/>
+                <w:spacing w:val="0"/>
+                <w:sz w:val="18"/>
+                <w:szCs w:val="18"/>
+                <w:shd w:val="clear" w:fill="FFFFFF"/>
+                <w:lang w:eastAsia="zh-CN"/>
+              </w:rPr>
+              <w:t>、</w:t>
+            </w:r>
+            <w:r>
+              <w:rPr>
+                <w:rFonts w:hint="default" w:ascii="Times New Roman" w:hAnsi="Times New Roman" w:eastAsia="微软雅黑" w:cs="Times New Roman"/>
+                <w:i w:val="0"/>
+                <w:iCs w:val="0"/>
+                <w:caps w:val="0"/>
+                <w:color w:val="auto"/>
+                <w:spacing w:val="0"/>
+                <w:sz w:val="18"/>
+                <w:szCs w:val="18"/>
+                <w:shd w:val="clear" w:fill="FFFFFF"/>
+              </w:rPr>
+              <w:t>卡度尼利单抗</w:t>
+            </w:r>
+          </w:p>
+        </w:tc>
+        <w:tc>
+          <w:tcPr>
+            <w:tcW w:w="2892" w:type="dxa"/>
+            <w:shd w:val="clear" w:color="auto" w:fill="auto"/>
+            <w:vAlign w:val="center"/>
+          </w:tcPr>
+          <w:p>
+            <w:pPr>
+              <w:adjustRightInd w:val="0"/>
+              <w:snapToGrid w:val="0"/>
+              <w:jc w:val="center"/>
+              <w:rPr>
+                <w:rFonts w:hint="default" w:ascii="Times New Roman" w:hAnsi="Times New Roman" w:eastAsia="微软雅黑" w:cs="Times New Roman"/>
+                <w:b w:val="0"/>
+                <w:color w:val="auto"/>
+                <w:kern w:val="2"/>
+                <w:sz w:val="18"/>
+                <w:szCs w:val="18"/>
+                <w:lang w:val="en-US" w:eastAsia="zh-CN" w:bidi="ar-SA"/>
+              </w:rPr>
+            </w:pPr>
+            <w:r>
+              <w:rPr>
+                <w:rFonts w:hint="default" w:ascii="Times New Roman" w:hAnsi="Times New Roman" w:eastAsia="微软雅黑" w:cs="Times New Roman"/>
+                <w:b w:val="0"/>
+                <w:color w:val="auto"/>
+                <w:kern w:val="2"/>
+                <w:sz w:val="18"/>
+                <w:szCs w:val="18"/>
+                <w:lang w:val="en-US" w:eastAsia="zh-CN" w:bidi="ar-SA"/>
+              </w:rPr>
+              <w:t>胆道癌</w:t>
+            </w:r>
+          </w:p>
+        </w:tc>
+        <w:tc>
+          <w:tcPr>
+            <w:tcW w:w="1164" w:type="dxa"/>
+            <w:shd w:val="clear" w:color="auto" w:fill="auto"/>
+            <w:vAlign w:val="center"/>
+          </w:tcPr>
+          <w:p>
+            <w:pPr>
+              <w:adjustRightInd w:val="0"/>
+              <w:snapToGrid w:val="0"/>
+              <w:jc w:val="center"/>
+              <w:rPr>
+                <w:rFonts w:hint="default" w:ascii="Times New Roman" w:hAnsi="Times New Roman" w:eastAsia="微软雅黑" w:cs="Times New Roman"/>
+                <w:b w:val="0"/>
+                <w:color w:val="auto"/>
+                <w:kern w:val="2"/>
+                <w:sz w:val="18"/>
+                <w:szCs w:val="18"/>
+                <w:lang w:val="en-US" w:eastAsia="zh-CN" w:bidi="ar-SA"/>
+              </w:rPr>
+            </w:pPr>
+            <w:r>
+              <w:rPr>
+                <w:rFonts w:hint="default" w:ascii="Times New Roman" w:hAnsi="Times New Roman" w:eastAsia="微软雅黑" w:cs="Times New Roman"/>
+                <w:b w:val="0"/>
+                <w:color w:val="auto"/>
+                <w:kern w:val="2"/>
+                <w:sz w:val="18"/>
+                <w:szCs w:val="18"/>
+              </w:rPr>
+              <w:t>I</w:t>
+            </w:r>
+            <w:r>
+              <w:rPr>
+                <w:rFonts w:hint="default" w:ascii="Times New Roman" w:hAnsi="Times New Roman" w:eastAsia="微软雅黑" w:cs="Times New Roman"/>
+                <w:b w:val="0"/>
+                <w:color w:val="auto"/>
+                <w:kern w:val="2"/>
+                <w:sz w:val="18"/>
+                <w:szCs w:val="18"/>
+                <w:lang w:val="en-US" w:eastAsia="zh-CN"/>
+              </w:rPr>
+              <w:t>/</w:t>
+            </w:r>
+            <w:r>
+              <w:rPr>
+                <w:rFonts w:hint="default" w:ascii="Times New Roman" w:hAnsi="Times New Roman" w:eastAsia="微软雅黑" w:cs="Times New Roman"/>
+                <w:b w:val="0"/>
+                <w:color w:val="auto"/>
+                <w:kern w:val="2"/>
+                <w:sz w:val="18"/>
+                <w:szCs w:val="18"/>
+              </w:rPr>
+              <w:t>II</w:t>
+            </w:r>
+          </w:p>
+        </w:tc>
+        <w:tc>
+          <w:tcPr>
+            <w:tcW w:w="2249" w:type="dxa"/>
+            <w:shd w:val="clear" w:color="auto" w:fill="auto"/>
+            <w:vAlign w:val="center"/>
+          </w:tcPr>
+          <w:p>
+            <w:pPr>
+              <w:adjustRightInd w:val="0"/>
+              <w:snapToGrid w:val="0"/>
+              <w:jc w:val="center"/>
+              <w:rPr>
+                <w:rFonts w:hint="default" w:ascii="Times New Roman" w:hAnsi="Times New Roman" w:eastAsia="微软雅黑" w:cs="Times New Roman"/>
+                <w:b w:val="0"/>
+                <w:color w:val="auto"/>
+                <w:kern w:val="2"/>
+                <w:sz w:val="18"/>
+                <w:szCs w:val="18"/>
+              </w:rPr>
+            </w:pPr>
+            <w:r>
+              <w:rPr>
+                <w:rFonts w:hint="default" w:ascii="Times New Roman" w:hAnsi="Times New Roman" w:eastAsia="微软雅黑" w:cs="Times New Roman"/>
+                <w:b w:val="0"/>
+                <w:color w:val="auto"/>
+                <w:kern w:val="2"/>
+                <w:sz w:val="18"/>
+                <w:szCs w:val="18"/>
+              </w:rPr>
+              <w:t>≥</w:t>
+            </w:r>
+            <w:r>
+              <w:rPr>
+                <w:rFonts w:hint="default" w:ascii="Times New Roman" w:hAnsi="Times New Roman" w:eastAsia="微软雅黑" w:cs="Times New Roman"/>
+                <w:b w:val="0"/>
+                <w:color w:val="auto"/>
+                <w:kern w:val="2"/>
+                <w:sz w:val="18"/>
+                <w:szCs w:val="18"/>
+                <w:lang w:val="en-US" w:eastAsia="zh-CN"/>
+              </w:rPr>
+              <w:t>40</w:t>
+            </w:r>
+            <w:r>
+              <w:rPr>
+                <w:rFonts w:hint="default" w:ascii="Times New Roman" w:hAnsi="Times New Roman" w:eastAsia="微软雅黑" w:cs="Times New Roman"/>
+                <w:b w:val="0"/>
+                <w:color w:val="auto"/>
+                <w:kern w:val="2"/>
+                <w:sz w:val="18"/>
+                <w:szCs w:val="18"/>
+              </w:rPr>
+              <w:t>%</w:t>
+            </w:r>
+          </w:p>
+        </w:tc>
+      </w:tr>
+      <w:tr>
+        <w:tblPrEx>
+          <w:tblBorders>
+            <w:top w:val="single" w:color="2EB1C9" w:sz="4" w:space="0"/>
+            <w:left w:val="single" w:color="2EB1C9" w:sz="4" w:space="0"/>
+            <w:bottom w:val="single" w:color="2EB1C9" w:sz="4" w:space="0"/>
+            <w:right w:val="single" w:color="2EB1C9" w:sz="4" w:space="0"/>
+            <w:insideH w:val="single" w:color="2EB1C9" w:sz="4" w:space="0"/>
+            <w:insideV w:val="single" w:color="2EB1C9" w:sz="4" w:space="0"/>
+          </w:tblBorders>
+          <w:tblCellMar>
+            <w:top w:w="0" w:type="dxa"/>
+            <w:left w:w="108" w:type="dxa"/>
+            <w:bottom w:w="0" w:type="dxa"/>
+            <w:right w:w="108" w:type="dxa"/>
+          </w:tblCellMar>
+        </w:tblPrEx>
+        <w:trPr>
+          <w:trHeight w:val="592" w:hRule="atLeast"/>
+          <w:jc w:val="center"/>
+        </w:trPr>
+        <w:tc>
+          <w:tcPr>
+            <w:tcW w:w="1608" w:type="dxa"/>
+            <w:shd w:val="clear" w:color="auto" w:fill="auto"/>
+            <w:vAlign w:val="center"/>
+          </w:tcPr>
+          <w:p>
+            <w:pPr>
+              <w:adjustRightInd w:val="0"/>
+              <w:snapToGrid w:val="0"/>
+              <w:jc w:val="center"/>
+              <w:rPr>
+                <w:rFonts w:hint="default" w:ascii="Times New Roman" w:hAnsi="Times New Roman" w:eastAsia="微软雅黑" w:cs="Times New Roman"/>
+                <w:b w:val="0"/>
+                <w:color w:val="auto"/>
+                <w:kern w:val="2"/>
+                <w:sz w:val="18"/>
+                <w:szCs w:val="18"/>
+                <w:lang w:val="en-US" w:eastAsia="zh-CN" w:bidi="ar-SA"/>
+              </w:rPr>
+            </w:pPr>
+            <w:r>
+              <w:rPr>
+                <w:rFonts w:hint="default" w:ascii="Times New Roman" w:hAnsi="Times New Roman" w:eastAsia="微软雅黑" w:cs="Times New Roman"/>
+                <w:b w:val="0"/>
+                <w:color w:val="auto"/>
+                <w:kern w:val="2"/>
+                <w:sz w:val="18"/>
+                <w:szCs w:val="18"/>
+                <w:lang w:val="en-US" w:eastAsia="zh-CN" w:bidi="ar-SA"/>
+              </w:rPr>
+              <w:t>NCT05205850</w:t>
+            </w:r>
+          </w:p>
+        </w:tc>
+        <w:tc>
+          <w:tcPr>
+            <w:tcW w:w="1630" w:type="dxa"/>
+            <w:shd w:val="clear" w:color="auto" w:fill="auto"/>
+            <w:vAlign w:val="center"/>
+          </w:tcPr>
+          <w:p>
+            <w:pPr>
+              <w:adjustRightInd w:val="0"/>
+              <w:snapToGrid w:val="0"/>
+              <w:jc w:val="center"/>
+              <w:rPr>
+                <w:rFonts w:hint="default" w:ascii="Times New Roman" w:hAnsi="Times New Roman" w:eastAsia="微软雅黑" w:cs="Times New Roman"/>
+                <w:color w:val="auto"/>
+                <w:kern w:val="2"/>
+                <w:sz w:val="18"/>
+                <w:szCs w:val="18"/>
+              </w:rPr>
+            </w:pPr>
+            <w:r>
+              <w:rPr>
+                <w:rFonts w:hint="default" w:ascii="Times New Roman" w:hAnsi="Times New Roman" w:eastAsia="微软雅黑" w:cs="Times New Roman"/>
+                <w:color w:val="auto"/>
+                <w:kern w:val="2"/>
+                <w:sz w:val="18"/>
+                <w:szCs w:val="18"/>
+              </w:rPr>
+              <w:t>RC118</w:t>
+            </w:r>
+          </w:p>
+        </w:tc>
+        <w:tc>
+          <w:tcPr>
+            <w:tcW w:w="2892" w:type="dxa"/>
+            <w:shd w:val="clear" w:color="auto" w:fill="auto"/>
+            <w:vAlign w:val="center"/>
+          </w:tcPr>
+          <w:p>
+            <w:pPr>
+              <w:adjustRightInd w:val="0"/>
+              <w:snapToGrid w:val="0"/>
+              <w:jc w:val="center"/>
+              <w:rPr>
+                <w:rFonts w:hint="default" w:ascii="Times New Roman" w:hAnsi="Times New Roman" w:eastAsia="微软雅黑" w:cs="Times New Roman"/>
+                <w:b w:val="0"/>
+                <w:color w:val="auto"/>
+                <w:kern w:val="2"/>
+                <w:sz w:val="18"/>
+                <w:szCs w:val="18"/>
+                <w:lang w:eastAsia="zh-CN"/>
+              </w:rPr>
+            </w:pPr>
+            <w:r>
+              <w:rPr>
+                <w:rFonts w:hint="default" w:ascii="Times New Roman" w:hAnsi="Times New Roman" w:eastAsia="微软雅黑" w:cs="Times New Roman"/>
+                <w:b w:val="0"/>
+                <w:color w:val="auto"/>
+                <w:kern w:val="2"/>
+                <w:sz w:val="18"/>
+                <w:szCs w:val="18"/>
+                <w:lang w:val="en-US" w:eastAsia="zh-CN"/>
+              </w:rPr>
+              <w:t>实体瘤</w:t>
+            </w:r>
+          </w:p>
+        </w:tc>
+        <w:tc>
+          <w:tcPr>
+            <w:tcW w:w="1164" w:type="dxa"/>
+            <w:shd w:val="clear" w:color="auto" w:fill="auto"/>
+            <w:vAlign w:val="center"/>
+          </w:tcPr>
+          <w:p>
+            <w:pPr>
+              <w:adjustRightInd w:val="0"/>
+              <w:snapToGrid w:val="0"/>
+              <w:jc w:val="center"/>
+              <w:rPr>
+                <w:rFonts w:hint="default" w:ascii="Times New Roman" w:hAnsi="Times New Roman" w:eastAsia="微软雅黑" w:cs="Times New Roman"/>
+                <w:b w:val="0"/>
+                <w:color w:val="auto"/>
+                <w:kern w:val="2"/>
+                <w:sz w:val="18"/>
+                <w:szCs w:val="18"/>
+              </w:rPr>
+            </w:pPr>
+            <w:r>
+              <w:rPr>
+                <w:rFonts w:hint="default" w:ascii="Times New Roman" w:hAnsi="Times New Roman" w:eastAsia="微软雅黑" w:cs="Times New Roman"/>
+                <w:b w:val="0"/>
+                <w:color w:val="auto"/>
+                <w:kern w:val="2"/>
+                <w:sz w:val="18"/>
+                <w:szCs w:val="18"/>
+              </w:rPr>
+              <w:t>I</w:t>
+            </w:r>
+            <w:r>
+              <w:rPr>
+                <w:rFonts w:hint="default" w:ascii="Times New Roman" w:hAnsi="Times New Roman" w:eastAsia="微软雅黑" w:cs="Times New Roman"/>
+                <w:b w:val="0"/>
+                <w:color w:val="auto"/>
+                <w:kern w:val="2"/>
+                <w:sz w:val="18"/>
+                <w:szCs w:val="18"/>
+                <w:lang w:val="en-US" w:eastAsia="zh-CN"/>
+              </w:rPr>
+              <w:t>/</w:t>
+            </w:r>
+            <w:r>
+              <w:rPr>
+                <w:rFonts w:hint="default" w:ascii="Times New Roman" w:hAnsi="Times New Roman" w:eastAsia="微软雅黑" w:cs="Times New Roman"/>
+                <w:b w:val="0"/>
+                <w:color w:val="auto"/>
+                <w:kern w:val="2"/>
+                <w:sz w:val="18"/>
+                <w:szCs w:val="18"/>
+              </w:rPr>
+              <w:t>II</w:t>
+            </w:r>
+          </w:p>
+        </w:tc>
+        <w:tc>
+          <w:tcPr>
+            <w:tcW w:w="2249" w:type="dxa"/>
+            <w:shd w:val="clear" w:color="auto" w:fill="auto"/>
+            <w:vAlign w:val="center"/>
+          </w:tcPr>
+          <w:p>
+            <w:pPr>
+              <w:adjustRightInd w:val="0"/>
+              <w:snapToGrid w:val="0"/>
+              <w:jc w:val="center"/>
+              <w:rPr>
+                <w:rFonts w:hint="default" w:ascii="Times New Roman" w:hAnsi="Times New Roman" w:eastAsia="微软雅黑" w:cs="Times New Roman"/>
+                <w:b w:val="0"/>
+                <w:color w:val="auto"/>
+                <w:kern w:val="2"/>
+                <w:sz w:val="18"/>
+                <w:szCs w:val="18"/>
+              </w:rPr>
+            </w:pPr>
+            <w:r>
+              <w:rPr>
+                <w:rFonts w:hint="default" w:ascii="Times New Roman" w:hAnsi="Times New Roman" w:eastAsia="微软雅黑" w:cs="Times New Roman"/>
+                <w:i w:val="0"/>
+                <w:iCs w:val="0"/>
+                <w:caps w:val="0"/>
+                <w:color w:val="auto"/>
+                <w:spacing w:val="0"/>
+                <w:sz w:val="18"/>
+                <w:szCs w:val="18"/>
+                <w:shd w:val="clear" w:fill="FFFFFF"/>
+              </w:rPr>
+              <w:t>肿瘤细胞的膜染色为阳性</w:t>
+            </w:r>
+          </w:p>
+        </w:tc>
+      </w:tr>
+      <w:tr>
+        <w:tblPrEx>
+          <w:tblBorders>
+            <w:top w:val="single" w:color="2EB1C9" w:sz="4" w:space="0"/>
+            <w:left w:val="single" w:color="2EB1C9" w:sz="4" w:space="0"/>
+            <w:bottom w:val="single" w:color="2EB1C9" w:sz="4" w:space="0"/>
+            <w:right w:val="single" w:color="2EB1C9" w:sz="4" w:space="0"/>
+            <w:insideH w:val="single" w:color="2EB1C9" w:sz="4" w:space="0"/>
+            <w:insideV w:val="single" w:color="2EB1C9" w:sz="4" w:space="0"/>
+          </w:tblBorders>
+          <w:tblCellMar>
+            <w:top w:w="0" w:type="dxa"/>
+            <w:left w:w="108" w:type="dxa"/>
+            <w:bottom w:w="0" w:type="dxa"/>
+            <w:right w:w="108" w:type="dxa"/>
+          </w:tblCellMar>
+        </w:tblPrEx>
+        <w:trPr>
+          <w:trHeight w:val="592" w:hRule="atLeast"/>
+          <w:jc w:val="center"/>
+        </w:trPr>
+        <w:tc>
+          <w:tcPr>
+            <w:tcW w:w="1608" w:type="dxa"/>
+            <w:shd w:val="clear" w:color="auto" w:fill="auto"/>
+            <w:vAlign w:val="center"/>
+          </w:tcPr>
+          <w:p>
+            <w:pPr>
+              <w:adjustRightInd w:val="0"/>
+              <w:snapToGrid w:val="0"/>
+              <w:jc w:val="center"/>
+              <w:rPr>
+                <w:rFonts w:hint="default" w:ascii="Times New Roman" w:hAnsi="Times New Roman" w:eastAsia="微软雅黑" w:cs="Times New Roman"/>
+                <w:b w:val="0"/>
+                <w:color w:val="auto"/>
+                <w:kern w:val="2"/>
+                <w:sz w:val="18"/>
+                <w:szCs w:val="18"/>
+                <w:lang w:val="en-US" w:eastAsia="zh-CN" w:bidi="ar-SA"/>
+              </w:rPr>
+            </w:pPr>
+            <w:r>
+              <w:rPr>
+                <w:rFonts w:hint="default" w:ascii="Times New Roman" w:hAnsi="Times New Roman" w:eastAsia="微软雅黑" w:cs="Times New Roman"/>
+                <w:b w:val="0"/>
+                <w:color w:val="auto"/>
+                <w:kern w:val="2"/>
+                <w:sz w:val="18"/>
+                <w:szCs w:val="18"/>
+                <w:lang w:val="en-US" w:eastAsia="zh-CN" w:bidi="ar-SA"/>
+              </w:rPr>
+              <w:t>NCT05482893</w:t>
+            </w:r>
+          </w:p>
+        </w:tc>
+        <w:tc>
+          <w:tcPr>
+            <w:tcW w:w="1630" w:type="dxa"/>
+            <w:shd w:val="clear" w:color="auto" w:fill="auto"/>
+            <w:vAlign w:val="center"/>
+          </w:tcPr>
+          <w:p>
+            <w:pPr>
+              <w:adjustRightInd w:val="0"/>
+              <w:snapToGrid w:val="0"/>
+              <w:jc w:val="center"/>
+              <w:rPr>
+                <w:rFonts w:hint="default" w:ascii="Times New Roman" w:hAnsi="Times New Roman" w:eastAsia="微软雅黑" w:cs="Times New Roman"/>
+                <w:color w:val="auto"/>
+                <w:kern w:val="2"/>
+                <w:sz w:val="18"/>
+                <w:szCs w:val="18"/>
+              </w:rPr>
+            </w:pPr>
+            <w:r>
+              <w:rPr>
+                <w:rFonts w:hint="default" w:ascii="Times New Roman" w:hAnsi="Times New Roman" w:eastAsia="微软雅黑" w:cs="Times New Roman"/>
+                <w:color w:val="auto"/>
+                <w:kern w:val="2"/>
+                <w:sz w:val="18"/>
+                <w:szCs w:val="18"/>
+              </w:rPr>
+              <w:t>PT886</w:t>
+            </w:r>
+          </w:p>
+        </w:tc>
+        <w:tc>
+          <w:tcPr>
+            <w:tcW w:w="2892" w:type="dxa"/>
+            <w:shd w:val="clear" w:color="auto" w:fill="auto"/>
+            <w:vAlign w:val="center"/>
+          </w:tcPr>
+          <w:p>
+            <w:pPr>
+              <w:adjustRightInd w:val="0"/>
+              <w:snapToGrid w:val="0"/>
+              <w:jc w:val="center"/>
+              <w:rPr>
+                <w:rFonts w:hint="default" w:ascii="Times New Roman" w:hAnsi="Times New Roman" w:eastAsia="微软雅黑" w:cs="Times New Roman"/>
+                <w:b w:val="0"/>
+                <w:color w:val="auto"/>
+                <w:kern w:val="2"/>
+                <w:sz w:val="18"/>
+                <w:szCs w:val="18"/>
+                <w:lang w:val="en-US" w:eastAsia="zh-CN"/>
+              </w:rPr>
+            </w:pPr>
+            <w:r>
+              <w:rPr>
+                <w:rFonts w:hint="default" w:ascii="Times New Roman" w:hAnsi="Times New Roman" w:eastAsia="微软雅黑" w:cs="Times New Roman"/>
+                <w:b w:val="0"/>
+                <w:color w:val="auto"/>
+                <w:kern w:val="2"/>
+                <w:sz w:val="18"/>
+                <w:szCs w:val="18"/>
+                <w:lang w:val="en-US" w:eastAsia="zh-CN"/>
+              </w:rPr>
+              <w:t>胃腺癌、胃食管结合腺癌、</w:t>
+            </w:r>
+            <w:r>
+              <w:rPr>
+                <w:rFonts w:hint="default" w:ascii="Times New Roman" w:hAnsi="Times New Roman" w:eastAsia="微软雅黑" w:cs="Times New Roman"/>
+                <w:i w:val="0"/>
+                <w:iCs w:val="0"/>
+                <w:caps w:val="0"/>
+                <w:color w:val="auto"/>
+                <w:spacing w:val="0"/>
+                <w:sz w:val="18"/>
+                <w:szCs w:val="18"/>
+                <w:shd w:val="clear" w:fill="FFFFFF"/>
+              </w:rPr>
+              <w:t>胰腺导管腺癌</w:t>
+            </w:r>
+          </w:p>
+        </w:tc>
+        <w:tc>
+          <w:tcPr>
+            <w:tcW w:w="1164" w:type="dxa"/>
+            <w:shd w:val="clear" w:color="auto" w:fill="auto"/>
+            <w:vAlign w:val="center"/>
+          </w:tcPr>
+          <w:p>
+            <w:pPr>
+              <w:adjustRightInd w:val="0"/>
+              <w:snapToGrid w:val="0"/>
+              <w:jc w:val="center"/>
+              <w:rPr>
+                <w:rFonts w:hint="default" w:ascii="Times New Roman" w:hAnsi="Times New Roman" w:eastAsia="微软雅黑" w:cs="Times New Roman"/>
+                <w:b w:val="0"/>
+                <w:color w:val="auto"/>
+                <w:kern w:val="2"/>
+                <w:sz w:val="18"/>
+                <w:szCs w:val="18"/>
+              </w:rPr>
+            </w:pPr>
+            <w:r>
+              <w:rPr>
+                <w:rFonts w:hint="default" w:ascii="Times New Roman" w:hAnsi="Times New Roman" w:eastAsia="微软雅黑" w:cs="Times New Roman"/>
+                <w:b w:val="0"/>
+                <w:color w:val="auto"/>
+                <w:kern w:val="2"/>
+                <w:sz w:val="18"/>
+                <w:szCs w:val="18"/>
+              </w:rPr>
+              <w:t>I</w:t>
+            </w:r>
+            <w:r>
+              <w:rPr>
+                <w:rFonts w:hint="default" w:ascii="Times New Roman" w:hAnsi="Times New Roman" w:eastAsia="微软雅黑" w:cs="Times New Roman"/>
+                <w:b w:val="0"/>
+                <w:color w:val="auto"/>
+                <w:kern w:val="2"/>
+                <w:sz w:val="18"/>
+                <w:szCs w:val="18"/>
+                <w:lang w:val="en-US" w:eastAsia="zh-CN"/>
+              </w:rPr>
+              <w:t>/</w:t>
+            </w:r>
+            <w:r>
+              <w:rPr>
+                <w:rFonts w:hint="default" w:ascii="Times New Roman" w:hAnsi="Times New Roman" w:eastAsia="微软雅黑" w:cs="Times New Roman"/>
+                <w:b w:val="0"/>
+                <w:color w:val="auto"/>
+                <w:kern w:val="2"/>
+                <w:sz w:val="18"/>
+                <w:szCs w:val="18"/>
+              </w:rPr>
+              <w:t>II</w:t>
+            </w:r>
+          </w:p>
+        </w:tc>
+        <w:tc>
+          <w:tcPr>
+            <w:tcW w:w="2249" w:type="dxa"/>
+            <w:shd w:val="clear" w:color="auto" w:fill="auto"/>
+            <w:vAlign w:val="center"/>
+          </w:tcPr>
+          <w:p>
+            <w:pPr>
+              <w:adjustRightInd w:val="0"/>
+              <w:snapToGrid w:val="0"/>
+              <w:jc w:val="center"/>
+              <w:rPr>
+                <w:rFonts w:hint="default" w:ascii="Times New Roman" w:hAnsi="Times New Roman" w:eastAsia="微软雅黑" w:cs="Times New Roman"/>
+                <w:b w:val="0"/>
+                <w:color w:val="auto"/>
+                <w:kern w:val="2"/>
+                <w:sz w:val="18"/>
+                <w:szCs w:val="18"/>
+              </w:rPr>
+            </w:pPr>
+            <w:r>
+              <w:rPr>
+                <w:rFonts w:hint="default" w:ascii="Times New Roman" w:hAnsi="Times New Roman" w:eastAsia="微软雅黑" w:cs="Times New Roman"/>
+                <w:b w:val="0"/>
+                <w:color w:val="auto"/>
+                <w:kern w:val="2"/>
+                <w:sz w:val="18"/>
+                <w:szCs w:val="18"/>
+              </w:rPr>
+              <w:t>≥ 50%; ≥ 2+ (Part B) or ≥ 10%; ≥ 2+ (Parts C and D)</w:t>
+            </w:r>
+          </w:p>
+        </w:tc>
+      </w:tr>
+      <w:tr>
+        <w:tblPrEx>
+          <w:tblBorders>
+            <w:top w:val="single" w:color="2EB1C9" w:sz="4" w:space="0"/>
+            <w:left w:val="single" w:color="2EB1C9" w:sz="4" w:space="0"/>
+            <w:bottom w:val="single" w:color="2EB1C9" w:sz="4" w:space="0"/>
+            <w:right w:val="single" w:color="2EB1C9" w:sz="4" w:space="0"/>
+            <w:insideH w:val="single" w:color="2EB1C9" w:sz="4" w:space="0"/>
+            <w:insideV w:val="single" w:color="2EB1C9" w:sz="4" w:space="0"/>
+          </w:tblBorders>
+          <w:tblCellMar>
+            <w:top w:w="0" w:type="dxa"/>
+            <w:left w:w="108" w:type="dxa"/>
+            <w:bottom w:w="0" w:type="dxa"/>
+            <w:right w:w="108" w:type="dxa"/>
+          </w:tblCellMar>
+        </w:tblPrEx>
+        <w:trPr>
+          <w:trHeight w:val="592" w:hRule="atLeast"/>
+          <w:jc w:val="center"/>
+        </w:trPr>
+        <w:tc>
+          <w:tcPr>
+            <w:tcW w:w="1608" w:type="dxa"/>
+            <w:shd w:val="clear" w:color="auto" w:fill="auto"/>
+            <w:vAlign w:val="center"/>
+          </w:tcPr>
+          <w:p>
+            <w:pPr>
+              <w:adjustRightInd w:val="0"/>
+              <w:snapToGrid w:val="0"/>
+              <w:jc w:val="center"/>
+              <w:rPr>
+                <w:rFonts w:hint="default" w:ascii="Times New Roman" w:hAnsi="Times New Roman" w:eastAsia="微软雅黑" w:cs="Times New Roman"/>
+                <w:b w:val="0"/>
+                <w:color w:val="auto"/>
+                <w:kern w:val="2"/>
+                <w:sz w:val="18"/>
+                <w:szCs w:val="18"/>
+                <w:lang w:val="en-US" w:eastAsia="zh-CN" w:bidi="ar-SA"/>
+              </w:rPr>
+            </w:pPr>
+            <w:r>
+              <w:rPr>
+                <w:rFonts w:hint="default" w:ascii="Times New Roman" w:hAnsi="Times New Roman" w:eastAsia="微软雅黑" w:cs="Times New Roman"/>
+                <w:b w:val="0"/>
+                <w:color w:val="auto"/>
+                <w:kern w:val="2"/>
+                <w:sz w:val="18"/>
+                <w:szCs w:val="18"/>
+                <w:lang w:val="en-US" w:eastAsia="zh-CN" w:bidi="ar-SA"/>
+              </w:rPr>
+              <w:t>NCT06084286</w:t>
+            </w:r>
+          </w:p>
+        </w:tc>
+        <w:tc>
+          <w:tcPr>
+            <w:tcW w:w="1630" w:type="dxa"/>
+            <w:shd w:val="clear" w:color="auto" w:fill="auto"/>
+            <w:vAlign w:val="center"/>
+          </w:tcPr>
+          <w:p>
+            <w:pPr>
+              <w:adjustRightInd w:val="0"/>
+              <w:snapToGrid w:val="0"/>
+              <w:jc w:val="center"/>
+              <w:rPr>
+                <w:rFonts w:hint="default" w:ascii="Times New Roman" w:hAnsi="Times New Roman" w:eastAsia="微软雅黑" w:cs="Times New Roman"/>
+                <w:color w:val="auto"/>
+                <w:kern w:val="2"/>
+                <w:sz w:val="18"/>
+                <w:szCs w:val="18"/>
+              </w:rPr>
+            </w:pPr>
+            <w:r>
+              <w:rPr>
+                <w:rFonts w:hint="default" w:ascii="Times New Roman" w:hAnsi="Times New Roman" w:eastAsia="微软雅黑" w:cs="Times New Roman"/>
+                <w:color w:val="auto"/>
+                <w:kern w:val="2"/>
+                <w:sz w:val="18"/>
+                <w:szCs w:val="18"/>
+              </w:rPr>
+              <w:t>Dual-targeting CLDN18.2 and PD-L1 CAR-T cells</w:t>
+            </w:r>
+          </w:p>
+        </w:tc>
+        <w:tc>
+          <w:tcPr>
+            <w:tcW w:w="2892" w:type="dxa"/>
+            <w:shd w:val="clear" w:color="auto" w:fill="auto"/>
+            <w:vAlign w:val="center"/>
+          </w:tcPr>
+          <w:p>
+            <w:pPr>
+              <w:adjustRightInd w:val="0"/>
+              <w:snapToGrid w:val="0"/>
+              <w:jc w:val="center"/>
+              <w:rPr>
+                <w:rFonts w:hint="default" w:ascii="Times New Roman" w:hAnsi="Times New Roman" w:eastAsia="微软雅黑" w:cs="Times New Roman"/>
+                <w:b w:val="0"/>
+                <w:color w:val="auto"/>
+                <w:kern w:val="2"/>
+                <w:sz w:val="18"/>
+                <w:szCs w:val="18"/>
+                <w:lang w:eastAsia="zh-CN"/>
+              </w:rPr>
+            </w:pPr>
+            <w:r>
+              <w:rPr>
+                <w:rFonts w:hint="default" w:ascii="Times New Roman" w:hAnsi="Times New Roman" w:eastAsia="微软雅黑" w:cs="Times New Roman"/>
+                <w:b w:val="0"/>
+                <w:color w:val="auto"/>
+                <w:kern w:val="2"/>
+                <w:sz w:val="18"/>
+                <w:szCs w:val="18"/>
+                <w:lang w:val="en-US" w:eastAsia="zh-CN"/>
+              </w:rPr>
+              <w:t>实体瘤</w:t>
+            </w:r>
+          </w:p>
+        </w:tc>
+        <w:tc>
+          <w:tcPr>
+            <w:tcW w:w="1164" w:type="dxa"/>
+            <w:shd w:val="clear" w:color="auto" w:fill="auto"/>
+            <w:vAlign w:val="center"/>
+          </w:tcPr>
+          <w:p>
+            <w:pPr>
+              <w:adjustRightInd w:val="0"/>
+              <w:snapToGrid w:val="0"/>
+              <w:jc w:val="center"/>
+              <w:rPr>
+                <w:rFonts w:hint="default" w:ascii="Times New Roman" w:hAnsi="Times New Roman" w:eastAsia="微软雅黑" w:cs="Times New Roman"/>
+                <w:b w:val="0"/>
+                <w:color w:val="auto"/>
+                <w:kern w:val="2"/>
+                <w:sz w:val="18"/>
+                <w:szCs w:val="18"/>
+              </w:rPr>
+            </w:pPr>
+            <w:r>
+              <w:rPr>
+                <w:rFonts w:hint="default" w:ascii="Times New Roman" w:hAnsi="Times New Roman" w:eastAsia="微软雅黑" w:cs="Times New Roman"/>
+                <w:b w:val="0"/>
+                <w:color w:val="auto"/>
+                <w:kern w:val="2"/>
+                <w:sz w:val="18"/>
+                <w:szCs w:val="18"/>
+              </w:rPr>
+              <w:t>I</w:t>
+            </w:r>
+          </w:p>
+        </w:tc>
+        <w:tc>
+          <w:tcPr>
+            <w:tcW w:w="2249" w:type="dxa"/>
+            <w:shd w:val="clear" w:color="auto" w:fill="auto"/>
+            <w:vAlign w:val="center"/>
+          </w:tcPr>
+          <w:p>
+            <w:pPr>
+              <w:adjustRightInd w:val="0"/>
+              <w:snapToGrid w:val="0"/>
+              <w:jc w:val="center"/>
+              <w:rPr>
+                <w:rFonts w:hint="default" w:ascii="Times New Roman" w:hAnsi="Times New Roman" w:eastAsia="微软雅黑" w:cs="Times New Roman"/>
+                <w:b w:val="0"/>
+                <w:color w:val="auto"/>
+                <w:kern w:val="2"/>
+                <w:sz w:val="18"/>
+                <w:szCs w:val="18"/>
+              </w:rPr>
+            </w:pPr>
+            <w:r>
+              <w:rPr>
+                <w:rFonts w:hint="default" w:ascii="Times New Roman" w:hAnsi="Times New Roman" w:eastAsia="微软雅黑" w:cs="Times New Roman"/>
+                <w:b w:val="0"/>
+                <w:color w:val="auto"/>
+                <w:kern w:val="2"/>
+                <w:sz w:val="18"/>
+                <w:szCs w:val="18"/>
+              </w:rPr>
+              <w:t>≥10%</w:t>
+            </w:r>
+          </w:p>
+        </w:tc>
+      </w:tr>
+      <w:tr>
+        <w:tblPrEx>
+          <w:tblBorders>
+            <w:top w:val="single" w:color="2EB1C9" w:sz="4" w:space="0"/>
+            <w:left w:val="single" w:color="2EB1C9" w:sz="4" w:space="0"/>
+            <w:bottom w:val="single" w:color="2EB1C9" w:sz="4" w:space="0"/>
+            <w:right w:val="single" w:color="2EB1C9" w:sz="4" w:space="0"/>
+            <w:insideH w:val="single" w:color="2EB1C9" w:sz="4" w:space="0"/>
+            <w:insideV w:val="single" w:color="2EB1C9" w:sz="4" w:space="0"/>
+          </w:tblBorders>
+          <w:tblCellMar>
+            <w:top w:w="0" w:type="dxa"/>
+            <w:left w:w="108" w:type="dxa"/>
+            <w:bottom w:w="0" w:type="dxa"/>
+            <w:right w:w="108" w:type="dxa"/>
+          </w:tblCellMar>
+        </w:tblPrEx>
+        <w:trPr>
+          <w:trHeight w:val="592" w:hRule="atLeast"/>
+          <w:jc w:val="center"/>
+        </w:trPr>
+        <w:tc>
+          <w:tcPr>
+            <w:tcW w:w="1608" w:type="dxa"/>
+            <w:shd w:val="clear" w:color="auto" w:fill="auto"/>
+            <w:vAlign w:val="center"/>
+          </w:tcPr>
+          <w:p>
+            <w:pPr>
+              <w:adjustRightInd w:val="0"/>
+              <w:snapToGrid w:val="0"/>
+              <w:jc w:val="center"/>
+              <w:rPr>
+                <w:rFonts w:hint="default" w:ascii="Times New Roman" w:hAnsi="Times New Roman" w:eastAsia="微软雅黑" w:cs="Times New Roman"/>
+                <w:b w:val="0"/>
+                <w:color w:val="auto"/>
+                <w:kern w:val="2"/>
+                <w:sz w:val="18"/>
+                <w:szCs w:val="18"/>
+                <w:lang w:val="en-US" w:eastAsia="zh-CN" w:bidi="ar-SA"/>
+              </w:rPr>
+            </w:pPr>
+            <w:r>
+              <w:rPr>
+                <w:rFonts w:hint="default" w:ascii="Times New Roman" w:hAnsi="Times New Roman" w:eastAsia="微软雅黑" w:cs="Times New Roman"/>
+                <w:b w:val="0"/>
+                <w:color w:val="auto"/>
+                <w:kern w:val="2"/>
+                <w:sz w:val="18"/>
+                <w:szCs w:val="18"/>
+                <w:lang w:val="en-US" w:eastAsia="zh-CN" w:bidi="ar-SA"/>
+              </w:rPr>
+              <w:t>NCT05472857</w:t>
+            </w:r>
+          </w:p>
+        </w:tc>
+        <w:tc>
+          <w:tcPr>
+            <w:tcW w:w="1630" w:type="dxa"/>
+            <w:shd w:val="clear" w:color="auto" w:fill="auto"/>
+            <w:vAlign w:val="center"/>
+          </w:tcPr>
+          <w:p>
+            <w:pPr>
+              <w:adjustRightInd w:val="0"/>
+              <w:snapToGrid w:val="0"/>
+              <w:jc w:val="center"/>
+              <w:rPr>
+                <w:rFonts w:hint="default" w:ascii="Times New Roman" w:hAnsi="Times New Roman" w:eastAsia="微软雅黑" w:cs="Times New Roman"/>
+                <w:color w:val="auto"/>
+                <w:kern w:val="2"/>
+                <w:sz w:val="18"/>
+                <w:szCs w:val="18"/>
+              </w:rPr>
+            </w:pPr>
+            <w:r>
+              <w:rPr>
+                <w:rFonts w:hint="default" w:ascii="Times New Roman" w:hAnsi="Times New Roman" w:eastAsia="微软雅黑" w:cs="Times New Roman"/>
+                <w:color w:val="auto"/>
+                <w:kern w:val="2"/>
+                <w:sz w:val="18"/>
+                <w:szCs w:val="18"/>
+              </w:rPr>
+              <w:t>Claudin 18.2 CAR-T</w:t>
+            </w:r>
+          </w:p>
+        </w:tc>
+        <w:tc>
+          <w:tcPr>
+            <w:tcW w:w="2892" w:type="dxa"/>
+            <w:shd w:val="clear" w:color="auto" w:fill="auto"/>
+            <w:vAlign w:val="center"/>
+          </w:tcPr>
+          <w:p>
+            <w:pPr>
+              <w:adjustRightInd w:val="0"/>
+              <w:snapToGrid w:val="0"/>
+              <w:jc w:val="center"/>
+              <w:rPr>
+                <w:rFonts w:hint="default" w:ascii="Times New Roman" w:hAnsi="Times New Roman" w:eastAsia="微软雅黑" w:cs="Times New Roman"/>
+                <w:b w:val="0"/>
+                <w:color w:val="auto"/>
+                <w:kern w:val="2"/>
+                <w:sz w:val="18"/>
+                <w:szCs w:val="18"/>
+                <w:lang w:eastAsia="zh-CN"/>
+              </w:rPr>
+            </w:pPr>
+            <w:r>
+              <w:rPr>
+                <w:rFonts w:hint="default" w:ascii="Times New Roman" w:hAnsi="Times New Roman" w:eastAsia="微软雅黑" w:cs="Times New Roman"/>
+                <w:b w:val="0"/>
+                <w:color w:val="auto"/>
+                <w:kern w:val="2"/>
+                <w:sz w:val="18"/>
+                <w:szCs w:val="18"/>
+                <w:lang w:val="en-US" w:eastAsia="zh-CN"/>
+              </w:rPr>
+              <w:t>实体瘤</w:t>
+            </w:r>
+          </w:p>
+        </w:tc>
+        <w:tc>
+          <w:tcPr>
+            <w:tcW w:w="1164" w:type="dxa"/>
+            <w:shd w:val="clear" w:color="auto" w:fill="auto"/>
+            <w:vAlign w:val="center"/>
+          </w:tcPr>
+          <w:p>
+            <w:pPr>
+              <w:adjustRightInd w:val="0"/>
+              <w:snapToGrid w:val="0"/>
+              <w:jc w:val="center"/>
+              <w:rPr>
+                <w:rFonts w:hint="default" w:ascii="Times New Roman" w:hAnsi="Times New Roman" w:eastAsia="微软雅黑" w:cs="Times New Roman"/>
+                <w:b w:val="0"/>
+                <w:color w:val="auto"/>
+                <w:kern w:val="2"/>
+                <w:sz w:val="18"/>
+                <w:szCs w:val="18"/>
+              </w:rPr>
+            </w:pPr>
+            <w:r>
+              <w:rPr>
+                <w:rFonts w:hint="default" w:ascii="Times New Roman" w:hAnsi="Times New Roman" w:eastAsia="微软雅黑" w:cs="Times New Roman"/>
+                <w:b w:val="0"/>
+                <w:color w:val="auto"/>
+                <w:kern w:val="2"/>
+                <w:sz w:val="18"/>
+                <w:szCs w:val="18"/>
+              </w:rPr>
+              <w:t>I</w:t>
+            </w:r>
+          </w:p>
+        </w:tc>
+        <w:tc>
+          <w:tcPr>
+            <w:tcW w:w="2249" w:type="dxa"/>
+            <w:shd w:val="clear" w:color="auto" w:fill="auto"/>
+            <w:vAlign w:val="center"/>
+          </w:tcPr>
+          <w:p>
+            <w:pPr>
+              <w:adjustRightInd w:val="0"/>
+              <w:snapToGrid w:val="0"/>
+              <w:jc w:val="center"/>
+              <w:rPr>
+                <w:rFonts w:hint="default" w:ascii="Times New Roman" w:hAnsi="Times New Roman" w:eastAsia="微软雅黑" w:cs="Times New Roman"/>
+                <w:b w:val="0"/>
+                <w:color w:val="auto"/>
+                <w:kern w:val="2"/>
+                <w:sz w:val="18"/>
+                <w:szCs w:val="18"/>
+              </w:rPr>
+            </w:pPr>
+            <w:r>
+              <w:rPr>
+                <w:rFonts w:hint="default" w:ascii="Times New Roman" w:hAnsi="Times New Roman" w:eastAsia="微软雅黑" w:cs="Times New Roman"/>
+                <w:i w:val="0"/>
+                <w:iCs w:val="0"/>
+                <w:caps w:val="0"/>
+                <w:color w:val="auto"/>
+                <w:spacing w:val="0"/>
+                <w:sz w:val="18"/>
+                <w:szCs w:val="18"/>
+                <w:shd w:val="clear" w:fill="FFFFFF"/>
+              </w:rPr>
+              <w:t>≥</w:t>
+            </w:r>
+            <w:r>
+              <w:rPr>
+                <w:rFonts w:hint="default" w:ascii="Times New Roman" w:hAnsi="Times New Roman" w:eastAsia="微软雅黑" w:cs="Times New Roman"/>
+                <w:b w:val="0"/>
+                <w:color w:val="auto"/>
+                <w:kern w:val="2"/>
+                <w:sz w:val="18"/>
+                <w:szCs w:val="18"/>
+                <w:lang w:val="en-US" w:eastAsia="zh-CN"/>
+              </w:rPr>
+              <w:t>1</w:t>
+            </w:r>
+            <w:r>
+              <w:rPr>
+                <w:rFonts w:hint="default" w:ascii="Times New Roman" w:hAnsi="Times New Roman" w:eastAsia="微软雅黑" w:cs="Times New Roman"/>
+                <w:b w:val="0"/>
+                <w:color w:val="auto"/>
+                <w:kern w:val="2"/>
+                <w:sz w:val="18"/>
+                <w:szCs w:val="18"/>
+              </w:rPr>
+              <w:t xml:space="preserve">+,and </w:t>
+            </w:r>
+            <w:r>
+              <w:rPr>
+                <w:rFonts w:hint="default" w:ascii="Times New Roman" w:hAnsi="Times New Roman" w:eastAsia="微软雅黑" w:cs="Times New Roman"/>
+                <w:i w:val="0"/>
+                <w:iCs w:val="0"/>
+                <w:caps w:val="0"/>
+                <w:color w:val="auto"/>
+                <w:spacing w:val="0"/>
+                <w:sz w:val="18"/>
+                <w:szCs w:val="18"/>
+                <w:shd w:val="clear" w:fill="FFFFFF"/>
+              </w:rPr>
+              <w:t>≥</w:t>
+            </w:r>
+            <w:r>
+              <w:rPr>
+                <w:rFonts w:hint="default" w:ascii="Times New Roman" w:hAnsi="Times New Roman" w:eastAsia="微软雅黑" w:cs="Times New Roman"/>
+                <w:b w:val="0"/>
+                <w:color w:val="auto"/>
+                <w:kern w:val="2"/>
+                <w:sz w:val="18"/>
+                <w:szCs w:val="18"/>
+                <w:lang w:val="en-US" w:eastAsia="zh-CN"/>
+              </w:rPr>
+              <w:t>1</w:t>
+            </w:r>
+            <w:r>
+              <w:rPr>
+                <w:rFonts w:hint="default" w:ascii="Times New Roman" w:hAnsi="Times New Roman" w:eastAsia="微软雅黑" w:cs="Times New Roman"/>
+                <w:b w:val="0"/>
+                <w:color w:val="auto"/>
+                <w:kern w:val="2"/>
+                <w:sz w:val="18"/>
+                <w:szCs w:val="18"/>
+              </w:rPr>
+              <w:t>0%</w:t>
+            </w:r>
+          </w:p>
+        </w:tc>
+      </w:tr>
+      <w:bookmarkEnd w:id="0"/>
+    </w:tbl>
+    <w:p>
+      <w:pPr>
+        <w:snapToGrid w:val="0"/>
+        <w:spacing w:line="360" w:lineRule="auto"/>
+        <w:ind w:left="372" w:leftChars="104" w:hanging="154" w:hangingChars="86"/>
+        <w:rPr>
+          <w:rFonts w:hint="default" w:ascii="Times New Roman" w:hAnsi="Times New Roman" w:eastAsia="微软雅黑" w:cs="Times New Roman"/>
+          <w:color w:val="000000"/>
+          <w:sz w:val="18"/>
+          <w:szCs w:val="18"/>
+        </w:rPr>
+      </w:pPr>
+      <w:r>
+        <w:rPr>
+          <w:rFonts w:hint="default" w:ascii="Times New Roman" w:hAnsi="Times New Roman" w:eastAsia="微软雅黑" w:cs="Times New Roman"/>
+          <w:color w:val="000000"/>
+          <w:sz w:val="18"/>
+          <w:szCs w:val="18"/>
+        </w:rPr>
+        <w:t xml:space="preserve">信息来源：ClinicalTrials.gov : </w:t>
+      </w:r>
+      <w:r>
+        <w:rPr>
+          <w:rFonts w:hint="default" w:ascii="Times New Roman" w:hAnsi="Times New Roman" w:eastAsia="微软雅黑" w:cs="Times New Roman"/>
+          <w:color w:val="000000"/>
+          <w:sz w:val="18"/>
+          <w:szCs w:val="18"/>
+        </w:rPr>
+        <w:fldChar w:fldCharType="begin"/>
+      </w:r>
+      <w:r>
+        <w:rPr>
+          <w:rFonts w:hint="default" w:ascii="Times New Roman" w:hAnsi="Times New Roman" w:eastAsia="微软雅黑" w:cs="Times New Roman"/>
+          <w:color w:val="000000"/>
+          <w:sz w:val="18"/>
+          <w:szCs w:val="18"/>
+        </w:rPr>
+        <w:instrText xml:space="preserve"> HYPERLINK "https://clinicaltrials.gov/" </w:instrText>
+      </w:r>
+      <w:r>
+        <w:rPr>
+          <w:rFonts w:hint="default" w:ascii="Times New Roman" w:hAnsi="Times New Roman" w:eastAsia="微软雅黑" w:cs="Times New Roman"/>
+          <w:color w:val="000000"/>
+          <w:sz w:val="18"/>
+          <w:szCs w:val="18"/>
+        </w:rPr>
+        <w:fldChar w:fldCharType="separate"/>
+      </w:r>
+      <w:r>
+        <w:rPr>
+          <w:rFonts w:hint="default" w:ascii="Times New Roman" w:hAnsi="Times New Roman" w:eastAsia="微软雅黑" w:cs="Times New Roman"/>
+          <w:color w:val="000000"/>
+          <w:sz w:val="18"/>
+          <w:szCs w:val="18"/>
+        </w:rPr>
+        <w:t>https://clinicaltrials.gov/</w:t>
+      </w:r>
+      <w:r>
+        <w:rPr>
+          <w:rFonts w:hint="default" w:ascii="Times New Roman" w:hAnsi="Times New Roman" w:eastAsia="微软雅黑" w:cs="Times New Roman"/>
+          <w:color w:val="000000"/>
+          <w:sz w:val="18"/>
+          <w:szCs w:val="18"/>
+        </w:rPr>
+        <w:fldChar w:fldCharType="end"/>
+      </w:r>
+    </w:p>
+    <w:p>
+      <w:pPr>
+        <w:snapToGrid w:val="0"/>
+        <w:spacing w:line="360" w:lineRule="auto"/>
+        <w:ind w:left="372" w:leftChars="104" w:hanging="154" w:hangingChars="86"/>
+        <w:rPr>
+          <w:rFonts w:hint="eastAsia" w:ascii="微软雅黑" w:hAnsi="微软雅黑" w:eastAsia="微软雅黑" w:cs="微软雅黑"/>
+          <w:color w:val="000000"/>
+          <w:sz w:val="18"/>
+          <w:szCs w:val="18"/>
+        </w:rPr>
+      </w:pPr>
+    </w:p>
+    <w:p>
+      <w:pPr>
+        <w:snapToGrid w:val="0"/>
+        <w:spacing w:line="360" w:lineRule="auto"/>
+        <w:ind w:left="372" w:leftChars="104" w:hanging="154" w:hangingChars="86"/>
+        <w:rPr>
+          <w:rFonts w:hint="eastAsia" w:ascii="微软雅黑" w:hAnsi="微软雅黑" w:eastAsia="微软雅黑" w:cs="微软雅黑"/>
+          <w:color w:val="000000"/>
+          <w:sz w:val="18"/>
+          <w:szCs w:val="18"/>
         </w:rPr>
       </w:pPr>
     </w:p>
@@ -3073,2532 +6794,693 @@
           <w:sz w:val="24"/>
           <w:szCs w:val="24"/>
         </w:rPr>
-        <w:t>2. Claudin 18.2临床研究</w:t>
+        <w:t>3. 参考文献</w:t>
       </w:r>
     </w:p>
     <w:p>
       <w:pPr>
-        <w:adjustRightInd w:val="0"/>
-        <w:snapToGrid w:val="0"/>
-        <w:spacing w:line="360" w:lineRule="auto"/>
-        <w:ind w:firstLine="360" w:firstLineChars="200"/>
-        <w:rPr>
-          <w:rFonts w:hint="default" w:ascii="Times New Roman" w:hAnsi="Times New Roman" w:eastAsia="微软雅黑" w:cs="Times New Roman"/>
-          <w:sz w:val="18"/>
-        </w:rPr>
-      </w:pPr>
-      <w:r>
-        <w:rPr>
-          <w:rFonts w:hint="default" w:ascii="Times New Roman" w:hAnsi="Times New Roman" w:eastAsia="微软雅黑" w:cs="Times New Roman"/>
-          <w:sz w:val="18"/>
-        </w:rPr>
-        <w:t>目前，CLDN18.2在业界广泛关注，类型涉及单克隆抗体、双特异性抗体、CAR-T以及抗体药物偶联物（ADC），以单克隆抗体在研数量最多。据不完全统计，全球范围内靶向CLDN18.2靶点的产品目前在研药物38个，其中III期药物1个，II期药物2个，I期药物7个，临床前药物20个。</w:t>
-      </w:r>
-    </w:p>
-    <w:p>
-      <w:pPr>
-        <w:adjustRightInd w:val="0"/>
-        <w:snapToGrid w:val="0"/>
-        <w:spacing w:line="360" w:lineRule="auto"/>
-        <w:ind w:firstLine="360" w:firstLineChars="200"/>
-        <w:rPr>
-          <w:rFonts w:hint="default" w:ascii="Times New Roman" w:hAnsi="Times New Roman" w:eastAsia="微软雅黑" w:cs="Times New Roman"/>
-          <w:sz w:val="20"/>
-        </w:rPr>
-      </w:pPr>
-      <w:r>
-        <w:rPr>
-          <w:rFonts w:hint="default" w:ascii="Times New Roman" w:hAnsi="Times New Roman" w:eastAsia="微软雅黑" w:cs="Times New Roman"/>
-          <w:sz w:val="18"/>
-        </w:rPr>
-        <w:t>2013年，MONOIIA期研究IMAB362（Zolbetuximab）单药疗效，临床共纳入43例受试者，入组标准（IHC：CLDN18.2表达强度≥2+，表达细胞占比≥50%），最终ORR达到 9%，SD达到14%。其中CLDN18.2高表达人群（IHC：CLDN18.2表达强度≥2+，表达细胞占比≥70%）ORR达到 14%，SD达到17%；2015年，FAST IIB期临床纳入161例受试者（IHC：CLDN18.2表达强度≥2+，表达细胞占比≥40%），结果表明EOX+ Zolbetuximab联合治疗优于Zolbetuximab单药。（mPFS：7.9个月vs.4.8个月；mOS：13.2月vs.8.4月；ORR：39% vs.25%）其中CLDN18.2高表达人群（IHC：CLDN18.2表达强度≥2+，表达细胞占比≥70%）疗效更为显著，联合治疗组mOS是单药治疗的近2倍（mOS:16.7个月vs.9个月）（图2）。</w:t>
-      </w:r>
-    </w:p>
-    <w:p>
-      <w:pPr>
-        <w:adjustRightInd w:val="0"/>
-        <w:snapToGrid w:val="0"/>
-        <w:spacing w:line="360" w:lineRule="auto"/>
-        <w:ind w:left="284" w:leftChars="1" w:hanging="282" w:hangingChars="141"/>
-        <w:rPr>
-          <w:rFonts w:hint="default" w:ascii="Times New Roman" w:hAnsi="Times New Roman" w:eastAsia="微软雅黑" w:cs="Times New Roman"/>
-          <w:sz w:val="20"/>
-        </w:rPr>
-      </w:pPr>
-      <w:r>
-        <w:rPr>
-          <w:rFonts w:hint="default" w:ascii="Times New Roman" w:hAnsi="Times New Roman" w:eastAsia="微软雅黑" w:cs="Times New Roman"/>
-          <w:sz w:val="20"/>
-        </w:rPr>
-        <mc:AlternateContent>
-          <mc:Choice Requires="wpg">
-            <w:drawing>
-              <wp:inline distT="0" distB="0" distL="0" distR="0">
-                <wp:extent cx="6379210" cy="3891280"/>
-                <wp:effectExtent l="0" t="0" r="2540" b="0"/>
-                <wp:docPr id="10" name="组合 10"/>
-                <wp:cNvGraphicFramePr/>
-                <a:graphic xmlns:a="http://schemas.openxmlformats.org/drawingml/2006/main">
-                  <a:graphicData uri="http://schemas.microsoft.com/office/word/2010/wordprocessingGroup">
-                    <wpg:wgp>
-                      <wpg:cNvGrpSpPr/>
-                      <wpg:grpSpPr>
-                        <a:xfrm>
-                          <a:off x="0" y="0"/>
-                          <a:ext cx="6379535" cy="3891516"/>
-                          <a:chOff x="0" y="0"/>
-                          <a:chExt cx="6198870" cy="3752850"/>
-                        </a:xfrm>
-                      </wpg:grpSpPr>
-                      <pic:pic xmlns:pic="http://schemas.openxmlformats.org/drawingml/2006/picture">
-                        <pic:nvPicPr>
-                          <pic:cNvPr id="11" name="图片 11" descr="C:\Users\akm\Documents\WeChat Files\maygodblessfriends\FileStorage\Temp\ced5d4217a510d2de4884011f972d6d7.png"/>
-                          <pic:cNvPicPr>
-                            <a:picLocks noChangeAspect="1"/>
-                          </pic:cNvPicPr>
-                        </pic:nvPicPr>
-                        <pic:blipFill>
-                          <a:blip r:embed="rId9">
-                            <a:extLst>
-                              <a:ext uri="{28A0092B-C50C-407E-A947-70E740481C1C}">
-                                <a14:useLocalDpi xmlns:a14="http://schemas.microsoft.com/office/drawing/2010/main" val="0"/>
-                              </a:ext>
-                            </a:extLst>
-                          </a:blip>
-                          <a:srcRect/>
-                          <a:stretch>
-                            <a:fillRect/>
-                          </a:stretch>
-                        </pic:blipFill>
-                        <pic:spPr>
-                          <a:xfrm>
-                            <a:off x="0" y="9525"/>
-                            <a:ext cx="3046095" cy="3743325"/>
-                          </a:xfrm>
-                          <a:prstGeom prst="rect">
-                            <a:avLst/>
-                          </a:prstGeom>
-                          <a:noFill/>
-                          <a:ln>
-                            <a:noFill/>
-                          </a:ln>
-                        </pic:spPr>
-                      </pic:pic>
-                      <pic:pic xmlns:pic="http://schemas.openxmlformats.org/drawingml/2006/picture">
-                        <pic:nvPicPr>
-                          <pic:cNvPr id="12" name="图片 12" descr="C:\Users\akm\Documents\WeChat Files\maygodblessfriends\FileStorage\Temp\d82d21ff5362eac681d19b76226c8b59.png"/>
-                          <pic:cNvPicPr>
-                            <a:picLocks noChangeAspect="1"/>
-                          </pic:cNvPicPr>
-                        </pic:nvPicPr>
-                        <pic:blipFill>
-                          <a:blip r:embed="rId10">
-                            <a:extLst>
-                              <a:ext uri="{28A0092B-C50C-407E-A947-70E740481C1C}">
-                                <a14:useLocalDpi xmlns:a14="http://schemas.microsoft.com/office/drawing/2010/main" val="0"/>
-                              </a:ext>
-                            </a:extLst>
-                          </a:blip>
-                          <a:srcRect/>
-                          <a:stretch>
-                            <a:fillRect/>
-                          </a:stretch>
-                        </pic:blipFill>
-                        <pic:spPr>
-                          <a:xfrm>
-                            <a:off x="3152775" y="0"/>
-                            <a:ext cx="3046095" cy="3751580"/>
-                          </a:xfrm>
-                          <a:prstGeom prst="rect">
-                            <a:avLst/>
-                          </a:prstGeom>
-                          <a:noFill/>
-                          <a:ln>
-                            <a:noFill/>
-                          </a:ln>
-                        </pic:spPr>
-                      </pic:pic>
-                    </wpg:wgp>
-                  </a:graphicData>
-                </a:graphic>
-              </wp:inline>
-            </w:drawing>
-          </mc:Choice>
-          <mc:Fallback>
-            <w:pict>
-              <v:group id="_x0000_s1026" o:spid="_x0000_s1026" o:spt="203" style="height:306.4pt;width:502.3pt;" coordsize="6198870,3752850" o:gfxdata="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">
-                <o:lock v:ext="edit" aspectratio="f"/>
-                <v:shape id="_x0000_s1026" o:spid="_x0000_s1026" o:spt="75" alt="C:\Users\akm\Documents\WeChat Files\maygodblessfriends\FileStorage\Temp\ced5d4217a510d2de4884011f972d6d7.png" type="#_x0000_t75" style="position:absolute;left:0;top:9525;height:3743325;width:3046095;" filled="f" o:preferrelative="t" stroked="f" coordsize="21600,21600" o:gfxdata="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">
-                  <v:fill on="f" focussize="0,0"/>
-                  <v:stroke on="f"/>
-                  <v:imagedata r:id="rId9" o:title=""/>
-                  <o:lock v:ext="edit" aspectratio="t"/>
-                </v:shape>
-                <v:shape id="_x0000_s1026" o:spid="_x0000_s1026" o:spt="75" alt="C:\Users\akm\Documents\WeChat Files\maygodblessfriends\FileStorage\Temp\d82d21ff5362eac681d19b76226c8b59.png" type="#_x0000_t75" style="position:absolute;left:3152775;top:0;height:3751580;width:3046095;" filled="f" o:preferrelative="t" stroked="f" coordsize="21600,21600" o:gfxdata="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">
-                  <v:fill on="f" focussize="0,0"/>
-                  <v:stroke on="f"/>
-                  <v:imagedata r:id="rId10" o:title=""/>
-                  <o:lock v:ext="edit" aspectratio="t"/>
-                </v:shape>
-                <w10:wrap type="none"/>
-                <w10:anchorlock/>
-              </v:group>
-            </w:pict>
-          </mc:Fallback>
-        </mc:AlternateContent>
-      </w:r>
-    </w:p>
-    <w:p>
-      <w:pPr>
-        <w:adjustRightInd w:val="0"/>
-        <w:snapToGrid w:val="0"/>
-        <w:spacing w:line="276" w:lineRule="auto"/>
-        <w:ind w:right="229" w:rightChars="109" w:firstLine="140" w:firstLineChars="88"/>
-        <w:jc w:val="center"/>
-        <w:rPr>
-          <w:rFonts w:hint="default" w:ascii="Times New Roman" w:hAnsi="Times New Roman" w:eastAsia="微软雅黑" w:cs="Times New Roman"/>
-          <w:sz w:val="16"/>
-          <w:szCs w:val="16"/>
-        </w:rPr>
-      </w:pPr>
-      <w:r>
-        <w:rPr>
-          <w:rFonts w:hint="default" w:ascii="Times New Roman" w:hAnsi="Times New Roman" w:eastAsia="微软雅黑" w:cs="Times New Roman"/>
-          <w:sz w:val="16"/>
-          <w:szCs w:val="16"/>
-        </w:rPr>
-        <w:t>图2. PFS（A~C）和OS（D~F）。（A）所有患者；（B） ≥70%肿瘤细胞CLDN18.2阳性患者；（C）40%~69%肿瘤细胞CLDN18.2阳性患者；（D）所有患者；（E）≥70%肿瘤细胞CLDN18.2阳性患者；（F）40%~69%肿瘤细胞CLDN18.2阳性患者。</w:t>
-      </w:r>
-    </w:p>
-    <w:p>
-      <w:pPr>
-        <w:adjustRightInd w:val="0"/>
-        <w:snapToGrid w:val="0"/>
-        <w:spacing w:line="276" w:lineRule="auto"/>
-        <w:ind w:firstLine="320" w:firstLineChars="200"/>
-        <w:rPr>
-          <w:rFonts w:hint="default" w:ascii="Times New Roman" w:hAnsi="Times New Roman" w:eastAsia="微软雅黑" w:cs="Times New Roman"/>
-          <w:sz w:val="16"/>
-        </w:rPr>
-      </w:pPr>
-    </w:p>
-    <w:p>
-      <w:pPr>
-        <w:adjustRightInd w:val="0"/>
-        <w:snapToGrid w:val="0"/>
-        <w:spacing w:line="360" w:lineRule="auto"/>
-        <w:ind w:firstLine="360" w:firstLineChars="200"/>
-        <w:rPr>
-          <w:rFonts w:hint="default" w:ascii="Times New Roman" w:hAnsi="Times New Roman" w:eastAsia="微软雅黑" w:cs="Times New Roman"/>
-          <w:sz w:val="18"/>
-        </w:rPr>
-      </w:pPr>
-      <w:r>
-        <w:rPr>
-          <w:rFonts w:hint="default" w:ascii="Times New Roman" w:hAnsi="Times New Roman" w:eastAsia="微软雅黑" w:cs="Times New Roman"/>
-          <w:sz w:val="18"/>
-        </w:rPr>
-        <w:t>总体而言，FAST研究展示了CLDN18.2作为胃癌治疗靶点极好的前景，国内外开展了多项靶向CLDN18.2的临床试验（表1），未来有更多临床数据值得期待。</w:t>
-      </w:r>
-    </w:p>
-    <w:p>
-      <w:pPr>
-        <w:adjustRightInd w:val="0"/>
-        <w:snapToGrid w:val="0"/>
-        <w:spacing w:line="360" w:lineRule="auto"/>
-        <w:ind w:firstLine="400" w:firstLineChars="200"/>
-        <w:rPr>
-          <w:rFonts w:hint="default" w:ascii="Times New Roman" w:hAnsi="Times New Roman" w:eastAsia="微软雅黑" w:cs="Times New Roman"/>
-          <w:sz w:val="20"/>
-        </w:rPr>
-      </w:pPr>
-    </w:p>
-    <w:p>
-      <w:pPr>
-        <w:adjustRightInd w:val="0"/>
-        <w:snapToGrid w:val="0"/>
-        <w:spacing w:line="360" w:lineRule="auto"/>
-        <w:ind w:firstLine="400" w:firstLineChars="200"/>
-        <w:rPr>
-          <w:rFonts w:hint="default" w:ascii="Times New Roman" w:hAnsi="Times New Roman" w:eastAsia="微软雅黑" w:cs="Times New Roman"/>
-          <w:sz w:val="20"/>
-        </w:rPr>
-      </w:pPr>
-    </w:p>
-    <w:p>
-      <w:pPr>
-        <w:adjustRightInd w:val="0"/>
-        <w:snapToGrid w:val="0"/>
-        <w:spacing w:line="360" w:lineRule="auto"/>
-        <w:ind w:firstLine="400" w:firstLineChars="200"/>
-        <w:rPr>
-          <w:rFonts w:hint="default" w:ascii="Times New Roman" w:hAnsi="Times New Roman" w:eastAsia="微软雅黑" w:cs="Times New Roman"/>
-          <w:sz w:val="20"/>
-        </w:rPr>
-      </w:pPr>
-    </w:p>
-    <w:p>
-      <w:pPr>
-        <w:adjustRightInd w:val="0"/>
-        <w:snapToGrid w:val="0"/>
-        <w:spacing w:line="360" w:lineRule="auto"/>
-        <w:ind w:firstLine="400" w:firstLineChars="200"/>
-        <w:rPr>
-          <w:rFonts w:hint="default" w:ascii="Times New Roman" w:hAnsi="Times New Roman" w:eastAsia="微软雅黑" w:cs="Times New Roman"/>
-          <w:sz w:val="20"/>
-        </w:rPr>
-      </w:pPr>
-    </w:p>
-    <w:p>
-      <w:pPr>
-        <w:adjustRightInd w:val="0"/>
-        <w:snapToGrid w:val="0"/>
-        <w:spacing w:line="360" w:lineRule="auto"/>
-        <w:rPr>
-          <w:rFonts w:hint="default" w:ascii="Times New Roman" w:hAnsi="Times New Roman" w:eastAsia="微软雅黑" w:cs="Times New Roman"/>
-          <w:sz w:val="18"/>
-        </w:rPr>
-      </w:pPr>
-      <w:r>
-        <w:rPr>
-          <w:rFonts w:hint="default" w:ascii="Times New Roman" w:hAnsi="Times New Roman" w:eastAsia="微软雅黑" w:cs="Times New Roman"/>
-          <w:sz w:val="18"/>
-        </w:rPr>
-        <w:t>表1  CLDN18.2 相关临床试验（部分）</w:t>
-      </w:r>
-    </w:p>
-    <w:tbl>
-      <w:tblPr>
-        <w:tblStyle w:val="234"/>
-        <w:tblW w:w="10085" w:type="dxa"/>
-        <w:tblInd w:w="-25" w:type="dxa"/>
-        <w:tblBorders>
-          <w:top w:val="single" w:color="4BACC6" w:themeColor="accent5" w:sz="4" w:space="0"/>
-          <w:left w:val="none" w:color="auto" w:sz="0" w:space="0"/>
-          <w:bottom w:val="single" w:color="92CDDC" w:themeColor="accent5" w:themeTint="99" w:sz="4" w:space="0"/>
-          <w:right w:val="none" w:color="auto" w:sz="0" w:space="0"/>
-          <w:insideH w:val="none" w:color="auto" w:sz="0" w:space="0"/>
-          <w:insideV w:val="none" w:color="auto" w:sz="0" w:space="0"/>
-        </w:tblBorders>
-        <w:tblLayout w:type="autofit"/>
-        <w:tblCellMar>
-          <w:top w:w="0" w:type="dxa"/>
-          <w:left w:w="108" w:type="dxa"/>
-          <w:bottom w:w="0" w:type="dxa"/>
-          <w:right w:w="108" w:type="dxa"/>
-        </w:tblCellMar>
-      </w:tblPr>
-      <w:tblGrid>
-        <w:gridCol w:w="1773"/>
-        <w:gridCol w:w="2289"/>
-        <w:gridCol w:w="2446"/>
-        <w:gridCol w:w="882"/>
-        <w:gridCol w:w="2695"/>
-      </w:tblGrid>
-      <w:tr>
-        <w:tblPrEx>
-          <w:tblBorders>
-            <w:top w:val="single" w:color="4BACC6" w:themeColor="accent5" w:sz="4" w:space="0"/>
-            <w:left w:val="none" w:color="auto" w:sz="0" w:space="0"/>
-            <w:bottom w:val="single" w:color="92CDDC" w:themeColor="accent5" w:themeTint="99" w:sz="4" w:space="0"/>
-            <w:right w:val="none" w:color="auto" w:sz="0" w:space="0"/>
-            <w:insideH w:val="none" w:color="auto" w:sz="0" w:space="0"/>
-            <w:insideV w:val="none" w:color="auto" w:sz="0" w:space="0"/>
-          </w:tblBorders>
-          <w:tblCellMar>
-            <w:top w:w="0" w:type="dxa"/>
-            <w:left w:w="108" w:type="dxa"/>
-            <w:bottom w:w="0" w:type="dxa"/>
-            <w:right w:w="108" w:type="dxa"/>
-          </w:tblCellMar>
-        </w:tblPrEx>
-        <w:trPr>
-          <w:trHeight w:val="809" w:hRule="atLeast"/>
-        </w:trPr>
-        <w:tc>
-          <w:tcPr>
-            <w:tcW w:w="1773" w:type="dxa"/>
-            <w:tcBorders>
-              <w:top w:val="single" w:color="2CAFCB" w:sz="4" w:space="0"/>
-              <w:left w:val="single" w:color="2CAFCB" w:sz="4" w:space="0"/>
-              <w:bottom w:val="single" w:color="2CAFCB" w:sz="4" w:space="0"/>
-              <w:right w:val="nil"/>
-              <w:insideV w:val="nil"/>
-            </w:tcBorders>
-            <w:shd w:val="clear" w:color="auto" w:fill="2EB1C9"/>
-            <w:vAlign w:val="center"/>
-          </w:tcPr>
-          <w:p>
-            <w:pPr>
-              <w:adjustRightInd w:val="0"/>
-              <w:snapToGrid w:val="0"/>
-              <w:spacing w:line="276" w:lineRule="auto"/>
-              <w:jc w:val="center"/>
-              <w:rPr>
-                <w:rFonts w:hint="default" w:ascii="Times New Roman" w:hAnsi="Times New Roman" w:eastAsia="微软雅黑" w:cs="Times New Roman"/>
-                <w:b/>
-                <w:bCs/>
-                <w:color w:val="FFFFFF" w:themeColor="background1"/>
-                <w:sz w:val="18"/>
-                <w14:textFill>
-                  <w14:solidFill>
-                    <w14:schemeClr w14:val="bg1"/>
-                  </w14:solidFill>
-                </w14:textFill>
-              </w:rPr>
-            </w:pPr>
-            <w:r>
-              <w:rPr>
-                <w:rFonts w:hint="default" w:ascii="Times New Roman" w:hAnsi="Times New Roman" w:eastAsia="微软雅黑" w:cs="Times New Roman"/>
-                <w:b/>
-                <w:bCs/>
-                <w:color w:val="FFFFFF" w:themeColor="background1"/>
-                <w:sz w:val="18"/>
-                <w14:textFill>
-                  <w14:solidFill>
-                    <w14:schemeClr w14:val="bg1"/>
-                  </w14:solidFill>
-                </w14:textFill>
-              </w:rPr>
-              <w:t>NCT编号</w:t>
-            </w:r>
-          </w:p>
-        </w:tc>
-        <w:tc>
-          <w:tcPr>
-            <w:tcW w:w="2289" w:type="dxa"/>
-            <w:tcBorders>
-              <w:top w:val="single" w:color="2CAFCB" w:sz="4" w:space="0"/>
-              <w:bottom w:val="single" w:color="2CAFCB" w:sz="4" w:space="0"/>
-              <w:right w:val="nil"/>
-              <w:insideV w:val="nil"/>
-            </w:tcBorders>
-            <w:shd w:val="clear" w:color="auto" w:fill="2EB1C9"/>
-            <w:vAlign w:val="center"/>
-          </w:tcPr>
-          <w:p>
-            <w:pPr>
-              <w:adjustRightInd w:val="0"/>
-              <w:snapToGrid w:val="0"/>
-              <w:spacing w:line="276" w:lineRule="auto"/>
-              <w:jc w:val="center"/>
-              <w:rPr>
-                <w:rFonts w:hint="default" w:ascii="Times New Roman" w:hAnsi="Times New Roman" w:eastAsia="微软雅黑" w:cs="Times New Roman"/>
-                <w:b/>
-                <w:bCs/>
-                <w:color w:val="FFFFFF" w:themeColor="background1"/>
-                <w:sz w:val="18"/>
-                <w14:textFill>
-                  <w14:solidFill>
-                    <w14:schemeClr w14:val="bg1"/>
-                  </w14:solidFill>
-                </w14:textFill>
-              </w:rPr>
-            </w:pPr>
-            <w:r>
-              <w:rPr>
-                <w:rFonts w:hint="default" w:ascii="Times New Roman" w:hAnsi="Times New Roman" w:eastAsia="微软雅黑" w:cs="Times New Roman"/>
-                <w:b/>
-                <w:bCs/>
-                <w:color w:val="FFFFFF" w:themeColor="background1"/>
-                <w:sz w:val="18"/>
-                <w14:textFill>
-                  <w14:solidFill>
-                    <w14:schemeClr w14:val="bg1"/>
-                  </w14:solidFill>
-                </w14:textFill>
-              </w:rPr>
-              <w:t>肿瘤类型</w:t>
-            </w:r>
-          </w:p>
-        </w:tc>
-        <w:tc>
-          <w:tcPr>
-            <w:tcW w:w="2446" w:type="dxa"/>
-            <w:tcBorders>
-              <w:top w:val="single" w:color="2CAFCB" w:sz="4" w:space="0"/>
-              <w:bottom w:val="single" w:color="2CAFCB" w:sz="4" w:space="0"/>
-              <w:right w:val="nil"/>
-              <w:insideV w:val="nil"/>
-            </w:tcBorders>
-            <w:shd w:val="clear" w:color="auto" w:fill="2EB1C9"/>
-            <w:vAlign w:val="center"/>
-          </w:tcPr>
-          <w:p>
-            <w:pPr>
-              <w:adjustRightInd w:val="0"/>
-              <w:snapToGrid w:val="0"/>
-              <w:spacing w:line="276" w:lineRule="auto"/>
-              <w:jc w:val="center"/>
-              <w:rPr>
-                <w:rFonts w:hint="default" w:ascii="Times New Roman" w:hAnsi="Times New Roman" w:eastAsia="微软雅黑" w:cs="Times New Roman"/>
-                <w:b/>
-                <w:bCs/>
-                <w:color w:val="FFFFFF" w:themeColor="background1"/>
-                <w:sz w:val="18"/>
-                <w14:textFill>
-                  <w14:solidFill>
-                    <w14:schemeClr w14:val="bg1"/>
-                  </w14:solidFill>
-                </w14:textFill>
-              </w:rPr>
-            </w:pPr>
-            <w:r>
-              <w:rPr>
-                <w:rFonts w:hint="default" w:ascii="Times New Roman" w:hAnsi="Times New Roman" w:eastAsia="微软雅黑" w:cs="Times New Roman"/>
-                <w:b/>
-                <w:bCs/>
-                <w:color w:val="FFFFFF" w:themeColor="background1"/>
-                <w:sz w:val="18"/>
-                <w14:textFill>
-                  <w14:solidFill>
-                    <w14:schemeClr w14:val="bg1"/>
-                  </w14:solidFill>
-                </w14:textFill>
-              </w:rPr>
-              <w:t>临床药物</w:t>
-            </w:r>
-          </w:p>
-        </w:tc>
-        <w:tc>
-          <w:tcPr>
-            <w:tcW w:w="882" w:type="dxa"/>
-            <w:tcBorders>
-              <w:top w:val="single" w:color="2CAFCB" w:sz="4" w:space="0"/>
-              <w:bottom w:val="single" w:color="2CAFCB" w:sz="4" w:space="0"/>
-              <w:right w:val="nil"/>
-              <w:insideV w:val="nil"/>
-            </w:tcBorders>
-            <w:shd w:val="clear" w:color="auto" w:fill="2EB1C9"/>
-            <w:vAlign w:val="center"/>
-          </w:tcPr>
-          <w:p>
-            <w:pPr>
-              <w:adjustRightInd w:val="0"/>
-              <w:snapToGrid w:val="0"/>
-              <w:spacing w:line="276" w:lineRule="auto"/>
-              <w:jc w:val="center"/>
-              <w:rPr>
-                <w:rFonts w:hint="default" w:ascii="Times New Roman" w:hAnsi="Times New Roman" w:eastAsia="微软雅黑" w:cs="Times New Roman"/>
-                <w:b/>
-                <w:bCs/>
-                <w:color w:val="FFFFFF" w:themeColor="background1"/>
-                <w:sz w:val="18"/>
-                <w14:textFill>
-                  <w14:solidFill>
-                    <w14:schemeClr w14:val="bg1"/>
-                  </w14:solidFill>
-                </w14:textFill>
-              </w:rPr>
-            </w:pPr>
-            <w:r>
-              <w:rPr>
-                <w:rFonts w:hint="default" w:ascii="Times New Roman" w:hAnsi="Times New Roman" w:eastAsia="微软雅黑" w:cs="Times New Roman"/>
-                <w:b/>
-                <w:bCs/>
-                <w:color w:val="FFFFFF" w:themeColor="background1"/>
-                <w:sz w:val="18"/>
-                <w14:textFill>
-                  <w14:solidFill>
-                    <w14:schemeClr w14:val="bg1"/>
-                  </w14:solidFill>
-                </w14:textFill>
-              </w:rPr>
-              <w:t>分期</w:t>
-            </w:r>
-          </w:p>
-          <w:p>
-            <w:pPr>
-              <w:adjustRightInd w:val="0"/>
-              <w:snapToGrid w:val="0"/>
-              <w:spacing w:line="276" w:lineRule="auto"/>
-              <w:jc w:val="center"/>
-              <w:rPr>
-                <w:rFonts w:hint="default" w:ascii="Times New Roman" w:hAnsi="Times New Roman" w:eastAsia="微软雅黑" w:cs="Times New Roman"/>
-                <w:b/>
-                <w:bCs/>
-                <w:color w:val="FFFFFF" w:themeColor="background1"/>
-                <w:sz w:val="18"/>
-                <w14:textFill>
-                  <w14:solidFill>
-                    <w14:schemeClr w14:val="bg1"/>
-                  </w14:solidFill>
-                </w14:textFill>
-              </w:rPr>
-            </w:pPr>
-            <w:r>
-              <w:rPr>
-                <w:rFonts w:hint="default" w:ascii="Times New Roman" w:hAnsi="Times New Roman" w:eastAsia="微软雅黑" w:cs="Times New Roman"/>
-                <w:b/>
-                <w:bCs/>
-                <w:color w:val="FFFFFF" w:themeColor="background1"/>
-                <w:sz w:val="18"/>
-                <w14:textFill>
-                  <w14:solidFill>
-                    <w14:schemeClr w14:val="bg1"/>
-                  </w14:solidFill>
-                </w14:textFill>
-              </w:rPr>
-              <w:t>（期）</w:t>
-            </w:r>
-          </w:p>
-        </w:tc>
-        <w:tc>
-          <w:tcPr>
-            <w:tcW w:w="2695" w:type="dxa"/>
-            <w:tcBorders>
-              <w:top w:val="single" w:color="2CAFCB" w:sz="4" w:space="0"/>
-              <w:bottom w:val="single" w:color="2CAFCB" w:sz="4" w:space="0"/>
-              <w:right w:val="single" w:color="2CAFCB" w:sz="4" w:space="0"/>
-              <w:insideV w:val="nil"/>
-            </w:tcBorders>
-            <w:shd w:val="clear" w:color="auto" w:fill="2EB1C9"/>
-            <w:vAlign w:val="center"/>
-          </w:tcPr>
-          <w:p>
-            <w:pPr>
-              <w:adjustRightInd w:val="0"/>
-              <w:snapToGrid w:val="0"/>
-              <w:spacing w:line="276" w:lineRule="auto"/>
-              <w:jc w:val="center"/>
-              <w:rPr>
-                <w:rFonts w:hint="default" w:ascii="Times New Roman" w:hAnsi="Times New Roman" w:eastAsia="微软雅黑" w:cs="Times New Roman"/>
-                <w:b/>
-                <w:bCs/>
-                <w:color w:val="FFFFFF" w:themeColor="background1"/>
-                <w:sz w:val="18"/>
-                <w14:textFill>
-                  <w14:solidFill>
-                    <w14:schemeClr w14:val="bg1"/>
-                  </w14:solidFill>
-                </w14:textFill>
-              </w:rPr>
-            </w:pPr>
-            <w:r>
-              <w:rPr>
-                <w:rFonts w:hint="default" w:ascii="Times New Roman" w:hAnsi="Times New Roman" w:eastAsia="微软雅黑" w:cs="Times New Roman"/>
-                <w:b/>
-                <w:bCs/>
-                <w:color w:val="FFFFFF" w:themeColor="background1"/>
-                <w:sz w:val="18"/>
-                <w14:textFill>
-                  <w14:solidFill>
-                    <w14:schemeClr w14:val="bg1"/>
-                  </w14:solidFill>
-                </w14:textFill>
-              </w:rPr>
-              <w:t>入组标准</w:t>
-            </w:r>
-          </w:p>
-          <w:p>
-            <w:pPr>
-              <w:adjustRightInd w:val="0"/>
-              <w:snapToGrid w:val="0"/>
-              <w:spacing w:line="276" w:lineRule="auto"/>
-              <w:jc w:val="center"/>
-              <w:rPr>
-                <w:rFonts w:hint="default" w:ascii="Times New Roman" w:hAnsi="Times New Roman" w:eastAsia="微软雅黑" w:cs="Times New Roman"/>
-                <w:b/>
-                <w:bCs/>
-                <w:color w:val="FFFFFF" w:themeColor="background1"/>
-                <w:sz w:val="18"/>
-                <w14:textFill>
-                  <w14:solidFill>
-                    <w14:schemeClr w14:val="bg1"/>
-                  </w14:solidFill>
-                </w14:textFill>
-              </w:rPr>
-            </w:pPr>
-            <w:r>
-              <w:rPr>
-                <w:rFonts w:hint="default" w:ascii="Times New Roman" w:hAnsi="Times New Roman" w:eastAsia="微软雅黑" w:cs="Times New Roman"/>
-                <w:b/>
-                <w:bCs/>
-                <w:color w:val="FFFFFF" w:themeColor="background1"/>
-                <w:sz w:val="18"/>
-                <w14:textFill>
-                  <w14:solidFill>
-                    <w14:schemeClr w14:val="bg1"/>
-                  </w14:solidFill>
-                </w14:textFill>
-              </w:rPr>
-              <w:t>（CLDN18.2表达水平）</w:t>
-            </w:r>
-          </w:p>
-        </w:tc>
-      </w:tr>
-      <w:tr>
-        <w:tblPrEx>
-          <w:tblBorders>
-            <w:top w:val="single" w:color="4BACC6" w:themeColor="accent5" w:sz="4" w:space="0"/>
-            <w:left w:val="none" w:color="auto" w:sz="0" w:space="0"/>
-            <w:bottom w:val="single" w:color="92CDDC" w:themeColor="accent5" w:themeTint="99" w:sz="4" w:space="0"/>
-            <w:right w:val="none" w:color="auto" w:sz="0" w:space="0"/>
-            <w:insideH w:val="none" w:color="auto" w:sz="0" w:space="0"/>
-            <w:insideV w:val="none" w:color="auto" w:sz="0" w:space="0"/>
-          </w:tblBorders>
-          <w:tblCellMar>
-            <w:top w:w="0" w:type="dxa"/>
-            <w:left w:w="108" w:type="dxa"/>
-            <w:bottom w:w="0" w:type="dxa"/>
-            <w:right w:w="108" w:type="dxa"/>
-          </w:tblCellMar>
-        </w:tblPrEx>
-        <w:trPr>
-          <w:trHeight w:val="522" w:hRule="atLeast"/>
-        </w:trPr>
-        <w:tc>
-          <w:tcPr>
-            <w:tcW w:w="1773" w:type="dxa"/>
-            <w:tcBorders>
-              <w:top w:val="single" w:color="2CAFCB" w:sz="4" w:space="0"/>
-            </w:tcBorders>
-            <w:shd w:val="clear" w:color="auto" w:fill="auto"/>
-            <w:vAlign w:val="center"/>
-          </w:tcPr>
-          <w:p>
-            <w:pPr>
-              <w:adjustRightInd w:val="0"/>
-              <w:snapToGrid w:val="0"/>
-              <w:spacing w:line="276" w:lineRule="auto"/>
-              <w:jc w:val="center"/>
-              <w:rPr>
-                <w:rFonts w:hint="default" w:ascii="Times New Roman" w:hAnsi="Times New Roman" w:eastAsia="微软雅黑" w:cs="Times New Roman"/>
-                <w:b w:val="0"/>
-                <w:bCs/>
-                <w:sz w:val="18"/>
-              </w:rPr>
-            </w:pPr>
-            <w:r>
-              <w:rPr>
-                <w:rFonts w:hint="default" w:ascii="Times New Roman" w:hAnsi="Times New Roman" w:eastAsia="微软雅黑" w:cs="Times New Roman"/>
-                <w:b w:val="0"/>
-                <w:bCs/>
-                <w:sz w:val="18"/>
-              </w:rPr>
-              <w:t>NCT03653507</w:t>
-            </w:r>
-          </w:p>
-        </w:tc>
-        <w:tc>
-          <w:tcPr>
-            <w:tcW w:w="2289" w:type="dxa"/>
-            <w:tcBorders>
-              <w:top w:val="single" w:color="2CAFCB" w:sz="4" w:space="0"/>
-            </w:tcBorders>
-            <w:shd w:val="clear" w:color="auto" w:fill="auto"/>
-            <w:vAlign w:val="center"/>
-          </w:tcPr>
-          <w:p>
-            <w:pPr>
-              <w:adjustRightInd w:val="0"/>
-              <w:snapToGrid w:val="0"/>
-              <w:spacing w:line="276" w:lineRule="auto"/>
-              <w:jc w:val="center"/>
-              <w:rPr>
-                <w:rFonts w:hint="default" w:ascii="Times New Roman" w:hAnsi="Times New Roman" w:eastAsia="微软雅黑" w:cs="Times New Roman"/>
-                <w:sz w:val="18"/>
-              </w:rPr>
-            </w:pPr>
-            <w:r>
-              <w:rPr>
-                <w:rFonts w:hint="default" w:ascii="Times New Roman" w:hAnsi="Times New Roman" w:eastAsia="微软雅黑" w:cs="Times New Roman"/>
-                <w:sz w:val="18"/>
-              </w:rPr>
-              <w:t>胃癌/GEJ癌</w:t>
-            </w:r>
-          </w:p>
-        </w:tc>
-        <w:tc>
-          <w:tcPr>
-            <w:tcW w:w="2446" w:type="dxa"/>
-            <w:tcBorders>
-              <w:top w:val="single" w:color="2CAFCB" w:sz="4" w:space="0"/>
-            </w:tcBorders>
-            <w:shd w:val="clear" w:color="auto" w:fill="auto"/>
-            <w:vAlign w:val="center"/>
-          </w:tcPr>
-          <w:p>
-            <w:pPr>
-              <w:adjustRightInd w:val="0"/>
-              <w:snapToGrid w:val="0"/>
-              <w:spacing w:line="276" w:lineRule="auto"/>
-              <w:jc w:val="center"/>
-              <w:rPr>
-                <w:rFonts w:hint="default" w:ascii="Times New Roman" w:hAnsi="Times New Roman" w:eastAsia="微软雅黑" w:cs="Times New Roman"/>
-                <w:sz w:val="18"/>
-              </w:rPr>
-            </w:pPr>
-            <w:r>
-              <w:rPr>
-                <w:rFonts w:hint="default" w:ascii="Times New Roman" w:hAnsi="Times New Roman" w:eastAsia="微软雅黑" w:cs="Times New Roman"/>
-                <w:sz w:val="18"/>
-              </w:rPr>
-              <w:t>IMAB362+ CAPOX</w:t>
-            </w:r>
-          </w:p>
-        </w:tc>
-        <w:tc>
-          <w:tcPr>
-            <w:tcW w:w="882" w:type="dxa"/>
-            <w:tcBorders>
-              <w:top w:val="single" w:color="2CAFCB" w:sz="4" w:space="0"/>
-            </w:tcBorders>
-            <w:shd w:val="clear" w:color="auto" w:fill="auto"/>
-            <w:vAlign w:val="center"/>
-          </w:tcPr>
-          <w:p>
-            <w:pPr>
-              <w:adjustRightInd w:val="0"/>
-              <w:snapToGrid w:val="0"/>
-              <w:spacing w:line="276" w:lineRule="auto"/>
-              <w:jc w:val="center"/>
-              <w:rPr>
-                <w:rFonts w:hint="default" w:ascii="Times New Roman" w:hAnsi="Times New Roman" w:eastAsia="微软雅黑" w:cs="Times New Roman"/>
-                <w:sz w:val="18"/>
-              </w:rPr>
-            </w:pPr>
-            <w:r>
-              <w:rPr>
-                <w:rFonts w:hint="default" w:ascii="Times New Roman" w:hAnsi="Times New Roman" w:eastAsia="微软雅黑" w:cs="Times New Roman"/>
-                <w:sz w:val="18"/>
-              </w:rPr>
-              <w:t>III</w:t>
-            </w:r>
-          </w:p>
-        </w:tc>
-        <w:tc>
-          <w:tcPr>
-            <w:tcW w:w="2695" w:type="dxa"/>
-            <w:tcBorders>
-              <w:top w:val="single" w:color="2CAFCB" w:sz="4" w:space="0"/>
-            </w:tcBorders>
-            <w:shd w:val="clear" w:color="auto" w:fill="auto"/>
-            <w:vAlign w:val="center"/>
-          </w:tcPr>
-          <w:p>
-            <w:pPr>
-              <w:adjustRightInd w:val="0"/>
-              <w:snapToGrid w:val="0"/>
-              <w:spacing w:line="276" w:lineRule="auto"/>
-              <w:jc w:val="center"/>
-              <w:rPr>
-                <w:rFonts w:hint="default" w:ascii="Times New Roman" w:hAnsi="Times New Roman" w:eastAsia="微软雅黑" w:cs="Times New Roman"/>
-                <w:sz w:val="18"/>
-              </w:rPr>
-            </w:pPr>
-            <w:r>
-              <w:rPr>
-                <w:rFonts w:hint="default" w:ascii="Times New Roman" w:hAnsi="Times New Roman" w:eastAsia="微软雅黑" w:cs="Times New Roman"/>
-                <w:sz w:val="18"/>
-              </w:rPr>
-              <w:t>≥2+, and ≥75%</w:t>
-            </w:r>
-          </w:p>
-        </w:tc>
-      </w:tr>
-      <w:tr>
-        <w:tblPrEx>
-          <w:tblBorders>
-            <w:top w:val="single" w:color="4BACC6" w:themeColor="accent5" w:sz="4" w:space="0"/>
-            <w:left w:val="none" w:color="auto" w:sz="0" w:space="0"/>
-            <w:bottom w:val="single" w:color="92CDDC" w:themeColor="accent5" w:themeTint="99" w:sz="4" w:space="0"/>
-            <w:right w:val="none" w:color="auto" w:sz="0" w:space="0"/>
-            <w:insideH w:val="none" w:color="auto" w:sz="0" w:space="0"/>
-            <w:insideV w:val="none" w:color="auto" w:sz="0" w:space="0"/>
-          </w:tblBorders>
-          <w:tblCellMar>
-            <w:top w:w="0" w:type="dxa"/>
-            <w:left w:w="108" w:type="dxa"/>
-            <w:bottom w:w="0" w:type="dxa"/>
-            <w:right w:w="108" w:type="dxa"/>
-          </w:tblCellMar>
-        </w:tblPrEx>
-        <w:trPr>
-          <w:trHeight w:val="522" w:hRule="atLeast"/>
-        </w:trPr>
-        <w:tc>
-          <w:tcPr>
-            <w:tcW w:w="1773" w:type="dxa"/>
-            <w:shd w:val="clear" w:color="auto" w:fill="auto"/>
-            <w:vAlign w:val="center"/>
-          </w:tcPr>
-          <w:p>
-            <w:pPr>
-              <w:adjustRightInd w:val="0"/>
-              <w:snapToGrid w:val="0"/>
-              <w:spacing w:line="276" w:lineRule="auto"/>
-              <w:jc w:val="center"/>
-              <w:rPr>
-                <w:rFonts w:hint="default" w:ascii="Times New Roman" w:hAnsi="Times New Roman" w:eastAsia="微软雅黑" w:cs="Times New Roman"/>
-                <w:b w:val="0"/>
-                <w:bCs/>
-                <w:sz w:val="18"/>
-              </w:rPr>
-            </w:pPr>
-            <w:r>
-              <w:rPr>
-                <w:rFonts w:hint="default" w:ascii="Times New Roman" w:hAnsi="Times New Roman" w:eastAsia="微软雅黑" w:cs="Times New Roman"/>
-                <w:b w:val="0"/>
-                <w:bCs/>
-                <w:sz w:val="18"/>
-              </w:rPr>
-              <w:t>NCT03816163</w:t>
-            </w:r>
-          </w:p>
-        </w:tc>
-        <w:tc>
-          <w:tcPr>
-            <w:tcW w:w="2289" w:type="dxa"/>
-            <w:shd w:val="clear" w:color="auto" w:fill="auto"/>
-            <w:vAlign w:val="center"/>
-          </w:tcPr>
-          <w:p>
-            <w:pPr>
-              <w:adjustRightInd w:val="0"/>
-              <w:snapToGrid w:val="0"/>
-              <w:spacing w:line="276" w:lineRule="auto"/>
-              <w:jc w:val="center"/>
-              <w:rPr>
-                <w:rFonts w:hint="default" w:ascii="Times New Roman" w:hAnsi="Times New Roman" w:eastAsia="微软雅黑" w:cs="Times New Roman"/>
-                <w:sz w:val="18"/>
-              </w:rPr>
-            </w:pPr>
-            <w:r>
-              <w:rPr>
-                <w:rFonts w:hint="default" w:ascii="Times New Roman" w:hAnsi="Times New Roman" w:eastAsia="微软雅黑" w:cs="Times New Roman"/>
-                <w:sz w:val="18"/>
-              </w:rPr>
-              <w:t>胰腺癌</w:t>
-            </w:r>
-          </w:p>
-        </w:tc>
-        <w:tc>
-          <w:tcPr>
-            <w:tcW w:w="2446" w:type="dxa"/>
-            <w:shd w:val="clear" w:color="auto" w:fill="auto"/>
-            <w:vAlign w:val="center"/>
-          </w:tcPr>
-          <w:p>
-            <w:pPr>
-              <w:adjustRightInd w:val="0"/>
-              <w:snapToGrid w:val="0"/>
-              <w:spacing w:line="276" w:lineRule="auto"/>
-              <w:jc w:val="center"/>
-              <w:rPr>
-                <w:rFonts w:hint="default" w:ascii="Times New Roman" w:hAnsi="Times New Roman" w:eastAsia="微软雅黑" w:cs="Times New Roman"/>
-                <w:sz w:val="18"/>
-              </w:rPr>
-            </w:pPr>
-            <w:r>
-              <w:rPr>
-                <w:rFonts w:hint="default" w:ascii="Times New Roman" w:hAnsi="Times New Roman" w:eastAsia="微软雅黑" w:cs="Times New Roman"/>
-                <w:sz w:val="18"/>
-              </w:rPr>
-              <w:t>IMAB362+Nab-P+GEM</w:t>
-            </w:r>
-          </w:p>
-        </w:tc>
-        <w:tc>
-          <w:tcPr>
-            <w:tcW w:w="882" w:type="dxa"/>
-            <w:shd w:val="clear" w:color="auto" w:fill="auto"/>
-            <w:vAlign w:val="center"/>
-          </w:tcPr>
-          <w:p>
-            <w:pPr>
-              <w:adjustRightInd w:val="0"/>
-              <w:snapToGrid w:val="0"/>
-              <w:spacing w:line="276" w:lineRule="auto"/>
-              <w:jc w:val="center"/>
-              <w:rPr>
-                <w:rFonts w:hint="default" w:ascii="Times New Roman" w:hAnsi="Times New Roman" w:eastAsia="微软雅黑" w:cs="Times New Roman"/>
-                <w:sz w:val="18"/>
-              </w:rPr>
-            </w:pPr>
-            <w:r>
-              <w:rPr>
-                <w:rFonts w:hint="default" w:ascii="Times New Roman" w:hAnsi="Times New Roman" w:eastAsia="微软雅黑" w:cs="Times New Roman"/>
-                <w:sz w:val="18"/>
-              </w:rPr>
-              <w:t>II</w:t>
-            </w:r>
-          </w:p>
-        </w:tc>
-        <w:tc>
-          <w:tcPr>
-            <w:tcW w:w="2695" w:type="dxa"/>
-            <w:shd w:val="clear" w:color="auto" w:fill="auto"/>
-            <w:vAlign w:val="center"/>
-          </w:tcPr>
-          <w:p>
-            <w:pPr>
-              <w:adjustRightInd w:val="0"/>
-              <w:snapToGrid w:val="0"/>
-              <w:spacing w:line="276" w:lineRule="auto"/>
-              <w:jc w:val="center"/>
-              <w:rPr>
-                <w:rFonts w:hint="default" w:ascii="Times New Roman" w:hAnsi="Times New Roman" w:eastAsia="微软雅黑" w:cs="Times New Roman"/>
-                <w:sz w:val="18"/>
-              </w:rPr>
-            </w:pPr>
-            <w:r>
-              <w:rPr>
-                <w:rFonts w:hint="default" w:ascii="Times New Roman" w:hAnsi="Times New Roman" w:eastAsia="微软雅黑" w:cs="Times New Roman"/>
-                <w:sz w:val="18"/>
-              </w:rPr>
-              <w:t>≥2+, and ≥50%</w:t>
-            </w:r>
-          </w:p>
-        </w:tc>
-      </w:tr>
-      <w:tr>
-        <w:tblPrEx>
-          <w:tblBorders>
-            <w:top w:val="single" w:color="4BACC6" w:themeColor="accent5" w:sz="4" w:space="0"/>
-            <w:left w:val="none" w:color="auto" w:sz="0" w:space="0"/>
-            <w:bottom w:val="single" w:color="92CDDC" w:themeColor="accent5" w:themeTint="99" w:sz="4" w:space="0"/>
-            <w:right w:val="none" w:color="auto" w:sz="0" w:space="0"/>
-            <w:insideH w:val="none" w:color="auto" w:sz="0" w:space="0"/>
-            <w:insideV w:val="none" w:color="auto" w:sz="0" w:space="0"/>
-          </w:tblBorders>
-          <w:tblCellMar>
-            <w:top w:w="0" w:type="dxa"/>
-            <w:left w:w="108" w:type="dxa"/>
-            <w:bottom w:w="0" w:type="dxa"/>
-            <w:right w:w="108" w:type="dxa"/>
-          </w:tblCellMar>
-        </w:tblPrEx>
-        <w:trPr>
-          <w:trHeight w:val="522" w:hRule="atLeast"/>
-        </w:trPr>
-        <w:tc>
-          <w:tcPr>
-            <w:tcW w:w="1773" w:type="dxa"/>
-            <w:shd w:val="clear" w:color="auto" w:fill="auto"/>
-            <w:vAlign w:val="center"/>
-          </w:tcPr>
-          <w:p>
-            <w:pPr>
-              <w:adjustRightInd w:val="0"/>
-              <w:snapToGrid w:val="0"/>
-              <w:spacing w:line="276" w:lineRule="auto"/>
-              <w:jc w:val="center"/>
-              <w:rPr>
-                <w:rFonts w:hint="default" w:ascii="Times New Roman" w:hAnsi="Times New Roman" w:eastAsia="微软雅黑" w:cs="Times New Roman"/>
-                <w:b w:val="0"/>
-                <w:bCs/>
-                <w:sz w:val="18"/>
-              </w:rPr>
-            </w:pPr>
-            <w:r>
-              <w:rPr>
-                <w:rFonts w:hint="default" w:ascii="Times New Roman" w:hAnsi="Times New Roman" w:eastAsia="微软雅黑" w:cs="Times New Roman"/>
-                <w:b w:val="0"/>
-                <w:bCs/>
-                <w:sz w:val="18"/>
-              </w:rPr>
-              <w:t>NCT04260191</w:t>
-            </w:r>
-          </w:p>
-        </w:tc>
-        <w:tc>
-          <w:tcPr>
-            <w:tcW w:w="2289" w:type="dxa"/>
-            <w:shd w:val="clear" w:color="auto" w:fill="auto"/>
-            <w:vAlign w:val="center"/>
-          </w:tcPr>
-          <w:p>
-            <w:pPr>
-              <w:adjustRightInd w:val="0"/>
-              <w:snapToGrid w:val="0"/>
-              <w:spacing w:line="276" w:lineRule="auto"/>
-              <w:jc w:val="center"/>
-              <w:rPr>
-                <w:rFonts w:hint="default" w:ascii="Times New Roman" w:hAnsi="Times New Roman" w:eastAsia="微软雅黑" w:cs="Times New Roman"/>
-                <w:sz w:val="18"/>
-              </w:rPr>
-            </w:pPr>
-            <w:r>
-              <w:rPr>
-                <w:rFonts w:hint="default" w:ascii="Times New Roman" w:hAnsi="Times New Roman" w:eastAsia="微软雅黑" w:cs="Times New Roman"/>
-                <w:sz w:val="18"/>
-              </w:rPr>
-              <w:t>胃癌/GEJ癌</w:t>
-            </w:r>
-          </w:p>
-        </w:tc>
-        <w:tc>
-          <w:tcPr>
-            <w:tcW w:w="2446" w:type="dxa"/>
-            <w:shd w:val="clear" w:color="auto" w:fill="auto"/>
-            <w:vAlign w:val="center"/>
-          </w:tcPr>
-          <w:p>
-            <w:pPr>
-              <w:adjustRightInd w:val="0"/>
-              <w:snapToGrid w:val="0"/>
-              <w:spacing w:line="276" w:lineRule="auto"/>
-              <w:jc w:val="center"/>
-              <w:rPr>
-                <w:rFonts w:hint="default" w:ascii="Times New Roman" w:hAnsi="Times New Roman" w:eastAsia="微软雅黑" w:cs="Times New Roman"/>
-                <w:sz w:val="18"/>
-              </w:rPr>
-            </w:pPr>
-            <w:r>
-              <w:rPr>
-                <w:rFonts w:hint="default" w:ascii="Times New Roman" w:hAnsi="Times New Roman" w:eastAsia="微软雅黑" w:cs="Times New Roman"/>
-                <w:sz w:val="18"/>
-              </w:rPr>
-              <w:t>AMG 910</w:t>
-            </w:r>
-          </w:p>
-        </w:tc>
-        <w:tc>
-          <w:tcPr>
-            <w:tcW w:w="882" w:type="dxa"/>
-            <w:shd w:val="clear" w:color="auto" w:fill="auto"/>
-            <w:vAlign w:val="center"/>
-          </w:tcPr>
-          <w:p>
-            <w:pPr>
-              <w:adjustRightInd w:val="0"/>
-              <w:snapToGrid w:val="0"/>
-              <w:spacing w:line="276" w:lineRule="auto"/>
-              <w:jc w:val="center"/>
-              <w:rPr>
-                <w:rFonts w:hint="default" w:ascii="Times New Roman" w:hAnsi="Times New Roman" w:eastAsia="微软雅黑" w:cs="Times New Roman"/>
-                <w:sz w:val="18"/>
-              </w:rPr>
-            </w:pPr>
-            <w:r>
-              <w:rPr>
-                <w:rFonts w:hint="default" w:ascii="Times New Roman" w:hAnsi="Times New Roman" w:eastAsia="微软雅黑" w:cs="Times New Roman"/>
-                <w:sz w:val="18"/>
-              </w:rPr>
-              <w:t>I</w:t>
-            </w:r>
-          </w:p>
-        </w:tc>
-        <w:tc>
-          <w:tcPr>
-            <w:tcW w:w="2695" w:type="dxa"/>
-            <w:shd w:val="clear" w:color="auto" w:fill="auto"/>
-            <w:vAlign w:val="center"/>
-          </w:tcPr>
-          <w:p>
-            <w:pPr>
-              <w:adjustRightInd w:val="0"/>
-              <w:snapToGrid w:val="0"/>
-              <w:spacing w:line="276" w:lineRule="auto"/>
-              <w:jc w:val="center"/>
-              <w:rPr>
-                <w:rFonts w:hint="default" w:ascii="Times New Roman" w:hAnsi="Times New Roman" w:eastAsia="微软雅黑" w:cs="Times New Roman"/>
-                <w:sz w:val="18"/>
-              </w:rPr>
-            </w:pPr>
-            <w:r>
-              <w:rPr>
-                <w:rFonts w:hint="default" w:ascii="Times New Roman" w:hAnsi="Times New Roman" w:eastAsia="微软雅黑" w:cs="Times New Roman"/>
-                <w:sz w:val="18"/>
-              </w:rPr>
-              <w:t>阳性</w:t>
-            </w:r>
-          </w:p>
-        </w:tc>
-      </w:tr>
-      <w:tr>
-        <w:tblPrEx>
-          <w:tblBorders>
-            <w:top w:val="single" w:color="4BACC6" w:themeColor="accent5" w:sz="4" w:space="0"/>
-            <w:left w:val="none" w:color="auto" w:sz="0" w:space="0"/>
-            <w:bottom w:val="single" w:color="92CDDC" w:themeColor="accent5" w:themeTint="99" w:sz="4" w:space="0"/>
-            <w:right w:val="none" w:color="auto" w:sz="0" w:space="0"/>
-            <w:insideH w:val="none" w:color="auto" w:sz="0" w:space="0"/>
-            <w:insideV w:val="none" w:color="auto" w:sz="0" w:space="0"/>
-          </w:tblBorders>
-          <w:tblCellMar>
-            <w:top w:w="0" w:type="dxa"/>
-            <w:left w:w="108" w:type="dxa"/>
-            <w:bottom w:w="0" w:type="dxa"/>
-            <w:right w:w="108" w:type="dxa"/>
-          </w:tblCellMar>
-        </w:tblPrEx>
-        <w:trPr>
-          <w:trHeight w:val="522" w:hRule="atLeast"/>
-        </w:trPr>
-        <w:tc>
-          <w:tcPr>
-            <w:tcW w:w="1773" w:type="dxa"/>
-            <w:shd w:val="clear" w:color="auto" w:fill="auto"/>
-            <w:vAlign w:val="center"/>
-          </w:tcPr>
-          <w:p>
-            <w:pPr>
-              <w:adjustRightInd w:val="0"/>
-              <w:snapToGrid w:val="0"/>
-              <w:spacing w:line="276" w:lineRule="auto"/>
-              <w:jc w:val="center"/>
-              <w:rPr>
-                <w:rFonts w:hint="default" w:ascii="Times New Roman" w:hAnsi="Times New Roman" w:eastAsia="微软雅黑" w:cs="Times New Roman"/>
-                <w:b w:val="0"/>
-                <w:bCs/>
-                <w:sz w:val="18"/>
-              </w:rPr>
-            </w:pPr>
-            <w:r>
-              <w:rPr>
-                <w:rFonts w:hint="default" w:ascii="Times New Roman" w:hAnsi="Times New Roman" w:eastAsia="微软雅黑" w:cs="Times New Roman"/>
-                <w:b w:val="0"/>
-                <w:bCs/>
-                <w:sz w:val="18"/>
-              </w:rPr>
-              <w:t>NCT05043987</w:t>
-            </w:r>
-          </w:p>
-        </w:tc>
-        <w:tc>
-          <w:tcPr>
-            <w:tcW w:w="2289" w:type="dxa"/>
-            <w:shd w:val="clear" w:color="auto" w:fill="auto"/>
-            <w:vAlign w:val="center"/>
-          </w:tcPr>
-          <w:p>
-            <w:pPr>
-              <w:adjustRightInd w:val="0"/>
-              <w:snapToGrid w:val="0"/>
-              <w:spacing w:line="276" w:lineRule="auto"/>
-              <w:jc w:val="center"/>
-              <w:rPr>
-                <w:rFonts w:hint="default" w:ascii="Times New Roman" w:hAnsi="Times New Roman" w:eastAsia="微软雅黑" w:cs="Times New Roman"/>
-                <w:sz w:val="18"/>
-              </w:rPr>
-            </w:pPr>
-            <w:r>
-              <w:rPr>
-                <w:rFonts w:hint="default" w:ascii="Times New Roman" w:hAnsi="Times New Roman" w:eastAsia="微软雅黑" w:cs="Times New Roman"/>
-                <w:sz w:val="18"/>
-              </w:rPr>
-              <w:t>胃癌/胰腺癌</w:t>
-            </w:r>
-          </w:p>
-        </w:tc>
-        <w:tc>
-          <w:tcPr>
-            <w:tcW w:w="2446" w:type="dxa"/>
-            <w:shd w:val="clear" w:color="auto" w:fill="auto"/>
-            <w:vAlign w:val="center"/>
-          </w:tcPr>
-          <w:p>
-            <w:pPr>
-              <w:adjustRightInd w:val="0"/>
-              <w:snapToGrid w:val="0"/>
-              <w:spacing w:line="276" w:lineRule="auto"/>
-              <w:jc w:val="center"/>
-              <w:rPr>
-                <w:rFonts w:hint="default" w:ascii="Times New Roman" w:hAnsi="Times New Roman" w:eastAsia="微软雅黑" w:cs="Times New Roman"/>
-                <w:sz w:val="18"/>
-              </w:rPr>
-            </w:pPr>
-            <w:r>
-              <w:rPr>
-                <w:rFonts w:hint="default" w:ascii="Times New Roman" w:hAnsi="Times New Roman" w:eastAsia="微软雅黑" w:cs="Times New Roman"/>
-                <w:sz w:val="18"/>
-              </w:rPr>
-              <w:t>CPO102</w:t>
-            </w:r>
-          </w:p>
-        </w:tc>
-        <w:tc>
-          <w:tcPr>
-            <w:tcW w:w="882" w:type="dxa"/>
-            <w:shd w:val="clear" w:color="auto" w:fill="auto"/>
-            <w:vAlign w:val="center"/>
-          </w:tcPr>
-          <w:p>
-            <w:pPr>
-              <w:adjustRightInd w:val="0"/>
-              <w:snapToGrid w:val="0"/>
-              <w:spacing w:line="276" w:lineRule="auto"/>
-              <w:jc w:val="center"/>
-              <w:rPr>
-                <w:rFonts w:hint="default" w:ascii="Times New Roman" w:hAnsi="Times New Roman" w:eastAsia="微软雅黑" w:cs="Times New Roman"/>
-                <w:sz w:val="18"/>
-              </w:rPr>
-            </w:pPr>
-            <w:r>
-              <w:rPr>
-                <w:rFonts w:hint="default" w:ascii="Times New Roman" w:hAnsi="Times New Roman" w:eastAsia="微软雅黑" w:cs="Times New Roman"/>
-                <w:sz w:val="18"/>
-              </w:rPr>
-              <w:t>I</w:t>
-            </w:r>
-          </w:p>
-        </w:tc>
-        <w:tc>
-          <w:tcPr>
-            <w:tcW w:w="2695" w:type="dxa"/>
-            <w:shd w:val="clear" w:color="auto" w:fill="auto"/>
-            <w:vAlign w:val="center"/>
-          </w:tcPr>
-          <w:p>
-            <w:pPr>
-              <w:adjustRightInd w:val="0"/>
-              <w:snapToGrid w:val="0"/>
-              <w:spacing w:line="276" w:lineRule="auto"/>
-              <w:jc w:val="center"/>
-              <w:rPr>
-                <w:rFonts w:hint="default" w:ascii="Times New Roman" w:hAnsi="Times New Roman" w:eastAsia="微软雅黑" w:cs="Times New Roman"/>
-                <w:sz w:val="18"/>
-              </w:rPr>
-            </w:pPr>
-            <w:r>
-              <w:rPr>
-                <w:rFonts w:hint="default" w:ascii="Times New Roman" w:hAnsi="Times New Roman" w:eastAsia="微软雅黑" w:cs="Times New Roman"/>
-                <w:sz w:val="18"/>
-              </w:rPr>
-              <w:t>≥2+, and ≥50%</w:t>
-            </w:r>
-          </w:p>
-        </w:tc>
-      </w:tr>
-      <w:tr>
-        <w:tblPrEx>
-          <w:tblBorders>
-            <w:top w:val="single" w:color="4BACC6" w:themeColor="accent5" w:sz="4" w:space="0"/>
-            <w:left w:val="none" w:color="auto" w:sz="0" w:space="0"/>
-            <w:bottom w:val="single" w:color="92CDDC" w:themeColor="accent5" w:themeTint="99" w:sz="4" w:space="0"/>
-            <w:right w:val="none" w:color="auto" w:sz="0" w:space="0"/>
-            <w:insideH w:val="none" w:color="auto" w:sz="0" w:space="0"/>
-            <w:insideV w:val="none" w:color="auto" w:sz="0" w:space="0"/>
-          </w:tblBorders>
-          <w:tblCellMar>
-            <w:top w:w="0" w:type="dxa"/>
-            <w:left w:w="108" w:type="dxa"/>
-            <w:bottom w:w="0" w:type="dxa"/>
-            <w:right w:w="108" w:type="dxa"/>
-          </w:tblCellMar>
-        </w:tblPrEx>
-        <w:trPr>
-          <w:trHeight w:val="522" w:hRule="atLeast"/>
-        </w:trPr>
-        <w:tc>
-          <w:tcPr>
-            <w:tcW w:w="1773" w:type="dxa"/>
-            <w:shd w:val="clear" w:color="auto" w:fill="auto"/>
-            <w:vAlign w:val="center"/>
-          </w:tcPr>
-          <w:p>
-            <w:pPr>
-              <w:adjustRightInd w:val="0"/>
-              <w:snapToGrid w:val="0"/>
-              <w:spacing w:line="276" w:lineRule="auto"/>
-              <w:jc w:val="center"/>
-              <w:rPr>
-                <w:rFonts w:hint="default" w:ascii="Times New Roman" w:hAnsi="Times New Roman" w:eastAsia="微软雅黑" w:cs="Times New Roman"/>
-                <w:b w:val="0"/>
-                <w:bCs/>
-                <w:sz w:val="18"/>
-              </w:rPr>
-            </w:pPr>
-            <w:r>
-              <w:rPr>
-                <w:rFonts w:hint="default" w:ascii="Times New Roman" w:hAnsi="Times New Roman" w:eastAsia="微软雅黑" w:cs="Times New Roman"/>
-                <w:b w:val="0"/>
-                <w:bCs/>
-                <w:sz w:val="18"/>
-              </w:rPr>
-              <w:t>NCT03874897</w:t>
-            </w:r>
-          </w:p>
-        </w:tc>
-        <w:tc>
-          <w:tcPr>
-            <w:tcW w:w="2289" w:type="dxa"/>
-            <w:shd w:val="clear" w:color="auto" w:fill="auto"/>
-            <w:vAlign w:val="center"/>
-          </w:tcPr>
-          <w:p>
-            <w:pPr>
-              <w:adjustRightInd w:val="0"/>
-              <w:snapToGrid w:val="0"/>
-              <w:spacing w:line="276" w:lineRule="auto"/>
-              <w:jc w:val="center"/>
-              <w:rPr>
-                <w:rFonts w:hint="default" w:ascii="Times New Roman" w:hAnsi="Times New Roman" w:eastAsia="微软雅黑" w:cs="Times New Roman"/>
-                <w:sz w:val="18"/>
-              </w:rPr>
-            </w:pPr>
-            <w:r>
-              <w:rPr>
-                <w:rFonts w:hint="default" w:ascii="Times New Roman" w:hAnsi="Times New Roman" w:eastAsia="微软雅黑" w:cs="Times New Roman"/>
-                <w:sz w:val="18"/>
-              </w:rPr>
-              <w:t>实体瘤</w:t>
-            </w:r>
-          </w:p>
-        </w:tc>
-        <w:tc>
-          <w:tcPr>
-            <w:tcW w:w="2446" w:type="dxa"/>
-            <w:shd w:val="clear" w:color="auto" w:fill="auto"/>
-            <w:vAlign w:val="center"/>
-          </w:tcPr>
-          <w:p>
-            <w:pPr>
-              <w:adjustRightInd w:val="0"/>
-              <w:snapToGrid w:val="0"/>
-              <w:spacing w:line="276" w:lineRule="auto"/>
-              <w:jc w:val="center"/>
-              <w:rPr>
-                <w:rFonts w:hint="default" w:ascii="Times New Roman" w:hAnsi="Times New Roman" w:eastAsia="微软雅黑" w:cs="Times New Roman"/>
-                <w:sz w:val="18"/>
-              </w:rPr>
-            </w:pPr>
-            <w:r>
-              <w:rPr>
-                <w:rFonts w:hint="default" w:ascii="Times New Roman" w:hAnsi="Times New Roman" w:eastAsia="微软雅黑" w:cs="Times New Roman"/>
-                <w:sz w:val="18"/>
-              </w:rPr>
-              <w:t>CAR-T CLDN18.2</w:t>
-            </w:r>
-          </w:p>
-        </w:tc>
-        <w:tc>
-          <w:tcPr>
-            <w:tcW w:w="882" w:type="dxa"/>
-            <w:shd w:val="clear" w:color="auto" w:fill="auto"/>
-            <w:vAlign w:val="center"/>
-          </w:tcPr>
-          <w:p>
-            <w:pPr>
-              <w:adjustRightInd w:val="0"/>
-              <w:snapToGrid w:val="0"/>
-              <w:spacing w:line="276" w:lineRule="auto"/>
-              <w:jc w:val="center"/>
-              <w:rPr>
-                <w:rFonts w:hint="default" w:ascii="Times New Roman" w:hAnsi="Times New Roman" w:eastAsia="微软雅黑" w:cs="Times New Roman"/>
-                <w:sz w:val="18"/>
-              </w:rPr>
-            </w:pPr>
-            <w:r>
-              <w:rPr>
-                <w:rFonts w:hint="default" w:ascii="Times New Roman" w:hAnsi="Times New Roman" w:eastAsia="微软雅黑" w:cs="Times New Roman"/>
-                <w:sz w:val="18"/>
-              </w:rPr>
-              <w:t>I</w:t>
-            </w:r>
-          </w:p>
-        </w:tc>
-        <w:tc>
-          <w:tcPr>
-            <w:tcW w:w="2695" w:type="dxa"/>
-            <w:shd w:val="clear" w:color="auto" w:fill="auto"/>
-            <w:vAlign w:val="center"/>
-          </w:tcPr>
-          <w:p>
-            <w:pPr>
-              <w:adjustRightInd w:val="0"/>
-              <w:snapToGrid w:val="0"/>
-              <w:spacing w:line="276" w:lineRule="auto"/>
-              <w:jc w:val="center"/>
-              <w:rPr>
-                <w:rFonts w:hint="default" w:ascii="Times New Roman" w:hAnsi="Times New Roman" w:eastAsia="微软雅黑" w:cs="Times New Roman"/>
-                <w:sz w:val="18"/>
-              </w:rPr>
-            </w:pPr>
-            <w:r>
-              <w:rPr>
-                <w:rFonts w:hint="default" w:ascii="Times New Roman" w:hAnsi="Times New Roman" w:eastAsia="微软雅黑" w:cs="Times New Roman"/>
-                <w:sz w:val="18"/>
-              </w:rPr>
-              <w:t>≥2+, and ≥40%</w:t>
-            </w:r>
-          </w:p>
-        </w:tc>
-      </w:tr>
-      <w:tr>
-        <w:tblPrEx>
-          <w:tblBorders>
-            <w:top w:val="single" w:color="4BACC6" w:themeColor="accent5" w:sz="4" w:space="0"/>
-            <w:left w:val="none" w:color="auto" w:sz="0" w:space="0"/>
-            <w:bottom w:val="single" w:color="92CDDC" w:themeColor="accent5" w:themeTint="99" w:sz="4" w:space="0"/>
-            <w:right w:val="none" w:color="auto" w:sz="0" w:space="0"/>
-            <w:insideH w:val="none" w:color="auto" w:sz="0" w:space="0"/>
-            <w:insideV w:val="none" w:color="auto" w:sz="0" w:space="0"/>
-          </w:tblBorders>
-          <w:tblCellMar>
-            <w:top w:w="0" w:type="dxa"/>
-            <w:left w:w="108" w:type="dxa"/>
-            <w:bottom w:w="0" w:type="dxa"/>
-            <w:right w:w="108" w:type="dxa"/>
-          </w:tblCellMar>
-        </w:tblPrEx>
-        <w:trPr>
-          <w:trHeight w:val="522" w:hRule="atLeast"/>
-        </w:trPr>
-        <w:tc>
-          <w:tcPr>
-            <w:tcW w:w="1773" w:type="dxa"/>
-            <w:shd w:val="clear" w:color="auto" w:fill="auto"/>
-            <w:vAlign w:val="center"/>
-          </w:tcPr>
-          <w:p>
-            <w:pPr>
-              <w:adjustRightInd w:val="0"/>
-              <w:snapToGrid w:val="0"/>
-              <w:spacing w:line="276" w:lineRule="auto"/>
-              <w:jc w:val="center"/>
-              <w:rPr>
-                <w:rFonts w:hint="default" w:ascii="Times New Roman" w:hAnsi="Times New Roman" w:eastAsia="微软雅黑" w:cs="Times New Roman"/>
-                <w:b w:val="0"/>
-                <w:bCs/>
-                <w:sz w:val="18"/>
-              </w:rPr>
-            </w:pPr>
-            <w:r>
-              <w:rPr>
-                <w:rFonts w:hint="default" w:ascii="Times New Roman" w:hAnsi="Times New Roman" w:eastAsia="微软雅黑" w:cs="Times New Roman"/>
-                <w:b w:val="0"/>
-                <w:bCs/>
-                <w:sz w:val="18"/>
-              </w:rPr>
-              <w:t>NCT04805307</w:t>
-            </w:r>
-          </w:p>
-        </w:tc>
-        <w:tc>
-          <w:tcPr>
-            <w:tcW w:w="2289" w:type="dxa"/>
-            <w:shd w:val="clear" w:color="auto" w:fill="auto"/>
-            <w:vAlign w:val="center"/>
-          </w:tcPr>
-          <w:p>
-            <w:pPr>
-              <w:adjustRightInd w:val="0"/>
-              <w:snapToGrid w:val="0"/>
-              <w:spacing w:line="276" w:lineRule="auto"/>
-              <w:jc w:val="center"/>
-              <w:rPr>
-                <w:rFonts w:hint="default" w:ascii="Times New Roman" w:hAnsi="Times New Roman" w:eastAsia="微软雅黑" w:cs="Times New Roman"/>
-                <w:sz w:val="18"/>
-              </w:rPr>
-            </w:pPr>
-            <w:r>
-              <w:rPr>
-                <w:rFonts w:hint="default" w:ascii="Times New Roman" w:hAnsi="Times New Roman" w:eastAsia="微软雅黑" w:cs="Times New Roman"/>
-                <w:sz w:val="18"/>
-              </w:rPr>
-              <w:t>实体瘤</w:t>
-            </w:r>
-          </w:p>
-        </w:tc>
-        <w:tc>
-          <w:tcPr>
-            <w:tcW w:w="2446" w:type="dxa"/>
-            <w:shd w:val="clear" w:color="auto" w:fill="auto"/>
-            <w:vAlign w:val="center"/>
-          </w:tcPr>
-          <w:p>
-            <w:pPr>
-              <w:adjustRightInd w:val="0"/>
-              <w:snapToGrid w:val="0"/>
-              <w:spacing w:line="276" w:lineRule="auto"/>
-              <w:jc w:val="center"/>
-              <w:rPr>
-                <w:rFonts w:hint="default" w:ascii="Times New Roman" w:hAnsi="Times New Roman" w:eastAsia="微软雅黑" w:cs="Times New Roman"/>
-                <w:sz w:val="18"/>
-              </w:rPr>
-            </w:pPr>
-            <w:r>
-              <w:rPr>
-                <w:rFonts w:hint="default" w:ascii="Times New Roman" w:hAnsi="Times New Roman" w:eastAsia="微软雅黑" w:cs="Times New Roman"/>
-                <w:sz w:val="18"/>
-              </w:rPr>
-              <w:t>CMG901</w:t>
-            </w:r>
-          </w:p>
-        </w:tc>
-        <w:tc>
-          <w:tcPr>
-            <w:tcW w:w="882" w:type="dxa"/>
-            <w:shd w:val="clear" w:color="auto" w:fill="auto"/>
-            <w:vAlign w:val="center"/>
-          </w:tcPr>
-          <w:p>
-            <w:pPr>
-              <w:adjustRightInd w:val="0"/>
-              <w:snapToGrid w:val="0"/>
-              <w:spacing w:line="276" w:lineRule="auto"/>
-              <w:jc w:val="center"/>
-              <w:rPr>
-                <w:rFonts w:hint="default" w:ascii="Times New Roman" w:hAnsi="Times New Roman" w:eastAsia="微软雅黑" w:cs="Times New Roman"/>
-                <w:sz w:val="18"/>
-              </w:rPr>
-            </w:pPr>
-            <w:r>
-              <w:rPr>
-                <w:rFonts w:hint="default" w:ascii="Times New Roman" w:hAnsi="Times New Roman" w:eastAsia="微软雅黑" w:cs="Times New Roman"/>
-                <w:sz w:val="18"/>
-              </w:rPr>
-              <w:t>I</w:t>
-            </w:r>
-          </w:p>
-        </w:tc>
-        <w:tc>
-          <w:tcPr>
-            <w:tcW w:w="2695" w:type="dxa"/>
-            <w:shd w:val="clear" w:color="auto" w:fill="auto"/>
-            <w:vAlign w:val="center"/>
-          </w:tcPr>
-          <w:p>
-            <w:pPr>
-              <w:adjustRightInd w:val="0"/>
-              <w:snapToGrid w:val="0"/>
-              <w:spacing w:line="276" w:lineRule="auto"/>
-              <w:jc w:val="center"/>
-              <w:rPr>
-                <w:rFonts w:hint="default" w:ascii="Times New Roman" w:hAnsi="Times New Roman" w:eastAsia="微软雅黑" w:cs="Times New Roman"/>
-                <w:sz w:val="18"/>
-              </w:rPr>
-            </w:pPr>
-            <w:r>
-              <w:rPr>
-                <w:rFonts w:hint="default" w:ascii="Times New Roman" w:hAnsi="Times New Roman" w:eastAsia="微软雅黑" w:cs="Times New Roman"/>
-                <w:sz w:val="18"/>
-              </w:rPr>
-              <w:t>阳性</w:t>
-            </w:r>
-          </w:p>
-        </w:tc>
-      </w:tr>
-      <w:tr>
-        <w:tblPrEx>
-          <w:tblBorders>
-            <w:top w:val="single" w:color="4BACC6" w:themeColor="accent5" w:sz="4" w:space="0"/>
-            <w:left w:val="none" w:color="auto" w:sz="0" w:space="0"/>
-            <w:bottom w:val="single" w:color="92CDDC" w:themeColor="accent5" w:themeTint="99" w:sz="4" w:space="0"/>
-            <w:right w:val="none" w:color="auto" w:sz="0" w:space="0"/>
-            <w:insideH w:val="none" w:color="auto" w:sz="0" w:space="0"/>
-            <w:insideV w:val="none" w:color="auto" w:sz="0" w:space="0"/>
-          </w:tblBorders>
-          <w:tblCellMar>
-            <w:top w:w="0" w:type="dxa"/>
-            <w:left w:w="108" w:type="dxa"/>
-            <w:bottom w:w="0" w:type="dxa"/>
-            <w:right w:w="108" w:type="dxa"/>
-          </w:tblCellMar>
-        </w:tblPrEx>
-        <w:trPr>
-          <w:trHeight w:val="522" w:hRule="atLeast"/>
-        </w:trPr>
-        <w:tc>
-          <w:tcPr>
-            <w:tcW w:w="1773" w:type="dxa"/>
-            <w:shd w:val="clear" w:color="auto" w:fill="auto"/>
-            <w:vAlign w:val="center"/>
-          </w:tcPr>
-          <w:p>
-            <w:pPr>
-              <w:adjustRightInd w:val="0"/>
-              <w:snapToGrid w:val="0"/>
-              <w:spacing w:line="276" w:lineRule="auto"/>
-              <w:jc w:val="center"/>
-              <w:rPr>
-                <w:rFonts w:hint="default" w:ascii="Times New Roman" w:hAnsi="Times New Roman" w:eastAsia="微软雅黑" w:cs="Times New Roman"/>
-                <w:b w:val="0"/>
-                <w:bCs/>
-                <w:sz w:val="18"/>
-              </w:rPr>
-            </w:pPr>
-            <w:r>
-              <w:rPr>
-                <w:rFonts w:hint="default" w:ascii="Times New Roman" w:hAnsi="Times New Roman" w:eastAsia="微软雅黑" w:cs="Times New Roman"/>
-                <w:b w:val="0"/>
-                <w:bCs/>
-                <w:sz w:val="18"/>
-              </w:rPr>
-              <w:t>CTR20201281</w:t>
-            </w:r>
-          </w:p>
-        </w:tc>
-        <w:tc>
-          <w:tcPr>
-            <w:tcW w:w="2289" w:type="dxa"/>
-            <w:shd w:val="clear" w:color="auto" w:fill="auto"/>
-            <w:vAlign w:val="center"/>
-          </w:tcPr>
-          <w:p>
-            <w:pPr>
-              <w:adjustRightInd w:val="0"/>
-              <w:snapToGrid w:val="0"/>
-              <w:spacing w:line="276" w:lineRule="auto"/>
-              <w:jc w:val="center"/>
-              <w:rPr>
-                <w:rFonts w:hint="default" w:ascii="Times New Roman" w:hAnsi="Times New Roman" w:eastAsia="微软雅黑" w:cs="Times New Roman"/>
-                <w:sz w:val="18"/>
-              </w:rPr>
-            </w:pPr>
-            <w:r>
-              <w:rPr>
-                <w:rFonts w:hint="default" w:ascii="Times New Roman" w:hAnsi="Times New Roman" w:eastAsia="微软雅黑" w:cs="Times New Roman"/>
-                <w:sz w:val="18"/>
-              </w:rPr>
-              <w:t>实体瘤</w:t>
-            </w:r>
-          </w:p>
-        </w:tc>
-        <w:tc>
-          <w:tcPr>
-            <w:tcW w:w="2446" w:type="dxa"/>
-            <w:shd w:val="clear" w:color="auto" w:fill="auto"/>
-            <w:vAlign w:val="center"/>
-          </w:tcPr>
-          <w:p>
-            <w:pPr>
-              <w:adjustRightInd w:val="0"/>
-              <w:snapToGrid w:val="0"/>
-              <w:spacing w:line="276" w:lineRule="auto"/>
-              <w:jc w:val="center"/>
-              <w:rPr>
-                <w:rFonts w:hint="default" w:ascii="Times New Roman" w:hAnsi="Times New Roman" w:eastAsia="微软雅黑" w:cs="Times New Roman"/>
-                <w:sz w:val="18"/>
-              </w:rPr>
-            </w:pPr>
-            <w:r>
-              <w:rPr>
-                <w:rFonts w:hint="default" w:ascii="Times New Roman" w:hAnsi="Times New Roman" w:eastAsia="微软雅黑" w:cs="Times New Roman"/>
-                <w:sz w:val="18"/>
-              </w:rPr>
-              <w:t>TST001</w:t>
-            </w:r>
-          </w:p>
-        </w:tc>
-        <w:tc>
-          <w:tcPr>
-            <w:tcW w:w="882" w:type="dxa"/>
-            <w:shd w:val="clear" w:color="auto" w:fill="auto"/>
-            <w:vAlign w:val="center"/>
-          </w:tcPr>
-          <w:p>
-            <w:pPr>
-              <w:adjustRightInd w:val="0"/>
-              <w:snapToGrid w:val="0"/>
-              <w:spacing w:line="276" w:lineRule="auto"/>
-              <w:jc w:val="center"/>
-              <w:rPr>
-                <w:rFonts w:hint="default" w:ascii="Times New Roman" w:hAnsi="Times New Roman" w:eastAsia="微软雅黑" w:cs="Times New Roman"/>
-                <w:sz w:val="18"/>
-              </w:rPr>
-            </w:pPr>
-            <w:r>
-              <w:rPr>
-                <w:rFonts w:hint="default" w:ascii="Times New Roman" w:hAnsi="Times New Roman" w:eastAsia="微软雅黑" w:cs="Times New Roman"/>
-                <w:sz w:val="18"/>
-              </w:rPr>
-              <w:t>I</w:t>
-            </w:r>
-          </w:p>
-        </w:tc>
-        <w:tc>
-          <w:tcPr>
-            <w:tcW w:w="2695" w:type="dxa"/>
-            <w:shd w:val="clear" w:color="auto" w:fill="auto"/>
-            <w:vAlign w:val="center"/>
-          </w:tcPr>
-          <w:p>
-            <w:pPr>
-              <w:adjustRightInd w:val="0"/>
-              <w:snapToGrid w:val="0"/>
-              <w:spacing w:line="276" w:lineRule="auto"/>
-              <w:jc w:val="center"/>
-              <w:rPr>
-                <w:rFonts w:hint="default" w:ascii="Times New Roman" w:hAnsi="Times New Roman" w:eastAsia="微软雅黑" w:cs="Times New Roman"/>
-                <w:sz w:val="18"/>
-              </w:rPr>
-            </w:pPr>
-            <w:r>
-              <w:rPr>
-                <w:rFonts w:hint="default" w:ascii="Times New Roman" w:hAnsi="Times New Roman" w:eastAsia="微软雅黑" w:cs="Times New Roman"/>
-                <w:sz w:val="18"/>
-              </w:rPr>
-              <w:t>≥2+, and ≥40%</w:t>
-            </w:r>
-          </w:p>
-        </w:tc>
-      </w:tr>
-      <w:tr>
-        <w:tblPrEx>
-          <w:tblBorders>
-            <w:top w:val="single" w:color="4BACC6" w:themeColor="accent5" w:sz="4" w:space="0"/>
-            <w:left w:val="none" w:color="auto" w:sz="0" w:space="0"/>
-            <w:bottom w:val="single" w:color="92CDDC" w:themeColor="accent5" w:themeTint="99" w:sz="4" w:space="0"/>
-            <w:right w:val="none" w:color="auto" w:sz="0" w:space="0"/>
-            <w:insideH w:val="none" w:color="auto" w:sz="0" w:space="0"/>
-            <w:insideV w:val="none" w:color="auto" w:sz="0" w:space="0"/>
-          </w:tblBorders>
-          <w:tblCellMar>
-            <w:top w:w="0" w:type="dxa"/>
-            <w:left w:w="108" w:type="dxa"/>
-            <w:bottom w:w="0" w:type="dxa"/>
-            <w:right w:w="108" w:type="dxa"/>
-          </w:tblCellMar>
-        </w:tblPrEx>
-        <w:trPr>
-          <w:trHeight w:val="522" w:hRule="atLeast"/>
-        </w:trPr>
-        <w:tc>
-          <w:tcPr>
-            <w:tcW w:w="1773" w:type="dxa"/>
-            <w:shd w:val="clear" w:color="auto" w:fill="auto"/>
-            <w:vAlign w:val="center"/>
-          </w:tcPr>
-          <w:p>
-            <w:pPr>
-              <w:adjustRightInd w:val="0"/>
-              <w:snapToGrid w:val="0"/>
-              <w:spacing w:line="276" w:lineRule="auto"/>
-              <w:jc w:val="center"/>
-              <w:rPr>
-                <w:rFonts w:hint="default" w:ascii="Times New Roman" w:hAnsi="Times New Roman" w:eastAsia="微软雅黑" w:cs="Times New Roman"/>
-                <w:b w:val="0"/>
-                <w:bCs/>
-                <w:sz w:val="18"/>
-              </w:rPr>
-            </w:pPr>
-            <w:r>
-              <w:rPr>
-                <w:rFonts w:hint="default" w:ascii="Times New Roman" w:hAnsi="Times New Roman" w:eastAsia="微软雅黑" w:cs="Times New Roman"/>
-                <w:b w:val="0"/>
-                <w:bCs/>
-                <w:sz w:val="18"/>
-              </w:rPr>
-              <w:t>CTR20200515</w:t>
-            </w:r>
-          </w:p>
-        </w:tc>
-        <w:tc>
-          <w:tcPr>
-            <w:tcW w:w="2289" w:type="dxa"/>
-            <w:shd w:val="clear" w:color="auto" w:fill="auto"/>
-            <w:vAlign w:val="center"/>
-          </w:tcPr>
-          <w:p>
-            <w:pPr>
-              <w:adjustRightInd w:val="0"/>
-              <w:snapToGrid w:val="0"/>
-              <w:spacing w:line="276" w:lineRule="auto"/>
-              <w:jc w:val="center"/>
-              <w:rPr>
-                <w:rFonts w:hint="default" w:ascii="Times New Roman" w:hAnsi="Times New Roman" w:eastAsia="微软雅黑" w:cs="Times New Roman"/>
-                <w:sz w:val="18"/>
-              </w:rPr>
-            </w:pPr>
-            <w:r>
-              <w:rPr>
-                <w:rFonts w:hint="default" w:ascii="Times New Roman" w:hAnsi="Times New Roman" w:eastAsia="微软雅黑" w:cs="Times New Roman"/>
-                <w:sz w:val="18"/>
-              </w:rPr>
-              <w:t>实体瘤</w:t>
-            </w:r>
-          </w:p>
-        </w:tc>
-        <w:tc>
-          <w:tcPr>
-            <w:tcW w:w="2446" w:type="dxa"/>
-            <w:shd w:val="clear" w:color="auto" w:fill="auto"/>
-            <w:vAlign w:val="center"/>
-          </w:tcPr>
-          <w:p>
-            <w:pPr>
-              <w:adjustRightInd w:val="0"/>
-              <w:snapToGrid w:val="0"/>
-              <w:spacing w:line="276" w:lineRule="auto"/>
-              <w:jc w:val="center"/>
-              <w:rPr>
-                <w:rFonts w:hint="default" w:ascii="Times New Roman" w:hAnsi="Times New Roman" w:eastAsia="微软雅黑" w:cs="Times New Roman"/>
-                <w:sz w:val="18"/>
-              </w:rPr>
-            </w:pPr>
-            <w:r>
-              <w:rPr>
-                <w:rFonts w:hint="default" w:ascii="Times New Roman" w:hAnsi="Times New Roman" w:eastAsia="微软雅黑" w:cs="Times New Roman"/>
-                <w:sz w:val="18"/>
-              </w:rPr>
-              <w:t>AB011</w:t>
-            </w:r>
-          </w:p>
-        </w:tc>
-        <w:tc>
-          <w:tcPr>
-            <w:tcW w:w="882" w:type="dxa"/>
-            <w:shd w:val="clear" w:color="auto" w:fill="auto"/>
-            <w:vAlign w:val="center"/>
-          </w:tcPr>
-          <w:p>
-            <w:pPr>
-              <w:adjustRightInd w:val="0"/>
-              <w:snapToGrid w:val="0"/>
-              <w:spacing w:line="276" w:lineRule="auto"/>
-              <w:jc w:val="center"/>
-              <w:rPr>
-                <w:rFonts w:hint="default" w:ascii="Times New Roman" w:hAnsi="Times New Roman" w:eastAsia="微软雅黑" w:cs="Times New Roman"/>
-                <w:sz w:val="18"/>
-              </w:rPr>
-            </w:pPr>
-            <w:r>
-              <w:rPr>
-                <w:rFonts w:hint="default" w:ascii="Times New Roman" w:hAnsi="Times New Roman" w:eastAsia="微软雅黑" w:cs="Times New Roman"/>
-                <w:sz w:val="18"/>
-              </w:rPr>
-              <w:t>I</w:t>
-            </w:r>
-          </w:p>
-        </w:tc>
-        <w:tc>
-          <w:tcPr>
-            <w:tcW w:w="2695" w:type="dxa"/>
-            <w:shd w:val="clear" w:color="auto" w:fill="auto"/>
-            <w:vAlign w:val="center"/>
-          </w:tcPr>
-          <w:p>
-            <w:pPr>
-              <w:adjustRightInd w:val="0"/>
-              <w:snapToGrid w:val="0"/>
-              <w:spacing w:line="276" w:lineRule="auto"/>
-              <w:jc w:val="center"/>
-              <w:rPr>
-                <w:rFonts w:hint="default" w:ascii="Times New Roman" w:hAnsi="Times New Roman" w:eastAsia="微软雅黑" w:cs="Times New Roman"/>
-                <w:sz w:val="18"/>
-              </w:rPr>
-            </w:pPr>
-            <w:r>
-              <w:rPr>
-                <w:rFonts w:hint="default" w:ascii="Times New Roman" w:hAnsi="Times New Roman" w:eastAsia="微软雅黑" w:cs="Times New Roman"/>
-                <w:sz w:val="18"/>
-              </w:rPr>
-              <w:t>≥2+, and ≥40%</w:t>
-            </w:r>
-          </w:p>
-        </w:tc>
-      </w:tr>
-      <w:tr>
-        <w:tblPrEx>
-          <w:tblBorders>
-            <w:top w:val="single" w:color="4BACC6" w:themeColor="accent5" w:sz="4" w:space="0"/>
-            <w:left w:val="none" w:color="auto" w:sz="0" w:space="0"/>
-            <w:bottom w:val="single" w:color="92CDDC" w:themeColor="accent5" w:themeTint="99" w:sz="4" w:space="0"/>
-            <w:right w:val="none" w:color="auto" w:sz="0" w:space="0"/>
-            <w:insideH w:val="none" w:color="auto" w:sz="0" w:space="0"/>
-            <w:insideV w:val="none" w:color="auto" w:sz="0" w:space="0"/>
-          </w:tblBorders>
-          <w:tblCellMar>
-            <w:top w:w="0" w:type="dxa"/>
-            <w:left w:w="108" w:type="dxa"/>
-            <w:bottom w:w="0" w:type="dxa"/>
-            <w:right w:w="108" w:type="dxa"/>
-          </w:tblCellMar>
-        </w:tblPrEx>
-        <w:trPr>
-          <w:trHeight w:val="522" w:hRule="atLeast"/>
-        </w:trPr>
-        <w:tc>
-          <w:tcPr>
-            <w:tcW w:w="1773" w:type="dxa"/>
-            <w:shd w:val="clear" w:color="auto" w:fill="auto"/>
-            <w:vAlign w:val="center"/>
-          </w:tcPr>
-          <w:p>
-            <w:pPr>
-              <w:adjustRightInd w:val="0"/>
-              <w:snapToGrid w:val="0"/>
-              <w:spacing w:line="276" w:lineRule="auto"/>
-              <w:jc w:val="center"/>
-              <w:rPr>
-                <w:rFonts w:hint="default" w:ascii="Times New Roman" w:hAnsi="Times New Roman" w:eastAsia="微软雅黑" w:cs="Times New Roman"/>
-                <w:b w:val="0"/>
-                <w:bCs/>
-                <w:sz w:val="18"/>
-              </w:rPr>
-            </w:pPr>
-            <w:r>
-              <w:rPr>
-                <w:rFonts w:hint="default" w:ascii="Times New Roman" w:hAnsi="Times New Roman" w:eastAsia="微软雅黑" w:cs="Times New Roman"/>
-                <w:b w:val="0"/>
-                <w:bCs/>
-                <w:sz w:val="18"/>
-              </w:rPr>
-              <w:t>CTR20201940</w:t>
-            </w:r>
-          </w:p>
-        </w:tc>
-        <w:tc>
-          <w:tcPr>
-            <w:tcW w:w="2289" w:type="dxa"/>
-            <w:shd w:val="clear" w:color="auto" w:fill="auto"/>
-            <w:vAlign w:val="center"/>
-          </w:tcPr>
-          <w:p>
-            <w:pPr>
-              <w:adjustRightInd w:val="0"/>
-              <w:snapToGrid w:val="0"/>
-              <w:spacing w:line="276" w:lineRule="auto"/>
-              <w:jc w:val="center"/>
-              <w:rPr>
-                <w:rFonts w:hint="default" w:ascii="Times New Roman" w:hAnsi="Times New Roman" w:eastAsia="微软雅黑" w:cs="Times New Roman"/>
-                <w:sz w:val="18"/>
-              </w:rPr>
-            </w:pPr>
-            <w:r>
-              <w:rPr>
-                <w:rFonts w:hint="default" w:ascii="Times New Roman" w:hAnsi="Times New Roman" w:eastAsia="微软雅黑" w:cs="Times New Roman"/>
-                <w:sz w:val="18"/>
-              </w:rPr>
-              <w:t>胃癌/GEJ癌/胰腺癌</w:t>
-            </w:r>
-          </w:p>
-        </w:tc>
-        <w:tc>
-          <w:tcPr>
-            <w:tcW w:w="2446" w:type="dxa"/>
-            <w:shd w:val="clear" w:color="auto" w:fill="auto"/>
-            <w:vAlign w:val="center"/>
-          </w:tcPr>
-          <w:p>
-            <w:pPr>
-              <w:adjustRightInd w:val="0"/>
-              <w:snapToGrid w:val="0"/>
-              <w:spacing w:line="276" w:lineRule="auto"/>
-              <w:jc w:val="center"/>
-              <w:rPr>
-                <w:rFonts w:hint="default" w:ascii="Times New Roman" w:hAnsi="Times New Roman" w:eastAsia="微软雅黑" w:cs="Times New Roman"/>
-                <w:sz w:val="18"/>
-              </w:rPr>
-            </w:pPr>
-            <w:r>
-              <w:rPr>
-                <w:rFonts w:hint="default" w:ascii="Times New Roman" w:hAnsi="Times New Roman" w:eastAsia="微软雅黑" w:cs="Times New Roman"/>
-                <w:sz w:val="18"/>
-              </w:rPr>
-              <w:t>CT041</w:t>
-            </w:r>
-          </w:p>
-        </w:tc>
-        <w:tc>
-          <w:tcPr>
-            <w:tcW w:w="882" w:type="dxa"/>
-            <w:shd w:val="clear" w:color="auto" w:fill="auto"/>
-            <w:vAlign w:val="center"/>
-          </w:tcPr>
-          <w:p>
-            <w:pPr>
-              <w:adjustRightInd w:val="0"/>
-              <w:snapToGrid w:val="0"/>
-              <w:spacing w:line="276" w:lineRule="auto"/>
-              <w:jc w:val="center"/>
-              <w:rPr>
-                <w:rFonts w:hint="default" w:ascii="Times New Roman" w:hAnsi="Times New Roman" w:eastAsia="微软雅黑" w:cs="Times New Roman"/>
-                <w:sz w:val="18"/>
-              </w:rPr>
-            </w:pPr>
-            <w:r>
-              <w:rPr>
-                <w:rFonts w:hint="default" w:ascii="Times New Roman" w:hAnsi="Times New Roman" w:eastAsia="微软雅黑" w:cs="Times New Roman"/>
-                <w:sz w:val="18"/>
-              </w:rPr>
-              <w:t>I</w:t>
-            </w:r>
-          </w:p>
-        </w:tc>
-        <w:tc>
-          <w:tcPr>
-            <w:tcW w:w="2695" w:type="dxa"/>
-            <w:shd w:val="clear" w:color="auto" w:fill="auto"/>
-            <w:vAlign w:val="center"/>
-          </w:tcPr>
-          <w:p>
-            <w:pPr>
-              <w:adjustRightInd w:val="0"/>
-              <w:snapToGrid w:val="0"/>
-              <w:spacing w:line="276" w:lineRule="auto"/>
-              <w:jc w:val="center"/>
-              <w:rPr>
-                <w:rFonts w:hint="default" w:ascii="Times New Roman" w:hAnsi="Times New Roman" w:eastAsia="微软雅黑" w:cs="Times New Roman"/>
-                <w:sz w:val="18"/>
-              </w:rPr>
-            </w:pPr>
-            <w:r>
-              <w:rPr>
-                <w:rFonts w:hint="default" w:ascii="Times New Roman" w:hAnsi="Times New Roman" w:eastAsia="微软雅黑" w:cs="Times New Roman"/>
-                <w:sz w:val="18"/>
-              </w:rPr>
-              <w:t>阳性</w:t>
-            </w:r>
-          </w:p>
-        </w:tc>
-      </w:tr>
-      <w:tr>
-        <w:tblPrEx>
-          <w:tblBorders>
-            <w:top w:val="single" w:color="4BACC6" w:themeColor="accent5" w:sz="4" w:space="0"/>
-            <w:left w:val="none" w:color="auto" w:sz="0" w:space="0"/>
-            <w:bottom w:val="single" w:color="92CDDC" w:themeColor="accent5" w:themeTint="99" w:sz="4" w:space="0"/>
-            <w:right w:val="none" w:color="auto" w:sz="0" w:space="0"/>
-            <w:insideH w:val="none" w:color="auto" w:sz="0" w:space="0"/>
-            <w:insideV w:val="none" w:color="auto" w:sz="0" w:space="0"/>
-          </w:tblBorders>
-          <w:tblCellMar>
-            <w:top w:w="0" w:type="dxa"/>
-            <w:left w:w="108" w:type="dxa"/>
-            <w:bottom w:w="0" w:type="dxa"/>
-            <w:right w:w="108" w:type="dxa"/>
-          </w:tblCellMar>
-        </w:tblPrEx>
-        <w:trPr>
-          <w:trHeight w:val="522" w:hRule="atLeast"/>
-        </w:trPr>
-        <w:tc>
-          <w:tcPr>
-            <w:tcW w:w="1773" w:type="dxa"/>
-            <w:tcBorders>
-              <w:bottom w:val="single" w:color="2CAFCB" w:sz="4" w:space="0"/>
-            </w:tcBorders>
-            <w:shd w:val="clear" w:color="auto" w:fill="auto"/>
-            <w:vAlign w:val="center"/>
-          </w:tcPr>
-          <w:p>
-            <w:pPr>
-              <w:adjustRightInd w:val="0"/>
-              <w:snapToGrid w:val="0"/>
-              <w:spacing w:line="276" w:lineRule="auto"/>
-              <w:jc w:val="center"/>
-              <w:rPr>
-                <w:rFonts w:hint="default" w:ascii="Times New Roman" w:hAnsi="Times New Roman" w:eastAsia="微软雅黑" w:cs="Times New Roman"/>
-                <w:b w:val="0"/>
-                <w:bCs/>
-                <w:sz w:val="18"/>
-              </w:rPr>
-            </w:pPr>
-            <w:r>
-              <w:rPr>
-                <w:rFonts w:hint="default" w:ascii="Times New Roman" w:hAnsi="Times New Roman" w:eastAsia="微软雅黑" w:cs="Times New Roman"/>
-                <w:b w:val="0"/>
-                <w:bCs/>
-                <w:sz w:val="18"/>
-              </w:rPr>
-              <w:t>CTR20211708</w:t>
-            </w:r>
-          </w:p>
-        </w:tc>
-        <w:tc>
-          <w:tcPr>
-            <w:tcW w:w="2289" w:type="dxa"/>
-            <w:tcBorders>
-              <w:bottom w:val="single" w:color="2CAFCB" w:sz="4" w:space="0"/>
-            </w:tcBorders>
-            <w:shd w:val="clear" w:color="auto" w:fill="auto"/>
-            <w:vAlign w:val="center"/>
-          </w:tcPr>
-          <w:p>
-            <w:pPr>
-              <w:adjustRightInd w:val="0"/>
-              <w:snapToGrid w:val="0"/>
-              <w:spacing w:line="276" w:lineRule="auto"/>
-              <w:jc w:val="center"/>
-              <w:rPr>
-                <w:rFonts w:hint="default" w:ascii="Times New Roman" w:hAnsi="Times New Roman" w:eastAsia="微软雅黑" w:cs="Times New Roman"/>
-                <w:sz w:val="18"/>
-              </w:rPr>
-            </w:pPr>
-            <w:r>
-              <w:rPr>
-                <w:rFonts w:hint="default" w:ascii="Times New Roman" w:hAnsi="Times New Roman" w:eastAsia="微软雅黑" w:cs="Times New Roman"/>
-                <w:sz w:val="18"/>
-              </w:rPr>
-              <w:t>实体瘤</w:t>
-            </w:r>
-          </w:p>
-        </w:tc>
-        <w:tc>
-          <w:tcPr>
-            <w:tcW w:w="2446" w:type="dxa"/>
-            <w:tcBorders>
-              <w:bottom w:val="single" w:color="2CAFCB" w:sz="4" w:space="0"/>
-            </w:tcBorders>
-            <w:shd w:val="clear" w:color="auto" w:fill="auto"/>
-            <w:vAlign w:val="center"/>
-          </w:tcPr>
-          <w:p>
-            <w:pPr>
-              <w:adjustRightInd w:val="0"/>
-              <w:snapToGrid w:val="0"/>
-              <w:spacing w:line="276" w:lineRule="auto"/>
-              <w:jc w:val="center"/>
-              <w:rPr>
-                <w:rFonts w:hint="default" w:ascii="Times New Roman" w:hAnsi="Times New Roman" w:eastAsia="微软雅黑" w:cs="Times New Roman"/>
-                <w:sz w:val="18"/>
-              </w:rPr>
-            </w:pPr>
-            <w:r>
-              <w:rPr>
-                <w:rFonts w:hint="default" w:ascii="Times New Roman" w:hAnsi="Times New Roman" w:eastAsia="微软雅黑" w:cs="Times New Roman"/>
-                <w:sz w:val="18"/>
-              </w:rPr>
-              <w:t>LM-102</w:t>
-            </w:r>
-          </w:p>
-        </w:tc>
-        <w:tc>
-          <w:tcPr>
-            <w:tcW w:w="882" w:type="dxa"/>
-            <w:tcBorders>
-              <w:bottom w:val="single" w:color="2CAFCB" w:sz="4" w:space="0"/>
-            </w:tcBorders>
-            <w:shd w:val="clear" w:color="auto" w:fill="auto"/>
-            <w:vAlign w:val="center"/>
-          </w:tcPr>
-          <w:p>
-            <w:pPr>
-              <w:adjustRightInd w:val="0"/>
-              <w:snapToGrid w:val="0"/>
-              <w:spacing w:line="276" w:lineRule="auto"/>
-              <w:jc w:val="center"/>
-              <w:rPr>
-                <w:rFonts w:hint="default" w:ascii="Times New Roman" w:hAnsi="Times New Roman" w:eastAsia="微软雅黑" w:cs="Times New Roman"/>
-                <w:sz w:val="18"/>
-              </w:rPr>
-            </w:pPr>
-            <w:r>
-              <w:rPr>
-                <w:rFonts w:hint="default" w:ascii="Times New Roman" w:hAnsi="Times New Roman" w:eastAsia="微软雅黑" w:cs="Times New Roman"/>
-                <w:sz w:val="18"/>
-              </w:rPr>
-              <w:t>I</w:t>
-            </w:r>
-          </w:p>
-        </w:tc>
-        <w:tc>
-          <w:tcPr>
-            <w:tcW w:w="2695" w:type="dxa"/>
-            <w:tcBorders>
-              <w:bottom w:val="single" w:color="2CAFCB" w:sz="4" w:space="0"/>
-            </w:tcBorders>
-            <w:shd w:val="clear" w:color="auto" w:fill="auto"/>
-            <w:vAlign w:val="center"/>
-          </w:tcPr>
-          <w:p>
-            <w:pPr>
-              <w:adjustRightInd w:val="0"/>
-              <w:snapToGrid w:val="0"/>
-              <w:spacing w:line="276" w:lineRule="auto"/>
-              <w:jc w:val="center"/>
-              <w:rPr>
-                <w:rFonts w:hint="default" w:ascii="Times New Roman" w:hAnsi="Times New Roman" w:eastAsia="微软雅黑" w:cs="Times New Roman"/>
-                <w:sz w:val="18"/>
-              </w:rPr>
-            </w:pPr>
-            <w:r>
-              <w:rPr>
-                <w:rFonts w:hint="default" w:ascii="Times New Roman" w:hAnsi="Times New Roman" w:eastAsia="微软雅黑" w:cs="Times New Roman"/>
-                <w:sz w:val="18"/>
-              </w:rPr>
-              <w:t>阳性</w:t>
-            </w:r>
-          </w:p>
-        </w:tc>
-      </w:tr>
-    </w:tbl>
-    <w:p>
-      <w:pPr>
-        <w:pStyle w:val="2"/>
-        <w:numPr>
-          <w:ilvl w:val="0"/>
-          <w:numId w:val="0"/>
-        </w:numPr>
-        <w:spacing w:line="440" w:lineRule="exact"/>
-        <w:ind w:left="432" w:right="288" w:rightChars="137" w:hanging="432"/>
-        <w:jc w:val="left"/>
-        <w:rPr>
-          <w:rFonts w:hint="default" w:ascii="Times New Roman" w:hAnsi="Times New Roman" w:eastAsia="微软雅黑" w:cs="Times New Roman"/>
-          <w:color w:val="2EB1C9"/>
-          <w:sz w:val="24"/>
-          <w:szCs w:val="24"/>
-        </w:rPr>
-      </w:pPr>
-      <w:r>
-        <w:rPr>
-          <w:rFonts w:hint="default" w:ascii="Times New Roman" w:hAnsi="Times New Roman" w:eastAsia="微软雅黑" w:cs="Times New Roman"/>
-          <w:color w:val="2EB1C9"/>
-          <w:sz w:val="24"/>
-          <w:szCs w:val="24"/>
-        </w:rPr>
-        <w:t>3. 参考文献</w:t>
-      </w:r>
-    </w:p>
-    <w:p>
-      <w:pPr>
-        <w:pStyle w:val="25"/>
+        <w:pStyle w:val="26"/>
         <w:numPr>
           <w:ilvl w:val="0"/>
           <w:numId w:val="2"/>
         </w:numPr>
         <w:adjustRightInd w:val="0"/>
         <w:snapToGrid w:val="0"/>
-        <w:spacing w:line="360" w:lineRule="exact"/>
+        <w:spacing w:line="312" w:lineRule="auto"/>
         <w:ind w:left="347" w:leftChars="1" w:hanging="345" w:hangingChars="192"/>
         <w:rPr>
           <w:rFonts w:hint="default" w:ascii="Times New Roman" w:hAnsi="Times New Roman" w:eastAsia="微软雅黑" w:cs="Times New Roman"/>
-          <w:sz w:val="18"/>
-          <w:szCs w:val="18"/>
+          <w:color w:val="auto"/>
+          <w:sz w:val="18"/>
+          <w:szCs w:val="18"/>
+          <w:u w:val="none"/>
         </w:rPr>
       </w:pPr>
       <w:r>
         <w:rPr>
           <w:rFonts w:hint="default" w:ascii="Times New Roman" w:hAnsi="Times New Roman" w:eastAsia="微软雅黑" w:cs="Times New Roman"/>
-          <w:sz w:val="18"/>
-          <w:szCs w:val="18"/>
-        </w:rPr>
-        <w:t>Xiaoyi Chong, Jieyuan Cai, Xiaotian Zhang. Research advances of CLDN18.2 in gastric cancer. Chin J Clin Oncol 2021. Vol. 48. No. 8.</w:t>
-      </w:r>
-      <w:r>
-        <w:rPr>
-          <w:rFonts w:hint="default" w:ascii="Times New Roman" w:hAnsi="Times New Roman" w:eastAsia="微软雅黑" w:cs="Times New Roman"/>
+          <w:color w:val="auto"/>
+          <w:sz w:val="18"/>
+          <w:szCs w:val="18"/>
+          <w:u w:val="none"/>
+        </w:rPr>
+        <w:t>Xiaoyi Chong</w:t>
+      </w:r>
+      <w:r>
+        <w:rPr>
+          <w:rFonts w:hint="default" w:ascii="Times New Roman" w:hAnsi="Times New Roman" w:eastAsia="微软雅黑" w:cs="Times New Roman"/>
+          <w:i w:val="0"/>
+          <w:iCs w:val="0"/>
+          <w:caps w:val="0"/>
+          <w:color w:val="auto"/>
+          <w:spacing w:val="12"/>
+          <w:sz w:val="18"/>
+          <w:szCs w:val="18"/>
+          <w:u w:val="none"/>
+          <w:shd w:val="clear" w:fill="auto"/>
+        </w:rPr>
+        <w:t>.et al</w:t>
+      </w:r>
+      <w:r>
+        <w:rPr>
+          <w:rFonts w:hint="default" w:ascii="Times New Roman" w:hAnsi="Times New Roman" w:eastAsia="微软雅黑" w:cs="Times New Roman"/>
+          <w:color w:val="auto"/>
+          <w:sz w:val="18"/>
+          <w:szCs w:val="18"/>
+          <w:u w:val="none"/>
+        </w:rPr>
+        <w:t>. Research advances of CLDN18.2 in gastric cancer. Chin J Clin Oncol 2021. Vol. 48. No. 8.</w:t>
+      </w:r>
+      <w:r>
+        <w:rPr>
+          <w:rFonts w:hint="default" w:ascii="Times New Roman" w:hAnsi="Times New Roman" w:eastAsia="微软雅黑" w:cs="Times New Roman"/>
+          <w:color w:val="auto"/>
           <w:kern w:val="0"/>
           <w:sz w:val="18"/>
           <w:szCs w:val="18"/>
+          <w:u w:val="none"/>
         </w:rPr>
         <w:t xml:space="preserve"> </w:t>
       </w:r>
     </w:p>
     <w:p>
       <w:pPr>
-        <w:pStyle w:val="25"/>
+        <w:pStyle w:val="26"/>
         <w:numPr>
           <w:ilvl w:val="0"/>
           <w:numId w:val="2"/>
         </w:numPr>
         <w:adjustRightInd w:val="0"/>
         <w:snapToGrid w:val="0"/>
-        <w:spacing w:line="360" w:lineRule="exact"/>
-        <w:ind w:left="347" w:leftChars="1" w:hanging="345" w:hangingChars="192"/>
-        <w:rPr>
-          <w:rFonts w:hint="default" w:ascii="Times New Roman" w:hAnsi="Times New Roman" w:eastAsia="微软雅黑" w:cs="Times New Roman"/>
-          <w:sz w:val="18"/>
-          <w:szCs w:val="18"/>
+        <w:spacing w:line="312" w:lineRule="auto"/>
+        <w:ind w:left="393" w:leftChars="1" w:hanging="391" w:hangingChars="192"/>
+        <w:rPr>
+          <w:rFonts w:hint="default" w:ascii="Times New Roman" w:hAnsi="Times New Roman" w:eastAsia="微软雅黑" w:cs="Times New Roman"/>
+          <w:color w:val="auto"/>
+          <w:sz w:val="18"/>
+          <w:szCs w:val="18"/>
+          <w:u w:val="none"/>
         </w:rPr>
       </w:pPr>
       <w:r>
         <w:rPr>
           <w:rFonts w:hint="default" w:ascii="Times New Roman" w:hAnsi="Times New Roman" w:eastAsia="微软雅黑" w:cs="Times New Roman"/>
-          <w:sz w:val="18"/>
-          <w:szCs w:val="18"/>
-        </w:rPr>
-        <w:t> Klamp T, Schumacher J, Huber G, et al. Highly specific auto-antibodies against claudin-18 isoform 2 induced by a chimeric HBcAg virus-like particle vaccine kill tumor cells and inhibit the growth of lung metastases[J]. Cancer research, 2011, 71（2）: 516-527.</w:t>
+          <w:i w:val="0"/>
+          <w:iCs w:val="0"/>
+          <w:caps w:val="0"/>
+          <w:color w:val="auto"/>
+          <w:spacing w:val="12"/>
+          <w:sz w:val="18"/>
+          <w:szCs w:val="18"/>
+          <w:u w:val="none"/>
+          <w:shd w:val="clear" w:fill="auto"/>
+        </w:rPr>
+        <w:t>Sahin, U.et al.Claudin-18 splice variant 2 is a pan-cancer target suitable for therapeutic antibody development. Clinical cancer research : an official journal of the American Association for Cancer Research14, 7624-7634, doi:10.1158/1078-0432.CCR-08-1547 (2008)</w:t>
+      </w:r>
+      <w:r>
+        <w:rPr>
+          <w:rFonts w:hint="default" w:ascii="Times New Roman" w:hAnsi="Times New Roman" w:eastAsia="微软雅黑" w:cs="Times New Roman"/>
+          <w:color w:val="auto"/>
+          <w:sz w:val="18"/>
+          <w:szCs w:val="18"/>
+          <w:u w:val="none"/>
+        </w:rPr>
+        <w:t>.</w:t>
       </w:r>
     </w:p>
     <w:p>
       <w:pPr>
-        <w:pStyle w:val="25"/>
+        <w:pStyle w:val="26"/>
         <w:numPr>
           <w:ilvl w:val="0"/>
           <w:numId w:val="2"/>
         </w:numPr>
         <w:adjustRightInd w:val="0"/>
         <w:snapToGrid w:val="0"/>
-        <w:spacing w:line="360" w:lineRule="exact"/>
-        <w:ind w:left="347" w:leftChars="1" w:hanging="345" w:hangingChars="192"/>
-        <w:rPr>
-          <w:rFonts w:hint="default" w:ascii="Times New Roman" w:hAnsi="Times New Roman" w:eastAsia="微软雅黑" w:cs="Times New Roman"/>
-          <w:sz w:val="18"/>
-          <w:szCs w:val="18"/>
+        <w:spacing w:line="312" w:lineRule="auto"/>
+        <w:ind w:left="393" w:leftChars="1" w:hanging="391" w:hangingChars="192"/>
+        <w:rPr>
+          <w:rFonts w:hint="default" w:ascii="Times New Roman" w:hAnsi="Times New Roman" w:eastAsia="微软雅黑" w:cs="Times New Roman"/>
+          <w:color w:val="auto"/>
+          <w:sz w:val="18"/>
+          <w:szCs w:val="18"/>
+          <w:u w:val="none"/>
         </w:rPr>
       </w:pPr>
       <w:r>
         <w:rPr>
           <w:rFonts w:hint="default" w:ascii="Times New Roman" w:hAnsi="Times New Roman" w:eastAsia="微软雅黑" w:cs="Times New Roman"/>
-          <w:sz w:val="18"/>
-          <w:szCs w:val="18"/>
-        </w:rPr>
-        <w:t>Jianwei Zhang, Ruilan Dong, Lin Shen. Evaluation and reflection on Claudin18.2 targeting therapy in advanced gastric cancer. Chin j Cancer Res2020;32(2):263-270.</w:t>
+          <w:i w:val="0"/>
+          <w:iCs w:val="0"/>
+          <w:caps w:val="0"/>
+          <w:color w:val="auto"/>
+          <w:spacing w:val="12"/>
+          <w:sz w:val="18"/>
+          <w:szCs w:val="18"/>
+          <w:u w:val="none"/>
+          <w:shd w:val="clear" w:fill="auto"/>
+        </w:rPr>
+        <w:t>Woll, S.et al.Claudin 18.2 is a target for IMAB362 antibody in pancreatic neoplasms. Int J Cancer134, 731-739, doi:10.1002/ijc.28400 (2014).</w:t>
       </w:r>
     </w:p>
     <w:p>
       <w:pPr>
-        <w:pStyle w:val="25"/>
+        <w:pStyle w:val="26"/>
         <w:numPr>
           <w:ilvl w:val="0"/>
           <w:numId w:val="2"/>
         </w:numPr>
         <w:adjustRightInd w:val="0"/>
         <w:snapToGrid w:val="0"/>
-        <w:spacing w:line="360" w:lineRule="exact"/>
-        <w:ind w:left="347" w:leftChars="1" w:hanging="345" w:hangingChars="192"/>
-        <w:rPr>
-          <w:rFonts w:hint="default" w:ascii="Times New Roman" w:hAnsi="Times New Roman" w:eastAsia="微软雅黑" w:cs="Times New Roman"/>
-          <w:sz w:val="18"/>
-          <w:szCs w:val="18"/>
+        <w:spacing w:line="312" w:lineRule="auto"/>
+        <w:ind w:left="366" w:leftChars="1" w:hanging="364" w:hangingChars="192"/>
+        <w:rPr>
+          <w:rFonts w:hint="default" w:ascii="Times New Roman" w:hAnsi="Times New Roman" w:eastAsia="微软雅黑" w:cs="Times New Roman"/>
+          <w:color w:val="auto"/>
+          <w:sz w:val="18"/>
+          <w:szCs w:val="18"/>
+          <w:u w:val="none"/>
         </w:rPr>
       </w:pPr>
       <w:r>
         <w:rPr>
           <w:rFonts w:hint="default" w:ascii="Times New Roman" w:hAnsi="Times New Roman" w:eastAsia="微软雅黑" w:cs="Times New Roman"/>
-          <w:sz w:val="18"/>
-          <w:szCs w:val="18"/>
-        </w:rPr>
-        <w:t>A.Arnold, S.Daum, et al. Prognostic impact of Claudin18.2 in gastric and esophageal adenocarcinomas. Clinical and Translatinal Oncology(2020)22:2357-2363.</w:t>
+          <w:i w:val="0"/>
+          <w:iCs w:val="0"/>
+          <w:caps w:val="0"/>
+          <w:color w:val="auto"/>
+          <w:spacing w:val="0"/>
+          <w:sz w:val="19"/>
+          <w:szCs w:val="19"/>
+          <w:u w:val="none"/>
+          <w:shd w:val="clear" w:fill="FFFFFF"/>
+        </w:rPr>
+        <w:fldChar w:fldCharType="begin"/>
+      </w:r>
+      <w:r>
+        <w:rPr>
+          <w:rFonts w:hint="default" w:ascii="Times New Roman" w:hAnsi="Times New Roman" w:eastAsia="微软雅黑" w:cs="Times New Roman"/>
+          <w:i w:val="0"/>
+          <w:iCs w:val="0"/>
+          <w:caps w:val="0"/>
+          <w:color w:val="auto"/>
+          <w:spacing w:val="0"/>
+          <w:sz w:val="19"/>
+          <w:szCs w:val="19"/>
+          <w:u w:val="none"/>
+          <w:shd w:val="clear" w:fill="FFFFFF"/>
+        </w:rPr>
+        <w:instrText xml:space="preserve"> HYPERLINK "https://pubmed.ncbi.nlm.nih.gov/?term=Dottermusch+M&amp;cauthor_id=31332522" </w:instrText>
+      </w:r>
+      <w:r>
+        <w:rPr>
+          <w:rFonts w:hint="default" w:ascii="Times New Roman" w:hAnsi="Times New Roman" w:eastAsia="微软雅黑" w:cs="Times New Roman"/>
+          <w:i w:val="0"/>
+          <w:iCs w:val="0"/>
+          <w:caps w:val="0"/>
+          <w:color w:val="auto"/>
+          <w:spacing w:val="0"/>
+          <w:sz w:val="19"/>
+          <w:szCs w:val="19"/>
+          <w:u w:val="none"/>
+          <w:shd w:val="clear" w:fill="FFFFFF"/>
+        </w:rPr>
+        <w:fldChar w:fldCharType="separate"/>
+      </w:r>
+      <w:r>
+        <w:rPr>
+          <w:rStyle w:val="21"/>
+          <w:rFonts w:hint="default" w:ascii="Times New Roman" w:hAnsi="Times New Roman" w:eastAsia="微软雅黑" w:cs="Times New Roman"/>
+          <w:i w:val="0"/>
+          <w:iCs w:val="0"/>
+          <w:caps w:val="0"/>
+          <w:color w:val="auto"/>
+          <w:spacing w:val="0"/>
+          <w:sz w:val="19"/>
+          <w:szCs w:val="19"/>
+          <w:u w:val="none"/>
+          <w:shd w:val="clear" w:fill="FFFFFF"/>
+        </w:rPr>
+        <w:t>Matthias Dottermusch</w:t>
+      </w:r>
+      <w:r>
+        <w:rPr>
+          <w:rFonts w:hint="default" w:ascii="Times New Roman" w:hAnsi="Times New Roman" w:eastAsia="微软雅黑" w:cs="Times New Roman"/>
+          <w:i w:val="0"/>
+          <w:iCs w:val="0"/>
+          <w:caps w:val="0"/>
+          <w:color w:val="auto"/>
+          <w:spacing w:val="0"/>
+          <w:sz w:val="19"/>
+          <w:szCs w:val="19"/>
+          <w:u w:val="none"/>
+          <w:shd w:val="clear" w:fill="FFFFFF"/>
+        </w:rPr>
+        <w:fldChar w:fldCharType="end"/>
+      </w:r>
+      <w:r>
+        <w:rPr>
+          <w:rFonts w:hint="default" w:ascii="Times New Roman" w:hAnsi="Times New Roman" w:eastAsia="微软雅黑" w:cs="Times New Roman"/>
+          <w:i w:val="0"/>
+          <w:iCs w:val="0"/>
+          <w:caps w:val="0"/>
+          <w:color w:val="auto"/>
+          <w:spacing w:val="12"/>
+          <w:sz w:val="18"/>
+          <w:szCs w:val="18"/>
+          <w:u w:val="none"/>
+          <w:shd w:val="clear" w:fill="auto"/>
+        </w:rPr>
+        <w:t>.et al. Expression of the potential therapeutic target claudin-18.2 is frequently decreased in gastric cancer: results from a large Caucasian cohort studyVirchows Arch. 2019 Nov;475(5):563-571. doi: 10.1007/s00428-019-02624-7.</w:t>
       </w:r>
     </w:p>
     <w:p>
       <w:pPr>
-        <w:pStyle w:val="25"/>
+        <w:pStyle w:val="26"/>
         <w:numPr>
           <w:ilvl w:val="0"/>
           <w:numId w:val="2"/>
         </w:numPr>
         <w:adjustRightInd w:val="0"/>
         <w:snapToGrid w:val="0"/>
-        <w:spacing w:line="360" w:lineRule="exact"/>
+        <w:spacing w:line="312" w:lineRule="auto"/>
         <w:ind w:left="347" w:leftChars="1" w:hanging="345" w:hangingChars="192"/>
         <w:rPr>
           <w:rFonts w:hint="default" w:ascii="Times New Roman" w:hAnsi="Times New Roman" w:eastAsia="微软雅黑" w:cs="Times New Roman"/>
-          <w:sz w:val="18"/>
-          <w:szCs w:val="18"/>
+          <w:color w:val="auto"/>
+          <w:sz w:val="18"/>
+          <w:szCs w:val="18"/>
+          <w:u w:val="none"/>
         </w:rPr>
       </w:pPr>
       <w:r>
         <w:rPr>
           <w:rFonts w:hint="default" w:ascii="Times New Roman" w:hAnsi="Times New Roman" w:eastAsia="微软雅黑" w:cs="Times New Roman"/>
-          <w:sz w:val="18"/>
-          <w:szCs w:val="18"/>
-        </w:rPr>
-        <w:t>Tureci, O. etal. A multicentre, phase IIa study of zolbetuximab as a single agent inpatients with recurrent or refractory advanced adenocarcinoma of the stomach orlower oesophagus: the MONO study. Ann Oncol 30, 1487-1495,doi:10.1093/annonc/mdz199 (2019).</w:t>
+          <w:color w:val="auto"/>
+          <w:sz w:val="18"/>
+          <w:szCs w:val="18"/>
+          <w:u w:val="none"/>
+        </w:rPr>
+        <w:t>U Sahin</w:t>
+      </w:r>
+      <w:r>
+        <w:rPr>
+          <w:rFonts w:hint="default" w:ascii="Times New Roman" w:hAnsi="Times New Roman" w:eastAsia="微软雅黑" w:cs="Times New Roman"/>
+          <w:i w:val="0"/>
+          <w:iCs w:val="0"/>
+          <w:caps w:val="0"/>
+          <w:color w:val="auto"/>
+          <w:spacing w:val="12"/>
+          <w:sz w:val="18"/>
+          <w:szCs w:val="18"/>
+          <w:u w:val="none"/>
+          <w:shd w:val="clear" w:fill="auto"/>
+        </w:rPr>
+        <w:t>.et al</w:t>
+      </w:r>
+      <w:r>
+        <w:rPr>
+          <w:rFonts w:hint="default" w:ascii="Times New Roman" w:hAnsi="Times New Roman" w:eastAsia="微软雅黑" w:cs="Times New Roman"/>
+          <w:i w:val="0"/>
+          <w:iCs w:val="0"/>
+          <w:caps w:val="0"/>
+          <w:color w:val="auto"/>
+          <w:spacing w:val="12"/>
+          <w:sz w:val="18"/>
+          <w:szCs w:val="18"/>
+          <w:u w:val="none"/>
+          <w:shd w:val="clear" w:fill="auto"/>
+          <w:lang w:val="en-US" w:eastAsia="zh-CN"/>
+        </w:rPr>
+        <w:t>.</w:t>
+      </w:r>
+      <w:r>
+        <w:rPr>
+          <w:rFonts w:hint="default" w:ascii="Times New Roman" w:hAnsi="Times New Roman" w:eastAsia="微软雅黑" w:cs="Times New Roman"/>
+          <w:i w:val="0"/>
+          <w:iCs w:val="0"/>
+          <w:caps w:val="0"/>
+          <w:color w:val="auto"/>
+          <w:spacing w:val="12"/>
+          <w:sz w:val="18"/>
+          <w:szCs w:val="18"/>
+          <w:u w:val="none"/>
+          <w:shd w:val="clear" w:fill="auto"/>
+        </w:rPr>
+        <w:t>FAST: a randomised phase II study of zolbetuximab (IMAB362) plus EOX versus EOX alone for first-line treatment of advanced CLDN18.2-positive gastric and gastro-oesophageal adenocarcinomaAnn Oncol. 2021 May;32(5):609-619. doi: 10.1016/j.annonc.2021.02.005.</w:t>
       </w:r>
     </w:p>
     <w:p>
       <w:pPr>
-        <w:pStyle w:val="25"/>
+        <w:pStyle w:val="26"/>
         <w:numPr>
           <w:ilvl w:val="0"/>
           <w:numId w:val="2"/>
         </w:numPr>
         <w:adjustRightInd w:val="0"/>
         <w:snapToGrid w:val="0"/>
-        <w:spacing w:line="360" w:lineRule="exact"/>
-        <w:ind w:left="347" w:leftChars="1" w:hanging="345" w:hangingChars="192"/>
-        <w:rPr>
-          <w:rFonts w:hint="default" w:ascii="Times New Roman" w:hAnsi="Times New Roman" w:eastAsia="微软雅黑" w:cs="Times New Roman"/>
-          <w:sz w:val="18"/>
-          <w:szCs w:val="18"/>
+        <w:spacing w:line="312" w:lineRule="auto"/>
+        <w:ind w:left="366" w:leftChars="1" w:hanging="364" w:hangingChars="192"/>
+        <w:rPr>
+          <w:rFonts w:hint="default" w:ascii="Times New Roman" w:hAnsi="Times New Roman" w:eastAsia="微软雅黑" w:cs="Times New Roman"/>
+          <w:color w:val="auto"/>
+          <w:sz w:val="18"/>
+          <w:szCs w:val="18"/>
+          <w:u w:val="none"/>
         </w:rPr>
       </w:pPr>
       <w:r>
         <w:rPr>
           <w:rFonts w:hint="default" w:ascii="Times New Roman" w:hAnsi="Times New Roman" w:eastAsia="微软雅黑" w:cs="Times New Roman"/>
-          <w:sz w:val="18"/>
-          <w:szCs w:val="18"/>
-        </w:rPr>
-        <w:t>Sahin U, TürECi Ö, Manikhas G, et al. FAST: a randomised phase II study of zolbetuximab （IMAB362） plus EOX versus EOX alone for first-line treatment of advanced CLDN18.2-positive gastric and gastro-oesophageal adenocarcinoma [J]. Ann Oncol, 2021,32(5):609-619. doi:10.101/j.annonc.2021.02.005</w:t>
+          <w:i w:val="0"/>
+          <w:iCs w:val="0"/>
+          <w:caps w:val="0"/>
+          <w:color w:val="auto"/>
+          <w:spacing w:val="0"/>
+          <w:sz w:val="19"/>
+          <w:szCs w:val="19"/>
+          <w:u w:val="none"/>
+          <w:shd w:val="clear" w:fill="FFFFFF"/>
+        </w:rPr>
+        <w:fldChar w:fldCharType="begin"/>
+      </w:r>
+      <w:r>
+        <w:rPr>
+          <w:rFonts w:hint="default" w:ascii="Times New Roman" w:hAnsi="Times New Roman" w:eastAsia="微软雅黑" w:cs="Times New Roman"/>
+          <w:i w:val="0"/>
+          <w:iCs w:val="0"/>
+          <w:caps w:val="0"/>
+          <w:color w:val="auto"/>
+          <w:spacing w:val="0"/>
+          <w:sz w:val="19"/>
+          <w:szCs w:val="19"/>
+          <w:u w:val="none"/>
+          <w:shd w:val="clear" w:fill="FFFFFF"/>
+        </w:rPr>
+        <w:instrText xml:space="preserve"> HYPERLINK "https://pubmed.ncbi.nlm.nih.gov/?term=Dottermusch+M&amp;cauthor_id=31332522" </w:instrText>
+      </w:r>
+      <w:r>
+        <w:rPr>
+          <w:rFonts w:hint="default" w:ascii="Times New Roman" w:hAnsi="Times New Roman" w:eastAsia="微软雅黑" w:cs="Times New Roman"/>
+          <w:i w:val="0"/>
+          <w:iCs w:val="0"/>
+          <w:caps w:val="0"/>
+          <w:color w:val="auto"/>
+          <w:spacing w:val="0"/>
+          <w:sz w:val="19"/>
+          <w:szCs w:val="19"/>
+          <w:u w:val="none"/>
+          <w:shd w:val="clear" w:fill="FFFFFF"/>
+        </w:rPr>
+        <w:fldChar w:fldCharType="separate"/>
+      </w:r>
+      <w:r>
+        <w:rPr>
+          <w:rStyle w:val="21"/>
+          <w:rFonts w:hint="default" w:ascii="Times New Roman" w:hAnsi="Times New Roman" w:eastAsia="微软雅黑" w:cs="Times New Roman"/>
+          <w:i w:val="0"/>
+          <w:iCs w:val="0"/>
+          <w:caps w:val="0"/>
+          <w:color w:val="auto"/>
+          <w:spacing w:val="0"/>
+          <w:sz w:val="19"/>
+          <w:szCs w:val="19"/>
+          <w:u w:val="none"/>
+          <w:shd w:val="clear" w:fill="FFFFFF"/>
+        </w:rPr>
+        <w:t>Matthias Dottermusch</w:t>
+      </w:r>
+      <w:r>
+        <w:rPr>
+          <w:rFonts w:hint="default" w:ascii="Times New Roman" w:hAnsi="Times New Roman" w:eastAsia="微软雅黑" w:cs="Times New Roman"/>
+          <w:i w:val="0"/>
+          <w:iCs w:val="0"/>
+          <w:caps w:val="0"/>
+          <w:color w:val="auto"/>
+          <w:spacing w:val="0"/>
+          <w:sz w:val="19"/>
+          <w:szCs w:val="19"/>
+          <w:u w:val="none"/>
+          <w:shd w:val="clear" w:fill="FFFFFF"/>
+        </w:rPr>
+        <w:fldChar w:fldCharType="end"/>
+      </w:r>
+      <w:r>
+        <w:rPr>
+          <w:rFonts w:hint="default" w:ascii="Times New Roman" w:hAnsi="Times New Roman" w:eastAsia="微软雅黑" w:cs="Times New Roman"/>
+          <w:i w:val="0"/>
+          <w:iCs w:val="0"/>
+          <w:caps w:val="0"/>
+          <w:color w:val="auto"/>
+          <w:spacing w:val="12"/>
+          <w:sz w:val="18"/>
+          <w:szCs w:val="18"/>
+          <w:u w:val="none"/>
+          <w:shd w:val="clear" w:fill="auto"/>
+        </w:rPr>
+        <w:t>.et al. Expression of the potential therapeutic target claudin-18.2 is frequently decreased in gastric cancer: results from a large Caucasian cohort studyVirchows Arch. 2019 Nov;475(5):563-571. doi: 10.1007/s00428-019-02624-7.</w:t>
       </w:r>
     </w:p>
     <w:p>
       <w:pPr>
-        <w:pStyle w:val="25"/>
+        <w:pStyle w:val="26"/>
         <w:numPr>
           <w:ilvl w:val="0"/>
           <w:numId w:val="2"/>
         </w:numPr>
         <w:adjustRightInd w:val="0"/>
         <w:snapToGrid w:val="0"/>
-        <w:spacing w:line="360" w:lineRule="exact"/>
-        <w:ind w:left="405" w:leftChars="1" w:hanging="403" w:hangingChars="192"/>
-        <w:rPr>
-          <w:rFonts w:hint="default" w:ascii="Times New Roman" w:hAnsi="Times New Roman" w:eastAsia="微软雅黑" w:cs="Times New Roman"/>
-          <w:sz w:val="18"/>
-          <w:szCs w:val="18"/>
+        <w:spacing w:line="312" w:lineRule="auto"/>
+        <w:ind w:left="347" w:leftChars="1" w:hanging="345" w:hangingChars="192"/>
+        <w:rPr>
+          <w:rFonts w:hint="default" w:ascii="Times New Roman" w:hAnsi="Times New Roman" w:eastAsia="微软雅黑" w:cs="Times New Roman"/>
+          <w:color w:val="auto"/>
+          <w:sz w:val="18"/>
+          <w:szCs w:val="18"/>
+          <w:u w:val="none"/>
         </w:rPr>
       </w:pPr>
       <w:r>
         <w:rPr>
-          <w:rFonts w:hint="default" w:ascii="Times New Roman" w:hAnsi="Times New Roman" w:cs="Times New Roman"/>
-        </w:rPr>
-        <w:fldChar w:fldCharType="begin"/>
-      </w:r>
-      <w:r>
-        <w:rPr>
-          <w:rFonts w:hint="default" w:ascii="Times New Roman" w:hAnsi="Times New Roman" w:cs="Times New Roman"/>
-        </w:rPr>
-        <w:instrText xml:space="preserve"> HYPERLINK "https://clinicaltrials.gov/" </w:instrText>
-      </w:r>
-      <w:r>
-        <w:rPr>
-          <w:rFonts w:hint="default" w:ascii="Times New Roman" w:hAnsi="Times New Roman" w:cs="Times New Roman"/>
-        </w:rPr>
-        <w:fldChar w:fldCharType="separate"/>
-      </w:r>
-      <w:r>
-        <w:rPr>
-          <w:rFonts w:hint="default" w:ascii="Times New Roman" w:hAnsi="Times New Roman" w:eastAsia="微软雅黑" w:cs="Times New Roman"/>
-          <w:sz w:val="18"/>
-          <w:szCs w:val="18"/>
-        </w:rPr>
-        <w:t>https://clinicaltrials.gov/</w:t>
-      </w:r>
-      <w:r>
-        <w:rPr>
-          <w:rFonts w:hint="default" w:ascii="Times New Roman" w:hAnsi="Times New Roman" w:eastAsia="微软雅黑" w:cs="Times New Roman"/>
-          <w:sz w:val="18"/>
-          <w:szCs w:val="18"/>
-        </w:rPr>
-        <w:fldChar w:fldCharType="end"/>
+          <w:rFonts w:hint="default" w:ascii="Times New Roman" w:hAnsi="Times New Roman" w:eastAsia="微软雅黑" w:cs="Times New Roman"/>
+          <w:color w:val="auto"/>
+          <w:sz w:val="18"/>
+          <w:szCs w:val="18"/>
+          <w:u w:val="none"/>
+        </w:rPr>
+        <w:t>Arnold A</w:t>
+      </w:r>
+      <w:r>
+        <w:rPr>
+          <w:rFonts w:hint="default" w:ascii="Times New Roman" w:hAnsi="Times New Roman" w:eastAsia="微软雅黑" w:cs="Times New Roman"/>
+          <w:color w:val="auto"/>
+          <w:sz w:val="18"/>
+          <w:szCs w:val="18"/>
+          <w:u w:val="none"/>
+          <w:lang w:val="en-US" w:eastAsia="zh-CN"/>
+        </w:rPr>
+        <w:t>.</w:t>
+      </w:r>
+      <w:r>
+        <w:rPr>
+          <w:rFonts w:hint="default" w:ascii="Times New Roman" w:hAnsi="Times New Roman" w:eastAsia="微软雅黑" w:cs="Times New Roman"/>
+          <w:color w:val="auto"/>
+          <w:sz w:val="18"/>
+          <w:szCs w:val="18"/>
+          <w:u w:val="none"/>
+        </w:rPr>
+        <w:t>et al.</w:t>
+      </w:r>
+      <w:r>
+        <w:rPr>
+          <w:rFonts w:hint="default" w:ascii="Times New Roman" w:hAnsi="Times New Roman" w:eastAsia="微软雅黑" w:cs="Times New Roman"/>
+          <w:color w:val="auto"/>
+          <w:sz w:val="18"/>
+          <w:szCs w:val="18"/>
+          <w:u w:val="none"/>
+          <w:lang w:val="en-US" w:eastAsia="zh-CN"/>
+        </w:rPr>
+        <w:t xml:space="preserve"> </w:t>
+      </w:r>
+      <w:r>
+        <w:rPr>
+          <w:rFonts w:hint="default" w:ascii="Times New Roman" w:hAnsi="Times New Roman" w:eastAsia="微软雅黑" w:cs="Times New Roman"/>
+          <w:color w:val="auto"/>
+          <w:sz w:val="18"/>
+          <w:szCs w:val="18"/>
+          <w:u w:val="none"/>
+        </w:rPr>
+        <w:t>Prognostic impact of Claudin 18.2 in gastric and esophageal adenocarcinomas</w:t>
+      </w:r>
+      <w:r>
+        <w:rPr>
+          <w:rFonts w:hint="default" w:ascii="Times New Roman" w:hAnsi="Times New Roman" w:eastAsia="微软雅黑" w:cs="Times New Roman"/>
+          <w:color w:val="auto"/>
+          <w:sz w:val="18"/>
+          <w:szCs w:val="18"/>
+          <w:u w:val="none"/>
+          <w:lang w:val="en-US" w:eastAsia="zh-CN"/>
+        </w:rPr>
+        <w:t xml:space="preserve">.Clin Transl Oncol. 2020 Dec;22(12):2357-2363. doi: 10.1007/s12094-020-02380-0. </w:t>
       </w:r>
     </w:p>
     <w:p>
       <w:pPr>
-        <w:pStyle w:val="25"/>
+        <w:pStyle w:val="26"/>
         <w:numPr>
           <w:ilvl w:val="0"/>
           <w:numId w:val="2"/>
         </w:numPr>
         <w:adjustRightInd w:val="0"/>
         <w:snapToGrid w:val="0"/>
-        <w:spacing w:line="360" w:lineRule="exact"/>
-        <w:ind w:left="347" w:leftChars="1" w:hanging="345" w:hangingChars="192"/>
-        <w:rPr>
-          <w:rFonts w:hint="default" w:ascii="Times New Roman" w:hAnsi="Times New Roman" w:eastAsia="微软雅黑" w:cs="Times New Roman"/>
-          <w:kern w:val="0"/>
-          <w:sz w:val="18"/>
-          <w:szCs w:val="18"/>
-          <w:lang w:bidi="zh-CN"/>
+        <w:spacing w:line="312" w:lineRule="auto"/>
+        <w:ind w:left="393" w:leftChars="1" w:hanging="391" w:hangingChars="192"/>
+        <w:rPr>
+          <w:rFonts w:hint="default" w:ascii="Times New Roman" w:hAnsi="Times New Roman" w:eastAsia="微软雅黑" w:cs="Times New Roman"/>
+          <w:i w:val="0"/>
+          <w:iCs w:val="0"/>
+          <w:caps w:val="0"/>
+          <w:color w:val="auto"/>
+          <w:spacing w:val="12"/>
+          <w:sz w:val="18"/>
+          <w:szCs w:val="18"/>
+          <w:u w:val="none"/>
+          <w:shd w:val="clear" w:fill="F4F2F2"/>
+          <w:lang w:val="en-US"/>
         </w:rPr>
       </w:pPr>
       <w:r>
         <w:rPr>
-          <w:rFonts w:hint="eastAsia" w:ascii="Times New Roman" w:hAnsi="Times New Roman" w:eastAsia="微软雅黑" w:cs="Times New Roman"/>
-          <w:sz w:val="18"/>
-          <w:szCs w:val="18"/>
+          <w:rFonts w:hint="default" w:ascii="Times New Roman" w:hAnsi="Times New Roman" w:eastAsia="微软雅黑" w:cs="Times New Roman"/>
+          <w:i w:val="0"/>
+          <w:iCs w:val="0"/>
+          <w:caps w:val="0"/>
+          <w:color w:val="auto"/>
+          <w:spacing w:val="12"/>
+          <w:sz w:val="18"/>
+          <w:szCs w:val="18"/>
+          <w:u w:val="none"/>
+          <w:shd w:val="clear" w:fill="auto"/>
+          <w:lang w:val="en-US"/>
+        </w:rPr>
+        <w:t>Kohei Shitara</w:t>
+      </w:r>
+      <w:r>
+        <w:rPr>
+          <w:rFonts w:hint="default" w:ascii="Times New Roman" w:hAnsi="Times New Roman" w:eastAsia="微软雅黑" w:cs="Times New Roman"/>
+          <w:i w:val="0"/>
+          <w:iCs w:val="0"/>
+          <w:caps w:val="0"/>
+          <w:color w:val="auto"/>
+          <w:spacing w:val="12"/>
+          <w:sz w:val="18"/>
+          <w:szCs w:val="18"/>
+          <w:u w:val="none"/>
+          <w:shd w:val="clear" w:fill="auto"/>
           <w:lang w:val="en-US" w:eastAsia="zh-CN"/>
         </w:rPr>
-        <w:t xml:space="preserve"> </w:t>
-      </w:r>
-      <w:r>
-        <w:rPr>
-          <w:rFonts w:hint="default" w:ascii="Times New Roman" w:hAnsi="Times New Roman" w:eastAsia="微软雅黑" w:cs="Times New Roman"/>
-          <w:sz w:val="18"/>
-          <w:szCs w:val="18"/>
-        </w:rPr>
-        <w:t>http://www.chinadrugtrials.org.cn/</w:t>
+        <w:t>.</w:t>
+      </w:r>
+      <w:r>
+        <w:rPr>
+          <w:rFonts w:hint="default" w:ascii="Times New Roman" w:hAnsi="Times New Roman" w:eastAsia="微软雅黑" w:cs="Times New Roman"/>
+          <w:color w:val="auto"/>
+          <w:sz w:val="18"/>
+          <w:szCs w:val="18"/>
+          <w:u w:val="none"/>
+        </w:rPr>
+        <w:t>et al.</w:t>
+      </w:r>
+      <w:r>
+        <w:rPr>
+          <w:rFonts w:hint="default" w:ascii="Times New Roman" w:hAnsi="Times New Roman" w:eastAsia="微软雅黑" w:cs="Times New Roman"/>
+          <w:color w:val="auto"/>
+          <w:sz w:val="18"/>
+          <w:szCs w:val="18"/>
+          <w:u w:val="none"/>
+          <w:lang w:val="en-US" w:eastAsia="zh-CN"/>
+        </w:rPr>
+        <w:t xml:space="preserve"> Zolbetuximab plus mFOLFOX6 in patients with CLDN18.2-positive, HER2-negative, untreated, locally advanced unresectable or metastatic gastric or gastro-oesophageal junction adenocarcinoma (SPOTLIGHT): a multicentre, randomised, double-blind, phase 3 trial.Lancet. 2023 May 20;401(10389):1655-1668. doi: 10.1016/S0140-6736(23)00620-7.</w:t>
       </w:r>
     </w:p>
     <w:p>
       <w:pPr>
-        <w:spacing w:line="276" w:lineRule="auto"/>
-        <w:jc w:val="left"/>
-        <w:rPr>
-          <w:rFonts w:hint="default" w:ascii="Times New Roman" w:hAnsi="Times New Roman" w:cs="Times New Roman"/>
-          <w:b/>
-          <w:sz w:val="17"/>
+        <w:pStyle w:val="26"/>
+        <w:numPr>
+          <w:ilvl w:val="0"/>
+          <w:numId w:val="2"/>
+        </w:numPr>
+        <w:adjustRightInd w:val="0"/>
+        <w:snapToGrid w:val="0"/>
+        <w:spacing w:line="312" w:lineRule="auto"/>
+        <w:ind w:left="393" w:leftChars="1" w:hanging="391" w:hangingChars="192"/>
+        <w:rPr>
+          <w:rFonts w:hint="default" w:ascii="Times New Roman" w:hAnsi="Times New Roman" w:eastAsia="微软雅黑" w:cs="Times New Roman"/>
+          <w:i w:val="0"/>
+          <w:iCs w:val="0"/>
+          <w:caps w:val="0"/>
+          <w:color w:val="auto"/>
+          <w:spacing w:val="12"/>
+          <w:sz w:val="18"/>
+          <w:szCs w:val="18"/>
+          <w:u w:val="none"/>
+          <w:shd w:val="clear" w:fill="F4F2F2"/>
+          <w:lang w:val="en-US"/>
         </w:rPr>
       </w:pPr>
+      <w:r>
+        <w:rPr>
+          <w:rFonts w:hint="default" w:ascii="Times New Roman" w:hAnsi="Times New Roman" w:eastAsia="微软雅黑" w:cs="Times New Roman"/>
+          <w:i w:val="0"/>
+          <w:iCs w:val="0"/>
+          <w:caps w:val="0"/>
+          <w:color w:val="auto"/>
+          <w:spacing w:val="12"/>
+          <w:sz w:val="18"/>
+          <w:szCs w:val="18"/>
+          <w:u w:val="none"/>
+          <w:shd w:val="clear" w:fill="auto"/>
+          <w:lang w:val="en-US"/>
+        </w:rPr>
+        <w:t>Manish A Shah</w:t>
+      </w:r>
+      <w:r>
+        <w:rPr>
+          <w:rFonts w:hint="default" w:ascii="Times New Roman" w:hAnsi="Times New Roman" w:eastAsia="微软雅黑" w:cs="Times New Roman"/>
+          <w:i w:val="0"/>
+          <w:iCs w:val="0"/>
+          <w:caps w:val="0"/>
+          <w:color w:val="auto"/>
+          <w:spacing w:val="12"/>
+          <w:sz w:val="18"/>
+          <w:szCs w:val="18"/>
+          <w:u w:val="none"/>
+          <w:shd w:val="clear" w:fill="auto"/>
+          <w:lang w:val="en-US" w:eastAsia="zh-CN"/>
+        </w:rPr>
+        <w:t>.</w:t>
+      </w:r>
+      <w:r>
+        <w:rPr>
+          <w:rFonts w:hint="default" w:ascii="Times New Roman" w:hAnsi="Times New Roman" w:eastAsia="微软雅黑" w:cs="Times New Roman"/>
+          <w:color w:val="auto"/>
+          <w:sz w:val="18"/>
+          <w:szCs w:val="18"/>
+          <w:u w:val="none"/>
+        </w:rPr>
+        <w:t>et al.</w:t>
+      </w:r>
+      <w:r>
+        <w:rPr>
+          <w:rFonts w:hint="default" w:ascii="Times New Roman" w:hAnsi="Times New Roman" w:eastAsia="微软雅黑" w:cs="Times New Roman"/>
+          <w:color w:val="auto"/>
+          <w:sz w:val="18"/>
+          <w:szCs w:val="18"/>
+          <w:u w:val="none"/>
+          <w:lang w:val="en-US" w:eastAsia="zh-CN"/>
+        </w:rPr>
+        <w:t xml:space="preserve"> Zolbetuximab plus CAPOX in CLDN18.2-positive gastric or gastroesophageal junction adenocarcinoma: the randomized, phase 3 GLOW trial.Nat Med. 2023 Aug;29(8):2133-2141. doi: 10.1038/s41591-023-02465-7.</w:t>
+      </w:r>
     </w:p>
     <w:p>
       <w:pPr>
@@ -5640,7 +7522,7 @@
       <mc:AlternateContent>
         <mc:Choice Requires="wps">
           <w:drawing>
-            <wp:anchor distT="0" distB="0" distL="114300" distR="114300" simplePos="0" relativeHeight="251661312" behindDoc="0" locked="0" layoutInCell="1" allowOverlap="1">
+            <wp:anchor distT="0" distB="0" distL="114300" distR="114300" simplePos="0" relativeHeight="251660288" behindDoc="0" locked="0" layoutInCell="1" allowOverlap="1">
               <wp:simplePos x="0" y="0"/>
               <wp:positionH relativeFrom="margin">
                 <wp:align>center</wp:align>
@@ -5719,7 +7601,7 @@
         </mc:Choice>
         <mc:Fallback>
           <w:pict>
-            <v:shape id="_x0000_s1026" o:spid="_x0000_s1026" o:spt="202" type="#_x0000_t202" style="position:absolute;left:0pt;margin-top:0pt;height:144pt;width:144pt;mso-position-horizontal:center;mso-position-horizontal-relative:margin;mso-wrap-style:none;z-index:251661312;mso-width-relative:page;mso-height-relative:page;" filled="f" stroked="f" coordsize="21600,21600" o:gfxdata="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">
+            <v:shape id="_x0000_s1026" o:spid="_x0000_s1026" o:spt="202" type="#_x0000_t202" style="position:absolute;left:0pt;margin-top:0pt;height:144pt;width:144pt;mso-position-horizontal:center;mso-position-horizontal-relative:margin;mso-wrap-style:none;z-index:251660288;mso-width-relative:page;mso-height-relative:page;" filled="f" stroked="f" coordsize="21600,21600" o:gfxdata="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">
               <v:fill on="f" focussize="0,0"/>
               <v:stroke on="f" weight="0.5pt"/>
               <v:imagedata o:title=""/>
@@ -5770,7 +7652,7 @@
       <mc:AlternateContent>
         <mc:Choice Requires="wps">
           <w:drawing>
-            <wp:anchor distT="0" distB="0" distL="114300" distR="114300" simplePos="0" relativeHeight="251660288" behindDoc="0" locked="0" layoutInCell="1" allowOverlap="1">
+            <wp:anchor distT="0" distB="0" distL="114300" distR="114300" simplePos="0" relativeHeight="251659264" behindDoc="0" locked="0" layoutInCell="1" allowOverlap="1">
               <wp:simplePos x="0" y="0"/>
               <wp:positionH relativeFrom="margin">
                 <wp:align>center</wp:align>
@@ -5849,7 +7731,7 @@
         </mc:Choice>
         <mc:Fallback>
           <w:pict>
-            <v:shape id="_x0000_s1026" o:spid="_x0000_s1026" o:spt="202" type="#_x0000_t202" style="position:absolute;left:0pt;margin-top:0pt;height:144pt;width:144pt;mso-position-horizontal:center;mso-position-horizontal-relative:margin;mso-wrap-style:none;z-index:251660288;mso-width-relative:page;mso-height-relative:page;" filled="f" stroked="f" coordsize="21600,21600" o:gfxdata="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">
+            <v:shape id="_x0000_s1026" o:spid="_x0000_s1026" o:spt="202" type="#_x0000_t202" style="position:absolute;left:0pt;margin-top:0pt;height:144pt;width:144pt;mso-position-horizontal:center;mso-position-horizontal-relative:margin;mso-wrap-style:none;z-index:251659264;mso-width-relative:page;mso-height-relative:page;" filled="f" stroked="f" coordsize="21600,21600" o:gfxdata="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">
               <v:fill on="f" focussize="0,0"/>
               <v:stroke on="f" weight="0.5pt"/>
               <v:imagedata o:title=""/>
@@ -6211,7 +8093,7 @@
     <w:lsdException w:uiPriority="99" w:name="Body Text Indent 2"/>
     <w:lsdException w:uiPriority="99" w:name="Body Text Indent 3"/>
     <w:lsdException w:uiPriority="99" w:name="Block Text"/>
-    <w:lsdException w:uiPriority="99" w:name="Hyperlink"/>
+    <w:lsdException w:qFormat="1" w:uiPriority="99" w:semiHidden="0" w:name="Hyperlink"/>
     <w:lsdException w:uiPriority="99" w:name="FollowedHyperlink"/>
     <w:lsdException w:qFormat="1" w:unhideWhenUsed="0" w:uiPriority="22" w:semiHidden="0" w:name="Strong"/>
     <w:lsdException w:qFormat="1" w:unhideWhenUsed="0" w:uiPriority="20" w:semiHidden="0" w:name="Emphasis"/>
@@ -6397,7 +8279,7 @@
     <w:name w:val="heading 1"/>
     <w:basedOn w:val="1"/>
     <w:next w:val="1"/>
-    <w:link w:val="201"/>
+    <w:link w:val="202"/>
     <w:autoRedefine/>
     <w:qFormat/>
     <w:uiPriority w:val="0"/>
@@ -6424,7 +8306,7 @@
     <w:name w:val="heading 2"/>
     <w:basedOn w:val="1"/>
     <w:next w:val="1"/>
-    <w:link w:val="202"/>
+    <w:link w:val="203"/>
     <w:qFormat/>
     <w:uiPriority w:val="0"/>
     <w:pPr>
@@ -6449,7 +8331,7 @@
     <w:name w:val="heading 3"/>
     <w:basedOn w:val="1"/>
     <w:next w:val="1"/>
-    <w:link w:val="203"/>
+    <w:link w:val="204"/>
     <w:qFormat/>
     <w:uiPriority w:val="0"/>
     <w:pPr>
@@ -6474,7 +8356,7 @@
     <w:name w:val="heading 4"/>
     <w:basedOn w:val="1"/>
     <w:next w:val="1"/>
-    <w:link w:val="204"/>
+    <w:link w:val="205"/>
     <w:autoRedefine/>
     <w:qFormat/>
     <w:uiPriority w:val="0"/>
@@ -6500,7 +8382,7 @@
     <w:name w:val="heading 5"/>
     <w:basedOn w:val="1"/>
     <w:next w:val="1"/>
-    <w:link w:val="205"/>
+    <w:link w:val="206"/>
     <w:autoRedefine/>
     <w:qFormat/>
     <w:uiPriority w:val="0"/>
@@ -6526,7 +8408,7 @@
     <w:name w:val="heading 6"/>
     <w:basedOn w:val="1"/>
     <w:next w:val="1"/>
-    <w:link w:val="206"/>
+    <w:link w:val="207"/>
     <w:qFormat/>
     <w:uiPriority w:val="0"/>
     <w:pPr>
@@ -6551,7 +8433,7 @@
     <w:name w:val="heading 7"/>
     <w:basedOn w:val="1"/>
     <w:next w:val="1"/>
-    <w:link w:val="207"/>
+    <w:link w:val="208"/>
     <w:autoRedefine/>
     <w:qFormat/>
     <w:uiPriority w:val="0"/>
@@ -6577,7 +8459,7 @@
     <w:name w:val="heading 8"/>
     <w:basedOn w:val="1"/>
     <w:next w:val="1"/>
-    <w:link w:val="208"/>
+    <w:link w:val="209"/>
     <w:autoRedefine/>
     <w:qFormat/>
     <w:uiPriority w:val="0"/>
@@ -6601,7 +8483,7 @@
     <w:name w:val="heading 9"/>
     <w:basedOn w:val="1"/>
     <w:next w:val="1"/>
-    <w:link w:val="209"/>
+    <w:link w:val="210"/>
     <w:autoRedefine/>
     <w:qFormat/>
     <w:uiPriority w:val="0"/>
@@ -6646,7 +8528,7 @@
   <w:style w:type="paragraph" w:styleId="11">
     <w:name w:val="annotation text"/>
     <w:basedOn w:val="1"/>
-    <w:link w:val="211"/>
+    <w:link w:val="212"/>
     <w:autoRedefine/>
     <w:qFormat/>
     <w:uiPriority w:val="0"/>
@@ -6665,7 +8547,7 @@
   <w:style w:type="paragraph" w:styleId="12">
     <w:name w:val="Body Text"/>
     <w:basedOn w:val="1"/>
-    <w:link w:val="213"/>
+    <w:link w:val="214"/>
     <w:autoRedefine/>
     <w:qFormat/>
     <w:uiPriority w:val="1"/>
@@ -6685,7 +8567,7 @@
   <w:style w:type="paragraph" w:styleId="13">
     <w:name w:val="Balloon Text"/>
     <w:basedOn w:val="1"/>
-    <w:link w:val="198"/>
+    <w:link w:val="199"/>
     <w:autoRedefine/>
     <w:semiHidden/>
     <w:unhideWhenUsed/>
@@ -6699,7 +8581,7 @@
   <w:style w:type="paragraph" w:styleId="14">
     <w:name w:val="footer"/>
     <w:basedOn w:val="1"/>
-    <w:link w:val="197"/>
+    <w:link w:val="198"/>
     <w:unhideWhenUsed/>
     <w:qFormat/>
     <w:uiPriority w:val="99"/>
@@ -6719,7 +8601,7 @@
   <w:style w:type="paragraph" w:styleId="15">
     <w:name w:val="header"/>
     <w:basedOn w:val="1"/>
-    <w:link w:val="196"/>
+    <w:link w:val="197"/>
     <w:autoRedefine/>
     <w:unhideWhenUsed/>
     <w:qFormat/>
@@ -6799,6 +8681,17 @@
     </w:rPr>
   </w:style>
   <w:style w:type="character" w:styleId="21">
+    <w:name w:val="Hyperlink"/>
+    <w:basedOn w:val="19"/>
+    <w:unhideWhenUsed/>
+    <w:qFormat/>
+    <w:uiPriority w:val="99"/>
+    <w:rPr>
+      <w:color w:val="0000FF"/>
+      <w:u w:val="single"/>
+    </w:rPr>
+  </w:style>
+  <w:style w:type="character" w:styleId="22">
     <w:name w:val="annotation reference"/>
     <w:basedOn w:val="19"/>
     <w:autoRedefine/>
@@ -6809,7 +8702,7 @@
       <w:szCs w:val="21"/>
     </w:rPr>
   </w:style>
-  <w:style w:type="character" w:customStyle="1" w:styleId="22">
+  <w:style w:type="character" w:customStyle="1" w:styleId="23">
     <w:name w:val="页眉 Char2"/>
     <w:basedOn w:val="19"/>
     <w:autoRedefine/>
@@ -6820,7 +8713,7 @@
       <w:szCs w:val="18"/>
     </w:rPr>
   </w:style>
-  <w:style w:type="character" w:customStyle="1" w:styleId="23">
+  <w:style w:type="character" w:customStyle="1" w:styleId="24">
     <w:name w:val="页脚 Char2"/>
     <w:basedOn w:val="19"/>
     <w:autoRedefine/>
@@ -6831,7 +8724,7 @@
       <w:szCs w:val="18"/>
     </w:rPr>
   </w:style>
-  <w:style w:type="character" w:customStyle="1" w:styleId="24">
+  <w:style w:type="character" w:customStyle="1" w:styleId="25">
     <w:name w:val="批注框文本 Char2"/>
     <w:basedOn w:val="19"/>
     <w:autoRedefine/>
@@ -6843,10 +8736,10 @@
       <w:szCs w:val="18"/>
     </w:rPr>
   </w:style>
-  <w:style w:type="paragraph" w:styleId="25">
+  <w:style w:type="paragraph" w:styleId="26">
     <w:name w:val="List Paragraph"/>
     <w:basedOn w:val="1"/>
-    <w:link w:val="67"/>
+    <w:link w:val="68"/>
     <w:autoRedefine/>
     <w:qFormat/>
     <w:uiPriority w:val="34"/>
@@ -6854,7 +8747,7 @@
       <w:ind w:firstLine="420" w:firstLineChars="200"/>
     </w:pPr>
   </w:style>
-  <w:style w:type="paragraph" w:customStyle="1" w:styleId="26">
+  <w:style w:type="paragraph" w:customStyle="1" w:styleId="27">
     <w:name w:val="列出段落11"/>
     <w:basedOn w:val="1"/>
     <w:autoRedefine/>
@@ -6864,7 +8757,7 @@
       <w:ind w:firstLine="420" w:firstLineChars="200"/>
     </w:pPr>
   </w:style>
-  <w:style w:type="paragraph" w:customStyle="1" w:styleId="27">
+  <w:style w:type="paragraph" w:customStyle="1" w:styleId="28">
     <w:name w:val="列出段落21"/>
     <w:basedOn w:val="1"/>
     <w:autoRedefine/>
@@ -6874,7 +8767,7 @@
       <w:ind w:firstLine="420" w:firstLineChars="200"/>
     </w:pPr>
   </w:style>
-  <w:style w:type="character" w:customStyle="1" w:styleId="28">
+  <w:style w:type="character" w:customStyle="1" w:styleId="29">
     <w:name w:val="标题 1 Char2"/>
     <w:basedOn w:val="19"/>
     <w:autoRedefine/>
@@ -6888,7 +8781,7 @@
       <w:szCs w:val="44"/>
     </w:rPr>
   </w:style>
-  <w:style w:type="character" w:customStyle="1" w:styleId="29">
+  <w:style w:type="character" w:customStyle="1" w:styleId="30">
     <w:name w:val="标题 2 Char2"/>
     <w:basedOn w:val="19"/>
     <w:autoRedefine/>
@@ -6902,7 +8795,7 @@
       <w:szCs w:val="32"/>
     </w:rPr>
   </w:style>
-  <w:style w:type="character" w:customStyle="1" w:styleId="30">
+  <w:style w:type="character" w:customStyle="1" w:styleId="31">
     <w:name w:val="标题 3 Char2"/>
     <w:basedOn w:val="19"/>
     <w:autoRedefine/>
@@ -6916,7 +8809,7 @@
       <w:szCs w:val="32"/>
     </w:rPr>
   </w:style>
-  <w:style w:type="character" w:customStyle="1" w:styleId="31">
+  <w:style w:type="character" w:customStyle="1" w:styleId="32">
     <w:name w:val="标题 4 Char2"/>
     <w:basedOn w:val="19"/>
     <w:autoRedefine/>
@@ -6930,7 +8823,7 @@
       <w:szCs w:val="28"/>
     </w:rPr>
   </w:style>
-  <w:style w:type="character" w:customStyle="1" w:styleId="32">
+  <w:style w:type="character" w:customStyle="1" w:styleId="33">
     <w:name w:val="标题 5 Char2"/>
     <w:basedOn w:val="19"/>
     <w:autoRedefine/>
@@ -6944,7 +8837,7 @@
       <w:szCs w:val="28"/>
     </w:rPr>
   </w:style>
-  <w:style w:type="character" w:customStyle="1" w:styleId="33">
+  <w:style w:type="character" w:customStyle="1" w:styleId="34">
     <w:name w:val="标题 6 Char2"/>
     <w:basedOn w:val="19"/>
     <w:autoRedefine/>
@@ -6958,7 +8851,7 @@
       <w:szCs w:val="24"/>
     </w:rPr>
   </w:style>
-  <w:style w:type="character" w:customStyle="1" w:styleId="34">
+  <w:style w:type="character" w:customStyle="1" w:styleId="35">
     <w:name w:val="标题 7 Char2"/>
     <w:basedOn w:val="19"/>
     <w:autoRedefine/>
@@ -6972,7 +8865,7 @@
       <w:szCs w:val="24"/>
     </w:rPr>
   </w:style>
-  <w:style w:type="character" w:customStyle="1" w:styleId="35">
+  <w:style w:type="character" w:customStyle="1" w:styleId="36">
     <w:name w:val="标题 8 Char"/>
     <w:basedOn w:val="19"/>
     <w:autoRedefine/>
@@ -6984,7 +8877,7 @@
       <w:szCs w:val="24"/>
     </w:rPr>
   </w:style>
-  <w:style w:type="character" w:customStyle="1" w:styleId="36">
+  <w:style w:type="character" w:customStyle="1" w:styleId="37">
     <w:name w:val="标题 9 Char"/>
     <w:basedOn w:val="19"/>
     <w:autoRedefine/>
@@ -6996,7 +8889,7 @@
       <w:szCs w:val="21"/>
     </w:rPr>
   </w:style>
-  <w:style w:type="paragraph" w:customStyle="1" w:styleId="37">
+  <w:style w:type="paragraph" w:customStyle="1" w:styleId="38">
     <w:name w:val="text"/>
     <w:basedOn w:val="1"/>
     <w:autoRedefine/>
@@ -7013,7 +8906,7 @@
       <w:szCs w:val="24"/>
     </w:rPr>
   </w:style>
-  <w:style w:type="character" w:customStyle="1" w:styleId="38">
+  <w:style w:type="character" w:customStyle="1" w:styleId="39">
     <w:name w:val="页眉 Char"/>
     <w:basedOn w:val="19"/>
     <w:autoRedefine/>
@@ -7024,7 +8917,7 @@
       <w:szCs w:val="18"/>
     </w:rPr>
   </w:style>
-  <w:style w:type="character" w:customStyle="1" w:styleId="39">
+  <w:style w:type="character" w:customStyle="1" w:styleId="40">
     <w:name w:val="页脚 Char"/>
     <w:basedOn w:val="19"/>
     <w:autoRedefine/>
@@ -7035,7 +8928,7 @@
       <w:szCs w:val="18"/>
     </w:rPr>
   </w:style>
-  <w:style w:type="character" w:customStyle="1" w:styleId="40">
+  <w:style w:type="character" w:customStyle="1" w:styleId="41">
     <w:name w:val="批注框文本 Char"/>
     <w:basedOn w:val="19"/>
     <w:autoRedefine/>
@@ -7047,7 +8940,7 @@
       <w:szCs w:val="18"/>
     </w:rPr>
   </w:style>
-  <w:style w:type="paragraph" w:customStyle="1" w:styleId="41">
+  <w:style w:type="paragraph" w:customStyle="1" w:styleId="42">
     <w:name w:val="列出段落1"/>
     <w:basedOn w:val="1"/>
     <w:autoRedefine/>
@@ -7057,7 +8950,7 @@
       <w:ind w:firstLine="420" w:firstLineChars="200"/>
     </w:pPr>
   </w:style>
-  <w:style w:type="paragraph" w:customStyle="1" w:styleId="42">
+  <w:style w:type="paragraph" w:customStyle="1" w:styleId="43">
     <w:name w:val="列出段落2"/>
     <w:basedOn w:val="1"/>
     <w:autoRedefine/>
@@ -7067,7 +8960,7 @@
       <w:ind w:firstLine="420" w:firstLineChars="200"/>
     </w:pPr>
   </w:style>
-  <w:style w:type="character" w:customStyle="1" w:styleId="43">
+  <w:style w:type="character" w:customStyle="1" w:styleId="44">
     <w:name w:val="标题 1 Char"/>
     <w:basedOn w:val="19"/>
     <w:autoRedefine/>
@@ -7082,7 +8975,7 @@
       <w:szCs w:val="44"/>
     </w:rPr>
   </w:style>
-  <w:style w:type="character" w:customStyle="1" w:styleId="44">
+  <w:style w:type="character" w:customStyle="1" w:styleId="45">
     <w:name w:val="标题 2 Char"/>
     <w:basedOn w:val="19"/>
     <w:autoRedefine/>
@@ -7097,7 +8990,7 @@
       <w:szCs w:val="32"/>
     </w:rPr>
   </w:style>
-  <w:style w:type="character" w:customStyle="1" w:styleId="45">
+  <w:style w:type="character" w:customStyle="1" w:styleId="46">
     <w:name w:val="标题 3 Char"/>
     <w:basedOn w:val="19"/>
     <w:autoRedefine/>
@@ -7112,7 +9005,7 @@
       <w:szCs w:val="32"/>
     </w:rPr>
   </w:style>
-  <w:style w:type="character" w:customStyle="1" w:styleId="46">
+  <w:style w:type="character" w:customStyle="1" w:styleId="47">
     <w:name w:val="标题 4 Char"/>
     <w:basedOn w:val="19"/>
     <w:autoRedefine/>
@@ -7127,7 +9020,7 @@
       <w:szCs w:val="28"/>
     </w:rPr>
   </w:style>
-  <w:style w:type="character" w:customStyle="1" w:styleId="47">
+  <w:style w:type="character" w:customStyle="1" w:styleId="48">
     <w:name w:val="标题 5 Char"/>
     <w:basedOn w:val="19"/>
     <w:autoRedefine/>
@@ -7142,7 +9035,7 @@
       <w:szCs w:val="28"/>
     </w:rPr>
   </w:style>
-  <w:style w:type="character" w:customStyle="1" w:styleId="48">
+  <w:style w:type="character" w:customStyle="1" w:styleId="49">
     <w:name w:val="标题 6 Char"/>
     <w:basedOn w:val="19"/>
     <w:autoRedefine/>
@@ -7157,7 +9050,7 @@
       <w:szCs w:val="24"/>
     </w:rPr>
   </w:style>
-  <w:style w:type="character" w:customStyle="1" w:styleId="49">
+  <w:style w:type="character" w:customStyle="1" w:styleId="50">
     <w:name w:val="标题 7 Char"/>
     <w:basedOn w:val="19"/>
     <w:autoRedefine/>
@@ -7172,7 +9065,7 @@
       <w:szCs w:val="24"/>
     </w:rPr>
   </w:style>
-  <w:style w:type="character" w:customStyle="1" w:styleId="50">
+  <w:style w:type="character" w:customStyle="1" w:styleId="51">
     <w:name w:val="标题 8 Char11"/>
     <w:basedOn w:val="19"/>
     <w:autoRedefine/>
@@ -7185,7 +9078,7 @@
       <w:szCs w:val="24"/>
     </w:rPr>
   </w:style>
-  <w:style w:type="character" w:customStyle="1" w:styleId="51">
+  <w:style w:type="character" w:customStyle="1" w:styleId="52">
     <w:name w:val="标题 9 Char11"/>
     <w:basedOn w:val="19"/>
     <w:autoRedefine/>
@@ -7198,7 +9091,7 @@
       <w:szCs w:val="21"/>
     </w:rPr>
   </w:style>
-  <w:style w:type="paragraph" w:customStyle="1" w:styleId="52">
+  <w:style w:type="paragraph" w:customStyle="1" w:styleId="53">
     <w:name w:val="text1"/>
     <w:basedOn w:val="1"/>
     <w:autoRedefine/>
@@ -7216,7 +9109,7 @@
       <w:szCs w:val="24"/>
     </w:rPr>
   </w:style>
-  <w:style w:type="character" w:customStyle="1" w:styleId="53">
+  <w:style w:type="character" w:customStyle="1" w:styleId="54">
     <w:name w:val="页眉 字符"/>
     <w:basedOn w:val="19"/>
     <w:autoRedefine/>
@@ -7227,7 +9120,7 @@
       <w:szCs w:val="18"/>
     </w:rPr>
   </w:style>
-  <w:style w:type="character" w:customStyle="1" w:styleId="54">
+  <w:style w:type="character" w:customStyle="1" w:styleId="55">
     <w:name w:val="页脚 字符"/>
     <w:basedOn w:val="19"/>
     <w:autoRedefine/>
@@ -7238,7 +9131,7 @@
       <w:szCs w:val="18"/>
     </w:rPr>
   </w:style>
-  <w:style w:type="character" w:customStyle="1" w:styleId="55">
+  <w:style w:type="character" w:customStyle="1" w:styleId="56">
     <w:name w:val="批注框文本 字符"/>
     <w:basedOn w:val="19"/>
     <w:autoRedefine/>
@@ -7250,7 +9143,7 @@
       <w:szCs w:val="18"/>
     </w:rPr>
   </w:style>
-  <w:style w:type="paragraph" w:customStyle="1" w:styleId="56">
+  <w:style w:type="paragraph" w:customStyle="1" w:styleId="57">
     <w:name w:val="列出段落12"/>
     <w:basedOn w:val="1"/>
     <w:autoRedefine/>
@@ -7260,7 +9153,7 @@
       <w:ind w:firstLine="420" w:firstLineChars="200"/>
     </w:pPr>
   </w:style>
-  <w:style w:type="paragraph" w:customStyle="1" w:styleId="57">
+  <w:style w:type="paragraph" w:customStyle="1" w:styleId="58">
     <w:name w:val="列出段落22"/>
     <w:basedOn w:val="1"/>
     <w:autoRedefine/>
@@ -7270,7 +9163,7 @@
       <w:ind w:firstLine="420" w:firstLineChars="200"/>
     </w:pPr>
   </w:style>
-  <w:style w:type="character" w:customStyle="1" w:styleId="58">
+  <w:style w:type="character" w:customStyle="1" w:styleId="59">
     <w:name w:val="标题 1 字符"/>
     <w:basedOn w:val="19"/>
     <w:autoRedefine/>
@@ -7285,7 +9178,7 @@
       <w:szCs w:val="44"/>
     </w:rPr>
   </w:style>
-  <w:style w:type="character" w:customStyle="1" w:styleId="59">
+  <w:style w:type="character" w:customStyle="1" w:styleId="60">
     <w:name w:val="标题 2 字符"/>
     <w:basedOn w:val="19"/>
     <w:autoRedefine/>
@@ -7300,7 +9193,7 @@
       <w:szCs w:val="32"/>
     </w:rPr>
   </w:style>
-  <w:style w:type="character" w:customStyle="1" w:styleId="60">
+  <w:style w:type="character" w:customStyle="1" w:styleId="61">
     <w:name w:val="标题 3 字符"/>
     <w:basedOn w:val="19"/>
     <w:autoRedefine/>
@@ -7315,7 +9208,7 @@
       <w:szCs w:val="32"/>
     </w:rPr>
   </w:style>
-  <w:style w:type="character" w:customStyle="1" w:styleId="61">
+  <w:style w:type="character" w:customStyle="1" w:styleId="62">
     <w:name w:val="标题 4 字符"/>
     <w:basedOn w:val="19"/>
     <w:autoRedefine/>
@@ -7330,7 +9223,7 @@
       <w:szCs w:val="28"/>
     </w:rPr>
   </w:style>
-  <w:style w:type="character" w:customStyle="1" w:styleId="62">
+  <w:style w:type="character" w:customStyle="1" w:styleId="63">
     <w:name w:val="标题 5 字符"/>
     <w:basedOn w:val="19"/>
     <w:autoRedefine/>
@@ -7345,7 +9238,7 @@
       <w:szCs w:val="28"/>
     </w:rPr>
   </w:style>
-  <w:style w:type="character" w:customStyle="1" w:styleId="63">
+  <w:style w:type="character" w:customStyle="1" w:styleId="64">
     <w:name w:val="标题 6 字符"/>
     <w:basedOn w:val="19"/>
     <w:autoRedefine/>
@@ -7360,7 +9253,7 @@
       <w:szCs w:val="24"/>
     </w:rPr>
   </w:style>
-  <w:style w:type="character" w:customStyle="1" w:styleId="64">
+  <w:style w:type="character" w:customStyle="1" w:styleId="65">
     <w:name w:val="标题 7 字符"/>
     <w:basedOn w:val="19"/>
     <w:autoRedefine/>
@@ -7375,7 +9268,7 @@
       <w:szCs w:val="24"/>
     </w:rPr>
   </w:style>
-  <w:style w:type="character" w:customStyle="1" w:styleId="65">
+  <w:style w:type="character" w:customStyle="1" w:styleId="66">
     <w:name w:val="标题 8 字符"/>
     <w:basedOn w:val="19"/>
     <w:autoRedefine/>
@@ -7388,7 +9281,7 @@
       <w:szCs w:val="24"/>
     </w:rPr>
   </w:style>
-  <w:style w:type="character" w:customStyle="1" w:styleId="66">
+  <w:style w:type="character" w:customStyle="1" w:styleId="67">
     <w:name w:val="标题 9 字符"/>
     <w:basedOn w:val="19"/>
     <w:autoRedefine/>
@@ -7401,10 +9294,10 @@
       <w:szCs w:val="21"/>
     </w:rPr>
   </w:style>
-  <w:style w:type="character" w:customStyle="1" w:styleId="67">
+  <w:style w:type="character" w:customStyle="1" w:styleId="68">
     <w:name w:val="列出段落 Char"/>
     <w:basedOn w:val="19"/>
-    <w:link w:val="25"/>
+    <w:link w:val="26"/>
     <w:autoRedefine/>
     <w:qFormat/>
     <w:uiPriority w:val="34"/>
@@ -7413,7 +9306,7 @@
       <w:szCs w:val="18"/>
     </w:rPr>
   </w:style>
-  <w:style w:type="character" w:customStyle="1" w:styleId="68">
+  <w:style w:type="character" w:customStyle="1" w:styleId="69">
     <w:name w:val="页脚 字符1"/>
     <w:basedOn w:val="19"/>
     <w:autoRedefine/>
@@ -7424,7 +9317,7 @@
       <w:szCs w:val="18"/>
     </w:rPr>
   </w:style>
-  <w:style w:type="character" w:customStyle="1" w:styleId="69">
+  <w:style w:type="character" w:customStyle="1" w:styleId="70">
     <w:name w:val="批注框文本 字符1"/>
     <w:basedOn w:val="19"/>
     <w:autoRedefine/>
@@ -7436,7 +9329,7 @@
       <w:szCs w:val="18"/>
     </w:rPr>
   </w:style>
-  <w:style w:type="paragraph" w:customStyle="1" w:styleId="70">
+  <w:style w:type="paragraph" w:customStyle="1" w:styleId="71">
     <w:name w:val="列出段落13"/>
     <w:basedOn w:val="1"/>
     <w:autoRedefine/>
@@ -7446,7 +9339,7 @@
       <w:ind w:firstLine="420" w:firstLineChars="200"/>
     </w:pPr>
   </w:style>
-  <w:style w:type="paragraph" w:customStyle="1" w:styleId="71">
+  <w:style w:type="paragraph" w:customStyle="1" w:styleId="72">
     <w:name w:val="列出段落23"/>
     <w:basedOn w:val="1"/>
     <w:autoRedefine/>
@@ -7456,7 +9349,7 @@
       <w:ind w:firstLine="420" w:firstLineChars="200"/>
     </w:pPr>
   </w:style>
-  <w:style w:type="character" w:customStyle="1" w:styleId="72">
+  <w:style w:type="character" w:customStyle="1" w:styleId="73">
     <w:name w:val="标题 1 字符1"/>
     <w:basedOn w:val="19"/>
     <w:autoRedefine/>
@@ -7471,7 +9364,7 @@
       <w:szCs w:val="44"/>
     </w:rPr>
   </w:style>
-  <w:style w:type="character" w:customStyle="1" w:styleId="73">
+  <w:style w:type="character" w:customStyle="1" w:styleId="74">
     <w:name w:val="标题 2 字符1"/>
     <w:basedOn w:val="19"/>
     <w:autoRedefine/>
@@ -7486,7 +9379,7 @@
       <w:szCs w:val="32"/>
     </w:rPr>
   </w:style>
-  <w:style w:type="character" w:customStyle="1" w:styleId="74">
+  <w:style w:type="character" w:customStyle="1" w:styleId="75">
     <w:name w:val="标题 3 字符1"/>
     <w:basedOn w:val="19"/>
     <w:autoRedefine/>
@@ -7501,7 +9394,7 @@
       <w:szCs w:val="32"/>
     </w:rPr>
   </w:style>
-  <w:style w:type="character" w:customStyle="1" w:styleId="75">
+  <w:style w:type="character" w:customStyle="1" w:styleId="76">
     <w:name w:val="标题 4 字符1"/>
     <w:basedOn w:val="19"/>
     <w:autoRedefine/>
@@ -7516,7 +9409,7 @@
       <w:szCs w:val="28"/>
     </w:rPr>
   </w:style>
-  <w:style w:type="character" w:customStyle="1" w:styleId="76">
+  <w:style w:type="character" w:customStyle="1" w:styleId="77">
     <w:name w:val="标题 5 字符1"/>
     <w:basedOn w:val="19"/>
     <w:autoRedefine/>
@@ -7531,7 +9424,7 @@
       <w:szCs w:val="28"/>
     </w:rPr>
   </w:style>
-  <w:style w:type="character" w:customStyle="1" w:styleId="77">
+  <w:style w:type="character" w:customStyle="1" w:styleId="78">
     <w:name w:val="标题 6 字符1"/>
     <w:basedOn w:val="19"/>
     <w:autoRedefine/>
@@ -7546,7 +9439,7 @@
       <w:szCs w:val="24"/>
     </w:rPr>
   </w:style>
-  <w:style w:type="character" w:customStyle="1" w:styleId="78">
+  <w:style w:type="character" w:customStyle="1" w:styleId="79">
     <w:name w:val="标题 7 字符1"/>
     <w:basedOn w:val="19"/>
     <w:autoRedefine/>
@@ -7561,7 +9454,7 @@
       <w:szCs w:val="24"/>
     </w:rPr>
   </w:style>
-  <w:style w:type="character" w:customStyle="1" w:styleId="79">
+  <w:style w:type="character" w:customStyle="1" w:styleId="80">
     <w:name w:val="标题 8 字符1"/>
     <w:basedOn w:val="19"/>
     <w:autoRedefine/>
@@ -7574,7 +9467,7 @@
       <w:szCs w:val="24"/>
     </w:rPr>
   </w:style>
-  <w:style w:type="character" w:customStyle="1" w:styleId="80">
+  <w:style w:type="character" w:customStyle="1" w:styleId="81">
     <w:name w:val="标题 9 字符1"/>
     <w:basedOn w:val="19"/>
     <w:autoRedefine/>
@@ -7587,7 +9480,7 @@
       <w:szCs w:val="21"/>
     </w:rPr>
   </w:style>
-  <w:style w:type="character" w:customStyle="1" w:styleId="81">
+  <w:style w:type="character" w:customStyle="1" w:styleId="82">
     <w:name w:val="页眉 Char11"/>
     <w:basedOn w:val="19"/>
     <w:autoRedefine/>
@@ -7599,7 +9492,7 @@
       <w:szCs w:val="18"/>
     </w:rPr>
   </w:style>
-  <w:style w:type="character" w:customStyle="1" w:styleId="82">
+  <w:style w:type="character" w:customStyle="1" w:styleId="83">
     <w:name w:val="页脚 Char11"/>
     <w:basedOn w:val="19"/>
     <w:autoRedefine/>
@@ -7611,7 +9504,7 @@
       <w:szCs w:val="18"/>
     </w:rPr>
   </w:style>
-  <w:style w:type="character" w:customStyle="1" w:styleId="83">
+  <w:style w:type="character" w:customStyle="1" w:styleId="84">
     <w:name w:val="标题 1 Char11"/>
     <w:basedOn w:val="19"/>
     <w:autoRedefine/>
@@ -7626,7 +9519,7 @@
       <w:szCs w:val="44"/>
     </w:rPr>
   </w:style>
-  <w:style w:type="character" w:customStyle="1" w:styleId="84">
+  <w:style w:type="character" w:customStyle="1" w:styleId="85">
     <w:name w:val="标题 1 Char3"/>
     <w:basedOn w:val="19"/>
     <w:autoRedefine/>
@@ -7641,7 +9534,7 @@
       <w:szCs w:val="44"/>
     </w:rPr>
   </w:style>
-  <w:style w:type="character" w:customStyle="1" w:styleId="85">
+  <w:style w:type="character" w:customStyle="1" w:styleId="86">
     <w:name w:val="标题 2 Char11"/>
     <w:basedOn w:val="19"/>
     <w:autoRedefine/>
@@ -7655,7 +9548,7 @@
       <w:szCs w:val="32"/>
     </w:rPr>
   </w:style>
-  <w:style w:type="character" w:customStyle="1" w:styleId="86">
+  <w:style w:type="character" w:customStyle="1" w:styleId="87">
     <w:name w:val="标题 3 Char11"/>
     <w:basedOn w:val="19"/>
     <w:autoRedefine/>
@@ -7669,7 +9562,7 @@
       <w:szCs w:val="32"/>
     </w:rPr>
   </w:style>
-  <w:style w:type="character" w:customStyle="1" w:styleId="87">
+  <w:style w:type="character" w:customStyle="1" w:styleId="88">
     <w:name w:val="标题 4 Char11"/>
     <w:basedOn w:val="19"/>
     <w:autoRedefine/>
@@ -7683,7 +9576,7 @@
       <w:szCs w:val="28"/>
     </w:rPr>
   </w:style>
-  <w:style w:type="character" w:customStyle="1" w:styleId="88">
+  <w:style w:type="character" w:customStyle="1" w:styleId="89">
     <w:name w:val="标题 5 Char11"/>
     <w:basedOn w:val="19"/>
     <w:autoRedefine/>
@@ -7697,7 +9590,7 @@
       <w:szCs w:val="28"/>
     </w:rPr>
   </w:style>
-  <w:style w:type="character" w:customStyle="1" w:styleId="89">
+  <w:style w:type="character" w:customStyle="1" w:styleId="90">
     <w:name w:val="标题 6 Char11"/>
     <w:basedOn w:val="19"/>
     <w:autoRedefine/>
@@ -7711,7 +9604,7 @@
       <w:szCs w:val="24"/>
     </w:rPr>
   </w:style>
-  <w:style w:type="character" w:customStyle="1" w:styleId="90">
+  <w:style w:type="character" w:customStyle="1" w:styleId="91">
     <w:name w:val="标题 7 Char11"/>
     <w:basedOn w:val="19"/>
     <w:autoRedefine/>
@@ -7725,7 +9618,7 @@
       <w:szCs w:val="24"/>
     </w:rPr>
   </w:style>
-  <w:style w:type="character" w:customStyle="1" w:styleId="91">
+  <w:style w:type="character" w:customStyle="1" w:styleId="92">
     <w:name w:val="标题 8 Char2"/>
     <w:basedOn w:val="19"/>
     <w:autoRedefine/>
@@ -7737,7 +9630,7 @@
       <w:szCs w:val="24"/>
     </w:rPr>
   </w:style>
-  <w:style w:type="character" w:customStyle="1" w:styleId="92">
+  <w:style w:type="character" w:customStyle="1" w:styleId="93">
     <w:name w:val="标题 9 Char2"/>
     <w:basedOn w:val="19"/>
     <w:autoRedefine/>
@@ -7748,7 +9641,7 @@
       <w:szCs w:val="21"/>
     </w:rPr>
   </w:style>
-  <w:style w:type="character" w:customStyle="1" w:styleId="93">
+  <w:style w:type="character" w:customStyle="1" w:styleId="94">
     <w:name w:val="页脚 Char3"/>
     <w:basedOn w:val="19"/>
     <w:autoRedefine/>
@@ -7759,7 +9652,7 @@
       <w:szCs w:val="18"/>
     </w:rPr>
   </w:style>
-  <w:style w:type="character" w:customStyle="1" w:styleId="94">
+  <w:style w:type="character" w:customStyle="1" w:styleId="95">
     <w:name w:val="页眉 Char3"/>
     <w:basedOn w:val="19"/>
     <w:autoRedefine/>
@@ -7771,7 +9664,7 @@
       <w:szCs w:val="18"/>
     </w:rPr>
   </w:style>
-  <w:style w:type="character" w:customStyle="1" w:styleId="95">
+  <w:style w:type="character" w:customStyle="1" w:styleId="96">
     <w:name w:val="批注框文本 Char11"/>
     <w:basedOn w:val="19"/>
     <w:autoRedefine/>
@@ -7783,7 +9676,7 @@
       <w:szCs w:val="18"/>
     </w:rPr>
   </w:style>
-  <w:style w:type="character" w:customStyle="1" w:styleId="96">
+  <w:style w:type="character" w:customStyle="1" w:styleId="97">
     <w:name w:val="标题 1 Char4"/>
     <w:basedOn w:val="19"/>
     <w:autoRedefine/>
@@ -7798,7 +9691,7 @@
       <w:szCs w:val="44"/>
     </w:rPr>
   </w:style>
-  <w:style w:type="character" w:customStyle="1" w:styleId="97">
+  <w:style w:type="character" w:customStyle="1" w:styleId="98">
     <w:name w:val="标题 2 Char3"/>
     <w:basedOn w:val="19"/>
     <w:autoRedefine/>
@@ -7812,7 +9705,7 @@
       <w:szCs w:val="32"/>
     </w:rPr>
   </w:style>
-  <w:style w:type="character" w:customStyle="1" w:styleId="98">
+  <w:style w:type="character" w:customStyle="1" w:styleId="99">
     <w:name w:val="标题 3 Char3"/>
     <w:basedOn w:val="19"/>
     <w:autoRedefine/>
@@ -7826,7 +9719,7 @@
       <w:szCs w:val="32"/>
     </w:rPr>
   </w:style>
-  <w:style w:type="character" w:customStyle="1" w:styleId="99">
+  <w:style w:type="character" w:customStyle="1" w:styleId="100">
     <w:name w:val="标题 4 Char3"/>
     <w:basedOn w:val="19"/>
     <w:autoRedefine/>
@@ -7840,7 +9733,7 @@
       <w:szCs w:val="28"/>
     </w:rPr>
   </w:style>
-  <w:style w:type="character" w:customStyle="1" w:styleId="100">
+  <w:style w:type="character" w:customStyle="1" w:styleId="101">
     <w:name w:val="标题 5 Char3"/>
     <w:basedOn w:val="19"/>
     <w:autoRedefine/>
@@ -7854,7 +9747,7 @@
       <w:szCs w:val="28"/>
     </w:rPr>
   </w:style>
-  <w:style w:type="character" w:customStyle="1" w:styleId="101">
+  <w:style w:type="character" w:customStyle="1" w:styleId="102">
     <w:name w:val="标题 6 Char3"/>
     <w:basedOn w:val="19"/>
     <w:autoRedefine/>
@@ -7868,7 +9761,7 @@
       <w:szCs w:val="24"/>
     </w:rPr>
   </w:style>
-  <w:style w:type="character" w:customStyle="1" w:styleId="102">
+  <w:style w:type="character" w:customStyle="1" w:styleId="103">
     <w:name w:val="标题 7 Char3"/>
     <w:basedOn w:val="19"/>
     <w:autoRedefine/>
@@ -7882,7 +9775,7 @@
       <w:szCs w:val="24"/>
     </w:rPr>
   </w:style>
-  <w:style w:type="character" w:customStyle="1" w:styleId="103">
+  <w:style w:type="character" w:customStyle="1" w:styleId="104">
     <w:name w:val="标题 8 Char3"/>
     <w:basedOn w:val="19"/>
     <w:autoRedefine/>
@@ -7894,7 +9787,7 @@
       <w:szCs w:val="24"/>
     </w:rPr>
   </w:style>
-  <w:style w:type="character" w:customStyle="1" w:styleId="104">
+  <w:style w:type="character" w:customStyle="1" w:styleId="105">
     <w:name w:val="标题 9 Char3"/>
     <w:basedOn w:val="19"/>
     <w:autoRedefine/>
@@ -7905,7 +9798,7 @@
       <w:szCs w:val="21"/>
     </w:rPr>
   </w:style>
-  <w:style w:type="character" w:customStyle="1" w:styleId="105">
+  <w:style w:type="character" w:customStyle="1" w:styleId="106">
     <w:name w:val="页眉 Char4"/>
     <w:basedOn w:val="19"/>
     <w:autoRedefine/>
@@ -7916,7 +9809,7 @@
       <w:szCs w:val="18"/>
     </w:rPr>
   </w:style>
-  <w:style w:type="character" w:customStyle="1" w:styleId="106">
+  <w:style w:type="character" w:customStyle="1" w:styleId="107">
     <w:name w:val="页脚 Char4"/>
     <w:basedOn w:val="19"/>
     <w:autoRedefine/>
@@ -7927,14 +9820,14 @@
       <w:szCs w:val="18"/>
     </w:rPr>
   </w:style>
-  <w:style w:type="character" w:customStyle="1" w:styleId="107">
+  <w:style w:type="character" w:customStyle="1" w:styleId="108">
     <w:name w:val="apple-style-span"/>
     <w:basedOn w:val="19"/>
     <w:autoRedefine/>
     <w:qFormat/>
     <w:uiPriority w:val="0"/>
   </w:style>
-  <w:style w:type="character" w:customStyle="1" w:styleId="108">
+  <w:style w:type="character" w:customStyle="1" w:styleId="109">
     <w:name w:val="批注框文本 Char3"/>
     <w:basedOn w:val="19"/>
     <w:semiHidden/>
@@ -7945,7 +9838,7 @@
       <w:szCs w:val="18"/>
     </w:rPr>
   </w:style>
-  <w:style w:type="character" w:customStyle="1" w:styleId="109">
+  <w:style w:type="character" w:customStyle="1" w:styleId="110">
     <w:name w:val="标题 1 Char5"/>
     <w:basedOn w:val="19"/>
     <w:qFormat/>
@@ -7959,7 +9852,7 @@
       <w:szCs w:val="44"/>
     </w:rPr>
   </w:style>
-  <w:style w:type="character" w:customStyle="1" w:styleId="110">
+  <w:style w:type="character" w:customStyle="1" w:styleId="111">
     <w:name w:val="标题 2 Char4"/>
     <w:basedOn w:val="19"/>
     <w:qFormat/>
@@ -7972,7 +9865,7 @@
       <w:szCs w:val="32"/>
     </w:rPr>
   </w:style>
-  <w:style w:type="character" w:customStyle="1" w:styleId="111">
+  <w:style w:type="character" w:customStyle="1" w:styleId="112">
     <w:name w:val="标题 3 Char4"/>
     <w:basedOn w:val="19"/>
     <w:qFormat/>
@@ -7985,7 +9878,7 @@
       <w:szCs w:val="32"/>
     </w:rPr>
   </w:style>
-  <w:style w:type="character" w:customStyle="1" w:styleId="112">
+  <w:style w:type="character" w:customStyle="1" w:styleId="113">
     <w:name w:val="标题 4 Char4"/>
     <w:basedOn w:val="19"/>
     <w:qFormat/>
@@ -7998,7 +9891,7 @@
       <w:szCs w:val="28"/>
     </w:rPr>
   </w:style>
-  <w:style w:type="character" w:customStyle="1" w:styleId="113">
+  <w:style w:type="character" w:customStyle="1" w:styleId="114">
     <w:name w:val="标题 5 Char4"/>
     <w:basedOn w:val="19"/>
     <w:autoRedefine/>
@@ -8012,7 +9905,7 @@
       <w:szCs w:val="28"/>
     </w:rPr>
   </w:style>
-  <w:style w:type="character" w:customStyle="1" w:styleId="114">
+  <w:style w:type="character" w:customStyle="1" w:styleId="115">
     <w:name w:val="标题 6 Char4"/>
     <w:basedOn w:val="19"/>
     <w:qFormat/>
@@ -8025,7 +9918,7 @@
       <w:szCs w:val="24"/>
     </w:rPr>
   </w:style>
-  <w:style w:type="character" w:customStyle="1" w:styleId="115">
+  <w:style w:type="character" w:customStyle="1" w:styleId="116">
     <w:name w:val="标题 7 Char4"/>
     <w:basedOn w:val="19"/>
     <w:qFormat/>
@@ -8038,7 +9931,7 @@
       <w:szCs w:val="24"/>
     </w:rPr>
   </w:style>
-  <w:style w:type="character" w:customStyle="1" w:styleId="116">
+  <w:style w:type="character" w:customStyle="1" w:styleId="117">
     <w:name w:val="标题 8 Char4"/>
     <w:basedOn w:val="19"/>
     <w:autoRedefine/>
@@ -8050,7 +9943,7 @@
       <w:szCs w:val="24"/>
     </w:rPr>
   </w:style>
-  <w:style w:type="character" w:customStyle="1" w:styleId="117">
+  <w:style w:type="character" w:customStyle="1" w:styleId="118">
     <w:name w:val="标题 9 Char4"/>
     <w:basedOn w:val="19"/>
     <w:qFormat/>
@@ -8060,7 +9953,7 @@
       <w:szCs w:val="21"/>
     </w:rPr>
   </w:style>
-  <w:style w:type="character" w:customStyle="1" w:styleId="118">
+  <w:style w:type="character" w:customStyle="1" w:styleId="119">
     <w:name w:val="页眉 Char5"/>
     <w:basedOn w:val="19"/>
     <w:qFormat/>
@@ -8070,7 +9963,7 @@
       <w:szCs w:val="18"/>
     </w:rPr>
   </w:style>
-  <w:style w:type="character" w:customStyle="1" w:styleId="119">
+  <w:style w:type="character" w:customStyle="1" w:styleId="120">
     <w:name w:val="页脚 Char5"/>
     <w:basedOn w:val="19"/>
     <w:autoRedefine/>
@@ -8081,13 +9974,13 @@
       <w:szCs w:val="18"/>
     </w:rPr>
   </w:style>
-  <w:style w:type="character" w:customStyle="1" w:styleId="120">
+  <w:style w:type="character" w:customStyle="1" w:styleId="121">
     <w:name w:val="apple-style-span1"/>
     <w:basedOn w:val="19"/>
     <w:qFormat/>
     <w:uiPriority w:val="0"/>
   </w:style>
-  <w:style w:type="character" w:customStyle="1" w:styleId="121">
+  <w:style w:type="character" w:customStyle="1" w:styleId="122">
     <w:name w:val="批注框文本 Char4"/>
     <w:basedOn w:val="19"/>
     <w:semiHidden/>
@@ -8098,19 +9991,19 @@
       <w:szCs w:val="18"/>
     </w:rPr>
   </w:style>
-  <w:style w:type="character" w:customStyle="1" w:styleId="122">
+  <w:style w:type="character" w:customStyle="1" w:styleId="123">
     <w:name w:val="jrnl"/>
     <w:basedOn w:val="19"/>
     <w:autoRedefine/>
     <w:qFormat/>
     <w:uiPriority w:val="0"/>
   </w:style>
-  <w:style w:type="character" w:customStyle="1" w:styleId="123">
+  <w:style w:type="character" w:customStyle="1" w:styleId="124">
     <w:name w:val="src1"/>
     <w:qFormat/>
     <w:uiPriority w:val="0"/>
   </w:style>
-  <w:style w:type="character" w:customStyle="1" w:styleId="124">
+  <w:style w:type="character" w:customStyle="1" w:styleId="125">
     <w:name w:val="A8"/>
     <w:qFormat/>
     <w:uiPriority w:val="0"/>
@@ -8121,7 +10014,7 @@
       <w:szCs w:val="20"/>
     </w:rPr>
   </w:style>
-  <w:style w:type="character" w:customStyle="1" w:styleId="125">
+  <w:style w:type="character" w:customStyle="1" w:styleId="126">
     <w:name w:val="标题 1 Char6"/>
     <w:basedOn w:val="19"/>
     <w:autoRedefine/>
@@ -8136,7 +10029,7 @@
       <w:szCs w:val="44"/>
     </w:rPr>
   </w:style>
-  <w:style w:type="character" w:customStyle="1" w:styleId="126">
+  <w:style w:type="character" w:customStyle="1" w:styleId="127">
     <w:name w:val="标题 2 Char5"/>
     <w:basedOn w:val="19"/>
     <w:autoRedefine/>
@@ -8150,7 +10043,7 @@
       <w:szCs w:val="32"/>
     </w:rPr>
   </w:style>
-  <w:style w:type="character" w:customStyle="1" w:styleId="127">
+  <w:style w:type="character" w:customStyle="1" w:styleId="128">
     <w:name w:val="标题 3 Char5"/>
     <w:basedOn w:val="19"/>
     <w:autoRedefine/>
@@ -8164,7 +10057,7 @@
       <w:szCs w:val="32"/>
     </w:rPr>
   </w:style>
-  <w:style w:type="character" w:customStyle="1" w:styleId="128">
+  <w:style w:type="character" w:customStyle="1" w:styleId="129">
     <w:name w:val="标题 4 Char5"/>
     <w:basedOn w:val="19"/>
     <w:qFormat/>
@@ -8177,7 +10070,7 @@
       <w:szCs w:val="28"/>
     </w:rPr>
   </w:style>
-  <w:style w:type="character" w:customStyle="1" w:styleId="129">
+  <w:style w:type="character" w:customStyle="1" w:styleId="130">
     <w:name w:val="标题 5 Char5"/>
     <w:basedOn w:val="19"/>
     <w:autoRedefine/>
@@ -8191,7 +10084,7 @@
       <w:szCs w:val="28"/>
     </w:rPr>
   </w:style>
-  <w:style w:type="character" w:customStyle="1" w:styleId="130">
+  <w:style w:type="character" w:customStyle="1" w:styleId="131">
     <w:name w:val="标题 6 Char5"/>
     <w:basedOn w:val="19"/>
     <w:autoRedefine/>
@@ -8205,7 +10098,7 @@
       <w:szCs w:val="24"/>
     </w:rPr>
   </w:style>
-  <w:style w:type="character" w:customStyle="1" w:styleId="131">
+  <w:style w:type="character" w:customStyle="1" w:styleId="132">
     <w:name w:val="标题 7 Char5"/>
     <w:basedOn w:val="19"/>
     <w:qFormat/>
@@ -8218,7 +10111,7 @@
       <w:szCs w:val="24"/>
     </w:rPr>
   </w:style>
-  <w:style w:type="character" w:customStyle="1" w:styleId="132">
+  <w:style w:type="character" w:customStyle="1" w:styleId="133">
     <w:name w:val="标题 8 Char5"/>
     <w:basedOn w:val="19"/>
     <w:autoRedefine/>
@@ -8230,7 +10123,7 @@
       <w:szCs w:val="24"/>
     </w:rPr>
   </w:style>
-  <w:style w:type="character" w:customStyle="1" w:styleId="133">
+  <w:style w:type="character" w:customStyle="1" w:styleId="134">
     <w:name w:val="标题 9 Char5"/>
     <w:basedOn w:val="19"/>
     <w:autoRedefine/>
@@ -8241,7 +10134,7 @@
       <w:szCs w:val="21"/>
     </w:rPr>
   </w:style>
-  <w:style w:type="character" w:customStyle="1" w:styleId="134">
+  <w:style w:type="character" w:customStyle="1" w:styleId="135">
     <w:name w:val="页眉 Char6"/>
     <w:basedOn w:val="19"/>
     <w:autoRedefine/>
@@ -8252,7 +10145,7 @@
       <w:szCs w:val="18"/>
     </w:rPr>
   </w:style>
-  <w:style w:type="character" w:customStyle="1" w:styleId="135">
+  <w:style w:type="character" w:customStyle="1" w:styleId="136">
     <w:name w:val="页脚 Char6"/>
     <w:basedOn w:val="19"/>
     <w:autoRedefine/>
@@ -8263,14 +10156,14 @@
       <w:szCs w:val="18"/>
     </w:rPr>
   </w:style>
-  <w:style w:type="character" w:customStyle="1" w:styleId="136">
+  <w:style w:type="character" w:customStyle="1" w:styleId="137">
     <w:name w:val="apple-style-span2"/>
     <w:basedOn w:val="19"/>
     <w:autoRedefine/>
     <w:qFormat/>
     <w:uiPriority w:val="0"/>
   </w:style>
-  <w:style w:type="character" w:customStyle="1" w:styleId="137">
+  <w:style w:type="character" w:customStyle="1" w:styleId="138">
     <w:name w:val="批注框文本 Char5"/>
     <w:basedOn w:val="19"/>
     <w:semiHidden/>
@@ -8281,7 +10174,7 @@
       <w:szCs w:val="18"/>
     </w:rPr>
   </w:style>
-  <w:style w:type="character" w:customStyle="1" w:styleId="138">
+  <w:style w:type="character" w:customStyle="1" w:styleId="139">
     <w:name w:val="标题 1 Char7"/>
     <w:basedOn w:val="19"/>
     <w:autoRedefine/>
@@ -8296,7 +10189,7 @@
       <w:szCs w:val="44"/>
     </w:rPr>
   </w:style>
-  <w:style w:type="character" w:customStyle="1" w:styleId="139">
+  <w:style w:type="character" w:customStyle="1" w:styleId="140">
     <w:name w:val="标题 2 Char6"/>
     <w:basedOn w:val="19"/>
     <w:autoRedefine/>
@@ -8310,7 +10203,7 @@
       <w:szCs w:val="32"/>
     </w:rPr>
   </w:style>
-  <w:style w:type="character" w:customStyle="1" w:styleId="140">
+  <w:style w:type="character" w:customStyle="1" w:styleId="141">
     <w:name w:val="标题 3 Char6"/>
     <w:basedOn w:val="19"/>
     <w:qFormat/>
@@ -8323,7 +10216,7 @@
       <w:szCs w:val="32"/>
     </w:rPr>
   </w:style>
-  <w:style w:type="character" w:customStyle="1" w:styleId="141">
+  <w:style w:type="character" w:customStyle="1" w:styleId="142">
     <w:name w:val="标题 4 Char6"/>
     <w:basedOn w:val="19"/>
     <w:qFormat/>
@@ -8336,7 +10229,7 @@
       <w:szCs w:val="28"/>
     </w:rPr>
   </w:style>
-  <w:style w:type="character" w:customStyle="1" w:styleId="142">
+  <w:style w:type="character" w:customStyle="1" w:styleId="143">
     <w:name w:val="标题 5 Char6"/>
     <w:basedOn w:val="19"/>
     <w:autoRedefine/>
@@ -8350,7 +10243,7 @@
       <w:szCs w:val="28"/>
     </w:rPr>
   </w:style>
-  <w:style w:type="character" w:customStyle="1" w:styleId="143">
+  <w:style w:type="character" w:customStyle="1" w:styleId="144">
     <w:name w:val="标题 6 Char6"/>
     <w:basedOn w:val="19"/>
     <w:qFormat/>
@@ -8363,7 +10256,7 @@
       <w:szCs w:val="24"/>
     </w:rPr>
   </w:style>
-  <w:style w:type="character" w:customStyle="1" w:styleId="144">
+  <w:style w:type="character" w:customStyle="1" w:styleId="145">
     <w:name w:val="标题 7 Char6"/>
     <w:basedOn w:val="19"/>
     <w:autoRedefine/>
@@ -8377,7 +10270,7 @@
       <w:szCs w:val="24"/>
     </w:rPr>
   </w:style>
-  <w:style w:type="character" w:customStyle="1" w:styleId="145">
+  <w:style w:type="character" w:customStyle="1" w:styleId="146">
     <w:name w:val="标题 8 Char6"/>
     <w:basedOn w:val="19"/>
     <w:qFormat/>
@@ -8388,7 +10281,7 @@
       <w:szCs w:val="24"/>
     </w:rPr>
   </w:style>
-  <w:style w:type="character" w:customStyle="1" w:styleId="146">
+  <w:style w:type="character" w:customStyle="1" w:styleId="147">
     <w:name w:val="标题 9 Char6"/>
     <w:basedOn w:val="19"/>
     <w:qFormat/>
@@ -8398,7 +10291,7 @@
       <w:szCs w:val="21"/>
     </w:rPr>
   </w:style>
-  <w:style w:type="character" w:customStyle="1" w:styleId="147">
+  <w:style w:type="character" w:customStyle="1" w:styleId="148">
     <w:name w:val="页眉 Char7"/>
     <w:basedOn w:val="19"/>
     <w:qFormat/>
@@ -8408,7 +10301,7 @@
       <w:szCs w:val="18"/>
     </w:rPr>
   </w:style>
-  <w:style w:type="character" w:customStyle="1" w:styleId="148">
+  <w:style w:type="character" w:customStyle="1" w:styleId="149">
     <w:name w:val="页脚 Char7"/>
     <w:basedOn w:val="19"/>
     <w:autoRedefine/>
@@ -8419,14 +10312,14 @@
       <w:szCs w:val="18"/>
     </w:rPr>
   </w:style>
-  <w:style w:type="character" w:customStyle="1" w:styleId="149">
+  <w:style w:type="character" w:customStyle="1" w:styleId="150">
     <w:name w:val="apple-style-span3"/>
     <w:basedOn w:val="19"/>
     <w:autoRedefine/>
     <w:qFormat/>
     <w:uiPriority w:val="0"/>
   </w:style>
-  <w:style w:type="character" w:customStyle="1" w:styleId="150">
+  <w:style w:type="character" w:customStyle="1" w:styleId="151">
     <w:name w:val="批注框文本 Char6"/>
     <w:basedOn w:val="19"/>
     <w:autoRedefine/>
@@ -8438,7 +10331,7 @@
       <w:szCs w:val="18"/>
     </w:rPr>
   </w:style>
-  <w:style w:type="character" w:customStyle="1" w:styleId="151">
+  <w:style w:type="character" w:customStyle="1" w:styleId="152">
     <w:name w:val="标题 1 Char8"/>
     <w:basedOn w:val="19"/>
     <w:qFormat/>
@@ -8452,7 +10345,7 @@
       <w:szCs w:val="44"/>
     </w:rPr>
   </w:style>
-  <w:style w:type="character" w:customStyle="1" w:styleId="152">
+  <w:style w:type="character" w:customStyle="1" w:styleId="153">
     <w:name w:val="标题 2 Char7"/>
     <w:basedOn w:val="19"/>
     <w:autoRedefine/>
@@ -8466,7 +10359,7 @@
       <w:szCs w:val="32"/>
     </w:rPr>
   </w:style>
-  <w:style w:type="character" w:customStyle="1" w:styleId="153">
+  <w:style w:type="character" w:customStyle="1" w:styleId="154">
     <w:name w:val="标题 3 Char7"/>
     <w:basedOn w:val="19"/>
     <w:autoRedefine/>
@@ -8480,7 +10373,7 @@
       <w:szCs w:val="32"/>
     </w:rPr>
   </w:style>
-  <w:style w:type="character" w:customStyle="1" w:styleId="154">
+  <w:style w:type="character" w:customStyle="1" w:styleId="155">
     <w:name w:val="标题 4 Char7"/>
     <w:basedOn w:val="19"/>
     <w:autoRedefine/>
@@ -8494,7 +10387,7 @@
       <w:szCs w:val="28"/>
     </w:rPr>
   </w:style>
-  <w:style w:type="character" w:customStyle="1" w:styleId="155">
+  <w:style w:type="character" w:customStyle="1" w:styleId="156">
     <w:name w:val="标题 5 Char7"/>
     <w:basedOn w:val="19"/>
     <w:autoRedefine/>
@@ -8508,7 +10401,7 @@
       <w:szCs w:val="28"/>
     </w:rPr>
   </w:style>
-  <w:style w:type="character" w:customStyle="1" w:styleId="156">
+  <w:style w:type="character" w:customStyle="1" w:styleId="157">
     <w:name w:val="标题 6 Char7"/>
     <w:basedOn w:val="19"/>
     <w:qFormat/>
@@ -8521,7 +10414,7 @@
       <w:szCs w:val="24"/>
     </w:rPr>
   </w:style>
-  <w:style w:type="character" w:customStyle="1" w:styleId="157">
+  <w:style w:type="character" w:customStyle="1" w:styleId="158">
     <w:name w:val="标题 7 Char7"/>
     <w:basedOn w:val="19"/>
     <w:autoRedefine/>
@@ -8535,7 +10428,7 @@
       <w:szCs w:val="24"/>
     </w:rPr>
   </w:style>
-  <w:style w:type="character" w:customStyle="1" w:styleId="158">
+  <w:style w:type="character" w:customStyle="1" w:styleId="159">
     <w:name w:val="标题 8 Char7"/>
     <w:basedOn w:val="19"/>
     <w:qFormat/>
@@ -8546,7 +10439,7 @@
       <w:szCs w:val="24"/>
     </w:rPr>
   </w:style>
-  <w:style w:type="character" w:customStyle="1" w:styleId="159">
+  <w:style w:type="character" w:customStyle="1" w:styleId="160">
     <w:name w:val="标题 9 Char7"/>
     <w:basedOn w:val="19"/>
     <w:qFormat/>
@@ -8556,7 +10449,7 @@
       <w:szCs w:val="21"/>
     </w:rPr>
   </w:style>
-  <w:style w:type="character" w:customStyle="1" w:styleId="160">
+  <w:style w:type="character" w:customStyle="1" w:styleId="161">
     <w:name w:val="页眉 Char8"/>
     <w:basedOn w:val="19"/>
     <w:qFormat/>
@@ -8566,7 +10459,7 @@
       <w:szCs w:val="18"/>
     </w:rPr>
   </w:style>
-  <w:style w:type="character" w:customStyle="1" w:styleId="161">
+  <w:style w:type="character" w:customStyle="1" w:styleId="162">
     <w:name w:val="页脚 Char8"/>
     <w:basedOn w:val="19"/>
     <w:autoRedefine/>
@@ -8577,14 +10470,14 @@
       <w:szCs w:val="18"/>
     </w:rPr>
   </w:style>
-  <w:style w:type="character" w:customStyle="1" w:styleId="162">
+  <w:style w:type="character" w:customStyle="1" w:styleId="163">
     <w:name w:val="apple-style-span4"/>
     <w:basedOn w:val="19"/>
     <w:autoRedefine/>
     <w:qFormat/>
     <w:uiPriority w:val="0"/>
   </w:style>
-  <w:style w:type="character" w:customStyle="1" w:styleId="163">
+  <w:style w:type="character" w:customStyle="1" w:styleId="164">
     <w:name w:val="批注框文本 Char7"/>
     <w:basedOn w:val="19"/>
     <w:autoRedefine/>
@@ -8596,20 +10489,20 @@
       <w:szCs w:val="18"/>
     </w:rPr>
   </w:style>
-  <w:style w:type="character" w:customStyle="1" w:styleId="164">
+  <w:style w:type="character" w:customStyle="1" w:styleId="165">
     <w:name w:val="jrnl1"/>
     <w:basedOn w:val="19"/>
     <w:autoRedefine/>
     <w:qFormat/>
     <w:uiPriority w:val="0"/>
   </w:style>
-  <w:style w:type="character" w:customStyle="1" w:styleId="165">
+  <w:style w:type="character" w:customStyle="1" w:styleId="166">
     <w:name w:val="src11"/>
     <w:autoRedefine/>
     <w:qFormat/>
     <w:uiPriority w:val="0"/>
   </w:style>
-  <w:style w:type="character" w:customStyle="1" w:styleId="166">
+  <w:style w:type="character" w:customStyle="1" w:styleId="167">
     <w:name w:val="A81"/>
     <w:qFormat/>
     <w:uiPriority w:val="0"/>
@@ -8620,7 +10513,7 @@
       <w:szCs w:val="20"/>
     </w:rPr>
   </w:style>
-  <w:style w:type="character" w:customStyle="1" w:styleId="167">
+  <w:style w:type="character" w:customStyle="1" w:styleId="168">
     <w:name w:val="页眉 Char9"/>
     <w:basedOn w:val="19"/>
     <w:autoRedefine/>
@@ -8631,7 +10524,7 @@
       <w:szCs w:val="18"/>
     </w:rPr>
   </w:style>
-  <w:style w:type="character" w:customStyle="1" w:styleId="168">
+  <w:style w:type="character" w:customStyle="1" w:styleId="169">
     <w:name w:val="页脚 Char9"/>
     <w:basedOn w:val="19"/>
     <w:autoRedefine/>
@@ -8642,7 +10535,7 @@
       <w:szCs w:val="18"/>
     </w:rPr>
   </w:style>
-  <w:style w:type="character" w:customStyle="1" w:styleId="169">
+  <w:style w:type="character" w:customStyle="1" w:styleId="170">
     <w:name w:val="批注框文本 Char8"/>
     <w:basedOn w:val="19"/>
     <w:autoRedefine/>
@@ -8654,7 +10547,7 @@
       <w:szCs w:val="18"/>
     </w:rPr>
   </w:style>
-  <w:style w:type="paragraph" w:customStyle="1" w:styleId="170">
+  <w:style w:type="paragraph" w:customStyle="1" w:styleId="171">
     <w:name w:val="列出段落14"/>
     <w:basedOn w:val="1"/>
     <w:autoRedefine/>
@@ -8664,7 +10557,7 @@
       <w:ind w:firstLine="420" w:firstLineChars="200"/>
     </w:pPr>
   </w:style>
-  <w:style w:type="paragraph" w:customStyle="1" w:styleId="171">
+  <w:style w:type="paragraph" w:customStyle="1" w:styleId="172">
     <w:name w:val="列出段落24"/>
     <w:basedOn w:val="1"/>
     <w:autoRedefine/>
@@ -8674,7 +10567,7 @@
       <w:ind w:firstLine="420" w:firstLineChars="200"/>
     </w:pPr>
   </w:style>
-  <w:style w:type="character" w:customStyle="1" w:styleId="172">
+  <w:style w:type="character" w:customStyle="1" w:styleId="173">
     <w:name w:val="标题 1 Char9"/>
     <w:basedOn w:val="19"/>
     <w:autoRedefine/>
@@ -8688,7 +10581,7 @@
       <w:szCs w:val="44"/>
     </w:rPr>
   </w:style>
-  <w:style w:type="character" w:customStyle="1" w:styleId="173">
+  <w:style w:type="character" w:customStyle="1" w:styleId="174">
     <w:name w:val="标题 2 Char8"/>
     <w:basedOn w:val="19"/>
     <w:autoRedefine/>
@@ -8702,7 +10595,7 @@
       <w:szCs w:val="32"/>
     </w:rPr>
   </w:style>
-  <w:style w:type="character" w:customStyle="1" w:styleId="174">
+  <w:style w:type="character" w:customStyle="1" w:styleId="175">
     <w:name w:val="标题 3 Char8"/>
     <w:basedOn w:val="19"/>
     <w:autoRedefine/>
@@ -8716,7 +10609,7 @@
       <w:szCs w:val="32"/>
     </w:rPr>
   </w:style>
-  <w:style w:type="character" w:customStyle="1" w:styleId="175">
+  <w:style w:type="character" w:customStyle="1" w:styleId="176">
     <w:name w:val="标题 4 Char8"/>
     <w:basedOn w:val="19"/>
     <w:autoRedefine/>
@@ -8730,7 +10623,7 @@
       <w:szCs w:val="28"/>
     </w:rPr>
   </w:style>
-  <w:style w:type="character" w:customStyle="1" w:styleId="176">
+  <w:style w:type="character" w:customStyle="1" w:styleId="177">
     <w:name w:val="标题 5 Char8"/>
     <w:basedOn w:val="19"/>
     <w:autoRedefine/>
@@ -8744,7 +10637,7 @@
       <w:szCs w:val="28"/>
     </w:rPr>
   </w:style>
-  <w:style w:type="character" w:customStyle="1" w:styleId="177">
+  <w:style w:type="character" w:customStyle="1" w:styleId="178">
     <w:name w:val="标题 6 Char8"/>
     <w:basedOn w:val="19"/>
     <w:autoRedefine/>
@@ -8758,7 +10651,7 @@
       <w:szCs w:val="24"/>
     </w:rPr>
   </w:style>
-  <w:style w:type="character" w:customStyle="1" w:styleId="178">
+  <w:style w:type="character" w:customStyle="1" w:styleId="179">
     <w:name w:val="标题 7 Char8"/>
     <w:basedOn w:val="19"/>
     <w:autoRedefine/>
@@ -8772,7 +10665,7 @@
       <w:szCs w:val="24"/>
     </w:rPr>
   </w:style>
-  <w:style w:type="character" w:customStyle="1" w:styleId="179">
+  <w:style w:type="character" w:customStyle="1" w:styleId="180">
     <w:name w:val="标题 8 Char8"/>
     <w:basedOn w:val="19"/>
     <w:autoRedefine/>
@@ -8784,7 +10677,7 @@
       <w:szCs w:val="24"/>
     </w:rPr>
   </w:style>
-  <w:style w:type="character" w:customStyle="1" w:styleId="180">
+  <w:style w:type="character" w:customStyle="1" w:styleId="181">
     <w:name w:val="标题 9 Char8"/>
     <w:basedOn w:val="19"/>
     <w:autoRedefine/>
@@ -8796,7 +10689,7 @@
       <w:szCs w:val="21"/>
     </w:rPr>
   </w:style>
-  <w:style w:type="paragraph" w:customStyle="1" w:styleId="181">
+  <w:style w:type="paragraph" w:customStyle="1" w:styleId="182">
     <w:name w:val="text2"/>
     <w:basedOn w:val="1"/>
     <w:autoRedefine/>
@@ -8813,7 +10706,7 @@
       <w:szCs w:val="24"/>
     </w:rPr>
   </w:style>
-  <w:style w:type="character" w:customStyle="1" w:styleId="182">
+  <w:style w:type="character" w:customStyle="1" w:styleId="183">
     <w:name w:val="页眉 字符1"/>
     <w:basedOn w:val="19"/>
     <w:autoRedefine/>
@@ -8824,7 +10717,7 @@
       <w:szCs w:val="18"/>
     </w:rPr>
   </w:style>
-  <w:style w:type="character" w:customStyle="1" w:styleId="183">
+  <w:style w:type="character" w:customStyle="1" w:styleId="184">
     <w:name w:val="页脚 字符2"/>
     <w:basedOn w:val="19"/>
     <w:autoRedefine/>
@@ -8835,7 +10728,7 @@
       <w:szCs w:val="18"/>
     </w:rPr>
   </w:style>
-  <w:style w:type="character" w:customStyle="1" w:styleId="184">
+  <w:style w:type="character" w:customStyle="1" w:styleId="185">
     <w:name w:val="批注框文本 字符2"/>
     <w:basedOn w:val="19"/>
     <w:autoRedefine/>
@@ -8847,7 +10740,7 @@
       <w:szCs w:val="18"/>
     </w:rPr>
   </w:style>
-  <w:style w:type="paragraph" w:customStyle="1" w:styleId="185">
+  <w:style w:type="paragraph" w:customStyle="1" w:styleId="186">
     <w:name w:val="列出段落15"/>
     <w:basedOn w:val="1"/>
     <w:autoRedefine/>
@@ -8857,7 +10750,7 @@
       <w:ind w:firstLine="420" w:firstLineChars="200"/>
     </w:pPr>
   </w:style>
-  <w:style w:type="paragraph" w:customStyle="1" w:styleId="186">
+  <w:style w:type="paragraph" w:customStyle="1" w:styleId="187">
     <w:name w:val="列出段落25"/>
     <w:basedOn w:val="1"/>
     <w:autoRedefine/>
@@ -8867,7 +10760,7 @@
       <w:ind w:firstLine="420" w:firstLineChars="200"/>
     </w:pPr>
   </w:style>
-  <w:style w:type="character" w:customStyle="1" w:styleId="187">
+  <w:style w:type="character" w:customStyle="1" w:styleId="188">
     <w:name w:val="标题 1 字符2"/>
     <w:basedOn w:val="19"/>
     <w:autoRedefine/>
@@ -8881,7 +10774,7 @@
       <w:szCs w:val="44"/>
     </w:rPr>
   </w:style>
-  <w:style w:type="character" w:customStyle="1" w:styleId="188">
+  <w:style w:type="character" w:customStyle="1" w:styleId="189">
     <w:name w:val="标题 2 字符2"/>
     <w:basedOn w:val="19"/>
     <w:autoRedefine/>
@@ -8895,7 +10788,7 @@
       <w:szCs w:val="32"/>
     </w:rPr>
   </w:style>
-  <w:style w:type="character" w:customStyle="1" w:styleId="189">
+  <w:style w:type="character" w:customStyle="1" w:styleId="190">
     <w:name w:val="标题 3 字符2"/>
     <w:basedOn w:val="19"/>
     <w:autoRedefine/>
@@ -8909,7 +10802,7 @@
       <w:szCs w:val="32"/>
     </w:rPr>
   </w:style>
-  <w:style w:type="character" w:customStyle="1" w:styleId="190">
+  <w:style w:type="character" w:customStyle="1" w:styleId="191">
     <w:name w:val="标题 4 字符2"/>
     <w:basedOn w:val="19"/>
     <w:autoRedefine/>
@@ -8923,7 +10816,7 @@
       <w:szCs w:val="28"/>
     </w:rPr>
   </w:style>
-  <w:style w:type="character" w:customStyle="1" w:styleId="191">
+  <w:style w:type="character" w:customStyle="1" w:styleId="192">
     <w:name w:val="标题 5 字符2"/>
     <w:basedOn w:val="19"/>
     <w:autoRedefine/>
@@ -8937,7 +10830,7 @@
       <w:szCs w:val="28"/>
     </w:rPr>
   </w:style>
-  <w:style w:type="character" w:customStyle="1" w:styleId="192">
+  <w:style w:type="character" w:customStyle="1" w:styleId="193">
     <w:name w:val="标题 6 字符2"/>
     <w:basedOn w:val="19"/>
     <w:autoRedefine/>
@@ -8951,7 +10844,7 @@
       <w:szCs w:val="24"/>
     </w:rPr>
   </w:style>
-  <w:style w:type="character" w:customStyle="1" w:styleId="193">
+  <w:style w:type="character" w:customStyle="1" w:styleId="194">
     <w:name w:val="标题 7 字符2"/>
     <w:basedOn w:val="19"/>
     <w:autoRedefine/>
@@ -8965,7 +10858,7 @@
       <w:szCs w:val="24"/>
     </w:rPr>
   </w:style>
-  <w:style w:type="character" w:customStyle="1" w:styleId="194">
+  <w:style w:type="character" w:customStyle="1" w:styleId="195">
     <w:name w:val="标题 8 字符2"/>
     <w:basedOn w:val="19"/>
     <w:autoRedefine/>
@@ -8977,7 +10870,7 @@
       <w:szCs w:val="24"/>
     </w:rPr>
   </w:style>
-  <w:style w:type="character" w:customStyle="1" w:styleId="195">
+  <w:style w:type="character" w:customStyle="1" w:styleId="196">
     <w:name w:val="标题 9 字符2"/>
     <w:basedOn w:val="19"/>
     <w:autoRedefine/>
@@ -8989,7 +10882,7 @@
       <w:szCs w:val="21"/>
     </w:rPr>
   </w:style>
-  <w:style w:type="character" w:customStyle="1" w:styleId="196">
+  <w:style w:type="character" w:customStyle="1" w:styleId="197">
     <w:name w:val="页眉 Char1"/>
     <w:basedOn w:val="19"/>
     <w:link w:val="15"/>
@@ -9001,7 +10894,7 @@
       <w:szCs w:val="18"/>
     </w:rPr>
   </w:style>
-  <w:style w:type="character" w:customStyle="1" w:styleId="197">
+  <w:style w:type="character" w:customStyle="1" w:styleId="198">
     <w:name w:val="页脚 Char1"/>
     <w:basedOn w:val="19"/>
     <w:link w:val="14"/>
@@ -9013,7 +10906,7 @@
       <w:szCs w:val="18"/>
     </w:rPr>
   </w:style>
-  <w:style w:type="character" w:customStyle="1" w:styleId="198">
+  <w:style w:type="character" w:customStyle="1" w:styleId="199">
     <w:name w:val="批注框文本 Char1"/>
     <w:basedOn w:val="19"/>
     <w:link w:val="13"/>
@@ -9026,7 +10919,7 @@
       <w:szCs w:val="18"/>
     </w:rPr>
   </w:style>
-  <w:style w:type="paragraph" w:customStyle="1" w:styleId="199">
+  <w:style w:type="paragraph" w:customStyle="1" w:styleId="200">
     <w:name w:val="列出段落16"/>
     <w:basedOn w:val="1"/>
     <w:autoRedefine/>
@@ -9036,7 +10929,7 @@
       <w:ind w:firstLine="420" w:firstLineChars="200"/>
     </w:pPr>
   </w:style>
-  <w:style w:type="paragraph" w:customStyle="1" w:styleId="200">
+  <w:style w:type="paragraph" w:customStyle="1" w:styleId="201">
     <w:name w:val="列出段落26"/>
     <w:basedOn w:val="1"/>
     <w:autoRedefine/>
@@ -9046,7 +10939,7 @@
       <w:ind w:firstLine="420" w:firstLineChars="200"/>
     </w:pPr>
   </w:style>
-  <w:style w:type="character" w:customStyle="1" w:styleId="201">
+  <w:style w:type="character" w:customStyle="1" w:styleId="202">
     <w:name w:val="标题 1 Char1"/>
     <w:basedOn w:val="19"/>
     <w:link w:val="2"/>
@@ -9062,7 +10955,7 @@
       <w:szCs w:val="44"/>
     </w:rPr>
   </w:style>
-  <w:style w:type="character" w:customStyle="1" w:styleId="202">
+  <w:style w:type="character" w:customStyle="1" w:styleId="203">
     <w:name w:val="标题 2 Char1"/>
     <w:basedOn w:val="19"/>
     <w:link w:val="3"/>
@@ -9078,7 +10971,7 @@
       <w:szCs w:val="32"/>
     </w:rPr>
   </w:style>
-  <w:style w:type="character" w:customStyle="1" w:styleId="203">
+  <w:style w:type="character" w:customStyle="1" w:styleId="204">
     <w:name w:val="标题 3 Char1"/>
     <w:basedOn w:val="19"/>
     <w:link w:val="4"/>
@@ -9094,7 +10987,7 @@
       <w:szCs w:val="32"/>
     </w:rPr>
   </w:style>
-  <w:style w:type="character" w:customStyle="1" w:styleId="204">
+  <w:style w:type="character" w:customStyle="1" w:styleId="205">
     <w:name w:val="标题 4 Char1"/>
     <w:basedOn w:val="19"/>
     <w:link w:val="5"/>
@@ -9110,7 +11003,7 @@
       <w:szCs w:val="28"/>
     </w:rPr>
   </w:style>
-  <w:style w:type="character" w:customStyle="1" w:styleId="205">
+  <w:style w:type="character" w:customStyle="1" w:styleId="206">
     <w:name w:val="标题 5 Char1"/>
     <w:basedOn w:val="19"/>
     <w:link w:val="6"/>
@@ -9126,7 +11019,7 @@
       <w:szCs w:val="28"/>
     </w:rPr>
   </w:style>
-  <w:style w:type="character" w:customStyle="1" w:styleId="206">
+  <w:style w:type="character" w:customStyle="1" w:styleId="207">
     <w:name w:val="标题 6 Char1"/>
     <w:basedOn w:val="19"/>
     <w:link w:val="7"/>
@@ -9142,7 +11035,7 @@
       <w:szCs w:val="24"/>
     </w:rPr>
   </w:style>
-  <w:style w:type="character" w:customStyle="1" w:styleId="207">
+  <w:style w:type="character" w:customStyle="1" w:styleId="208">
     <w:name w:val="标题 7 Char1"/>
     <w:basedOn w:val="19"/>
     <w:link w:val="8"/>
@@ -9157,7 +11050,7 @@
       <w:szCs w:val="24"/>
     </w:rPr>
   </w:style>
-  <w:style w:type="character" w:customStyle="1" w:styleId="208">
+  <w:style w:type="character" w:customStyle="1" w:styleId="209">
     <w:name w:val="标题 8 Char1"/>
     <w:basedOn w:val="19"/>
     <w:link w:val="9"/>
@@ -9171,7 +11064,7 @@
       <w:szCs w:val="24"/>
     </w:rPr>
   </w:style>
-  <w:style w:type="character" w:customStyle="1" w:styleId="209">
+  <w:style w:type="character" w:customStyle="1" w:styleId="210">
     <w:name w:val="标题 9 Char1"/>
     <w:basedOn w:val="19"/>
     <w:link w:val="10"/>
@@ -9185,7 +11078,7 @@
       <w:szCs w:val="21"/>
     </w:rPr>
   </w:style>
-  <w:style w:type="paragraph" w:customStyle="1" w:styleId="210">
+  <w:style w:type="paragraph" w:customStyle="1" w:styleId="211">
     <w:name w:val="text3"/>
     <w:basedOn w:val="1"/>
     <w:autoRedefine/>
@@ -9203,7 +11096,7 @@
       <w:szCs w:val="24"/>
     </w:rPr>
   </w:style>
-  <w:style w:type="character" w:customStyle="1" w:styleId="211">
+  <w:style w:type="character" w:customStyle="1" w:styleId="212">
     <w:name w:val="批注文字 Char"/>
     <w:basedOn w:val="19"/>
     <w:link w:val="11"/>
@@ -9217,7 +11110,7 @@
       <w:lang w:val="zh-CN" w:bidi="zh-CN"/>
     </w:rPr>
   </w:style>
-  <w:style w:type="paragraph" w:customStyle="1" w:styleId="212">
+  <w:style w:type="paragraph" w:customStyle="1" w:styleId="213">
     <w:name w:val="Table Paragraph"/>
     <w:basedOn w:val="1"/>
     <w:autoRedefine/>
@@ -9235,7 +11128,7 @@
       <w:lang w:val="zh-CN" w:bidi="zh-CN"/>
     </w:rPr>
   </w:style>
-  <w:style w:type="character" w:customStyle="1" w:styleId="213">
+  <w:style w:type="character" w:customStyle="1" w:styleId="214">
     <w:name w:val="正文文本 Char"/>
     <w:basedOn w:val="19"/>
     <w:link w:val="12"/>
@@ -9249,10 +11142,10 @@
       <w:lang w:val="zh-CN" w:bidi="zh-CN"/>
     </w:rPr>
   </w:style>
-  <w:style w:type="paragraph" w:customStyle="1" w:styleId="214">
+  <w:style w:type="paragraph" w:customStyle="1" w:styleId="215">
     <w:name w:val="basic"/>
     <w:basedOn w:val="1"/>
-    <w:link w:val="216"/>
+    <w:link w:val="217"/>
     <w:autoRedefine/>
     <w:qFormat/>
     <w:uiPriority w:val="0"/>
@@ -9264,10 +11157,10 @@
       <w:szCs w:val="18"/>
     </w:rPr>
   </w:style>
-  <w:style w:type="paragraph" w:customStyle="1" w:styleId="215">
+  <w:style w:type="paragraph" w:customStyle="1" w:styleId="216">
     <w:name w:val="qc"/>
     <w:basedOn w:val="1"/>
-    <w:link w:val="218"/>
+    <w:link w:val="219"/>
     <w:autoRedefine/>
     <w:qFormat/>
     <w:uiPriority w:val="0"/>
@@ -9283,10 +11176,10 @@
       <w:szCs w:val="18"/>
     </w:rPr>
   </w:style>
-  <w:style w:type="character" w:customStyle="1" w:styleId="216">
+  <w:style w:type="character" w:customStyle="1" w:styleId="217">
     <w:name w:val="basic Char"/>
     <w:basedOn w:val="19"/>
-    <w:link w:val="214"/>
+    <w:link w:val="215"/>
     <w:autoRedefine/>
     <w:qFormat/>
     <w:uiPriority w:val="0"/>
@@ -9299,10 +11192,10 @@
       <w:szCs w:val="18"/>
     </w:rPr>
   </w:style>
-  <w:style w:type="paragraph" w:customStyle="1" w:styleId="217">
+  <w:style w:type="paragraph" w:customStyle="1" w:styleId="218">
     <w:name w:val="tps"/>
     <w:basedOn w:val="1"/>
-    <w:link w:val="220"/>
+    <w:link w:val="221"/>
     <w:autoRedefine/>
     <w:qFormat/>
     <w:uiPriority w:val="0"/>
@@ -9316,10 +11209,10 @@
       <w:szCs w:val="18"/>
     </w:rPr>
   </w:style>
-  <w:style w:type="character" w:customStyle="1" w:styleId="218">
+  <w:style w:type="character" w:customStyle="1" w:styleId="219">
     <w:name w:val="qc Char"/>
     <w:basedOn w:val="19"/>
-    <w:link w:val="215"/>
+    <w:link w:val="216"/>
     <w:autoRedefine/>
     <w:qFormat/>
     <w:uiPriority w:val="0"/>
@@ -9332,10 +11225,10 @@
       <w:szCs w:val="18"/>
     </w:rPr>
   </w:style>
-  <w:style w:type="paragraph" w:customStyle="1" w:styleId="219">
+  <w:style w:type="paragraph" w:customStyle="1" w:styleId="220">
     <w:name w:val="image"/>
     <w:basedOn w:val="1"/>
-    <w:link w:val="222"/>
+    <w:link w:val="223"/>
     <w:autoRedefine/>
     <w:qFormat/>
     <w:uiPriority w:val="0"/>
@@ -9348,10 +11241,10 @@
       <w:szCs w:val="18"/>
     </w:rPr>
   </w:style>
-  <w:style w:type="character" w:customStyle="1" w:styleId="220">
+  <w:style w:type="character" w:customStyle="1" w:styleId="221">
     <w:name w:val="tps Char"/>
     <w:basedOn w:val="19"/>
-    <w:link w:val="217"/>
+    <w:link w:val="218"/>
     <w:autoRedefine/>
     <w:qFormat/>
     <w:uiPriority w:val="0"/>
@@ -9362,10 +11255,10 @@
       <w:szCs w:val="18"/>
     </w:rPr>
   </w:style>
-  <w:style w:type="paragraph" w:customStyle="1" w:styleId="221">
+  <w:style w:type="paragraph" w:customStyle="1" w:styleId="222">
     <w:name w:val="reportdate"/>
     <w:basedOn w:val="1"/>
-    <w:link w:val="224"/>
+    <w:link w:val="225"/>
     <w:autoRedefine/>
     <w:qFormat/>
     <w:uiPriority w:val="0"/>
@@ -9381,10 +11274,10 @@
       <w:szCs w:val="16"/>
     </w:rPr>
   </w:style>
-  <w:style w:type="character" w:customStyle="1" w:styleId="222">
+  <w:style w:type="character" w:customStyle="1" w:styleId="223">
     <w:name w:val="image Char"/>
     <w:basedOn w:val="19"/>
-    <w:link w:val="219"/>
+    <w:link w:val="220"/>
     <w:autoRedefine/>
     <w:qFormat/>
     <w:uiPriority w:val="0"/>
@@ -9395,10 +11288,10 @@
       <w:szCs w:val="18"/>
     </w:rPr>
   </w:style>
-  <w:style w:type="paragraph" w:customStyle="1" w:styleId="223">
+  <w:style w:type="paragraph" w:customStyle="1" w:styleId="224">
     <w:name w:val="imageaudit"/>
     <w:basedOn w:val="1"/>
-    <w:link w:val="225"/>
+    <w:link w:val="226"/>
     <w:autoRedefine/>
     <w:qFormat/>
     <w:uiPriority w:val="0"/>
@@ -9408,10 +11301,10 @@
       <w:jc w:val="left"/>
     </w:pPr>
   </w:style>
-  <w:style w:type="character" w:customStyle="1" w:styleId="224">
+  <w:style w:type="character" w:customStyle="1" w:styleId="225">
     <w:name w:val="reportdate Char"/>
     <w:basedOn w:val="19"/>
-    <w:link w:val="221"/>
+    <w:link w:val="222"/>
     <w:autoRedefine/>
     <w:qFormat/>
     <w:uiPriority w:val="0"/>
@@ -9423,10 +11316,10 @@
       <w:szCs w:val="16"/>
     </w:rPr>
   </w:style>
-  <w:style w:type="character" w:customStyle="1" w:styleId="225">
+  <w:style w:type="character" w:customStyle="1" w:styleId="226">
     <w:name w:val="imageaudit Char"/>
     <w:basedOn w:val="19"/>
-    <w:link w:val="223"/>
+    <w:link w:val="224"/>
     <w:autoRedefine/>
     <w:qFormat/>
     <w:uiPriority w:val="0"/>
@@ -9436,10 +11329,10 @@
       <w:szCs w:val="22"/>
     </w:rPr>
   </w:style>
-  <w:style w:type="paragraph" w:customStyle="1" w:styleId="226">
+  <w:style w:type="paragraph" w:customStyle="1" w:styleId="227">
     <w:name w:val="rptdate"/>
     <w:basedOn w:val="1"/>
-    <w:link w:val="227"/>
+    <w:link w:val="228"/>
     <w:autoRedefine/>
     <w:qFormat/>
     <w:uiPriority w:val="0"/>
@@ -9455,10 +11348,10 @@
       <w:szCs w:val="16"/>
     </w:rPr>
   </w:style>
-  <w:style w:type="character" w:customStyle="1" w:styleId="227">
+  <w:style w:type="character" w:customStyle="1" w:styleId="228">
     <w:name w:val="rptdate Char"/>
     <w:basedOn w:val="19"/>
-    <w:link w:val="226"/>
+    <w:link w:val="227"/>
     <w:autoRedefine/>
     <w:qFormat/>
     <w:uiPriority w:val="0"/>
@@ -9470,10 +11363,10 @@
       <w:szCs w:val="16"/>
     </w:rPr>
   </w:style>
-  <w:style w:type="paragraph" w:customStyle="1" w:styleId="228">
+  <w:style w:type="paragraph" w:customStyle="1" w:styleId="229">
     <w:name w:val="scopeseen"/>
     <w:basedOn w:val="1"/>
-    <w:link w:val="229"/>
+    <w:link w:val="230"/>
     <w:autoRedefine/>
     <w:qFormat/>
     <w:uiPriority w:val="0"/>
@@ -9485,10 +11378,10 @@
       <w:szCs w:val="18"/>
     </w:rPr>
   </w:style>
-  <w:style w:type="character" w:customStyle="1" w:styleId="229">
+  <w:style w:type="character" w:customStyle="1" w:styleId="230">
     <w:name w:val="scopeseen Char"/>
     <w:basedOn w:val="19"/>
-    <w:link w:val="228"/>
+    <w:link w:val="229"/>
     <w:autoRedefine/>
     <w:qFormat/>
     <w:uiPriority w:val="0"/>
@@ -9501,7 +11394,7 @@
       <w:szCs w:val="18"/>
     </w:rPr>
   </w:style>
-  <w:style w:type="table" w:customStyle="1" w:styleId="230">
+  <w:style w:type="table" w:customStyle="1" w:styleId="231">
     <w:name w:val="网格型9"/>
     <w:basedOn w:val="17"/>
     <w:autoRedefine/>
@@ -9531,10 +11424,10 @@
       </w:tblCellMar>
     </w:tblPr>
   </w:style>
-  <w:style w:type="paragraph" w:customStyle="1" w:styleId="231">
+  <w:style w:type="paragraph" w:customStyle="1" w:styleId="232">
     <w:name w:val="rpt"/>
     <w:basedOn w:val="1"/>
-    <w:link w:val="232"/>
+    <w:link w:val="233"/>
     <w:autoRedefine/>
     <w:qFormat/>
     <w:uiPriority w:val="0"/>
@@ -9551,10 +11444,10 @@
       <w:szCs w:val="16"/>
     </w:rPr>
   </w:style>
-  <w:style w:type="character" w:customStyle="1" w:styleId="232">
+  <w:style w:type="character" w:customStyle="1" w:styleId="233">
     <w:name w:val="rpt Char"/>
     <w:basedOn w:val="19"/>
-    <w:link w:val="231"/>
+    <w:link w:val="232"/>
     <w:autoRedefine/>
     <w:qFormat/>
     <w:uiPriority w:val="0"/>
@@ -9567,7 +11460,7 @@
       <w:szCs w:val="16"/>
     </w:rPr>
   </w:style>
-  <w:style w:type="paragraph" w:customStyle="1" w:styleId="233">
+  <w:style w:type="paragraph" w:customStyle="1" w:styleId="234">
     <w:name w:val="普通(网站)1"/>
     <w:basedOn w:val="1"/>
     <w:autoRedefine/>
@@ -9583,7 +11476,7 @@
       <w:szCs w:val="24"/>
     </w:rPr>
   </w:style>
-  <w:style w:type="table" w:customStyle="1" w:styleId="234">
+  <w:style w:type="table" w:customStyle="1" w:styleId="235">
     <w:name w:val="网格表 4 - 着色 51"/>
     <w:basedOn w:val="17"/>
     <w:qFormat/>
@@ -9963,20 +11856,10 @@
 </s:customData>
 </file>
 
-<file path=customXml/item2.xml><?xml version="1.0" encoding="utf-8"?>
-<b:Sources xmlns:b="http://schemas.openxmlformats.org/officeDocument/2006/bibliography" xmlns="http://schemas.openxmlformats.org/officeDocument/2006/bibliography" SelectedStyle="\APASixthEditionOfficeOnline.xsl" StyleName="APA" Version="6"/>
-</file>
-
 <file path=customXml/itemProps1.xml><?xml version="1.0" encoding="utf-8"?>
 <ds:datastoreItem xmlns:ds="http://schemas.openxmlformats.org/officeDocument/2006/customXml" ds:itemID="{B1977F7D-205B-4081-913C-38D41E755F92}">
   <ds:schemaRefs>
     <ds:schemaRef ds:uri="http://www.wps.cn/officeDocument/2013/wpsCustomData"/>
   </ds:schemaRefs>
 </ds:datastoreItem>
-</file>
-
-<file path=customXml/itemProps2.xml><?xml version="1.0" encoding="utf-8"?>
-<ds:datastoreItem xmlns:ds="http://schemas.openxmlformats.org/officeDocument/2006/customXml" ds:itemID="{F038BA1D-7FE2-4AB1-B6F4-63FFBFC82E84}">
-  <ds:schemaRefs/>
-</ds:datastoreItem>
 </file>
--- a/WebContent/docx/Claudin18.2报告.docx
+++ b/WebContent/docx/Claudin18.2报告.docx
@@ -78,12 +78,6 @@
             <w:insideH w:val="none" w:color="auto" w:sz="0" w:space="0"/>
             <w:insideV w:val="none" w:color="auto" w:sz="0" w:space="0"/>
           </w:tblBorders>
-          <w:tblCellMar>
-            <w:top w:w="0" w:type="dxa"/>
-            <w:left w:w="108" w:type="dxa"/>
-            <w:bottom w:w="0" w:type="dxa"/>
-            <w:right w:w="108" w:type="dxa"/>
-          </w:tblCellMar>
         </w:tblPrEx>
         <w:trPr>
           <w:trHeight w:val="478" w:hRule="atLeast"/>
@@ -444,12 +438,6 @@
             <w:insideH w:val="single" w:color="A6E3F0" w:sz="2" w:space="0"/>
             <w:insideV w:val="single" w:color="A6E3F0" w:sz="2" w:space="0"/>
           </w:tblBorders>
-          <w:tblCellMar>
-            <w:top w:w="0" w:type="dxa"/>
-            <w:left w:w="108" w:type="dxa"/>
-            <w:bottom w:w="0" w:type="dxa"/>
-            <w:right w:w="108" w:type="dxa"/>
-          </w:tblCellMar>
         </w:tblPrEx>
         <w:trPr>
           <w:jc w:val="center"/>
@@ -2629,12 +2617,6 @@
             <w:insideV w:val="single" w:color="365F91" w:sz="12" w:space="0"/>
           </w:tblBorders>
           <w:shd w:val="clear" w:color="auto" w:fill="62B541"/>
-          <w:tblCellMar>
-            <w:top w:w="0" w:type="dxa"/>
-            <w:left w:w="108" w:type="dxa"/>
-            <w:bottom w:w="0" w:type="dxa"/>
-            <w:right w:w="108" w:type="dxa"/>
-          </w:tblCellMar>
         </w:tblPrEx>
         <w:trPr>
           <w:trHeight w:val="885" w:hRule="atLeast"/>
@@ -4560,7 +4542,6 @@
                 </w14:textFill>
               </w:rPr>
             </w:pPr>
-            <w:bookmarkStart w:id="0" w:name="_GoBack"/>
             <w:r>
               <w:rPr>
                 <w:rFonts w:hint="eastAsia" w:ascii="微软雅黑" w:hAnsi="微软雅黑" w:eastAsia="微软雅黑" w:cs="微软雅黑"/>
@@ -6675,7 +6656,6 @@
           </w:p>
         </w:tc>
       </w:tr>
-      <w:bookmarkEnd w:id="0"/>
     </w:tbl>
     <w:p>
       <w:pPr>
@@ -6789,12 +6769,24 @@
       </w:pPr>
       <w:r>
         <w:rPr>
-          <w:rFonts w:hint="default" w:ascii="Times New Roman" w:hAnsi="Times New Roman" w:eastAsia="微软雅黑" w:cs="Times New Roman"/>
+          <w:rFonts w:hint="eastAsia" w:ascii="Times New Roman" w:hAnsi="Times New Roman" w:eastAsia="微软雅黑" w:cs="Times New Roman"/>
           <w:color w:val="2EB1C9"/>
           <w:sz w:val="24"/>
           <w:szCs w:val="24"/>
-        </w:rPr>
-        <w:t>3. 参考文献</w:t>
+          <w:lang w:val="en-US" w:eastAsia="zh-CN"/>
+        </w:rPr>
+        <w:t>4</w:t>
+      </w:r>
+      <w:bookmarkStart w:id="0" w:name="_GoBack"/>
+      <w:bookmarkEnd w:id="0"/>
+      <w:r>
+        <w:rPr>
+          <w:rFonts w:hint="default" w:ascii="Times New Roman" w:hAnsi="Times New Roman" w:eastAsia="微软雅黑" w:cs="Times New Roman"/>
+          <w:color w:val="2EB1C9"/>
+          <w:sz w:val="24"/>
+          <w:szCs w:val="24"/>
+        </w:rPr>
+        <w:t>. 参考文献</w:t>
       </w:r>
     </w:p>
     <w:p>

--- a/WebContent/docx/Claudin18.2报告.docx
+++ b/WebContent/docx/Claudin18.2报告.docx
@@ -78,6 +78,12 @@
             <w:insideH w:val="none" w:color="auto" w:sz="0" w:space="0"/>
             <w:insideV w:val="none" w:color="auto" w:sz="0" w:space="0"/>
           </w:tblBorders>
+          <w:tblCellMar>
+            <w:top w:w="0" w:type="dxa"/>
+            <w:left w:w="108" w:type="dxa"/>
+            <w:bottom w:w="0" w:type="dxa"/>
+            <w:right w:w="108" w:type="dxa"/>
+          </w:tblCellMar>
         </w:tblPrEx>
         <w:trPr>
           <w:trHeight w:val="478" w:hRule="atLeast"/>
@@ -438,6 +444,12 @@
             <w:insideH w:val="single" w:color="A6E3F0" w:sz="2" w:space="0"/>
             <w:insideV w:val="single" w:color="A6E3F0" w:sz="2" w:space="0"/>
           </w:tblBorders>
+          <w:tblCellMar>
+            <w:top w:w="0" w:type="dxa"/>
+            <w:left w:w="108" w:type="dxa"/>
+            <w:bottom w:w="0" w:type="dxa"/>
+            <w:right w:w="108" w:type="dxa"/>
+          </w:tblCellMar>
         </w:tblPrEx>
         <w:trPr>
           <w:jc w:val="center"/>
@@ -2278,6 +2290,7 @@
                 <w:szCs w:val="16"/>
               </w:rPr>
             </w:pPr>
+            <w:bookmarkStart w:id="0" w:name="_GoBack"/>
             <w:r>
               <w:rPr>
                 <w:rFonts w:hint="eastAsia" w:ascii="微软雅黑" w:hAnsi="微软雅黑" w:eastAsia="微软雅黑" w:cs="Times New Roman"/>
@@ -2294,8 +2307,8 @@
                 <w:rFonts w:hint="eastAsia" w:ascii="Calibri" w:hAnsi="Calibri" w:eastAsia="宋体" w:cs="Times New Roman"/>
                 <w:b/>
                 <w:color w:val="000000"/>
-                <w:sz w:val="18"/>
-                <w:szCs w:val="18"/>
+                <w:sz w:val="16"/>
+                <w:szCs w:val="16"/>
                 <w:lang w:bidi="ar"/>
               </w:rPr>
               <w:t>{{</w:t>
@@ -2305,8 +2318,8 @@
                 <w:rFonts w:ascii="Calibri" w:hAnsi="Calibri" w:eastAsia="宋体" w:cs="Times New Roman"/>
                 <w:b/>
                 <w:color w:val="000000"/>
-                <w:sz w:val="18"/>
-                <w:szCs w:val="18"/>
+                <w:sz w:val="16"/>
+                <w:szCs w:val="16"/>
                 <w:lang w:bidi="ar"/>
               </w:rPr>
               <w:t xml:space="preserve"> PDInfo</w:t>
@@ -2316,8 +2329,8 @@
                 <w:rFonts w:hint="eastAsia" w:ascii="Calibri" w:hAnsi="Calibri" w:eastAsia="宋体" w:cs="Times New Roman"/>
                 <w:b/>
                 <w:color w:val="000000"/>
-                <w:sz w:val="18"/>
-                <w:szCs w:val="18"/>
+                <w:sz w:val="16"/>
+                <w:szCs w:val="16"/>
                 <w:lang w:bidi="ar"/>
               </w:rPr>
               <w:t>.</w:t>
@@ -2327,8 +2340,8 @@
                 <w:rFonts w:ascii="Calibri" w:hAnsi="Calibri" w:eastAsia="宋体" w:cs="Times New Roman"/>
                 <w:b/>
                 <w:color w:val="000000"/>
-                <w:sz w:val="18"/>
-                <w:szCs w:val="18"/>
+                <w:sz w:val="16"/>
+                <w:szCs w:val="16"/>
                 <w:lang w:bidi="ar"/>
               </w:rPr>
               <w:t>reporter</w:t>
@@ -2338,12 +2351,13 @@
                 <w:rFonts w:hint="eastAsia" w:ascii="Calibri" w:hAnsi="Calibri" w:eastAsia="宋体" w:cs="Times New Roman"/>
                 <w:b/>
                 <w:color w:val="000000"/>
-                <w:sz w:val="18"/>
-                <w:szCs w:val="18"/>
+                <w:sz w:val="16"/>
+                <w:szCs w:val="16"/>
                 <w:lang w:bidi="ar"/>
               </w:rPr>
               <w:t xml:space="preserve"> }}</w:t>
             </w:r>
+            <w:bookmarkEnd w:id="0"/>
           </w:p>
         </w:tc>
         <w:tc>
@@ -2375,9 +2389,20 @@
                 <w:color w:val="000000"/>
                 <w:sz w:val="16"/>
                 <w:szCs w:val="16"/>
+                <w:lang w:val="en-US" w:eastAsia="zh-CN" w:bidi="ar"/>
+              </w:rPr>
+              <w:t>复核人</w:t>
+            </w:r>
+            <w:r>
+              <w:rPr>
+                <w:rFonts w:hint="eastAsia" w:ascii="微软雅黑" w:hAnsi="微软雅黑" w:eastAsia="微软雅黑" w:cs="Arial"/>
+                <w:b/>
+                <w:color w:val="000000"/>
+                <w:sz w:val="16"/>
+                <w:szCs w:val="16"/>
                 <w:lang w:bidi="ar"/>
               </w:rPr>
-              <w:t>审核医生：</w:t>
+              <w:t>：</w:t>
             </w:r>
           </w:p>
         </w:tc>
@@ -2394,17 +2419,37 @@
           </w:tcPr>
           <w:p>
             <w:pPr>
-              <w:jc w:val="center"/>
+              <w:jc w:val="left"/>
             </w:pPr>
             <w:r>
               <w:rPr>
-                <w:rFonts w:ascii="Calibri" w:hAnsi="Calibri" w:eastAsia="宋体" w:cs="Arial"/>
+                <w:rFonts w:hint="eastAsia" w:eastAsia="微软雅黑"/>
+                <w:b/>
+                <w:bCs/>
+                <w:sz w:val="16"/>
+                <w:szCs w:val="16"/>
+                <w:lang w:eastAsia="zh-CN"/>
+              </w:rPr>
+              <w:t>临检所复核人，</w:t>
+            </w:r>
+            <w:r>
+              <w:rPr>
+                <w:rFonts w:hint="eastAsia" w:eastAsia="微软雅黑"/>
+                <w:lang w:eastAsia="zh-CN"/>
               </w:rPr>
               <w:drawing>
-                <wp:inline distT="0" distB="0" distL="114300" distR="114300">
-                  <wp:extent cx="579120" cy="243840"/>
-                  <wp:effectExtent l="0" t="0" r="0" b="0"/>
-                  <wp:docPr id="3" name="Picture 6"/>
+                <wp:anchor distT="0" distB="0" distL="114300" distR="114300" simplePos="0" relativeHeight="251662336" behindDoc="0" locked="0" layoutInCell="1" allowOverlap="1">
+                  <wp:simplePos x="0" y="0"/>
+                  <wp:positionH relativeFrom="column">
+                    <wp:posOffset>801370</wp:posOffset>
+                  </wp:positionH>
+                  <wp:positionV relativeFrom="paragraph">
+                    <wp:posOffset>-105410</wp:posOffset>
+                  </wp:positionV>
+                  <wp:extent cx="495935" cy="280670"/>
+                  <wp:effectExtent l="0" t="0" r="0" b="9525"/>
+                  <wp:wrapNone/>
+                  <wp:docPr id="7" name="图片 7" descr="王建丽"/>
                   <wp:cNvGraphicFramePr>
                     <a:graphicFrameLocks xmlns:a="http://schemas.openxmlformats.org/drawingml/2006/main" noChangeAspect="1"/>
                   </wp:cNvGraphicFramePr>
@@ -2412,13 +2457,27 @@
                     <a:graphicData uri="http://schemas.openxmlformats.org/drawingml/2006/picture">
                       <pic:pic xmlns:pic="http://schemas.openxmlformats.org/drawingml/2006/picture">
                         <pic:nvPicPr>
-                          <pic:cNvPr id="3" name="Picture 6"/>
+                          <pic:cNvPr id="7" name="图片 7" descr="王建丽"/>
                           <pic:cNvPicPr>
                             <a:picLocks noChangeAspect="1"/>
                           </pic:cNvPicPr>
                         </pic:nvPicPr>
                         <pic:blipFill>
-                          <a:blip r:embed="rId7"/>
+                          <a:blip r:embed="rId7">
+                            <a:clrChange>
+                              <a:clrFrom>
+                                <a:srgbClr val="FFFFFF">
+                                  <a:alpha val="100000"/>
+                                </a:srgbClr>
+                              </a:clrFrom>
+                              <a:clrTo>
+                                <a:srgbClr val="FFFFFF">
+                                  <a:alpha val="100000"/>
+                                  <a:alpha val="0"/>
+                                </a:srgbClr>
+                              </a:clrTo>
+                            </a:clrChange>
+                          </a:blip>
                           <a:stretch>
                             <a:fillRect/>
                           </a:stretch>
@@ -2426,20 +2485,16 @@
                         <pic:spPr>
                           <a:xfrm>
                             <a:off x="0" y="0"/>
-                            <a:ext cx="579120" cy="243840"/>
+                            <a:ext cx="495935" cy="280670"/>
                           </a:xfrm>
                           <a:prstGeom prst="rect">
                             <a:avLst/>
                           </a:prstGeom>
-                          <a:noFill/>
-                          <a:ln>
-                            <a:noFill/>
-                          </a:ln>
                         </pic:spPr>
                       </pic:pic>
                     </a:graphicData>
                   </a:graphic>
-                </wp:inline>
+                </wp:anchor>
               </w:drawing>
             </w:r>
           </w:p>
@@ -2617,6 +2672,12 @@
             <w:insideV w:val="single" w:color="365F91" w:sz="12" w:space="0"/>
           </w:tblBorders>
           <w:shd w:val="clear" w:color="auto" w:fill="62B541"/>
+          <w:tblCellMar>
+            <w:top w:w="0" w:type="dxa"/>
+            <w:left w:w="108" w:type="dxa"/>
+            <w:bottom w:w="0" w:type="dxa"/>
+            <w:right w:w="108" w:type="dxa"/>
+          </w:tblCellMar>
         </w:tblPrEx>
         <w:trPr>
           <w:trHeight w:val="885" w:hRule="atLeast"/>
@@ -6777,8 +6838,6 @@
         </w:rPr>
         <w:t>4</w:t>
       </w:r>
-      <w:bookmarkStart w:id="0" w:name="_GoBack"/>
-      <w:bookmarkEnd w:id="0"/>
       <w:r>
         <w:rPr>
           <w:rFonts w:hint="default" w:ascii="Times New Roman" w:hAnsi="Times New Roman" w:eastAsia="微软雅黑" w:cs="Times New Roman"/>

--- a/WebContent/docx/Claudin18.2报告.docx
+++ b/WebContent/docx/Claudin18.2报告.docx
@@ -78,12 +78,6 @@
             <w:insideH w:val="none" w:color="auto" w:sz="0" w:space="0"/>
             <w:insideV w:val="none" w:color="auto" w:sz="0" w:space="0"/>
           </w:tblBorders>
-          <w:tblCellMar>
-            <w:top w:w="0" w:type="dxa"/>
-            <w:left w:w="108" w:type="dxa"/>
-            <w:bottom w:w="0" w:type="dxa"/>
-            <w:right w:w="108" w:type="dxa"/>
-          </w:tblCellMar>
         </w:tblPrEx>
         <w:trPr>
           <w:trHeight w:val="478" w:hRule="atLeast"/>
@@ -444,12 +438,6 @@
             <w:insideH w:val="single" w:color="A6E3F0" w:sz="2" w:space="0"/>
             <w:insideV w:val="single" w:color="A6E3F0" w:sz="2" w:space="0"/>
           </w:tblBorders>
-          <w:tblCellMar>
-            <w:top w:w="0" w:type="dxa"/>
-            <w:left w:w="108" w:type="dxa"/>
-            <w:bottom w:w="0" w:type="dxa"/>
-            <w:right w:w="108" w:type="dxa"/>
-          </w:tblCellMar>
         </w:tblPrEx>
         <w:trPr>
           <w:jc w:val="center"/>
@@ -2290,7 +2278,6 @@
                 <w:szCs w:val="16"/>
               </w:rPr>
             </w:pPr>
-            <w:bookmarkStart w:id="0" w:name="_GoBack"/>
             <w:r>
               <w:rPr>
                 <w:rFonts w:hint="eastAsia" w:ascii="微软雅黑" w:hAnsi="微软雅黑" w:eastAsia="微软雅黑" w:cs="Times New Roman"/>
@@ -2357,7 +2344,6 @@
               </w:rPr>
               <w:t xml:space="preserve"> }}</w:t>
             </w:r>
-            <w:bookmarkEnd w:id="0"/>
           </w:p>
         </w:tc>
         <w:tc>
@@ -2421,17 +2407,7 @@
             <w:pPr>
               <w:jc w:val="left"/>
             </w:pPr>
-            <w:r>
-              <w:rPr>
-                <w:rFonts w:hint="eastAsia" w:eastAsia="微软雅黑"/>
-                <w:b/>
-                <w:bCs/>
-                <w:sz w:val="16"/>
-                <w:szCs w:val="16"/>
-                <w:lang w:eastAsia="zh-CN"/>
-              </w:rPr>
-              <w:t>临检所复核人，</w:t>
-            </w:r>
+            <w:bookmarkStart w:id="0" w:name="_GoBack"/>
             <w:r>
               <w:rPr>
                 <w:rFonts w:hint="eastAsia" w:eastAsia="微软雅黑"/>
@@ -2441,7 +2417,7 @@
                 <wp:anchor distT="0" distB="0" distL="114300" distR="114300" simplePos="0" relativeHeight="251662336" behindDoc="0" locked="0" layoutInCell="1" allowOverlap="1">
                   <wp:simplePos x="0" y="0"/>
                   <wp:positionH relativeFrom="column">
-                    <wp:posOffset>801370</wp:posOffset>
+                    <wp:posOffset>-59690</wp:posOffset>
                   </wp:positionH>
                   <wp:positionV relativeFrom="paragraph">
                     <wp:posOffset>-105410</wp:posOffset>
@@ -2497,6 +2473,7 @@
                 </wp:anchor>
               </w:drawing>
             </w:r>
+            <w:bookmarkEnd w:id="0"/>
           </w:p>
         </w:tc>
         <w:tc>
@@ -3978,12 +3955,6 @@
             <w:insideH w:val="single" w:color="2EB1C9" w:sz="4" w:space="0"/>
             <w:insideV w:val="single" w:color="2EB1C9" w:sz="4" w:space="0"/>
           </w:tblBorders>
-          <w:tblCellMar>
-            <w:top w:w="0" w:type="dxa"/>
-            <w:left w:w="0" w:type="dxa"/>
-            <w:bottom w:w="0" w:type="dxa"/>
-            <w:right w:w="0" w:type="dxa"/>
-          </w:tblCellMar>
         </w:tblPrEx>
         <w:trPr>
           <w:trHeight w:val="625" w:hRule="atLeast"/>

--- a/WebContent/docx/Claudin18.2报告.docx
+++ b/WebContent/docx/Claudin18.2报告.docx
@@ -78,6 +78,12 @@
             <w:insideH w:val="none" w:color="auto" w:sz="0" w:space="0"/>
             <w:insideV w:val="none" w:color="auto" w:sz="0" w:space="0"/>
           </w:tblBorders>
+          <w:tblCellMar>
+            <w:top w:w="0" w:type="dxa"/>
+            <w:left w:w="108" w:type="dxa"/>
+            <w:bottom w:w="0" w:type="dxa"/>
+            <w:right w:w="108" w:type="dxa"/>
+          </w:tblCellMar>
         </w:tblPrEx>
         <w:trPr>
           <w:trHeight w:val="478" w:hRule="atLeast"/>
@@ -438,6 +444,12 @@
             <w:insideH w:val="single" w:color="A6E3F0" w:sz="2" w:space="0"/>
             <w:insideV w:val="single" w:color="A6E3F0" w:sz="2" w:space="0"/>
           </w:tblBorders>
+          <w:tblCellMar>
+            <w:top w:w="0" w:type="dxa"/>
+            <w:left w:w="108" w:type="dxa"/>
+            <w:bottom w:w="0" w:type="dxa"/>
+            <w:right w:w="108" w:type="dxa"/>
+          </w:tblCellMar>
         </w:tblPrEx>
         <w:trPr>
           <w:jc w:val="center"/>
@@ -2278,72 +2290,8 @@
                 <w:szCs w:val="16"/>
               </w:rPr>
             </w:pPr>
-            <w:r>
-              <w:rPr>
-                <w:rFonts w:hint="eastAsia" w:ascii="微软雅黑" w:hAnsi="微软雅黑" w:eastAsia="微软雅黑" w:cs="Times New Roman"/>
-                <w:b/>
-                <w:color w:val="000000"/>
-                <w:sz w:val="16"/>
-                <w:szCs w:val="16"/>
-                <w:lang w:bidi="ar"/>
-              </w:rPr>
-              <w:t>检测人：</w:t>
-            </w:r>
-            <w:r>
-              <w:rPr>
-                <w:rFonts w:hint="eastAsia" w:ascii="Calibri" w:hAnsi="Calibri" w:eastAsia="宋体" w:cs="Times New Roman"/>
-                <w:b/>
-                <w:color w:val="000000"/>
-                <w:sz w:val="16"/>
-                <w:szCs w:val="16"/>
-                <w:lang w:bidi="ar"/>
-              </w:rPr>
-              <w:t>{{</w:t>
-            </w:r>
-            <w:r>
-              <w:rPr>
-                <w:rFonts w:ascii="Calibri" w:hAnsi="Calibri" w:eastAsia="宋体" w:cs="Times New Roman"/>
-                <w:b/>
-                <w:color w:val="000000"/>
-                <w:sz w:val="16"/>
-                <w:szCs w:val="16"/>
-                <w:lang w:bidi="ar"/>
-              </w:rPr>
-              <w:t xml:space="preserve"> PDInfo</w:t>
-            </w:r>
-            <w:r>
-              <w:rPr>
-                <w:rFonts w:hint="eastAsia" w:ascii="Calibri" w:hAnsi="Calibri" w:eastAsia="宋体" w:cs="Times New Roman"/>
-                <w:b/>
-                <w:color w:val="000000"/>
-                <w:sz w:val="16"/>
-                <w:szCs w:val="16"/>
-                <w:lang w:bidi="ar"/>
-              </w:rPr>
-              <w:t>.</w:t>
-            </w:r>
-            <w:r>
-              <w:rPr>
-                <w:rFonts w:ascii="Calibri" w:hAnsi="Calibri" w:eastAsia="宋体" w:cs="Times New Roman"/>
-                <w:b/>
-                <w:color w:val="000000"/>
-                <w:sz w:val="16"/>
-                <w:szCs w:val="16"/>
-                <w:lang w:bidi="ar"/>
-              </w:rPr>
-              <w:t>reporter</w:t>
-            </w:r>
-            <w:r>
-              <w:rPr>
-                <w:rFonts w:hint="eastAsia" w:ascii="Calibri" w:hAnsi="Calibri" w:eastAsia="宋体" w:cs="Times New Roman"/>
-                <w:b/>
-                <w:color w:val="000000"/>
-                <w:sz w:val="16"/>
-                <w:szCs w:val="16"/>
-                <w:lang w:bidi="ar"/>
-              </w:rPr>
-              <w:t xml:space="preserve"> }}</w:t>
-            </w:r>
+            <w:bookmarkStart w:id="0" w:name="_GoBack"/>
+            <w:bookmarkEnd w:id="0"/>
           </w:p>
         </w:tc>
         <w:tc>
@@ -2368,28 +2316,6 @@
                 <w:szCs w:val="16"/>
               </w:rPr>
             </w:pPr>
-            <w:r>
-              <w:rPr>
-                <w:rFonts w:hint="eastAsia" w:ascii="微软雅黑" w:hAnsi="微软雅黑" w:eastAsia="微软雅黑" w:cs="Arial"/>
-                <w:b/>
-                <w:color w:val="000000"/>
-                <w:sz w:val="16"/>
-                <w:szCs w:val="16"/>
-                <w:lang w:val="en-US" w:eastAsia="zh-CN" w:bidi="ar"/>
-              </w:rPr>
-              <w:t>复核人</w:t>
-            </w:r>
-            <w:r>
-              <w:rPr>
-                <w:rFonts w:hint="eastAsia" w:ascii="微软雅黑" w:hAnsi="微软雅黑" w:eastAsia="微软雅黑" w:cs="Arial"/>
-                <w:b/>
-                <w:color w:val="000000"/>
-                <w:sz w:val="16"/>
-                <w:szCs w:val="16"/>
-                <w:lang w:bidi="ar"/>
-              </w:rPr>
-              <w:t>：</w:t>
-            </w:r>
           </w:p>
         </w:tc>
         <w:tc>
@@ -2407,73 +2333,6 @@
             <w:pPr>
               <w:jc w:val="left"/>
             </w:pPr>
-            <w:bookmarkStart w:id="0" w:name="_GoBack"/>
-            <w:r>
-              <w:rPr>
-                <w:rFonts w:hint="eastAsia" w:eastAsia="微软雅黑"/>
-                <w:lang w:eastAsia="zh-CN"/>
-              </w:rPr>
-              <w:drawing>
-                <wp:anchor distT="0" distB="0" distL="114300" distR="114300" simplePos="0" relativeHeight="251662336" behindDoc="0" locked="0" layoutInCell="1" allowOverlap="1">
-                  <wp:simplePos x="0" y="0"/>
-                  <wp:positionH relativeFrom="column">
-                    <wp:posOffset>-59690</wp:posOffset>
-                  </wp:positionH>
-                  <wp:positionV relativeFrom="paragraph">
-                    <wp:posOffset>-105410</wp:posOffset>
-                  </wp:positionV>
-                  <wp:extent cx="495935" cy="280670"/>
-                  <wp:effectExtent l="0" t="0" r="0" b="9525"/>
-                  <wp:wrapNone/>
-                  <wp:docPr id="7" name="图片 7" descr="王建丽"/>
-                  <wp:cNvGraphicFramePr>
-                    <a:graphicFrameLocks xmlns:a="http://schemas.openxmlformats.org/drawingml/2006/main" noChangeAspect="1"/>
-                  </wp:cNvGraphicFramePr>
-                  <a:graphic xmlns:a="http://schemas.openxmlformats.org/drawingml/2006/main">
-                    <a:graphicData uri="http://schemas.openxmlformats.org/drawingml/2006/picture">
-                      <pic:pic xmlns:pic="http://schemas.openxmlformats.org/drawingml/2006/picture">
-                        <pic:nvPicPr>
-                          <pic:cNvPr id="7" name="图片 7" descr="王建丽"/>
-                          <pic:cNvPicPr>
-                            <a:picLocks noChangeAspect="1"/>
-                          </pic:cNvPicPr>
-                        </pic:nvPicPr>
-                        <pic:blipFill>
-                          <a:blip r:embed="rId7">
-                            <a:clrChange>
-                              <a:clrFrom>
-                                <a:srgbClr val="FFFFFF">
-                                  <a:alpha val="100000"/>
-                                </a:srgbClr>
-                              </a:clrFrom>
-                              <a:clrTo>
-                                <a:srgbClr val="FFFFFF">
-                                  <a:alpha val="100000"/>
-                                  <a:alpha val="0"/>
-                                </a:srgbClr>
-                              </a:clrTo>
-                            </a:clrChange>
-                          </a:blip>
-                          <a:stretch>
-                            <a:fillRect/>
-                          </a:stretch>
-                        </pic:blipFill>
-                        <pic:spPr>
-                          <a:xfrm>
-                            <a:off x="0" y="0"/>
-                            <a:ext cx="495935" cy="280670"/>
-                          </a:xfrm>
-                          <a:prstGeom prst="rect">
-                            <a:avLst/>
-                          </a:prstGeom>
-                        </pic:spPr>
-                      </pic:pic>
-                    </a:graphicData>
-                  </a:graphic>
-                </wp:anchor>
-              </w:drawing>
-            </w:r>
-            <w:bookmarkEnd w:id="0"/>
           </w:p>
         </w:tc>
         <w:tc>
@@ -3122,7 +2981,7 @@
                     </pic:cNvPicPr>
                   </pic:nvPicPr>
                   <pic:blipFill>
-                    <a:blip r:embed="rId8">
+                    <a:blip r:embed="rId7">
                       <a:extLst>
                         <a:ext uri="{28A0092B-C50C-407E-A947-70E740481C1C}">
                           <a14:useLocalDpi xmlns:a14="http://schemas.microsoft.com/office/drawing/2010/main" val="0"/>
@@ -3955,6 +3814,12 @@
             <w:insideH w:val="single" w:color="2EB1C9" w:sz="4" w:space="0"/>
             <w:insideV w:val="single" w:color="2EB1C9" w:sz="4" w:space="0"/>
           </w:tblBorders>
+          <w:tblCellMar>
+            <w:top w:w="0" w:type="dxa"/>
+            <w:left w:w="0" w:type="dxa"/>
+            <w:bottom w:w="0" w:type="dxa"/>
+            <w:right w:w="0" w:type="dxa"/>
+          </w:tblCellMar>
         </w:tblPrEx>
         <w:trPr>
           <w:trHeight w:val="625" w:hRule="atLeast"/>

--- a/WebContent/docx/Claudin18.2报告.docx
+++ b/WebContent/docx/Claudin18.2报告.docx
@@ -47,9 +47,9 @@
         <w:tblW w:w="10226" w:type="dxa"/>
         <w:jc w:val="center"/>
         <w:tblBorders>
-          <w:top w:val="none" w:color="auto" w:sz="0" w:space="0"/>
+          <w:top w:val="single" w:color="0083C3" w:sz="4" w:space="0"/>
           <w:left w:val="none" w:color="auto" w:sz="0" w:space="0"/>
-          <w:bottom w:val="none" w:color="auto" w:sz="0" w:space="0"/>
+          <w:bottom w:val="single" w:color="0083C3" w:sz="4" w:space="0"/>
           <w:right w:val="none" w:color="auto" w:sz="0" w:space="0"/>
           <w:insideH w:val="none" w:color="auto" w:sz="0" w:space="0"/>
           <w:insideV w:val="none" w:color="auto" w:sz="0" w:space="0"/>
@@ -71,9 +71,9 @@
       <w:tr>
         <w:tblPrEx>
           <w:tblBorders>
-            <w:top w:val="none" w:color="auto" w:sz="0" w:space="0"/>
+            <w:top w:val="single" w:color="0083C3" w:sz="4" w:space="0"/>
             <w:left w:val="none" w:color="auto" w:sz="0" w:space="0"/>
-            <w:bottom w:val="none" w:color="auto" w:sz="0" w:space="0"/>
+            <w:bottom w:val="single" w:color="0083C3" w:sz="4" w:space="0"/>
             <w:right w:val="none" w:color="auto" w:sz="0" w:space="0"/>
             <w:insideH w:val="none" w:color="auto" w:sz="0" w:space="0"/>
             <w:insideV w:val="none" w:color="auto" w:sz="0" w:space="0"/>
@@ -92,9 +92,6 @@
         <w:tc>
           <w:tcPr>
             <w:tcW w:w="3438" w:type="dxa"/>
-            <w:tcBorders>
-              <w:top w:val="single" w:color="A6E3F0" w:sz="4" w:space="0"/>
-            </w:tcBorders>
             <w:vAlign w:val="center"/>
           </w:tcPr>
           <w:p>
@@ -115,9 +112,6 @@
         <w:tc>
           <w:tcPr>
             <w:tcW w:w="2420" w:type="dxa"/>
-            <w:tcBorders>
-              <w:top w:val="single" w:color="A6E3F0" w:sz="4" w:space="0"/>
-            </w:tcBorders>
             <w:vAlign w:val="center"/>
           </w:tcPr>
           <w:p>
@@ -138,9 +132,6 @@
         <w:tc>
           <w:tcPr>
             <w:tcW w:w="1520" w:type="dxa"/>
-            <w:tcBorders>
-              <w:top w:val="single" w:color="A6E3F0" w:sz="4" w:space="0"/>
-            </w:tcBorders>
             <w:vAlign w:val="center"/>
           </w:tcPr>
           <w:p>
@@ -164,9 +155,6 @@
         <w:tc>
           <w:tcPr>
             <w:tcW w:w="2848" w:type="dxa"/>
-            <w:tcBorders>
-              <w:top w:val="single" w:color="A6E3F0" w:sz="4" w:space="0"/>
-            </w:tcBorders>
             <w:vAlign w:val="center"/>
           </w:tcPr>
           <w:p>
@@ -193,9 +181,9 @@
       <w:tr>
         <w:tblPrEx>
           <w:tblBorders>
-            <w:top w:val="none" w:color="auto" w:sz="0" w:space="0"/>
+            <w:top w:val="single" w:color="0083C3" w:sz="4" w:space="0"/>
             <w:left w:val="none" w:color="auto" w:sz="0" w:space="0"/>
-            <w:bottom w:val="none" w:color="auto" w:sz="0" w:space="0"/>
+            <w:bottom w:val="single" w:color="0083C3" w:sz="4" w:space="0"/>
             <w:right w:val="none" w:color="auto" w:sz="0" w:space="0"/>
             <w:insideH w:val="none" w:color="auto" w:sz="0" w:space="0"/>
             <w:insideV w:val="none" w:color="auto" w:sz="0" w:space="0"/>
@@ -322,9 +310,9 @@
       <w:tr>
         <w:tblPrEx>
           <w:tblBorders>
-            <w:top w:val="none" w:color="auto" w:sz="0" w:space="0"/>
+            <w:top w:val="single" w:color="0083C3" w:sz="4" w:space="0"/>
             <w:left w:val="none" w:color="auto" w:sz="0" w:space="0"/>
-            <w:bottom w:val="none" w:color="auto" w:sz="0" w:space="0"/>
+            <w:bottom w:val="single" w:color="0083C3" w:sz="4" w:space="0"/>
             <w:right w:val="none" w:color="auto" w:sz="0" w:space="0"/>
             <w:insideH w:val="none" w:color="auto" w:sz="0" w:space="0"/>
             <w:insideV w:val="none" w:color="auto" w:sz="0" w:space="0"/>
@@ -344,9 +332,6 @@
           <w:tcPr>
             <w:tcW w:w="7378" w:type="dxa"/>
             <w:gridSpan w:val="3"/>
-            <w:tcBorders>
-              <w:bottom w:val="single" w:color="A6E3F0" w:sz="4" w:space="0"/>
-            </w:tcBorders>
             <w:vAlign w:val="center"/>
           </w:tcPr>
           <w:p>
@@ -367,9 +352,6 @@
         <w:tc>
           <w:tcPr>
             <w:tcW w:w="2848" w:type="dxa"/>
-            <w:tcBorders>
-              <w:bottom w:val="single" w:color="A6E3F0" w:sz="4" w:space="0"/>
-            </w:tcBorders>
             <w:vAlign w:val="center"/>
           </w:tcPr>
           <w:p>
@@ -415,12 +397,12 @@
         <w:tblW w:w="10206" w:type="dxa"/>
         <w:jc w:val="center"/>
         <w:tblBorders>
-          <w:top w:val="single" w:color="A6E3F0" w:sz="12" w:space="0"/>
+          <w:top w:val="single" w:color="0083C3" w:sz="12" w:space="0"/>
           <w:left w:val="none" w:color="auto" w:sz="0" w:space="0"/>
-          <w:bottom w:val="single" w:color="A6E3F0" w:sz="12" w:space="0"/>
+          <w:bottom w:val="single" w:color="0083C3" w:sz="12" w:space="0"/>
           <w:right w:val="none" w:color="auto" w:sz="0" w:space="0"/>
-          <w:insideH w:val="single" w:color="A6E3F0" w:sz="2" w:space="0"/>
-          <w:insideV w:val="single" w:color="A6E3F0" w:sz="2" w:space="0"/>
+          <w:insideH w:val="single" w:color="0083C3" w:sz="4" w:space="0"/>
+          <w:insideV w:val="single" w:color="0083C3" w:sz="4" w:space="0"/>
         </w:tblBorders>
         <w:tblLayout w:type="autofit"/>
         <w:tblCellMar>
@@ -437,12 +419,12 @@
       <w:tr>
         <w:tblPrEx>
           <w:tblBorders>
-            <w:top w:val="single" w:color="A6E3F0" w:sz="12" w:space="0"/>
+            <w:top w:val="single" w:color="0083C3" w:sz="12" w:space="0"/>
             <w:left w:val="none" w:color="auto" w:sz="0" w:space="0"/>
-            <w:bottom w:val="single" w:color="A6E3F0" w:sz="12" w:space="0"/>
+            <w:bottom w:val="single" w:color="0083C3" w:sz="12" w:space="0"/>
             <w:right w:val="none" w:color="auto" w:sz="0" w:space="0"/>
-            <w:insideH w:val="single" w:color="A6E3F0" w:sz="2" w:space="0"/>
-            <w:insideV w:val="single" w:color="A6E3F0" w:sz="2" w:space="0"/>
+            <w:insideH w:val="single" w:color="0083C3" w:sz="4" w:space="0"/>
+            <w:insideV w:val="single" w:color="0083C3" w:sz="4" w:space="0"/>
           </w:tblBorders>
           <w:tblCellMar>
             <w:top w:w="0" w:type="dxa"/>
@@ -533,12 +515,12 @@
       <w:tr>
         <w:tblPrEx>
           <w:tblBorders>
-            <w:top w:val="single" w:color="A6E3F0" w:sz="12" w:space="0"/>
+            <w:top w:val="single" w:color="0083C3" w:sz="12" w:space="0"/>
             <w:left w:val="none" w:color="auto" w:sz="0" w:space="0"/>
-            <w:bottom w:val="single" w:color="A6E3F0" w:sz="12" w:space="0"/>
+            <w:bottom w:val="single" w:color="0083C3" w:sz="12" w:space="0"/>
             <w:right w:val="none" w:color="auto" w:sz="0" w:space="0"/>
-            <w:insideH w:val="single" w:color="A6E3F0" w:sz="2" w:space="0"/>
-            <w:insideV w:val="single" w:color="A6E3F0" w:sz="2" w:space="0"/>
+            <w:insideH w:val="single" w:color="0083C3" w:sz="4" w:space="0"/>
+            <w:insideV w:val="single" w:color="0083C3" w:sz="4" w:space="0"/>
           </w:tblBorders>
           <w:tblCellMar>
             <w:top w:w="0" w:type="dxa"/>
@@ -637,12 +619,12 @@
       <w:tr>
         <w:tblPrEx>
           <w:tblBorders>
-            <w:top w:val="single" w:color="A6E3F0" w:sz="12" w:space="0"/>
+            <w:top w:val="single" w:color="0083C3" w:sz="12" w:space="0"/>
             <w:left w:val="none" w:color="auto" w:sz="0" w:space="0"/>
-            <w:bottom w:val="single" w:color="A6E3F0" w:sz="12" w:space="0"/>
+            <w:bottom w:val="single" w:color="0083C3" w:sz="12" w:space="0"/>
             <w:right w:val="none" w:color="auto" w:sz="0" w:space="0"/>
-            <w:insideH w:val="single" w:color="A6E3F0" w:sz="2" w:space="0"/>
-            <w:insideV w:val="single" w:color="A6E3F0" w:sz="2" w:space="0"/>
+            <w:insideH w:val="single" w:color="0083C3" w:sz="4" w:space="0"/>
+            <w:insideV w:val="single" w:color="0083C3" w:sz="4" w:space="0"/>
           </w:tblBorders>
           <w:tblCellMar>
             <w:top w:w="0" w:type="dxa"/>
@@ -795,6 +777,8 @@
         </w:rPr>
         <w:t>HE染色切片200X</w:t>
       </w:r>
+      <w:bookmarkStart w:id="0" w:name="_GoBack"/>
+      <w:bookmarkEnd w:id="0"/>
     </w:p>
     <w:p>
       <w:pPr>
@@ -836,12 +820,12 @@
         <w:tblW w:w="10128" w:type="dxa"/>
         <w:jc w:val="center"/>
         <w:tblBorders>
-          <w:top w:val="single" w:color="CCECFF" w:sz="8" w:space="0"/>
-          <w:left w:val="single" w:color="CCECFF" w:sz="8" w:space="0"/>
-          <w:bottom w:val="single" w:color="CCECFF" w:sz="8" w:space="0"/>
-          <w:right w:val="single" w:color="CCECFF" w:sz="8" w:space="0"/>
-          <w:insideH w:val="single" w:color="CCECFF" w:sz="8" w:space="0"/>
-          <w:insideV w:val="single" w:color="CCECFF" w:sz="8" w:space="0"/>
+          <w:top w:val="single" w:color="0083C3" w:sz="4" w:space="0"/>
+          <w:left w:val="single" w:color="0083C3" w:sz="4" w:space="0"/>
+          <w:bottom w:val="single" w:color="0083C3" w:sz="4" w:space="0"/>
+          <w:right w:val="single" w:color="0083C3" w:sz="4" w:space="0"/>
+          <w:insideH w:val="single" w:color="0083C3" w:sz="4" w:space="0"/>
+          <w:insideV w:val="single" w:color="0083C3" w:sz="4" w:space="0"/>
         </w:tblBorders>
         <w:tblLayout w:type="fixed"/>
         <w:tblCellMar>
@@ -861,12 +845,12 @@
       <w:tr>
         <w:tblPrEx>
           <w:tblBorders>
-            <w:top w:val="single" w:color="CCECFF" w:sz="8" w:space="0"/>
-            <w:left w:val="single" w:color="CCECFF" w:sz="8" w:space="0"/>
-            <w:bottom w:val="single" w:color="CCECFF" w:sz="8" w:space="0"/>
-            <w:right w:val="single" w:color="CCECFF" w:sz="8" w:space="0"/>
-            <w:insideH w:val="single" w:color="CCECFF" w:sz="8" w:space="0"/>
-            <w:insideV w:val="single" w:color="CCECFF" w:sz="8" w:space="0"/>
+            <w:top w:val="single" w:color="0083C3" w:sz="4" w:space="0"/>
+            <w:left w:val="single" w:color="0083C3" w:sz="4" w:space="0"/>
+            <w:bottom w:val="single" w:color="0083C3" w:sz="4" w:space="0"/>
+            <w:right w:val="single" w:color="0083C3" w:sz="4" w:space="0"/>
+            <w:insideH w:val="single" w:color="0083C3" w:sz="4" w:space="0"/>
+            <w:insideV w:val="single" w:color="0083C3" w:sz="4" w:space="0"/>
           </w:tblBorders>
           <w:tblCellMar>
             <w:top w:w="0" w:type="dxa"/>
@@ -882,7 +866,13 @@
         <w:tc>
           <w:tcPr>
             <w:tcW w:w="2603" w:type="dxa"/>
-            <w:shd w:val="clear" w:color="auto" w:fill="2EB1C9"/>
+            <w:tcBorders>
+              <w:top w:val="nil"/>
+              <w:left w:val="nil"/>
+              <w:bottom w:val="nil"/>
+              <w:right w:val="nil"/>
+            </w:tcBorders>
+            <w:shd w:val="clear" w:color="auto" w:fill="0083C3"/>
             <w:vAlign w:val="center"/>
           </w:tcPr>
           <w:p>
@@ -921,7 +911,13 @@
         <w:tc>
           <w:tcPr>
             <w:tcW w:w="1110" w:type="dxa"/>
-            <w:shd w:val="clear" w:color="auto" w:fill="2EB1C9"/>
+            <w:tcBorders>
+              <w:top w:val="nil"/>
+              <w:left w:val="nil"/>
+              <w:bottom w:val="nil"/>
+              <w:right w:val="nil"/>
+            </w:tcBorders>
+            <w:shd w:val="clear" w:color="auto" w:fill="0083C3"/>
             <w:vAlign w:val="center"/>
           </w:tcPr>
           <w:p>
@@ -960,7 +956,14 @@
         <w:tc>
           <w:tcPr>
             <w:tcW w:w="1500" w:type="dxa"/>
-            <w:shd w:val="clear" w:color="auto" w:fill="2EB1C9"/>
+            <w:tcBorders>
+              <w:top w:val="nil"/>
+              <w:left w:val="nil"/>
+              <w:bottom w:val="nil"/>
+              <w:right w:val="nil"/>
+            </w:tcBorders>
+            <w:shd w:val="clear" w:color="auto" w:fill="0083C3"/>
+            <w:vAlign w:val="center"/>
           </w:tcPr>
           <w:p>
             <w:pPr>
@@ -998,7 +1001,13 @@
         <w:tc>
           <w:tcPr>
             <w:tcW w:w="2205" w:type="dxa"/>
-            <w:shd w:val="clear" w:color="auto" w:fill="2EB1C9"/>
+            <w:tcBorders>
+              <w:top w:val="nil"/>
+              <w:left w:val="nil"/>
+              <w:bottom w:val="nil"/>
+              <w:right w:val="nil"/>
+            </w:tcBorders>
+            <w:shd w:val="clear" w:color="auto" w:fill="0083C3"/>
             <w:vAlign w:val="center"/>
           </w:tcPr>
           <w:p>
@@ -1037,7 +1046,13 @@
         <w:tc>
           <w:tcPr>
             <w:tcW w:w="2710" w:type="dxa"/>
-            <w:shd w:val="clear" w:color="auto" w:fill="2EB1C9"/>
+            <w:tcBorders>
+              <w:top w:val="nil"/>
+              <w:left w:val="nil"/>
+              <w:bottom w:val="nil"/>
+              <w:right w:val="nil"/>
+            </w:tcBorders>
+            <w:shd w:val="clear" w:color="auto" w:fill="0083C3"/>
             <w:vAlign w:val="center"/>
           </w:tcPr>
           <w:p>
@@ -1077,12 +1092,12 @@
       <w:tr>
         <w:tblPrEx>
           <w:tblBorders>
-            <w:top w:val="single" w:color="CCECFF" w:sz="8" w:space="0"/>
-            <w:left w:val="single" w:color="CCECFF" w:sz="8" w:space="0"/>
-            <w:bottom w:val="single" w:color="CCECFF" w:sz="8" w:space="0"/>
-            <w:right w:val="single" w:color="CCECFF" w:sz="8" w:space="0"/>
-            <w:insideH w:val="single" w:color="CCECFF" w:sz="8" w:space="0"/>
-            <w:insideV w:val="single" w:color="CCECFF" w:sz="8" w:space="0"/>
+            <w:top w:val="single" w:color="0083C3" w:sz="4" w:space="0"/>
+            <w:left w:val="single" w:color="0083C3" w:sz="4" w:space="0"/>
+            <w:bottom w:val="single" w:color="0083C3" w:sz="4" w:space="0"/>
+            <w:right w:val="single" w:color="0083C3" w:sz="4" w:space="0"/>
+            <w:insideH w:val="single" w:color="0083C3" w:sz="4" w:space="0"/>
+            <w:insideV w:val="single" w:color="0083C3" w:sz="4" w:space="0"/>
           </w:tblBorders>
           <w:tblCellMar>
             <w:top w:w="0" w:type="dxa"/>
@@ -1099,6 +1114,9 @@
           <w:tcPr>
             <w:tcW w:w="2603" w:type="dxa"/>
             <w:vMerge w:val="restart"/>
+            <w:tcBorders>
+              <w:top w:val="nil"/>
+            </w:tcBorders>
             <w:vAlign w:val="center"/>
           </w:tcPr>
           <w:p>
@@ -1127,6 +1145,9 @@
           <w:tcPr>
             <w:tcW w:w="1110" w:type="dxa"/>
             <w:vMerge w:val="restart"/>
+            <w:tcBorders>
+              <w:top w:val="nil"/>
+            </w:tcBorders>
             <w:vAlign w:val="center"/>
           </w:tcPr>
           <w:p>
@@ -1186,6 +1207,9 @@
           <w:tcPr>
             <w:tcW w:w="1500" w:type="dxa"/>
             <w:vMerge w:val="restart"/>
+            <w:tcBorders>
+              <w:top w:val="nil"/>
+            </w:tcBorders>
             <w:vAlign w:val="center"/>
           </w:tcPr>
           <w:p>
@@ -1244,6 +1268,9 @@
         <w:tc>
           <w:tcPr>
             <w:tcW w:w="2205" w:type="dxa"/>
+            <w:tcBorders>
+              <w:top w:val="nil"/>
+            </w:tcBorders>
             <w:vAlign w:val="center"/>
           </w:tcPr>
           <w:p>
@@ -1266,6 +1293,9 @@
         <w:tc>
           <w:tcPr>
             <w:tcW w:w="2710" w:type="dxa"/>
+            <w:tcBorders>
+              <w:top w:val="nil"/>
+            </w:tcBorders>
             <w:vAlign w:val="center"/>
           </w:tcPr>
           <w:p>
@@ -1287,12 +1317,12 @@
       <w:tr>
         <w:tblPrEx>
           <w:tblBorders>
-            <w:top w:val="single" w:color="CCECFF" w:sz="8" w:space="0"/>
-            <w:left w:val="single" w:color="CCECFF" w:sz="8" w:space="0"/>
-            <w:bottom w:val="single" w:color="CCECFF" w:sz="8" w:space="0"/>
-            <w:right w:val="single" w:color="CCECFF" w:sz="8" w:space="0"/>
-            <w:insideH w:val="single" w:color="CCECFF" w:sz="8" w:space="0"/>
-            <w:insideV w:val="single" w:color="CCECFF" w:sz="8" w:space="0"/>
+            <w:top w:val="single" w:color="0083C3" w:sz="4" w:space="0"/>
+            <w:left w:val="single" w:color="0083C3" w:sz="4" w:space="0"/>
+            <w:bottom w:val="single" w:color="0083C3" w:sz="4" w:space="0"/>
+            <w:right w:val="single" w:color="0083C3" w:sz="4" w:space="0"/>
+            <w:insideH w:val="single" w:color="0083C3" w:sz="4" w:space="0"/>
+            <w:insideV w:val="single" w:color="0083C3" w:sz="4" w:space="0"/>
           </w:tblBorders>
           <w:tblCellMar>
             <w:top w:w="0" w:type="dxa"/>
@@ -1405,12 +1435,12 @@
       <w:tr>
         <w:tblPrEx>
           <w:tblBorders>
-            <w:top w:val="single" w:color="CCECFF" w:sz="8" w:space="0"/>
-            <w:left w:val="single" w:color="CCECFF" w:sz="8" w:space="0"/>
-            <w:bottom w:val="single" w:color="CCECFF" w:sz="8" w:space="0"/>
-            <w:right w:val="single" w:color="CCECFF" w:sz="8" w:space="0"/>
-            <w:insideH w:val="single" w:color="CCECFF" w:sz="8" w:space="0"/>
-            <w:insideV w:val="single" w:color="CCECFF" w:sz="8" w:space="0"/>
+            <w:top w:val="single" w:color="0083C3" w:sz="4" w:space="0"/>
+            <w:left w:val="single" w:color="0083C3" w:sz="4" w:space="0"/>
+            <w:bottom w:val="single" w:color="0083C3" w:sz="4" w:space="0"/>
+            <w:right w:val="single" w:color="0083C3" w:sz="4" w:space="0"/>
+            <w:insideH w:val="single" w:color="0083C3" w:sz="4" w:space="0"/>
+            <w:insideV w:val="single" w:color="0083C3" w:sz="4" w:space="0"/>
           </w:tblBorders>
           <w:tblCellMar>
             <w:top w:w="0" w:type="dxa"/>
@@ -1525,12 +1555,12 @@
       <w:tr>
         <w:tblPrEx>
           <w:tblBorders>
-            <w:top w:val="single" w:color="CCECFF" w:sz="8" w:space="0"/>
-            <w:left w:val="single" w:color="CCECFF" w:sz="8" w:space="0"/>
-            <w:bottom w:val="single" w:color="CCECFF" w:sz="8" w:space="0"/>
-            <w:right w:val="single" w:color="CCECFF" w:sz="8" w:space="0"/>
-            <w:insideH w:val="single" w:color="CCECFF" w:sz="8" w:space="0"/>
-            <w:insideV w:val="single" w:color="CCECFF" w:sz="8" w:space="0"/>
+            <w:top w:val="single" w:color="0083C3" w:sz="4" w:space="0"/>
+            <w:left w:val="single" w:color="0083C3" w:sz="4" w:space="0"/>
+            <w:bottom w:val="single" w:color="0083C3" w:sz="4" w:space="0"/>
+            <w:right w:val="single" w:color="0083C3" w:sz="4" w:space="0"/>
+            <w:insideH w:val="single" w:color="0083C3" w:sz="4" w:space="0"/>
+            <w:insideV w:val="single" w:color="0083C3" w:sz="4" w:space="0"/>
           </w:tblBorders>
           <w:tblCellMar>
             <w:top w:w="0" w:type="dxa"/>
@@ -1646,12 +1676,12 @@
       <w:tr>
         <w:tblPrEx>
           <w:tblBorders>
-            <w:top w:val="single" w:color="CCECFF" w:sz="8" w:space="0"/>
-            <w:left w:val="single" w:color="CCECFF" w:sz="8" w:space="0"/>
-            <w:bottom w:val="single" w:color="CCECFF" w:sz="8" w:space="0"/>
-            <w:right w:val="single" w:color="CCECFF" w:sz="8" w:space="0"/>
-            <w:insideH w:val="single" w:color="CCECFF" w:sz="8" w:space="0"/>
-            <w:insideV w:val="single" w:color="CCECFF" w:sz="8" w:space="0"/>
+            <w:top w:val="single" w:color="0083C3" w:sz="4" w:space="0"/>
+            <w:left w:val="single" w:color="0083C3" w:sz="4" w:space="0"/>
+            <w:bottom w:val="single" w:color="0083C3" w:sz="4" w:space="0"/>
+            <w:right w:val="single" w:color="0083C3" w:sz="4" w:space="0"/>
+            <w:insideH w:val="single" w:color="0083C3" w:sz="4" w:space="0"/>
+            <w:insideV w:val="single" w:color="0083C3" w:sz="4" w:space="0"/>
           </w:tblBorders>
           <w:tblCellMar>
             <w:top w:w="0" w:type="dxa"/>
@@ -2273,7 +2303,7 @@
             <w:tcBorders>
               <w:top w:val="nil"/>
               <w:left w:val="nil"/>
-              <w:bottom w:val="single" w:color="A6E3F0" w:sz="12" w:space="0"/>
+              <w:bottom w:val="single" w:color="0083C3" w:sz="12" w:space="0"/>
               <w:right w:val="nil"/>
             </w:tcBorders>
             <w:vAlign w:val="bottom"/>
@@ -2290,8 +2320,6 @@
                 <w:szCs w:val="16"/>
               </w:rPr>
             </w:pPr>
-            <w:bookmarkStart w:id="0" w:name="_GoBack"/>
-            <w:bookmarkEnd w:id="0"/>
           </w:p>
         </w:tc>
         <w:tc>
@@ -2300,7 +2328,7 @@
             <w:tcBorders>
               <w:top w:val="nil"/>
               <w:left w:val="nil"/>
-              <w:bottom w:val="single" w:color="A6E3F0" w:sz="12" w:space="0"/>
+              <w:bottom w:val="single" w:color="0083C3" w:sz="12" w:space="0"/>
               <w:right w:val="nil"/>
             </w:tcBorders>
             <w:vAlign w:val="bottom"/>
@@ -2324,7 +2352,7 @@
             <w:tcBorders>
               <w:top w:val="nil"/>
               <w:left w:val="nil"/>
-              <w:bottom w:val="single" w:color="A6E3F0" w:sz="12" w:space="0"/>
+              <w:bottom w:val="single" w:color="0083C3" w:sz="12" w:space="0"/>
               <w:right w:val="nil"/>
             </w:tcBorders>
             <w:vAlign w:val="bottom"/>
@@ -2341,7 +2369,7 @@
             <w:tcBorders>
               <w:top w:val="nil"/>
               <w:left w:val="nil"/>
-              <w:bottom w:val="single" w:color="A6E3F0" w:sz="12" w:space="0"/>
+              <w:bottom w:val="single" w:color="0083C3" w:sz="12" w:space="0"/>
               <w:right w:val="nil"/>
             </w:tcBorders>
             <w:vAlign w:val="bottom"/>
@@ -2397,7 +2425,7 @@
             <w:tcW w:w="9706" w:type="dxa"/>
             <w:gridSpan w:val="4"/>
             <w:tcBorders>
-              <w:top w:val="single" w:color="A6E3F0" w:sz="12" w:space="0"/>
+              <w:top w:val="single" w:color="0083C3" w:sz="12" w:space="0"/>
               <w:left w:val="nil"/>
               <w:bottom w:val="nil"/>
               <w:right w:val="nil"/>
@@ -2485,7 +2513,7 @@
           <w:insideH w:val="single" w:color="365F91" w:sz="12" w:space="0"/>
           <w:insideV w:val="single" w:color="365F91" w:sz="12" w:space="0"/>
         </w:tblBorders>
-        <w:shd w:val="clear" w:color="auto" w:fill="62B541"/>
+        <w:shd w:val="clear" w:color="auto" w:fill="0083C3"/>
         <w:tblLayout w:type="fixed"/>
         <w:tblCellMar>
           <w:top w:w="0" w:type="dxa"/>
@@ -2507,7 +2535,7 @@
             <w:insideH w:val="single" w:color="365F91" w:sz="12" w:space="0"/>
             <w:insideV w:val="single" w:color="365F91" w:sz="12" w:space="0"/>
           </w:tblBorders>
-          <w:shd w:val="clear" w:color="auto" w:fill="62B541"/>
+          <w:shd w:val="clear" w:color="auto" w:fill="0083C3"/>
           <w:tblCellMar>
             <w:top w:w="0" w:type="dxa"/>
             <w:left w:w="108" w:type="dxa"/>
@@ -2528,7 +2556,7 @@
               <w:bottom w:val="nil"/>
               <w:right w:val="nil"/>
             </w:tcBorders>
-            <w:shd w:val="clear" w:color="auto" w:fill="2EB1C9"/>
+            <w:shd w:val="clear" w:color="auto" w:fill="0083C3"/>
             <w:vAlign w:val="center"/>
           </w:tcPr>
           <w:p>
@@ -2674,7 +2702,7 @@
         <w:textAlignment w:val="auto"/>
         <w:rPr>
           <w:rFonts w:hint="default" w:ascii="Times New Roman" w:hAnsi="Times New Roman" w:eastAsia="微软雅黑" w:cs="Times New Roman"/>
-          <w:color w:val="2EB1C9"/>
+          <w:color w:val="0083C3"/>
           <w:sz w:val="24"/>
           <w:szCs w:val="24"/>
         </w:rPr>
@@ -2682,7 +2710,7 @@
       <w:r>
         <w:rPr>
           <w:rFonts w:hint="default" w:ascii="Times New Roman" w:hAnsi="Times New Roman" w:eastAsia="微软雅黑" w:cs="Times New Roman"/>
-          <w:color w:val="2EB1C9"/>
+          <w:color w:val="0083C3"/>
           <w:sz w:val="24"/>
           <w:szCs w:val="24"/>
         </w:rPr>
@@ -2692,7 +2720,7 @@
         <w:rPr>
           <w:rFonts w:hint="default" w:ascii="Times New Roman" w:hAnsi="Times New Roman" w:eastAsia="微软雅黑" w:cs="Times New Roman"/>
           <w:bCs w:val="0"/>
-          <w:color w:val="2EB1C9"/>
+          <w:color w:val="0083C3"/>
           <w:kern w:val="2"/>
           <w:sz w:val="21"/>
           <w:szCs w:val="22"/>
@@ -2702,7 +2730,7 @@
       <w:r>
         <w:rPr>
           <w:rFonts w:hint="default" w:ascii="Times New Roman" w:hAnsi="Times New Roman" w:eastAsia="微软雅黑" w:cs="Times New Roman"/>
-          <w:color w:val="2EB1C9"/>
+          <w:color w:val="0083C3"/>
           <w:sz w:val="24"/>
           <w:szCs w:val="24"/>
         </w:rPr>
@@ -3088,7 +3116,7 @@
         <w:textAlignment w:val="auto"/>
         <w:rPr>
           <w:rFonts w:hint="default" w:ascii="Times New Roman" w:hAnsi="Times New Roman" w:eastAsia="微软雅黑" w:cs="Times New Roman"/>
-          <w:color w:val="2EB1C9"/>
+          <w:color w:val="0083C3"/>
           <w:sz w:val="24"/>
           <w:szCs w:val="24"/>
         </w:rPr>
@@ -3096,7 +3124,7 @@
       <w:r>
         <w:rPr>
           <w:rFonts w:hint="default" w:ascii="Times New Roman" w:hAnsi="Times New Roman" w:eastAsia="微软雅黑" w:cs="Times New Roman"/>
-          <w:color w:val="2EB1C9"/>
+          <w:color w:val="0083C3"/>
           <w:sz w:val="24"/>
           <w:szCs w:val="24"/>
         </w:rPr>
@@ -3784,12 +3812,12 @@
         <w:tblW w:w="0" w:type="auto"/>
         <w:tblInd w:w="119" w:type="dxa"/>
         <w:tblBorders>
-          <w:top w:val="single" w:color="2EB1C9" w:sz="4" w:space="0"/>
-          <w:left w:val="single" w:color="2EB1C9" w:sz="4" w:space="0"/>
-          <w:bottom w:val="single" w:color="2EB1C9" w:sz="4" w:space="0"/>
-          <w:right w:val="single" w:color="2EB1C9" w:sz="4" w:space="0"/>
-          <w:insideH w:val="single" w:color="2EB1C9" w:sz="4" w:space="0"/>
-          <w:insideV w:val="single" w:color="2EB1C9" w:sz="4" w:space="0"/>
+          <w:top w:val="single" w:color="0083C3" w:sz="4" w:space="0"/>
+          <w:left w:val="single" w:color="0083C3" w:sz="4" w:space="0"/>
+          <w:bottom w:val="single" w:color="0083C3" w:sz="4" w:space="0"/>
+          <w:right w:val="single" w:color="0083C3" w:sz="4" w:space="0"/>
+          <w:insideH w:val="single" w:color="0083C3" w:sz="4" w:space="0"/>
+          <w:insideV w:val="single" w:color="0083C3" w:sz="4" w:space="0"/>
         </w:tblBorders>
         <w:tblLayout w:type="fixed"/>
         <w:tblCellMar>
@@ -3807,12 +3835,12 @@
       <w:tr>
         <w:tblPrEx>
           <w:tblBorders>
-            <w:top w:val="single" w:color="2EB1C9" w:sz="4" w:space="0"/>
-            <w:left w:val="single" w:color="2EB1C9" w:sz="4" w:space="0"/>
-            <w:bottom w:val="single" w:color="2EB1C9" w:sz="4" w:space="0"/>
-            <w:right w:val="single" w:color="2EB1C9" w:sz="4" w:space="0"/>
-            <w:insideH w:val="single" w:color="2EB1C9" w:sz="4" w:space="0"/>
-            <w:insideV w:val="single" w:color="2EB1C9" w:sz="4" w:space="0"/>
+            <w:top w:val="single" w:color="0083C3" w:sz="4" w:space="0"/>
+            <w:left w:val="single" w:color="0083C3" w:sz="4" w:space="0"/>
+            <w:bottom w:val="single" w:color="0083C3" w:sz="4" w:space="0"/>
+            <w:right w:val="single" w:color="0083C3" w:sz="4" w:space="0"/>
+            <w:insideH w:val="single" w:color="0083C3" w:sz="4" w:space="0"/>
+            <w:insideV w:val="single" w:color="0083C3" w:sz="4" w:space="0"/>
           </w:tblBorders>
           <w:tblCellMar>
             <w:top w:w="0" w:type="dxa"/>
@@ -3831,7 +3859,7 @@
               <w:tl2br w:val="nil"/>
               <w:tr2bl w:val="nil"/>
             </w:tcBorders>
-            <w:shd w:val="clear" w:color="auto" w:fill="2EB1C9"/>
+            <w:shd w:val="clear" w:color="auto" w:fill="0083C3"/>
           </w:tcPr>
           <w:p>
             <w:pPr>
@@ -3858,7 +3886,7 @@
               <w:tl2br w:val="nil"/>
               <w:tr2bl w:val="nil"/>
             </w:tcBorders>
-            <w:shd w:val="clear" w:color="auto" w:fill="2EB1C9"/>
+            <w:shd w:val="clear" w:color="auto" w:fill="0083C3"/>
           </w:tcPr>
           <w:p>
             <w:pPr>
@@ -3886,7 +3914,7 @@
               <w:tl2br w:val="nil"/>
               <w:tr2bl w:val="nil"/>
             </w:tcBorders>
-            <w:shd w:val="clear" w:color="auto" w:fill="2EB1C9"/>
+            <w:shd w:val="clear" w:color="auto" w:fill="0083C3"/>
           </w:tcPr>
           <w:p>
             <w:pPr>
@@ -3912,12 +3940,12 @@
       <w:tr>
         <w:tblPrEx>
           <w:tblBorders>
-            <w:top w:val="single" w:color="2EB1C9" w:sz="4" w:space="0"/>
-            <w:left w:val="single" w:color="2EB1C9" w:sz="4" w:space="0"/>
-            <w:bottom w:val="single" w:color="2EB1C9" w:sz="4" w:space="0"/>
-            <w:right w:val="single" w:color="2EB1C9" w:sz="4" w:space="0"/>
-            <w:insideH w:val="single" w:color="2EB1C9" w:sz="4" w:space="0"/>
-            <w:insideV w:val="single" w:color="2EB1C9" w:sz="4" w:space="0"/>
+            <w:top w:val="single" w:color="0083C3" w:sz="4" w:space="0"/>
+            <w:left w:val="single" w:color="0083C3" w:sz="4" w:space="0"/>
+            <w:bottom w:val="single" w:color="0083C3" w:sz="4" w:space="0"/>
+            <w:right w:val="single" w:color="0083C3" w:sz="4" w:space="0"/>
+            <w:insideH w:val="single" w:color="0083C3" w:sz="4" w:space="0"/>
+            <w:insideV w:val="single" w:color="0083C3" w:sz="4" w:space="0"/>
           </w:tblBorders>
           <w:tblCellMar>
             <w:top w:w="0" w:type="dxa"/>
@@ -4250,7 +4278,7 @@
         <w:textAlignment w:val="auto"/>
         <w:rPr>
           <w:rFonts w:hint="default" w:ascii="Times New Roman" w:hAnsi="Times New Roman" w:eastAsia="微软雅黑" w:cs="Times New Roman"/>
-          <w:color w:val="2EB1C9"/>
+          <w:color w:val="0083C3"/>
           <w:sz w:val="24"/>
           <w:szCs w:val="24"/>
           <w:u w:val="none"/>
@@ -4259,7 +4287,7 @@
       <w:r>
         <w:rPr>
           <w:rFonts w:hint="default" w:ascii="Times New Roman" w:hAnsi="Times New Roman" w:eastAsia="微软雅黑" w:cs="Times New Roman"/>
-          <w:color w:val="2EB1C9"/>
+          <w:color w:val="0083C3"/>
           <w:sz w:val="24"/>
           <w:szCs w:val="24"/>
           <w:u w:val="none"/>
@@ -4270,7 +4298,7 @@
       <w:r>
         <w:rPr>
           <w:rFonts w:hint="default" w:ascii="Times New Roman" w:hAnsi="Times New Roman" w:eastAsia="微软雅黑" w:cs="Times New Roman"/>
-          <w:color w:val="2EB1C9"/>
+          <w:color w:val="0083C3"/>
           <w:sz w:val="24"/>
           <w:szCs w:val="24"/>
           <w:u w:val="none"/>
@@ -4366,12 +4394,12 @@
         <w:tblW w:w="9543" w:type="dxa"/>
         <w:jc w:val="center"/>
         <w:tblBorders>
-          <w:top w:val="single" w:color="2EB1C9" w:sz="4" w:space="0"/>
-          <w:left w:val="single" w:color="2EB1C9" w:sz="4" w:space="0"/>
-          <w:bottom w:val="single" w:color="2EB1C9" w:sz="4" w:space="0"/>
-          <w:right w:val="single" w:color="2EB1C9" w:sz="4" w:space="0"/>
-          <w:insideH w:val="single" w:color="2EB1C9" w:sz="4" w:space="0"/>
-          <w:insideV w:val="single" w:color="2EB1C9" w:sz="4" w:space="0"/>
+          <w:top w:val="single" w:color="0083C3" w:sz="4" w:space="0"/>
+          <w:left w:val="single" w:color="0083C3" w:sz="4" w:space="0"/>
+          <w:bottom w:val="single" w:color="0083C3" w:sz="4" w:space="0"/>
+          <w:right w:val="single" w:color="0083C3" w:sz="4" w:space="0"/>
+          <w:insideH w:val="single" w:color="0083C3" w:sz="4" w:space="0"/>
+          <w:insideV w:val="single" w:color="0083C3" w:sz="4" w:space="0"/>
         </w:tblBorders>
         <w:tblLayout w:type="autofit"/>
         <w:tblCellMar>
@@ -4391,12 +4419,12 @@
       <w:tr>
         <w:tblPrEx>
           <w:tblBorders>
-            <w:top w:val="single" w:color="2EB1C9" w:sz="4" w:space="0"/>
-            <w:left w:val="single" w:color="2EB1C9" w:sz="4" w:space="0"/>
-            <w:bottom w:val="single" w:color="2EB1C9" w:sz="4" w:space="0"/>
-            <w:right w:val="single" w:color="2EB1C9" w:sz="4" w:space="0"/>
-            <w:insideH w:val="single" w:color="2EB1C9" w:sz="4" w:space="0"/>
-            <w:insideV w:val="single" w:color="2EB1C9" w:sz="4" w:space="0"/>
+            <w:top w:val="single" w:color="0083C3" w:sz="4" w:space="0"/>
+            <w:left w:val="single" w:color="0083C3" w:sz="4" w:space="0"/>
+            <w:bottom w:val="single" w:color="0083C3" w:sz="4" w:space="0"/>
+            <w:right w:val="single" w:color="0083C3" w:sz="4" w:space="0"/>
+            <w:insideH w:val="single" w:color="0083C3" w:sz="4" w:space="0"/>
+            <w:insideV w:val="single" w:color="0083C3" w:sz="4" w:space="0"/>
           </w:tblBorders>
           <w:tblCellMar>
             <w:top w:w="0" w:type="dxa"/>
@@ -4415,7 +4443,7 @@
             <w:tcBorders>
               <w:insideV w:val="nil"/>
             </w:tcBorders>
-            <w:shd w:val="clear" w:color="auto" w:fill="2EB1C9"/>
+            <w:shd w:val="clear" w:color="auto" w:fill="0083C3"/>
             <w:vAlign w:val="center"/>
           </w:tcPr>
           <w:p>
@@ -4465,7 +4493,7 @@
             <w:tcBorders>
               <w:insideV w:val="nil"/>
             </w:tcBorders>
-            <w:shd w:val="clear" w:color="auto" w:fill="2EB1C9"/>
+            <w:shd w:val="clear" w:color="auto" w:fill="0083C3"/>
             <w:vAlign w:val="center"/>
           </w:tcPr>
           <w:p>
@@ -4514,7 +4542,7 @@
             <w:tcBorders>
               <w:insideV w:val="nil"/>
             </w:tcBorders>
-            <w:shd w:val="clear" w:color="auto" w:fill="2EB1C9"/>
+            <w:shd w:val="clear" w:color="auto" w:fill="0083C3"/>
             <w:vAlign w:val="center"/>
           </w:tcPr>
           <w:p>
@@ -4564,7 +4592,7 @@
             <w:tcBorders>
               <w:insideV w:val="nil"/>
             </w:tcBorders>
-            <w:shd w:val="clear" w:color="auto" w:fill="2EB1C9"/>
+            <w:shd w:val="clear" w:color="auto" w:fill="0083C3"/>
             <w:vAlign w:val="center"/>
           </w:tcPr>
           <w:p>
@@ -4612,7 +4640,7 @@
             <w:tcBorders>
               <w:insideV w:val="nil"/>
             </w:tcBorders>
-            <w:shd w:val="clear" w:color="auto" w:fill="2EB1C9"/>
+            <w:shd w:val="clear" w:color="auto" w:fill="0083C3"/>
             <w:vAlign w:val="center"/>
           </w:tcPr>
           <w:p>
@@ -4700,12 +4728,12 @@
       <w:tr>
         <w:tblPrEx>
           <w:tblBorders>
-            <w:top w:val="single" w:color="2EB1C9" w:sz="4" w:space="0"/>
-            <w:left w:val="single" w:color="2EB1C9" w:sz="4" w:space="0"/>
-            <w:bottom w:val="single" w:color="2EB1C9" w:sz="4" w:space="0"/>
-            <w:right w:val="single" w:color="2EB1C9" w:sz="4" w:space="0"/>
-            <w:insideH w:val="single" w:color="2EB1C9" w:sz="4" w:space="0"/>
-            <w:insideV w:val="single" w:color="2EB1C9" w:sz="4" w:space="0"/>
+            <w:top w:val="single" w:color="0083C3" w:sz="4" w:space="0"/>
+            <w:left w:val="single" w:color="0083C3" w:sz="4" w:space="0"/>
+            <w:bottom w:val="single" w:color="0083C3" w:sz="4" w:space="0"/>
+            <w:right w:val="single" w:color="0083C3" w:sz="4" w:space="0"/>
+            <w:insideH w:val="single" w:color="0083C3" w:sz="4" w:space="0"/>
+            <w:insideV w:val="single" w:color="0083C3" w:sz="4" w:space="0"/>
           </w:tblBorders>
           <w:tblCellMar>
             <w:top w:w="0" w:type="dxa"/>
@@ -4911,12 +4939,12 @@
       <w:tr>
         <w:tblPrEx>
           <w:tblBorders>
-            <w:top w:val="single" w:color="2EB1C9" w:sz="4" w:space="0"/>
-            <w:left w:val="single" w:color="2EB1C9" w:sz="4" w:space="0"/>
-            <w:bottom w:val="single" w:color="2EB1C9" w:sz="4" w:space="0"/>
-            <w:right w:val="single" w:color="2EB1C9" w:sz="4" w:space="0"/>
-            <w:insideH w:val="single" w:color="2EB1C9" w:sz="4" w:space="0"/>
-            <w:insideV w:val="single" w:color="2EB1C9" w:sz="4" w:space="0"/>
+            <w:top w:val="single" w:color="0083C3" w:sz="4" w:space="0"/>
+            <w:left w:val="single" w:color="0083C3" w:sz="4" w:space="0"/>
+            <w:bottom w:val="single" w:color="0083C3" w:sz="4" w:space="0"/>
+            <w:right w:val="single" w:color="0083C3" w:sz="4" w:space="0"/>
+            <w:insideH w:val="single" w:color="0083C3" w:sz="4" w:space="0"/>
+            <w:insideV w:val="single" w:color="0083C3" w:sz="4" w:space="0"/>
           </w:tblBorders>
           <w:tblCellMar>
             <w:top w:w="0" w:type="dxa"/>
@@ -5128,12 +5156,12 @@
       <w:tr>
         <w:tblPrEx>
           <w:tblBorders>
-            <w:top w:val="single" w:color="2EB1C9" w:sz="4" w:space="0"/>
-            <w:left w:val="single" w:color="2EB1C9" w:sz="4" w:space="0"/>
-            <w:bottom w:val="single" w:color="2EB1C9" w:sz="4" w:space="0"/>
-            <w:right w:val="single" w:color="2EB1C9" w:sz="4" w:space="0"/>
-            <w:insideH w:val="single" w:color="2EB1C9" w:sz="4" w:space="0"/>
-            <w:insideV w:val="single" w:color="2EB1C9" w:sz="4" w:space="0"/>
+            <w:top w:val="single" w:color="0083C3" w:sz="4" w:space="0"/>
+            <w:left w:val="single" w:color="0083C3" w:sz="4" w:space="0"/>
+            <w:bottom w:val="single" w:color="0083C3" w:sz="4" w:space="0"/>
+            <w:right w:val="single" w:color="0083C3" w:sz="4" w:space="0"/>
+            <w:insideH w:val="single" w:color="0083C3" w:sz="4" w:space="0"/>
+            <w:insideV w:val="single" w:color="0083C3" w:sz="4" w:space="0"/>
           </w:tblBorders>
           <w:tblCellMar>
             <w:top w:w="0" w:type="dxa"/>
@@ -5391,12 +5419,12 @@
       <w:tr>
         <w:tblPrEx>
           <w:tblBorders>
-            <w:top w:val="single" w:color="2EB1C9" w:sz="4" w:space="0"/>
-            <w:left w:val="single" w:color="2EB1C9" w:sz="4" w:space="0"/>
-            <w:bottom w:val="single" w:color="2EB1C9" w:sz="4" w:space="0"/>
-            <w:right w:val="single" w:color="2EB1C9" w:sz="4" w:space="0"/>
-            <w:insideH w:val="single" w:color="2EB1C9" w:sz="4" w:space="0"/>
-            <w:insideV w:val="single" w:color="2EB1C9" w:sz="4" w:space="0"/>
+            <w:top w:val="single" w:color="0083C3" w:sz="4" w:space="0"/>
+            <w:left w:val="single" w:color="0083C3" w:sz="4" w:space="0"/>
+            <w:bottom w:val="single" w:color="0083C3" w:sz="4" w:space="0"/>
+            <w:right w:val="single" w:color="0083C3" w:sz="4" w:space="0"/>
+            <w:insideH w:val="single" w:color="0083C3" w:sz="4" w:space="0"/>
+            <w:insideV w:val="single" w:color="0083C3" w:sz="4" w:space="0"/>
           </w:tblBorders>
           <w:tblCellMar>
             <w:top w:w="0" w:type="dxa"/>
@@ -5674,12 +5702,12 @@
       <w:tr>
         <w:tblPrEx>
           <w:tblBorders>
-            <w:top w:val="single" w:color="2EB1C9" w:sz="4" w:space="0"/>
-            <w:left w:val="single" w:color="2EB1C9" w:sz="4" w:space="0"/>
-            <w:bottom w:val="single" w:color="2EB1C9" w:sz="4" w:space="0"/>
-            <w:right w:val="single" w:color="2EB1C9" w:sz="4" w:space="0"/>
-            <w:insideH w:val="single" w:color="2EB1C9" w:sz="4" w:space="0"/>
-            <w:insideV w:val="single" w:color="2EB1C9" w:sz="4" w:space="0"/>
+            <w:top w:val="single" w:color="0083C3" w:sz="4" w:space="0"/>
+            <w:left w:val="single" w:color="0083C3" w:sz="4" w:space="0"/>
+            <w:bottom w:val="single" w:color="0083C3" w:sz="4" w:space="0"/>
+            <w:right w:val="single" w:color="0083C3" w:sz="4" w:space="0"/>
+            <w:insideH w:val="single" w:color="0083C3" w:sz="4" w:space="0"/>
+            <w:insideV w:val="single" w:color="0083C3" w:sz="4" w:space="0"/>
           </w:tblBorders>
           <w:tblCellMar>
             <w:top w:w="0" w:type="dxa"/>
@@ -5889,12 +5917,12 @@
       <w:tr>
         <w:tblPrEx>
           <w:tblBorders>
-            <w:top w:val="single" w:color="2EB1C9" w:sz="4" w:space="0"/>
-            <w:left w:val="single" w:color="2EB1C9" w:sz="4" w:space="0"/>
-            <w:bottom w:val="single" w:color="2EB1C9" w:sz="4" w:space="0"/>
-            <w:right w:val="single" w:color="2EB1C9" w:sz="4" w:space="0"/>
-            <w:insideH w:val="single" w:color="2EB1C9" w:sz="4" w:space="0"/>
-            <w:insideV w:val="single" w:color="2EB1C9" w:sz="4" w:space="0"/>
+            <w:top w:val="single" w:color="0083C3" w:sz="4" w:space="0"/>
+            <w:left w:val="single" w:color="0083C3" w:sz="4" w:space="0"/>
+            <w:bottom w:val="single" w:color="0083C3" w:sz="4" w:space="0"/>
+            <w:right w:val="single" w:color="0083C3" w:sz="4" w:space="0"/>
+            <w:insideH w:val="single" w:color="0083C3" w:sz="4" w:space="0"/>
+            <w:insideV w:val="single" w:color="0083C3" w:sz="4" w:space="0"/>
           </w:tblBorders>
           <w:tblCellMar>
             <w:top w:w="0" w:type="dxa"/>
@@ -6115,12 +6143,12 @@
       <w:tr>
         <w:tblPrEx>
           <w:tblBorders>
-            <w:top w:val="single" w:color="2EB1C9" w:sz="4" w:space="0"/>
-            <w:left w:val="single" w:color="2EB1C9" w:sz="4" w:space="0"/>
-            <w:bottom w:val="single" w:color="2EB1C9" w:sz="4" w:space="0"/>
-            <w:right w:val="single" w:color="2EB1C9" w:sz="4" w:space="0"/>
-            <w:insideH w:val="single" w:color="2EB1C9" w:sz="4" w:space="0"/>
-            <w:insideV w:val="single" w:color="2EB1C9" w:sz="4" w:space="0"/>
+            <w:top w:val="single" w:color="0083C3" w:sz="4" w:space="0"/>
+            <w:left w:val="single" w:color="0083C3" w:sz="4" w:space="0"/>
+            <w:bottom w:val="single" w:color="0083C3" w:sz="4" w:space="0"/>
+            <w:right w:val="single" w:color="0083C3" w:sz="4" w:space="0"/>
+            <w:insideH w:val="single" w:color="0083C3" w:sz="4" w:space="0"/>
+            <w:insideV w:val="single" w:color="0083C3" w:sz="4" w:space="0"/>
           </w:tblBorders>
           <w:tblCellMar>
             <w:top w:w="0" w:type="dxa"/>
@@ -6304,12 +6332,12 @@
       <w:tr>
         <w:tblPrEx>
           <w:tblBorders>
-            <w:top w:val="single" w:color="2EB1C9" w:sz="4" w:space="0"/>
-            <w:left w:val="single" w:color="2EB1C9" w:sz="4" w:space="0"/>
-            <w:bottom w:val="single" w:color="2EB1C9" w:sz="4" w:space="0"/>
-            <w:right w:val="single" w:color="2EB1C9" w:sz="4" w:space="0"/>
-            <w:insideH w:val="single" w:color="2EB1C9" w:sz="4" w:space="0"/>
-            <w:insideV w:val="single" w:color="2EB1C9" w:sz="4" w:space="0"/>
+            <w:top w:val="single" w:color="0083C3" w:sz="4" w:space="0"/>
+            <w:left w:val="single" w:color="0083C3" w:sz="4" w:space="0"/>
+            <w:bottom w:val="single" w:color="0083C3" w:sz="4" w:space="0"/>
+            <w:right w:val="single" w:color="0083C3" w:sz="4" w:space="0"/>
+            <w:insideH w:val="single" w:color="0083C3" w:sz="4" w:space="0"/>
+            <w:insideV w:val="single" w:color="0083C3" w:sz="4" w:space="0"/>
           </w:tblBorders>
           <w:tblCellMar>
             <w:top w:w="0" w:type="dxa"/>
@@ -6659,7 +6687,7 @@
         <w:jc w:val="left"/>
         <w:rPr>
           <w:rFonts w:hint="default" w:ascii="Times New Roman" w:hAnsi="Times New Roman" w:eastAsia="微软雅黑" w:cs="Times New Roman"/>
-          <w:color w:val="2EB1C9"/>
+          <w:color w:val="0083C3"/>
           <w:sz w:val="24"/>
           <w:szCs w:val="24"/>
         </w:rPr>
@@ -6667,7 +6695,7 @@
       <w:r>
         <w:rPr>
           <w:rFonts w:hint="eastAsia" w:ascii="Times New Roman" w:hAnsi="Times New Roman" w:eastAsia="微软雅黑" w:cs="Times New Roman"/>
-          <w:color w:val="2EB1C9"/>
+          <w:color w:val="0083C3"/>
           <w:sz w:val="24"/>
           <w:szCs w:val="24"/>
           <w:lang w:val="en-US" w:eastAsia="zh-CN"/>
@@ -6677,7 +6705,7 @@
       <w:r>
         <w:rPr>
           <w:rFonts w:hint="default" w:ascii="Times New Roman" w:hAnsi="Times New Roman" w:eastAsia="微软雅黑" w:cs="Times New Roman"/>
-          <w:color w:val="2EB1C9"/>
+          <w:color w:val="0083C3"/>
           <w:sz w:val="24"/>
           <w:szCs w:val="24"/>
         </w:rPr>

--- a/WebContent/docx/Claudin18.2报告.docx
+++ b/WebContent/docx/Claudin18.2报告.docx
@@ -777,8 +777,6 @@
         </w:rPr>
         <w:t>HE染色切片200X</w:t>
       </w:r>
-      <w:bookmarkStart w:id="0" w:name="_GoBack"/>
-      <w:bookmarkEnd w:id="0"/>
     </w:p>
     <w:p>
       <w:pPr>
@@ -1137,7 +1135,7 @@
                 <w:sz w:val="18"/>
                 <w:szCs w:val="18"/>
               </w:rPr>
-              <w:t>Claudin18.2蛋白表达水平</w:t>
+              <w:t>Claudin18蛋白表达水平</w:t>
             </w:r>
           </w:p>
         </w:tc>
@@ -2148,7 +2146,7 @@
                 <w:highlight w:val="none"/>
                 <w:shd w:val="clear"/>
               </w:rPr>
-              <w:t>Claudin18.2</w:t>
+              <w:t>Claudin18</w:t>
             </w:r>
             <w:r>
               <w:rPr>
@@ -2186,7 +2184,7 @@
                 <w:szCs w:val="18"/>
                 <w:highlight w:val="none"/>
               </w:rPr>
-              <w:t>Claudin18.2</w:t>
+              <w:t>Claudin18</w:t>
             </w:r>
             <w:r>
               <w:rPr>
@@ -2223,7 +2221,19 @@
                 <w:szCs w:val="18"/>
                 <w:highlight w:val="none"/>
               </w:rPr>
-              <w:t xml:space="preserve">Claudin18.2 </w:t>
+              <w:t>Claudin18</w:t>
+            </w:r>
+            <w:bookmarkStart w:id="0" w:name="_GoBack"/>
+            <w:bookmarkEnd w:id="0"/>
+            <w:r>
+              <w:rPr>
+                <w:rFonts w:hint="default" w:ascii="Times New Roman" w:hAnsi="Times New Roman" w:eastAsia="微软雅黑" w:cs="Times New Roman"/>
+                <w:color w:val="000000"/>
+                <w:sz w:val="18"/>
+                <w:szCs w:val="18"/>
+                <w:highlight w:val="none"/>
+              </w:rPr>
+              <w:t xml:space="preserve"> </w:t>
             </w:r>
             <w:r>
               <w:rPr>
@@ -2535,7 +2545,6 @@
             <w:insideH w:val="single" w:color="365F91" w:sz="12" w:space="0"/>
             <w:insideV w:val="single" w:color="365F91" w:sz="12" w:space="0"/>
           </w:tblBorders>
-          <w:shd w:val="clear" w:color="auto" w:fill="0083C3"/>
           <w:tblCellMar>
             <w:top w:w="0" w:type="dxa"/>
             <w:left w:w="108" w:type="dxa"/>

--- a/WebContent/docx/Claudin18.2报告.docx
+++ b/WebContent/docx/Claudin18.2报告.docx
@@ -2221,19 +2221,7 @@
                 <w:szCs w:val="18"/>
                 <w:highlight w:val="none"/>
               </w:rPr>
-              <w:t>Claudin18</w:t>
-            </w:r>
-            <w:bookmarkStart w:id="0" w:name="_GoBack"/>
-            <w:bookmarkEnd w:id="0"/>
-            <w:r>
-              <w:rPr>
-                <w:rFonts w:hint="default" w:ascii="Times New Roman" w:hAnsi="Times New Roman" w:eastAsia="微软雅黑" w:cs="Times New Roman"/>
-                <w:color w:val="000000"/>
-                <w:sz w:val="18"/>
-                <w:szCs w:val="18"/>
-                <w:highlight w:val="none"/>
-              </w:rPr>
-              <w:t xml:space="preserve"> </w:t>
+              <w:t xml:space="preserve">Claudin18 </w:t>
             </w:r>
             <w:r>
               <w:rPr>
@@ -2502,7 +2490,8 @@
           <w:szCs w:val="18"/>
         </w:rPr>
         <w:sectPr>
-          <w:footerReference r:id="rId3" w:type="default"/>
+          <w:headerReference r:id="rId3" w:type="default"/>
+          <w:footerReference r:id="rId4" w:type="default"/>
           <w:pgSz w:w="11910" w:h="16840"/>
           <w:pgMar w:top="1540" w:right="880" w:bottom="920" w:left="1020" w:header="709" w:footer="656" w:gutter="0"/>
           <w:pgNumType w:fmt="decimal" w:start="1"/>
@@ -2545,6 +2534,7 @@
             <w:insideH w:val="single" w:color="365F91" w:sz="12" w:space="0"/>
             <w:insideV w:val="single" w:color="365F91" w:sz="12" w:space="0"/>
           </w:tblBorders>
+          <w:shd w:val="clear" w:color="auto" w:fill="0083C3"/>
           <w:tblCellMar>
             <w:top w:w="0" w:type="dxa"/>
             <w:left w:w="108" w:type="dxa"/>
@@ -3018,7 +3008,7 @@
                     </pic:cNvPicPr>
                   </pic:nvPicPr>
                   <pic:blipFill>
-                    <a:blip r:embed="rId7">
+                    <a:blip r:embed="rId8">
                       <a:extLst>
                         <a:ext uri="{28A0092B-C50C-407E-A947-70E740481C1C}">
                           <a14:useLocalDpi xmlns:a14="http://schemas.microsoft.com/office/drawing/2010/main" val="0"/>
@@ -7422,8 +7412,8 @@
       </w:pPr>
     </w:p>
     <w:sectPr>
-      <w:headerReference r:id="rId4" w:type="default"/>
-      <w:footerReference r:id="rId5" w:type="default"/>
+      <w:headerReference r:id="rId5" w:type="default"/>
+      <w:footerReference r:id="rId6" w:type="default"/>
       <w:pgSz w:w="11910" w:h="16840"/>
       <w:pgMar w:top="1540" w:right="880" w:bottom="920" w:left="1020" w:header="709" w:footer="656" w:gutter="0"/>
       <w:pgNumType w:fmt="decimal"/>
@@ -7695,7 +7685,53 @@
 
 <file path=word/header1.xml><?xml version="1.0" encoding="utf-8"?>
 <w:hdr xmlns:wpc="http://schemas.microsoft.com/office/word/2010/wordprocessingCanvas" xmlns:mc="http://schemas.openxmlformats.org/markup-compatibility/2006" xmlns:o="urn:schemas-microsoft-com:office:office" xmlns:r="http://schemas.openxmlformats.org/officeDocument/2006/relationships" xmlns:m="http://schemas.openxmlformats.org/officeDocument/2006/math" xmlns:v="urn:schemas-microsoft-com:vml" xmlns:wp14="http://schemas.microsoft.com/office/word/2010/wordprocessingDrawing" xmlns:wp="http://schemas.openxmlformats.org/drawingml/2006/wordprocessingDrawing" xmlns:w10="urn:schemas-microsoft-com:office:word" xmlns:w="http://schemas.openxmlformats.org/wordprocessingml/2006/main" xmlns:w14="http://schemas.microsoft.com/office/word/2010/wordml" xmlns:w15="http://schemas.microsoft.com/office/word/2012/wordml" xmlns:wpg="http://schemas.microsoft.com/office/word/2010/wordprocessingGroup" xmlns:wpi="http://schemas.microsoft.com/office/word/2010/wordprocessingInk" xmlns:wne="http://schemas.microsoft.com/office/word/2006/wordml" xmlns:wps="http://schemas.microsoft.com/office/word/2010/wordprocessingShape" xmlns:wpsCustomData="http://www.wps.cn/officeDocument/2013/wpsCustomData" mc:Ignorable="w14 w15 wp14">
-  <w:p/>
+  <w:p>
+    <w:pPr>
+      <w:pStyle w:val="15"/>
+      <w:pBdr>
+        <w:bottom w:val="none" w:color="auto" w:sz="0" w:space="1"/>
+      </w:pBdr>
+    </w:pPr>
+    <w:bookmarkStart w:id="0" w:name="_GoBack"/>
+    <w:bookmarkEnd w:id="0"/>
+    <w:r>
+      <w:rPr>
+        <w:sz w:val="18"/>
+      </w:rPr>
+      <w:pict>
+        <v:shape id="PowerPlusWaterMarkObject291817" o:spid="_x0000_s2049" o:spt="136" type="#_x0000_t136" style="position:absolute;left:0pt;height:48.3pt;width:166.5pt;mso-position-horizontal:center;mso-position-horizontal-relative:margin;mso-position-vertical:center;mso-position-vertical-relative:margin;rotation:-2949120f;z-index:-251655168;mso-width-relative:page;mso-height-relative:page;" fillcolor="#C0C0C0" filled="t" stroked="f" coordsize="21600,21600" adj="10800">
+          <v:path/>
+          <v:fill on="t" opacity="32768f" focussize="0,0"/>
+          <v:stroke on="f"/>
+          <v:imagedata o:title=""/>
+          <o:lock v:ext="edit" aspectratio="t"/>
+          <v:textpath on="t" fitshape="t" fitpath="t" trim="t" xscale="f" string="{{ client }}" style="font-family:微软雅黑;font-size:48pt;v-same-letter-heights:f;v-text-align:center;"/>
+        </v:shape>
+      </w:pict>
+    </w:r>
+  </w:p>
+</w:hdr>
+</file>
+
+<file path=word/header2.xml><?xml version="1.0" encoding="utf-8"?>
+<w:hdr xmlns:wpc="http://schemas.microsoft.com/office/word/2010/wordprocessingCanvas" xmlns:mc="http://schemas.openxmlformats.org/markup-compatibility/2006" xmlns:o="urn:schemas-microsoft-com:office:office" xmlns:r="http://schemas.openxmlformats.org/officeDocument/2006/relationships" xmlns:m="http://schemas.openxmlformats.org/officeDocument/2006/math" xmlns:v="urn:schemas-microsoft-com:vml" xmlns:wp14="http://schemas.microsoft.com/office/word/2010/wordprocessingDrawing" xmlns:wp="http://schemas.openxmlformats.org/drawingml/2006/wordprocessingDrawing" xmlns:w10="urn:schemas-microsoft-com:office:word" xmlns:w="http://schemas.openxmlformats.org/wordprocessingml/2006/main" xmlns:w14="http://schemas.microsoft.com/office/word/2010/wordml" xmlns:w15="http://schemas.microsoft.com/office/word/2012/wordml" xmlns:wpg="http://schemas.microsoft.com/office/word/2010/wordprocessingGroup" xmlns:wpi="http://schemas.microsoft.com/office/word/2010/wordprocessingInk" xmlns:wne="http://schemas.microsoft.com/office/word/2006/wordml" xmlns:wps="http://schemas.microsoft.com/office/word/2010/wordprocessingShape" xmlns:wpsCustomData="http://www.wps.cn/officeDocument/2013/wpsCustomData" mc:Ignorable="w14 w15 wp14">
+  <w:p>
+    <w:r>
+      <w:rPr>
+        <w:sz w:val="18"/>
+      </w:rPr>
+      <w:pict>
+        <v:shape id="_x0000_s2050" o:spid="_x0000_s2050" o:spt="136" type="#_x0000_t136" style="position:absolute;left:0pt;height:48.3pt;width:166.5pt;mso-position-horizontal:center;mso-position-horizontal-relative:margin;mso-position-vertical:center;mso-position-vertical-relative:margin;rotation:-2949120f;z-index:-251654144;mso-width-relative:page;mso-height-relative:page;" fillcolor="#C0C0C0" filled="t" stroked="f" coordsize="21600,21600" adj="10800">
+          <v:path/>
+          <v:fill on="t" opacity="32768f" focussize="0,0"/>
+          <v:stroke on="f"/>
+          <v:imagedata o:title=""/>
+          <o:lock v:ext="edit" aspectratio="t"/>
+          <v:textpath on="t" fitshape="t" fitpath="t" trim="t" xscale="f" string="{{ client }}" style="font-family:微软雅黑;font-size:48pt;v-same-letter-heights:f;v-text-align:center;"/>
+        </v:shape>
+      </w:pict>
+    </w:r>
+  </w:p>
 </w:hdr>
 </file>
 
@@ -11775,7 +11811,9 @@
     <customSectPr/>
   </customSectProps>
   <customShpExts>
+    <customShpInfo spid="_x0000_s2049"/>
     <customShpInfo spid="_x0000_s1026" textRotate="1"/>
+    <customShpInfo spid="_x0000_s2050"/>
   </customShpExts>
 </s:customData>
 </file>

--- a/WebContent/docx/Claudin18.2报告.docx
+++ b/WebContent/docx/Claudin18.2报告.docx
@@ -416,102 +416,6 @@
         <w:gridCol w:w="3431"/>
         <w:gridCol w:w="6775"/>
       </w:tblGrid>
-      <w:tr>
-        <w:tblPrEx>
-          <w:tblBorders>
-            <w:top w:val="single" w:color="0083C3" w:sz="12" w:space="0"/>
-            <w:left w:val="none" w:color="auto" w:sz="0" w:space="0"/>
-            <w:bottom w:val="single" w:color="0083C3" w:sz="12" w:space="0"/>
-            <w:right w:val="none" w:color="auto" w:sz="0" w:space="0"/>
-            <w:insideH w:val="single" w:color="0083C3" w:sz="4" w:space="0"/>
-            <w:insideV w:val="single" w:color="0083C3" w:sz="4" w:space="0"/>
-          </w:tblBorders>
-          <w:tblCellMar>
-            <w:top w:w="0" w:type="dxa"/>
-            <w:left w:w="108" w:type="dxa"/>
-            <w:bottom w:w="0" w:type="dxa"/>
-            <w:right w:w="108" w:type="dxa"/>
-          </w:tblCellMar>
-        </w:tblPrEx>
-        <w:trPr>
-          <w:jc w:val="center"/>
-        </w:trPr>
-        <w:tc>
-          <w:tcPr>
-            <w:tcW w:w="3431" w:type="dxa"/>
-            <w:vAlign w:val="center"/>
-          </w:tcPr>
-          <w:p>
-            <w:pPr>
-              <w:jc w:val="center"/>
-              <w:rPr>
-                <w:rFonts w:ascii="Times New Roman" w:hAnsi="Times New Roman" w:eastAsia="微软雅黑" w:cs="Times New Roman"/>
-                <w:bCs/>
-                <w:color w:val="000000"/>
-                <w:sz w:val="18"/>
-                <w:szCs w:val="18"/>
-              </w:rPr>
-            </w:pPr>
-            <w:r>
-              <w:rPr>
-                <w:rFonts w:hint="default" w:ascii="Times New Roman" w:hAnsi="Times New Roman" w:eastAsia="微软雅黑" w:cs="Times New Roman"/>
-                <w:bCs/>
-                <w:color w:val="000000"/>
-                <w:sz w:val="18"/>
-                <w:szCs w:val="18"/>
-                <w:highlight w:val="none"/>
-              </w:rPr>
-              <w:t>肿瘤细胞含量占比</w:t>
-            </w:r>
-          </w:p>
-        </w:tc>
-        <w:tc>
-          <w:tcPr>
-            <w:tcW w:w="6775" w:type="dxa"/>
-            <w:vAlign w:val="center"/>
-          </w:tcPr>
-          <w:p>
-            <w:pPr>
-              <w:pStyle w:val="216"/>
-              <w:ind w:firstLine="180" w:firstLineChars="100"/>
-              <w:rPr>
-                <w:rFonts w:hint="eastAsia"/>
-              </w:rPr>
-            </w:pPr>
-            <w:r>
-              <w:rPr>
-                <w:rFonts w:hint="eastAsia"/>
-              </w:rPr>
-              <w:t>{{</w:t>
-            </w:r>
-            <w:r>
-              <w:t xml:space="preserve"> PDInfo</w:t>
-            </w:r>
-            <w:r>
-              <w:rPr>
-                <w:rFonts w:hint="eastAsia"/>
-              </w:rPr>
-              <w:t>.</w:t>
-            </w:r>
-            <w:r>
-              <w:t>Tumor_cel_c</w:t>
-            </w:r>
-            <w:r>
-              <w:rPr>
-                <w:rFonts w:hint="eastAsia"/>
-                <w:lang w:val="en-US" w:eastAsia="zh-CN"/>
-              </w:rPr>
-              <w:t>ontent</w:t>
-            </w:r>
-            <w:r>
-              <w:rPr>
-                <w:rFonts w:hint="eastAsia"/>
-              </w:rPr>
-              <w:t xml:space="preserve"> }}</w:t>
-            </w:r>
-          </w:p>
-        </w:tc>
-      </w:tr>
       <w:tr>
         <w:tblPrEx>
           <w:tblBorders>
@@ -7692,8 +7596,6 @@
         <w:bottom w:val="none" w:color="auto" w:sz="0" w:space="1"/>
       </w:pBdr>
     </w:pPr>
-    <w:bookmarkStart w:id="0" w:name="_GoBack"/>
-    <w:bookmarkEnd w:id="0"/>
     <w:r>
       <w:rPr>
         <w:sz w:val="18"/>
